--- a/zht/docx/091.content.docx
+++ b/zht/docx/091.content.docx
@@ -149,27 +149,7 @@
         <w:rPr>
           <w:lang w:val="zh_TW" w:bidi="zh_TW"/>
         </w:rPr>
-        <w:t>qu</w:t>
-      </w:r>
-      <w:r>
-        <w:rPr>
-          <w:lang w:val="zh_TW" w:bidi="zh_TW"/>
-        </w:rPr>
-      </w:r>
-    </w:p>
-    <w:p>
-      <w:pPr/>
-      <w:r>
-        <w:rPr>
-          <w:lang w:val="zh_TW" w:bidi="zh_TW"/>
-        </w:rPr>
-      </w:r>
-      <w:r>
-        <w:rPr>
-          <w:i/>
-          <w:lang w:val="zh_TW" w:bidi="zh_TW"/>
-        </w:rPr>
-        <w:t>屈膝</w:t>
+        <w:t>men</w:t>
       </w:r>
       <w:r>
         <w:rPr>
@@ -232,7 +212,7 @@
         <w:rPr>
           <w:lang w:val="zh_TW" w:bidi="zh_TW"/>
         </w:rPr>
-        <w:t>屈膝</w:t>
+        <w:t>門徒</w:t>
       </w:r>
       <w:r>
         <w:rPr>
@@ -251,7 +231,7 @@
         <w:rPr>
           <w:lang w:val="zh_TW" w:bidi="zh_TW"/>
         </w:rPr>
-        <w:t>通常表示崇拜、尊敬或順服的姿勢。強壯的膝象徵著一個人有堅定的信心和目標，因此屈膝表示對上級的順服。人在君王、統治者、長官或神面前屈膝。</w:t>
+        <w:t>跟隨另一個人或另一種生活方式，並服從其領袖或該方式之紀律（教導）的人。在聖經中，「門徒」一詞幾乎僅出現在福音書和使徒行傳，只有在</w:t>
       </w:r>
       <w:hyperlink r:id="rId13">
         <w:r>
@@ -262,14 +242,14 @@
             <w:color w:val="0000EE"/>
             <w:u w:val="single"/>
           </w:rPr>
-          <w:t>創41:43</w:t>
+          <w:t>以賽亞書八章16節</w:t>
         </w:r>
       </w:hyperlink>
       <w:r>
         <w:rPr>
           <w:lang w:val="zh_TW" w:bidi="zh_TW"/>
         </w:rPr>
-        <w:t>描述在法老和約瑟面前跪下的人。人在主面前敬畏地跪下是很常見的（</w:t>
+        <w:t>和稍微間接的</w:t>
       </w:r>
       <w:hyperlink r:id="rId14">
         <w:r>
@@ -280,14 +260,14 @@
             <w:color w:val="0000EE"/>
             <w:u w:val="single"/>
           </w:rPr>
-          <w:t>賽45:23</w:t>
+          <w:t>以賽亞書五十章4節</w:t>
         </w:r>
       </w:hyperlink>
       <w:r>
         <w:rPr>
           <w:lang w:val="zh_TW" w:bidi="zh_TW"/>
         </w:rPr>
-        <w:t>；</w:t>
+        <w:t>和</w:t>
       </w:r>
       <w:hyperlink r:id="rId15">
         <w:r>
@@ -298,68 +278,14 @@
             <w:color w:val="0000EE"/>
             <w:u w:val="single"/>
           </w:rPr>
-          <w:t>羅14:11</w:t>
+          <w:t>五十四章13節</w:t>
         </w:r>
       </w:hyperlink>
       <w:r>
         <w:rPr>
           <w:lang w:val="zh_TW" w:bidi="zh_TW"/>
         </w:rPr>
-        <w:t>；</w:t>
-      </w:r>
-      <w:hyperlink r:id="rId16">
-        <w:r>
-          <w:rPr>
-            <w:lang w:val="zh_TW" w:bidi="zh_TW"/>
-          </w:rPr>
-          <w:rPr>
-            <w:color w:val="0000EE"/>
-            <w:u w:val="single"/>
-          </w:rPr>
-          <w:t>腓2:10</w:t>
-        </w:r>
-      </w:hyperlink>
-      <w:r>
-        <w:rPr>
-          <w:lang w:val="zh_TW" w:bidi="zh_TW"/>
-        </w:rPr>
-        <w:t>）。發生饑荒時，以色列人偏離了主，那些保持忠心的人被描述為「未曾向巴力屈膝的」（</w:t>
-      </w:r>
-      <w:hyperlink r:id="rId17">
-        <w:r>
-          <w:rPr>
-            <w:lang w:val="zh_TW" w:bidi="zh_TW"/>
-          </w:rPr>
-          <w:rPr>
-            <w:color w:val="0000EE"/>
-            <w:u w:val="single"/>
-          </w:rPr>
-          <w:t>王上19:18</w:t>
-        </w:r>
-      </w:hyperlink>
-      <w:r>
-        <w:rPr>
-          <w:lang w:val="zh_TW" w:bidi="zh_TW"/>
-        </w:rPr>
-        <w:t>；見</w:t>
-      </w:r>
-      <w:hyperlink r:id="rId18">
-        <w:r>
-          <w:rPr>
-            <w:lang w:val="zh_TW" w:bidi="zh_TW"/>
-          </w:rPr>
-          <w:rPr>
-            <w:color w:val="0000EE"/>
-            <w:u w:val="single"/>
-          </w:rPr>
-          <w:t>羅11:4</w:t>
-        </w:r>
-      </w:hyperlink>
-      <w:r>
-        <w:rPr>
-          <w:lang w:val="zh_TW" w:bidi="zh_TW"/>
-        </w:rPr>
-        <w:t>）。</w:t>
+        <w:t>中有例外，那裡的同一個希伯來文詞語分別被譯為「受教（learned）」和「教訓（taught）」。然而，顯而易見的是，只要有老師和被教導者，就存在門徒的概念。</w:t>
       </w:r>
     </w:p>
     <w:p>
@@ -373,7 +299,61 @@
         <w:rPr>
           <w:lang w:val="zh_TW" w:bidi="zh_TW"/>
         </w:rPr>
-        <w:t>穩固的膝代表力量，雙膝被擊打則代表力量被毀（</w:t>
+        <w:t>在福音書中，耶穌的直接跟隨者，從各種不同的環境中，因著耶穌的權柄而被呼召出來的，不僅包含十二使徒，還囊括所有認同祂的教導並委身於祂的人，都被稱為「門徒」。這些門徒的呼召發生在其他教師也有他們自己門徒的時代，最著名的是法利賽人（</w:t>
+      </w:r>
+      <w:hyperlink r:id="rId16">
+        <w:r>
+          <w:rPr>
+            <w:lang w:val="zh_TW" w:bidi="zh_TW"/>
+          </w:rPr>
+          <w:rPr>
+            <w:color w:val="0000EE"/>
+            <w:u w:val="single"/>
+          </w:rPr>
+          <w:t>可2:18</w:t>
+        </w:r>
+      </w:hyperlink>
+      <w:r>
+        <w:rPr>
+          <w:lang w:val="zh_TW" w:bidi="zh_TW"/>
+        </w:rPr>
+        <w:t>；</w:t>
+      </w:r>
+      <w:hyperlink r:id="rId17">
+        <w:r>
+          <w:rPr>
+            <w:lang w:val="zh_TW" w:bidi="zh_TW"/>
+          </w:rPr>
+          <w:rPr>
+            <w:color w:val="0000EE"/>
+            <w:u w:val="single"/>
+          </w:rPr>
+          <w:t>路5:33</w:t>
+        </w:r>
+      </w:hyperlink>
+      <w:r>
+        <w:rPr>
+          <w:lang w:val="zh_TW" w:bidi="zh_TW"/>
+        </w:rPr>
+        <w:t>）和施洗約翰（</w:t>
+      </w:r>
+      <w:hyperlink r:id="rId18">
+        <w:r>
+          <w:rPr>
+            <w:lang w:val="zh_TW" w:bidi="zh_TW"/>
+          </w:rPr>
+          <w:rPr>
+            <w:color w:val="0000EE"/>
+            <w:u w:val="single"/>
+          </w:rPr>
+          <w:t>太9:14</w:t>
+        </w:r>
+      </w:hyperlink>
+      <w:r>
+        <w:rPr>
+          <w:lang w:val="zh_TW" w:bidi="zh_TW"/>
+        </w:rPr>
+        <w:t>）。從施洗約翰的做法中可以看出，不同的領袖對他們的門徒有不同的要求。約翰的方式，在性質上比耶穌的方式更為禁欲主義；然而，這不僅涉及行為和生活方式的教導，還含括一種獨特的禱告模式（</w:t>
       </w:r>
       <w:hyperlink r:id="rId19">
         <w:r>
@@ -384,121 +364,7 @@
             <w:color w:val="0000EE"/>
             <w:u w:val="single"/>
           </w:rPr>
-          <w:t>申28:35</w:t>
-        </w:r>
-      </w:hyperlink>
-      <w:r>
-        <w:rPr>
-          <w:lang w:val="zh_TW" w:bidi="zh_TW"/>
-        </w:rPr>
-        <w:t>）。以賽亞求主使無力的膝穩固（</w:t>
-      </w:r>
-      <w:hyperlink r:id="rId20">
-        <w:r>
-          <w:rPr>
-            <w:lang w:val="zh_TW" w:bidi="zh_TW"/>
-          </w:rPr>
-          <w:rPr>
-            <w:color w:val="0000EE"/>
-            <w:u w:val="single"/>
-          </w:rPr>
-          <w:t>賽35:3</w:t>
-        </w:r>
-      </w:hyperlink>
-      <w:r>
-        <w:rPr>
-          <w:lang w:val="zh_TW" w:bidi="zh_TW"/>
-        </w:rPr>
-        <w:t>）。經文提到軟弱或無力的膝時一般指信心的不穩固（</w:t>
-      </w:r>
-      <w:hyperlink r:id="rId21">
-        <w:r>
-          <w:rPr>
-            <w:lang w:val="zh_TW" w:bidi="zh_TW"/>
-          </w:rPr>
-          <w:rPr>
-            <w:color w:val="0000EE"/>
-            <w:u w:val="single"/>
-          </w:rPr>
-          <w:t>伯4:4</w:t>
-        </w:r>
-      </w:hyperlink>
-      <w:r>
-        <w:rPr>
-          <w:lang w:val="zh_TW" w:bidi="zh_TW"/>
-        </w:rPr>
-        <w:t>；</w:t>
-      </w:r>
-      <w:hyperlink r:id="rId22">
-        <w:r>
-          <w:rPr>
-            <w:lang w:val="zh_TW" w:bidi="zh_TW"/>
-          </w:rPr>
-          <w:rPr>
-            <w:color w:val="0000EE"/>
-            <w:u w:val="single"/>
-          </w:rPr>
-          <w:t>來12:12</w:t>
-        </w:r>
-      </w:hyperlink>
-      <w:r>
-        <w:rPr>
-          <w:lang w:val="zh_TW" w:bidi="zh_TW"/>
-        </w:rPr>
-        <w:t>），但有時也指健康的衰退（</w:t>
-      </w:r>
-      <w:hyperlink r:id="rId23">
-        <w:r>
-          <w:rPr>
-            <w:lang w:val="zh_TW" w:bidi="zh_TW"/>
-          </w:rPr>
-          <w:rPr>
-            <w:color w:val="0000EE"/>
-            <w:u w:val="single"/>
-          </w:rPr>
-          <w:t>詩109:24</w:t>
-        </w:r>
-      </w:hyperlink>
-      <w:r>
-        <w:rPr>
-          <w:lang w:val="zh_TW" w:bidi="zh_TW"/>
-        </w:rPr>
-        <w:t>）。以西結提到那些膝「弱如水」的人（</w:t>
-      </w:r>
-      <w:hyperlink r:id="rId24">
-        <w:r>
-          <w:rPr>
-            <w:lang w:val="zh_TW" w:bidi="zh_TW"/>
-          </w:rPr>
-          <w:rPr>
-            <w:color w:val="0000EE"/>
-            <w:u w:val="single"/>
-          </w:rPr>
-          <w:t>結7:17</w:t>
-        </w:r>
-      </w:hyperlink>
-      <w:hyperlink r:id="rId24">
-        <w:r>
-          <w:rPr>
-            <w:lang w:val="zh_TW" w:bidi="zh_TW"/>
-          </w:rPr>
-          <w:rPr>
-            <w:color w:val="0000EE"/>
-            <w:u w:val="single"/>
-          </w:rPr>
-          <w:t>，</w:t>
-        </w:r>
-      </w:hyperlink>
-      <w:hyperlink r:id="rId25">
-        <w:r>
-          <w:rPr>
-            <w:lang w:val="zh_TW" w:bidi="zh_TW"/>
-          </w:rPr>
-          <w:rPr>
-            <w:color w:val="0000EE"/>
-            <w:u w:val="single"/>
-          </w:rPr>
-          <w:t>21:7</w:t>
+          <w:t>路11:1</w:t>
         </w:r>
       </w:hyperlink>
       <w:r>
@@ -519,9 +385,9 @@
         <w:rPr>
           <w:lang w:val="zh_TW" w:bidi="zh_TW"/>
         </w:rPr>
-        <w:t>在主面前雙膝跪下是一種表示敬拜（</w:t>
-      </w:r>
-      <w:hyperlink r:id="rId26">
+        <w:t>耶穌的門徒經歷了獨特的體驗。他們不僅直接受益於耶穌的教導、祂的神情和聲音的語調（</w:t>
+      </w:r>
+      <w:hyperlink r:id="rId20">
         <w:r>
           <w:rPr>
             <w:lang w:val="zh_TW" w:bidi="zh_TW"/>
@@ -530,16 +396,16 @@
             <w:color w:val="0000EE"/>
             <w:u w:val="single"/>
           </w:rPr>
-          <w:t>詩95:6</w:t>
+          <w:t>可10:21</w:t>
         </w:r>
       </w:hyperlink>
       <w:r>
         <w:rPr>
           <w:lang w:val="zh_TW" w:bidi="zh_TW"/>
         </w:rPr>
-        <w:t>）和禱告的姿勢（</w:t>
-      </w:r>
-      <w:hyperlink r:id="rId27">
+        <w:t>）以及祂的話語，也見證了以基督為中心的救贖劇情之開展。他們跟隨的老師體現了教導的實質。最初的門徒只能逐漸地接受基督的教導，這不僅因為他們的誤解需要受糾正（</w:t>
+      </w:r>
+      <w:hyperlink r:id="rId21">
         <w:r>
           <w:rPr>
             <w:lang w:val="zh_TW" w:bidi="zh_TW"/>
@@ -548,16 +414,16 @@
             <w:color w:val="0000EE"/>
             <w:u w:val="single"/>
           </w:rPr>
-          <w:t>但6:10</w:t>
+          <w:t>太16:21</w:t>
         </w:r>
       </w:hyperlink>
       <w:r>
         <w:rPr>
           <w:lang w:val="zh_TW" w:bidi="zh_TW"/>
         </w:rPr>
-        <w:t>）。基督自己在客西馬尼園跪下禱告（</w:t>
-      </w:r>
-      <w:hyperlink r:id="rId28">
+        <w:t>），還因為耶穌所說和所做的全部意義，要等到祂的死與復活後才能完全被理解（</w:t>
+      </w:r>
+      <w:hyperlink r:id="rId22">
         <w:r>
           <w:rPr>
             <w:lang w:val="zh_TW" w:bidi="zh_TW"/>
@@ -566,16 +432,16 @@
             <w:color w:val="0000EE"/>
             <w:u w:val="single"/>
           </w:rPr>
-          <w:t>路22:41</w:t>
+          <w:t>太28:9</w:t>
         </w:r>
       </w:hyperlink>
       <w:r>
         <w:rPr>
           <w:lang w:val="zh_TW" w:bidi="zh_TW"/>
         </w:rPr>
-        <w:t>），彼得、保羅和司提反也曾如此（</w:t>
-      </w:r>
-      <w:hyperlink r:id="rId29">
+        <w:t>）。所以，並不令人意外地，門徒訓練的時期涵蓋了耶穌死與復活之前和之後，以及五旬節之後，聖靈教導門徒關於耶穌在世時他們「擔當不了」的事情（</w:t>
+      </w:r>
+      <w:hyperlink r:id="rId23">
         <w:r>
           <w:rPr>
             <w:lang w:val="zh_TW" w:bidi="zh_TW"/>
@@ -584,115 +450,7 @@
             <w:color w:val="0000EE"/>
             <w:u w:val="single"/>
           </w:rPr>
-          <w:t>徒7:60</w:t>
-        </w:r>
-      </w:hyperlink>
-      <w:hyperlink r:id="rId29">
-        <w:r>
-          <w:rPr>
-            <w:lang w:val="zh_TW" w:bidi="zh_TW"/>
-          </w:rPr>
-          <w:rPr>
-            <w:color w:val="0000EE"/>
-            <w:u w:val="single"/>
-          </w:rPr>
-          <w:t>，</w:t>
-        </w:r>
-      </w:hyperlink>
-      <w:hyperlink r:id="rId30">
-        <w:r>
-          <w:rPr>
-            <w:lang w:val="zh_TW" w:bidi="zh_TW"/>
-          </w:rPr>
-          <w:rPr>
-            <w:color w:val="0000EE"/>
-            <w:u w:val="single"/>
-          </w:rPr>
-          <w:t>9:40</w:t>
-        </w:r>
-      </w:hyperlink>
-      <w:hyperlink r:id="rId30">
-        <w:r>
-          <w:rPr>
-            <w:lang w:val="zh_TW" w:bidi="zh_TW"/>
-          </w:rPr>
-          <w:rPr>
-            <w:color w:val="0000EE"/>
-            <w:u w:val="single"/>
-          </w:rPr>
-          <w:t>，</w:t>
-        </w:r>
-      </w:hyperlink>
-      <w:hyperlink r:id="rId31">
-        <w:r>
-          <w:rPr>
-            <w:lang w:val="zh_TW" w:bidi="zh_TW"/>
-          </w:rPr>
-          <w:rPr>
-            <w:color w:val="0000EE"/>
-            <w:u w:val="single"/>
-          </w:rPr>
-          <w:t>20:36</w:t>
-        </w:r>
-      </w:hyperlink>
-      <w:hyperlink r:id="rId31">
-        <w:r>
-          <w:rPr>
-            <w:lang w:val="zh_TW" w:bidi="zh_TW"/>
-          </w:rPr>
-          <w:rPr>
-            <w:color w:val="0000EE"/>
-            <w:u w:val="single"/>
-          </w:rPr>
-          <w:t>，</w:t>
-        </w:r>
-      </w:hyperlink>
-      <w:hyperlink r:id="rId32">
-        <w:r>
-          <w:rPr>
-            <w:lang w:val="zh_TW" w:bidi="zh_TW"/>
-          </w:rPr>
-          <w:rPr>
-            <w:color w:val="0000EE"/>
-            <w:u w:val="single"/>
-          </w:rPr>
-          <w:t>21:5</w:t>
-        </w:r>
-      </w:hyperlink>
-      <w:r>
-        <w:rPr>
-          <w:lang w:val="zh_TW" w:bidi="zh_TW"/>
-        </w:rPr>
-        <w:t>）。所羅門在主面前屈膝禱告和祈求（</w:t>
-      </w:r>
-      <w:hyperlink r:id="rId33">
-        <w:r>
-          <w:rPr>
-            <w:lang w:val="zh_TW" w:bidi="zh_TW"/>
-          </w:rPr>
-          <w:rPr>
-            <w:color w:val="0000EE"/>
-            <w:u w:val="single"/>
-          </w:rPr>
-          <w:t>王上8:54</w:t>
-        </w:r>
-      </w:hyperlink>
-      <w:r>
-        <w:rPr>
-          <w:lang w:val="zh_TW" w:bidi="zh_TW"/>
-        </w:rPr>
-        <w:t>），甚至有一次他造了一個方便他能站上去的銅臺，當著以色列的會眾在主面前跪下（</w:t>
-      </w:r>
-      <w:hyperlink r:id="rId34">
-        <w:r>
-          <w:rPr>
-            <w:lang w:val="zh_TW" w:bidi="zh_TW"/>
-          </w:rPr>
-          <w:rPr>
-            <w:color w:val="0000EE"/>
-            <w:u w:val="single"/>
-          </w:rPr>
-          <w:t>代下6:13</w:t>
+          <w:t>約16:12</w:t>
         </w:r>
       </w:hyperlink>
       <w:r>
@@ -713,7 +471,219 @@
         <w:rPr>
           <w:lang w:val="zh_TW" w:bidi="zh_TW"/>
         </w:rPr>
-        <w:t>有些人跪下痛悔，好像以斯拉在獻晚祭時那樣（</w:t>
+        <w:t>耶穌的第一批門徒，包括十二使徒和七十個門徒（</w:t>
+      </w:r>
+      <w:hyperlink r:id="rId24">
+        <w:r>
+          <w:rPr>
+            <w:lang w:val="zh_TW" w:bidi="zh_TW"/>
+          </w:rPr>
+          <w:rPr>
+            <w:color w:val="0000EE"/>
+            <w:u w:val="single"/>
+          </w:rPr>
+          <w:t>太26:20</w:t>
+        </w:r>
+      </w:hyperlink>
+      <w:r>
+        <w:rPr>
+          <w:lang w:val="zh_TW" w:bidi="zh_TW"/>
+        </w:rPr>
+        <w:t>；</w:t>
+      </w:r>
+      <w:hyperlink r:id="rId25">
+        <w:r>
+          <w:rPr>
+            <w:lang w:val="zh_TW" w:bidi="zh_TW"/>
+          </w:rPr>
+          <w:rPr>
+            <w:color w:val="0000EE"/>
+            <w:u w:val="single"/>
+          </w:rPr>
+          <w:t>路10:1</w:t>
+        </w:r>
+      </w:hyperlink>
+      <w:r>
+        <w:rPr>
+          <w:lang w:val="zh_TW" w:bidi="zh_TW"/>
+        </w:rPr>
+        <w:t>），接受了祂的教導，並轉而教導他人（</w:t>
+      </w:r>
+      <w:hyperlink r:id="rId26">
+        <w:r>
+          <w:rPr>
+            <w:lang w:val="zh_TW" w:bidi="zh_TW"/>
+          </w:rPr>
+          <w:rPr>
+            <w:color w:val="0000EE"/>
+            <w:u w:val="single"/>
+          </w:rPr>
+          <w:t>路10:1–11</w:t>
+        </w:r>
+      </w:hyperlink>
+      <w:r>
+        <w:rPr>
+          <w:lang w:val="zh_TW" w:bidi="zh_TW"/>
+        </w:rPr>
+        <w:t>），也被賦予了醫治的能力（</w:t>
+      </w:r>
+      <w:hyperlink r:id="rId27">
+        <w:r>
+          <w:rPr>
+            <w:lang w:val="zh_TW" w:bidi="zh_TW"/>
+          </w:rPr>
+          <w:rPr>
+            <w:color w:val="0000EE"/>
+            <w:u w:val="single"/>
+          </w:rPr>
+          <w:t>太10:1</w:t>
+        </w:r>
+      </w:hyperlink>
+      <w:r>
+        <w:rPr>
+          <w:lang w:val="zh_TW" w:bidi="zh_TW"/>
+        </w:rPr>
+        <w:t>）。他們還被吩咐去傳揚藉基督得救的信息。然而，十二使徒獲得了特別的地位，除了猶大以外（他的地位由馬提亞取代，</w:t>
+      </w:r>
+      <w:hyperlink r:id="rId28">
+        <w:r>
+          <w:rPr>
+            <w:lang w:val="zh_TW" w:bidi="zh_TW"/>
+          </w:rPr>
+          <w:rPr>
+            <w:color w:val="0000EE"/>
+            <w:u w:val="single"/>
+          </w:rPr>
+          <w:t>徒1:26</w:t>
+        </w:r>
+      </w:hyperlink>
+      <w:r>
+        <w:rPr>
+          <w:lang w:val="zh_TW" w:bidi="zh_TW"/>
+        </w:rPr>
+        <w:t>），他們成為新興基督教會的根基教師。他們在教會中的權柄是由基督所賦予的（</w:t>
+      </w:r>
+      <w:hyperlink r:id="rId29">
+        <w:r>
+          <w:rPr>
+            <w:lang w:val="zh_TW" w:bidi="zh_TW"/>
+          </w:rPr>
+          <w:rPr>
+            <w:color w:val="0000EE"/>
+            <w:u w:val="single"/>
+          </w:rPr>
+          <w:t>太16:19</w:t>
+        </w:r>
+      </w:hyperlink>
+      <w:r>
+        <w:rPr>
+          <w:lang w:val="zh_TW" w:bidi="zh_TW"/>
+        </w:rPr>
+        <w:t>，</w:t>
+      </w:r>
+      <w:hyperlink r:id="rId30">
+        <w:r>
+          <w:rPr>
+            <w:lang w:val="zh_TW" w:bidi="zh_TW"/>
+          </w:rPr>
+          <w:rPr>
+            <w:color w:val="0000EE"/>
+            <w:u w:val="single"/>
+          </w:rPr>
+          <w:t>28:16–20</w:t>
+        </w:r>
+      </w:hyperlink>
+      <w:r>
+        <w:rPr>
+          <w:lang w:val="zh_TW" w:bidi="zh_TW"/>
+        </w:rPr>
+        <w:t>），其特徵是捨己服事（</w:t>
+      </w:r>
+      <w:hyperlink r:id="rId31">
+        <w:r>
+          <w:rPr>
+            <w:lang w:val="zh_TW" w:bidi="zh_TW"/>
+          </w:rPr>
+          <w:rPr>
+            <w:color w:val="0000EE"/>
+            <w:u w:val="single"/>
+          </w:rPr>
+          <w:t>路22:24–30</w:t>
+        </w:r>
+      </w:hyperlink>
+      <w:r>
+        <w:rPr>
+          <w:lang w:val="zh_TW" w:bidi="zh_TW"/>
+        </w:rPr>
+        <w:t>）。這群門徒後來被稱為使徒（儘管這個詞偶爾有更廣泛的應用），大數的掃羅也加入其中。在他去大馬士革的路上歸信主時，他看見了復活的主，並立即被基督任命為外邦人的使徒（</w:t>
+      </w:r>
+      <w:hyperlink r:id="rId32">
+        <w:r>
+          <w:rPr>
+            <w:lang w:val="zh_TW" w:bidi="zh_TW"/>
+          </w:rPr>
+          <w:rPr>
+            <w:color w:val="0000EE"/>
+            <w:u w:val="single"/>
+          </w:rPr>
+          <w:t>加1:12、16</w:t>
+        </w:r>
+      </w:hyperlink>
+      <w:r>
+        <w:rPr>
+          <w:lang w:val="zh_TW" w:bidi="zh_TW"/>
+        </w:rPr>
+        <w:t>；</w:t>
+      </w:r>
+      <w:hyperlink r:id="rId33">
+        <w:r>
+          <w:rPr>
+            <w:lang w:val="zh_TW" w:bidi="zh_TW"/>
+          </w:rPr>
+          <w:rPr>
+            <w:color w:val="0000EE"/>
+            <w:u w:val="single"/>
+          </w:rPr>
+          <w:t>徒9:15</w:t>
+        </w:r>
+      </w:hyperlink>
+      <w:r>
+        <w:rPr>
+          <w:lang w:val="zh_TW" w:bidi="zh_TW"/>
+        </w:rPr>
+        <w:t>）。</w:t>
+      </w:r>
+    </w:p>
+    <w:p>
+      <w:pPr/>
+      <w:r>
+        <w:rPr>
+          <w:lang w:val="zh_TW" w:bidi="zh_TW"/>
+        </w:rPr>
+      </w:r>
+      <w:r>
+        <w:rPr>
+          <w:lang w:val="zh_TW" w:bidi="zh_TW"/>
+        </w:rPr>
+        <w:t>在基督升天時，祂委派了第一批門徒來「使萬民作我的門徒」（</w:t>
+      </w:r>
+      <w:hyperlink r:id="rId34">
+        <w:r>
+          <w:rPr>
+            <w:lang w:val="zh_TW" w:bidi="zh_TW"/>
+          </w:rPr>
+          <w:rPr>
+            <w:color w:val="0000EE"/>
+            <w:u w:val="single"/>
+          </w:rPr>
+          <w:t>太28:19</w:t>
+        </w:r>
+      </w:hyperlink>
+      <w:r>
+        <w:rPr>
+          <w:lang w:val="zh_TW" w:bidi="zh_TW"/>
+        </w:rPr>
+        <w:t>）；因此，「門徒」這個詞在使徒行傳中也用來指信徒，也就是那些任信基督的人。雖然他們並未直接受基督本人呼召，但這些門徒是藉著基督的靈，通過第一批門徒所傳的信息而被呼召的；後來被呼召的門徒在任何意義上，都不亞於第一批門徒，即便他們所享有的特權較少。早期基督徒被稱為拿撒勒人耶穌的門徒，或簡單稱為「門徒」（</w:t>
       </w:r>
       <w:hyperlink r:id="rId35">
         <w:r>
@@ -724,14 +694,14 @@
             <w:color w:val="0000EE"/>
             <w:u w:val="single"/>
           </w:rPr>
-          <w:t>拉9:5</w:t>
+          <w:t>徒6:1–2、7</w:t>
         </w:r>
       </w:hyperlink>
       <w:r>
         <w:rPr>
           <w:lang w:val="zh_TW" w:bidi="zh_TW"/>
         </w:rPr>
-        <w:t>），又像彼得求主赦免他的信心和信靠不足時那樣（</w:t>
+        <w:t>，</w:t>
       </w:r>
       <w:hyperlink r:id="rId36">
         <w:r>
@@ -742,14 +712,14 @@
             <w:color w:val="0000EE"/>
             <w:u w:val="single"/>
           </w:rPr>
-          <w:t>路5:8</w:t>
+          <w:t>9:36</w:t>
         </w:r>
       </w:hyperlink>
       <w:r>
         <w:rPr>
           <w:lang w:val="zh_TW" w:bidi="zh_TW"/>
         </w:rPr>
-        <w:t>）。人在先知以利亞面前跪下哀求，視他為神的代表（</w:t>
+        <w:t>，</w:t>
       </w:r>
       <w:hyperlink r:id="rId37">
         <w:r>
@@ -760,14 +730,14 @@
             <w:color w:val="0000EE"/>
             <w:u w:val="single"/>
           </w:rPr>
-          <w:t>王下1:13</w:t>
+          <w:t>11:26</w:t>
         </w:r>
       </w:hyperlink>
       <w:r>
         <w:rPr>
           <w:lang w:val="zh_TW" w:bidi="zh_TW"/>
         </w:rPr>
-        <w:t>），還有許多人在主面前跪下求醫治（</w:t>
+        <w:t>）這是合理的，因為他們繼續傳揚耶穌的教導，並過著耶穌所樹立榜樣的生活。他們因此被認為是一個「學派（school）」或活生生的群體，實踐他們「夫子（master）」的教導。約翰壹書強調，只有那些遵守基督誡命的人，才真正表現出對神的愛（</w:t>
       </w:r>
       <w:hyperlink r:id="rId38">
         <w:r>
@@ -778,14 +748,14 @@
             <w:color w:val="0000EE"/>
             <w:u w:val="single"/>
           </w:rPr>
-          <w:t>太17:14</w:t>
+          <w:t>約一2:3–6</w:t>
         </w:r>
       </w:hyperlink>
       <w:r>
         <w:rPr>
           <w:lang w:val="zh_TW" w:bidi="zh_TW"/>
         </w:rPr>
-        <w:t>；</w:t>
+        <w:t>，</w:t>
       </w:r>
       <w:hyperlink r:id="rId39">
         <w:r>
@@ -796,79 +766,7 @@
             <w:color w:val="0000EE"/>
             <w:u w:val="single"/>
           </w:rPr>
-          <w:t>可1:40</w:t>
-        </w:r>
-      </w:hyperlink>
-      <w:r>
-        <w:rPr>
-          <w:lang w:val="zh_TW" w:bidi="zh_TW"/>
-        </w:rPr>
-        <w:t>）。但以理在天使面前心存驚奇和敬畏地跪下（</w:t>
-      </w:r>
-      <w:hyperlink r:id="rId40">
-        <w:r>
-          <w:rPr>
-            <w:lang w:val="zh_TW" w:bidi="zh_TW"/>
-          </w:rPr>
-          <w:rPr>
-            <w:color w:val="0000EE"/>
-            <w:u w:val="single"/>
-          </w:rPr>
-          <w:t>但10:10</w:t>
-        </w:r>
-      </w:hyperlink>
-      <w:r>
-        <w:rPr>
-          <w:lang w:val="zh_TW" w:bidi="zh_TW"/>
-        </w:rPr>
-        <w:t>），伯沙撒的驚惶從他「雙膝彼此相碰」看得出（</w:t>
-      </w:r>
-      <w:hyperlink r:id="rId41">
-        <w:r>
-          <w:rPr>
-            <w:lang w:val="zh_TW" w:bidi="zh_TW"/>
-          </w:rPr>
-          <w:rPr>
-            <w:color w:val="0000EE"/>
-            <w:u w:val="single"/>
-          </w:rPr>
-          <w:t>但5:6</w:t>
-        </w:r>
-      </w:hyperlink>
-      <w:r>
-        <w:rPr>
-          <w:lang w:val="zh_TW" w:bidi="zh_TW"/>
-        </w:rPr>
-        <w:t>）。在新約中，君尊卻寬容的基督遭受士兵們的嘲弄和譏誚，跪在祂面前嘲諷地喊道：「恭喜，猶太人的王啊！」（</w:t>
-      </w:r>
-      <w:hyperlink r:id="rId42">
-        <w:r>
-          <w:rPr>
-            <w:lang w:val="zh_TW" w:bidi="zh_TW"/>
-          </w:rPr>
-          <w:rPr>
-            <w:color w:val="0000EE"/>
-            <w:u w:val="single"/>
-          </w:rPr>
-          <w:t>太27:29</w:t>
-        </w:r>
-      </w:hyperlink>
-      <w:r>
-        <w:rPr>
-          <w:lang w:val="zh_TW" w:bidi="zh_TW"/>
-        </w:rPr>
-        <w:t>；</w:t>
-      </w:r>
-      <w:hyperlink r:id="rId43">
-        <w:r>
-          <w:rPr>
-            <w:lang w:val="zh_TW" w:bidi="zh_TW"/>
-          </w:rPr>
-          <w:rPr>
-            <w:color w:val="0000EE"/>
-            <w:u w:val="single"/>
-          </w:rPr>
-          <w:t>可15:19</w:t>
+          <w:t>3:10–11</w:t>
         </w:r>
       </w:hyperlink>
       <w:r>

--- a/zht/docx/091.content.docx
+++ b/zht/docx/091.content.docx
@@ -19,7 +19,7 @@
         <w:rPr>
           <w:lang w:val="zh_TW" w:bidi="zh_TW"/>
         </w:rPr>
-        <w:t>Resource: 聖經詞典 (Tyndale)</w:t>
+        <w:t>Resource: Tyndale Open Bible Dictionary</w:t>
       </w:r>
       <w:r>
         <w:rPr>
@@ -112,7 +112,7 @@
         <w:rPr>
           <w:lang w:val="zh_TW" w:bidi="zh_TW"/>
         </w:rPr>
-        <w:t>聖經詞典 (Tyndale)</w:t>
+        <w:t>Tyndale Open Bible Dictionary</w:t>
       </w:r>
     </w:p>
     <w:p>
@@ -149,7 +149,7 @@
         <w:rPr>
           <w:lang w:val="zh_TW" w:bidi="zh_TW"/>
         </w:rPr>
-        <w:t>men</w:t>
+        <w:t>lv</w:t>
       </w:r>
       <w:r>
         <w:rPr>
@@ -212,7 +212,7 @@
         <w:rPr>
           <w:lang w:val="zh_TW" w:bidi="zh_TW"/>
         </w:rPr>
-        <w:t>門徒</w:t>
+        <w:t>旅行</w:t>
       </w:r>
       <w:r>
         <w:rPr>
@@ -231,61 +231,18 @@
         <w:rPr>
           <w:lang w:val="zh_TW" w:bidi="zh_TW"/>
         </w:rPr>
-        <w:t>跟隨另一個人或另一種生活方式，並服從其領袖或該方式之紀律（教導）的人。在聖經中，「門徒」一詞幾乎僅出現在福音書和使徒行傳，只有在</w:t>
-      </w:r>
-      <w:hyperlink r:id="rId13">
-        <w:r>
-          <w:rPr>
-            <w:lang w:val="zh_TW" w:bidi="zh_TW"/>
-          </w:rPr>
-          <w:rPr>
-            <w:color w:val="0000EE"/>
-            <w:u w:val="single"/>
-          </w:rPr>
-          <w:t>以賽亞書八章16節</w:t>
-        </w:r>
-      </w:hyperlink>
-      <w:r>
-        <w:rPr>
-          <w:lang w:val="zh_TW" w:bidi="zh_TW"/>
-        </w:rPr>
-        <w:t>和稍微間接的</w:t>
-      </w:r>
-      <w:hyperlink r:id="rId14">
-        <w:r>
-          <w:rPr>
-            <w:lang w:val="zh_TW" w:bidi="zh_TW"/>
-          </w:rPr>
-          <w:rPr>
-            <w:color w:val="0000EE"/>
-            <w:u w:val="single"/>
-          </w:rPr>
-          <w:t>以賽亞書五十章4節</w:t>
-        </w:r>
-      </w:hyperlink>
-      <w:r>
-        <w:rPr>
-          <w:lang w:val="zh_TW" w:bidi="zh_TW"/>
-        </w:rPr>
-        <w:t>和</w:t>
-      </w:r>
-      <w:hyperlink r:id="rId15">
-        <w:r>
-          <w:rPr>
-            <w:lang w:val="zh_TW" w:bidi="zh_TW"/>
-          </w:rPr>
-          <w:rPr>
-            <w:color w:val="0000EE"/>
-            <w:u w:val="single"/>
-          </w:rPr>
-          <w:t>五十四章13節</w:t>
-        </w:r>
-      </w:hyperlink>
-      <w:r>
-        <w:rPr>
-          <w:lang w:val="zh_TW" w:bidi="zh_TW"/>
-        </w:rPr>
-        <w:t>中有例外，那裡的同一個希伯來文詞語分別被譯為「受教（learned）」和「教訓（taught）」。然而，顯而易見的是，只要有老師和被教導者，就存在門徒的概念。</w:t>
+        <w:t>在聖經時代，旅行者常見道路崎嶇難行，且無法通行。通常是相對較小的船隻在海上航行，且主要是軍事和商船，極少是為了簡單的旅遊交通而航行的船隻。因為沒有什麼理由需要去旅行，一般公民往往只會留在相當有限的區域內。偶爾會有群體的遷徙，有時人們因宗教節期而旅行，或為了逃避戰爭和饑荒而遷徙。</w:t>
+      </w:r>
+    </w:p>
+    <w:p>
+      <w:pPr>
+        <w:pStyle w:val="Heading3"/>
+      </w:pPr>
+      <w:r>
+        <w:rPr>
+          <w:lang w:val="zh_TW" w:bidi="zh_TW"/>
+        </w:rPr>
+        <w:t>舊約時代的旅行</w:t>
       </w:r>
     </w:p>
     <w:p>
@@ -299,9 +256,9 @@
         <w:rPr>
           <w:lang w:val="zh_TW" w:bidi="zh_TW"/>
         </w:rPr>
-        <w:t>在福音書中，耶穌的直接跟隨者，從各種不同的環境中，因著耶穌的權柄而被呼召出來的，不僅包含十二使徒，還囊括所有認同祂的教導並委身於祂的人，都被稱為「門徒」。這些門徒的呼召發生在其他教師也有他們自己門徒的時代，最著名的是法利賽人（</w:t>
-      </w:r>
-      <w:hyperlink r:id="rId16">
+        <w:t>有幾個描繪了以色列百姓為了放牧而在有限區域內移動的記載。約瑟的兄弟們將他們的羊群從南地帶到示劍，後來又到多坍（</w:t>
+      </w:r>
+      <w:hyperlink r:id="rId13">
         <w:r>
           <w:rPr>
             <w:lang w:val="zh_TW" w:bidi="zh_TW"/>
@@ -310,16 +267,16 @@
             <w:color w:val="0000EE"/>
             <w:u w:val="single"/>
           </w:rPr>
-          <w:t>可2:18</w:t>
+          <w:t>創37:12–17</w:t>
         </w:r>
       </w:hyperlink>
       <w:r>
         <w:rPr>
           <w:lang w:val="zh_TW" w:bidi="zh_TW"/>
         </w:rPr>
-        <w:t>；</w:t>
-      </w:r>
-      <w:hyperlink r:id="rId17">
+        <w:t>），但這不過是60英里（96.5公里）。大衛曾環遊巴勒斯坦，甚至去了摩押地（</w:t>
+      </w:r>
+      <w:hyperlink r:id="rId14">
         <w:r>
           <w:rPr>
             <w:lang w:val="zh_TW" w:bidi="zh_TW"/>
@@ -328,16 +285,16 @@
             <w:color w:val="0000EE"/>
             <w:u w:val="single"/>
           </w:rPr>
-          <w:t>路5:33</w:t>
+          <w:t>撒上22:3</w:t>
         </w:r>
       </w:hyperlink>
       <w:r>
         <w:rPr>
           <w:lang w:val="zh_TW" w:bidi="zh_TW"/>
         </w:rPr>
-        <w:t>）和施洗約翰（</w:t>
-      </w:r>
-      <w:hyperlink r:id="rId18">
+        <w:t>）。但支派的人從耶路撒冷西南遷到北部——就在黎巴嫩山脈南端（</w:t>
+      </w:r>
+      <w:hyperlink r:id="rId15">
         <w:r>
           <w:rPr>
             <w:lang w:val="zh_TW" w:bidi="zh_TW"/>
@@ -346,25 +303,7 @@
             <w:color w:val="0000EE"/>
             <w:u w:val="single"/>
           </w:rPr>
-          <w:t>太9:14</w:t>
-        </w:r>
-      </w:hyperlink>
-      <w:r>
-        <w:rPr>
-          <w:lang w:val="zh_TW" w:bidi="zh_TW"/>
-        </w:rPr>
-        <w:t>）。從施洗約翰的做法中可以看出，不同的領袖對他們的門徒有不同的要求。約翰的方式，在性質上比耶穌的方式更為禁欲主義；然而，這不僅涉及行為和生活方式的教導，還含括一種獨特的禱告模式（</w:t>
-      </w:r>
-      <w:hyperlink r:id="rId19">
-        <w:r>
-          <w:rPr>
-            <w:lang w:val="zh_TW" w:bidi="zh_TW"/>
-          </w:rPr>
-          <w:rPr>
-            <w:color w:val="0000EE"/>
-            <w:u w:val="single"/>
-          </w:rPr>
-          <w:t>路11:1</w:t>
+          <w:t>士18章</w:t>
         </w:r>
       </w:hyperlink>
       <w:r>
@@ -385,7 +324,79 @@
         <w:rPr>
           <w:lang w:val="zh_TW" w:bidi="zh_TW"/>
         </w:rPr>
-        <w:t>耶穌的門徒經歷了獨特的體驗。他們不僅直接受益於耶穌的教導、祂的神情和聲音的語調（</w:t>
+        <w:t>為了放牧、遷徙和保護而旅行的例子可謂多不勝數。這些旅行者通常會步行，但驢也被用來騎乘和作為馱運動物之用。牛用來運送重物，有時也載人（</w:t>
+      </w:r>
+      <w:hyperlink r:id="rId16">
+        <w:r>
+          <w:rPr>
+            <w:lang w:val="zh_TW" w:bidi="zh_TW"/>
+          </w:rPr>
+          <w:rPr>
+            <w:color w:val="0000EE"/>
+            <w:u w:val="single"/>
+          </w:rPr>
+          <w:t>創46:5</w:t>
+        </w:r>
+      </w:hyperlink>
+      <w:r>
+        <w:rPr>
+          <w:lang w:val="zh_TW" w:bidi="zh_TW"/>
+        </w:rPr>
+        <w:t>）。後來駱駝也成為普遍的交通工具（</w:t>
+      </w:r>
+      <w:hyperlink r:id="rId17">
+        <w:r>
+          <w:rPr>
+            <w:lang w:val="zh_TW" w:bidi="zh_TW"/>
+          </w:rPr>
+          <w:rPr>
+            <w:color w:val="0000EE"/>
+            <w:u w:val="single"/>
+          </w:rPr>
+          <w:t>王上10:2</w:t>
+        </w:r>
+      </w:hyperlink>
+      <w:r>
+        <w:rPr>
+          <w:lang w:val="zh_TW" w:bidi="zh_TW"/>
+        </w:rPr>
+        <w:t>；</w:t>
+      </w:r>
+      <w:hyperlink r:id="rId18">
+        <w:r>
+          <w:rPr>
+            <w:lang w:val="zh_TW" w:bidi="zh_TW"/>
+          </w:rPr>
+          <w:rPr>
+            <w:color w:val="0000EE"/>
+            <w:u w:val="single"/>
+          </w:rPr>
+          <w:t>王下8:9</w:t>
+        </w:r>
+      </w:hyperlink>
+      <w:r>
+        <w:rPr>
+          <w:lang w:val="zh_TW" w:bidi="zh_TW"/>
+        </w:rPr>
+        <w:t>）。我們對舊約時代的旅客休息地點所知甚少。舊約只有幾處提到了「住宿的地方（malon）」（</w:t>
+      </w:r>
+      <w:hyperlink r:id="rId19">
+        <w:r>
+          <w:rPr>
+            <w:lang w:val="zh_TW" w:bidi="zh_TW"/>
+          </w:rPr>
+          <w:rPr>
+            <w:color w:val="0000EE"/>
+            <w:u w:val="single"/>
+          </w:rPr>
+          <w:t>創42:27</w:t>
+        </w:r>
+      </w:hyperlink>
+      <w:r>
+        <w:rPr>
+          <w:lang w:val="zh_TW" w:bidi="zh_TW"/>
+        </w:rPr>
+        <w:t>，</w:t>
       </w:r>
       <w:hyperlink r:id="rId20">
         <w:r>
@@ -396,14 +407,14 @@
             <w:color w:val="0000EE"/>
             <w:u w:val="single"/>
           </w:rPr>
-          <w:t>可10:21</w:t>
+          <w:t>43:21</w:t>
         </w:r>
       </w:hyperlink>
       <w:r>
         <w:rPr>
           <w:lang w:val="zh_TW" w:bidi="zh_TW"/>
         </w:rPr>
-        <w:t>）以及祂的話語，也見證了以基督為中心的救贖劇情之開展。他們跟隨的老師體現了教導的實質。最初的門徒只能逐漸地接受基督的教導，這不僅因為他們的誤解需要受糾正（</w:t>
+        <w:t>；</w:t>
       </w:r>
       <w:hyperlink r:id="rId21">
         <w:r>
@@ -414,50 +425,25 @@
             <w:color w:val="0000EE"/>
             <w:u w:val="single"/>
           </w:rPr>
-          <w:t>太16:21</w:t>
+          <w:t>出4:24</w:t>
         </w:r>
       </w:hyperlink>
       <w:r>
         <w:rPr>
           <w:lang w:val="zh_TW" w:bidi="zh_TW"/>
         </w:rPr>
-        <w:t>），還因為耶穌所說和所做的全部意義，要等到祂的死與復活後才能完全被理解（</w:t>
-      </w:r>
-      <w:hyperlink r:id="rId22">
-        <w:r>
-          <w:rPr>
-            <w:lang w:val="zh_TW" w:bidi="zh_TW"/>
-          </w:rPr>
-          <w:rPr>
-            <w:color w:val="0000EE"/>
-            <w:u w:val="single"/>
-          </w:rPr>
-          <w:t>太28:9</w:t>
-        </w:r>
-      </w:hyperlink>
-      <w:r>
-        <w:rPr>
-          <w:lang w:val="zh_TW" w:bidi="zh_TW"/>
-        </w:rPr>
-        <w:t>）。所以，並不令人意外地，門徒訓練的時期涵蓋了耶穌死與復活之前和之後，以及五旬節之後，聖靈教導門徒關於耶穌在世時他們「擔當不了」的事情（</w:t>
-      </w:r>
-      <w:hyperlink r:id="rId23">
-        <w:r>
-          <w:rPr>
-            <w:lang w:val="zh_TW" w:bidi="zh_TW"/>
-          </w:rPr>
-          <w:rPr>
-            <w:color w:val="0000EE"/>
-            <w:u w:val="single"/>
-          </w:rPr>
-          <w:t>約16:12</w:t>
-        </w:r>
-      </w:hyperlink>
-      <w:r>
-        <w:rPr>
-          <w:lang w:val="zh_TW" w:bidi="zh_TW"/>
-        </w:rPr>
         <w:t>）。</w:t>
+      </w:r>
+    </w:p>
+    <w:p>
+      <w:pPr>
+        <w:pStyle w:val="Heading3"/>
+      </w:pPr>
+      <w:r>
+        <w:rPr>
+          <w:lang w:val="zh_TW" w:bidi="zh_TW"/>
+        </w:rPr>
+        <w:t>新約時代的旅行</w:t>
       </w:r>
     </w:p>
     <w:p>
@@ -471,187 +457,7 @@
         <w:rPr>
           <w:lang w:val="zh_TW" w:bidi="zh_TW"/>
         </w:rPr>
-        <w:t>耶穌的第一批門徒，包括十二使徒和七十個門徒（</w:t>
-      </w:r>
-      <w:hyperlink r:id="rId24">
-        <w:r>
-          <w:rPr>
-            <w:lang w:val="zh_TW" w:bidi="zh_TW"/>
-          </w:rPr>
-          <w:rPr>
-            <w:color w:val="0000EE"/>
-            <w:u w:val="single"/>
-          </w:rPr>
-          <w:t>太26:20</w:t>
-        </w:r>
-      </w:hyperlink>
-      <w:r>
-        <w:rPr>
-          <w:lang w:val="zh_TW" w:bidi="zh_TW"/>
-        </w:rPr>
-        <w:t>；</w:t>
-      </w:r>
-      <w:hyperlink r:id="rId25">
-        <w:r>
-          <w:rPr>
-            <w:lang w:val="zh_TW" w:bidi="zh_TW"/>
-          </w:rPr>
-          <w:rPr>
-            <w:color w:val="0000EE"/>
-            <w:u w:val="single"/>
-          </w:rPr>
-          <w:t>路10:1</w:t>
-        </w:r>
-      </w:hyperlink>
-      <w:r>
-        <w:rPr>
-          <w:lang w:val="zh_TW" w:bidi="zh_TW"/>
-        </w:rPr>
-        <w:t>），接受了祂的教導，並轉而教導他人（</w:t>
-      </w:r>
-      <w:hyperlink r:id="rId26">
-        <w:r>
-          <w:rPr>
-            <w:lang w:val="zh_TW" w:bidi="zh_TW"/>
-          </w:rPr>
-          <w:rPr>
-            <w:color w:val="0000EE"/>
-            <w:u w:val="single"/>
-          </w:rPr>
-          <w:t>路10:1–11</w:t>
-        </w:r>
-      </w:hyperlink>
-      <w:r>
-        <w:rPr>
-          <w:lang w:val="zh_TW" w:bidi="zh_TW"/>
-        </w:rPr>
-        <w:t>），也被賦予了醫治的能力（</w:t>
-      </w:r>
-      <w:hyperlink r:id="rId27">
-        <w:r>
-          <w:rPr>
-            <w:lang w:val="zh_TW" w:bidi="zh_TW"/>
-          </w:rPr>
-          <w:rPr>
-            <w:color w:val="0000EE"/>
-            <w:u w:val="single"/>
-          </w:rPr>
-          <w:t>太10:1</w:t>
-        </w:r>
-      </w:hyperlink>
-      <w:r>
-        <w:rPr>
-          <w:lang w:val="zh_TW" w:bidi="zh_TW"/>
-        </w:rPr>
-        <w:t>）。他們還被吩咐去傳揚藉基督得救的信息。然而，十二使徒獲得了特別的地位，除了猶大以外（他的地位由馬提亞取代，</w:t>
-      </w:r>
-      <w:hyperlink r:id="rId28">
-        <w:r>
-          <w:rPr>
-            <w:lang w:val="zh_TW" w:bidi="zh_TW"/>
-          </w:rPr>
-          <w:rPr>
-            <w:color w:val="0000EE"/>
-            <w:u w:val="single"/>
-          </w:rPr>
-          <w:t>徒1:26</w:t>
-        </w:r>
-      </w:hyperlink>
-      <w:r>
-        <w:rPr>
-          <w:lang w:val="zh_TW" w:bidi="zh_TW"/>
-        </w:rPr>
-        <w:t>），他們成為新興基督教會的根基教師。他們在教會中的權柄是由基督所賦予的（</w:t>
-      </w:r>
-      <w:hyperlink r:id="rId29">
-        <w:r>
-          <w:rPr>
-            <w:lang w:val="zh_TW" w:bidi="zh_TW"/>
-          </w:rPr>
-          <w:rPr>
-            <w:color w:val="0000EE"/>
-            <w:u w:val="single"/>
-          </w:rPr>
-          <w:t>太16:19</w:t>
-        </w:r>
-      </w:hyperlink>
-      <w:r>
-        <w:rPr>
-          <w:lang w:val="zh_TW" w:bidi="zh_TW"/>
-        </w:rPr>
-        <w:t>，</w:t>
-      </w:r>
-      <w:hyperlink r:id="rId30">
-        <w:r>
-          <w:rPr>
-            <w:lang w:val="zh_TW" w:bidi="zh_TW"/>
-          </w:rPr>
-          <w:rPr>
-            <w:color w:val="0000EE"/>
-            <w:u w:val="single"/>
-          </w:rPr>
-          <w:t>28:16–20</w:t>
-        </w:r>
-      </w:hyperlink>
-      <w:r>
-        <w:rPr>
-          <w:lang w:val="zh_TW" w:bidi="zh_TW"/>
-        </w:rPr>
-        <w:t>），其特徵是捨己服事（</w:t>
-      </w:r>
-      <w:hyperlink r:id="rId31">
-        <w:r>
-          <w:rPr>
-            <w:lang w:val="zh_TW" w:bidi="zh_TW"/>
-          </w:rPr>
-          <w:rPr>
-            <w:color w:val="0000EE"/>
-            <w:u w:val="single"/>
-          </w:rPr>
-          <w:t>路22:24–30</w:t>
-        </w:r>
-      </w:hyperlink>
-      <w:r>
-        <w:rPr>
-          <w:lang w:val="zh_TW" w:bidi="zh_TW"/>
-        </w:rPr>
-        <w:t>）。這群門徒後來被稱為使徒（儘管這個詞偶爾有更廣泛的應用），大數的掃羅也加入其中。在他去大馬士革的路上歸信主時，他看見了復活的主，並立即被基督任命為外邦人的使徒（</w:t>
-      </w:r>
-      <w:hyperlink r:id="rId32">
-        <w:r>
-          <w:rPr>
-            <w:lang w:val="zh_TW" w:bidi="zh_TW"/>
-          </w:rPr>
-          <w:rPr>
-            <w:color w:val="0000EE"/>
-            <w:u w:val="single"/>
-          </w:rPr>
-          <w:t>加1:12、16</w:t>
-        </w:r>
-      </w:hyperlink>
-      <w:r>
-        <w:rPr>
-          <w:lang w:val="zh_TW" w:bidi="zh_TW"/>
-        </w:rPr>
-        <w:t>；</w:t>
-      </w:r>
-      <w:hyperlink r:id="rId33">
-        <w:r>
-          <w:rPr>
-            <w:lang w:val="zh_TW" w:bidi="zh_TW"/>
-          </w:rPr>
-          <w:rPr>
-            <w:color w:val="0000EE"/>
-            <w:u w:val="single"/>
-          </w:rPr>
-          <w:t>徒9:15</w:t>
-        </w:r>
-      </w:hyperlink>
-      <w:r>
-        <w:rPr>
-          <w:lang w:val="zh_TW" w:bidi="zh_TW"/>
-        </w:rPr>
-        <w:t>）。</w:t>
+        <w:t>羅馬世界對旅行的了解非常通透，主要是為了在節期履行宗教義務、為了從事貿易、為了政府行政以及軍事目的。公元一世紀的基督徒傳教士是當時眾多旅行者中的一部分。</w:t>
       </w:r>
     </w:p>
     <w:p>
@@ -665,7 +471,231 @@
         <w:rPr>
           <w:lang w:val="zh_TW" w:bidi="zh_TW"/>
         </w:rPr>
-        <w:t>在基督升天時，祂委派了第一批門徒來「使萬民作我的門徒」（</w:t>
+        <w:t>羅馬和平與權威的來臨，以及精心建造的石頭道路，使旅行相對的安全快捷。相比舊約時代，旅行的方式有所改善。在羅馬帝國內，人們可以在良好的道路上長途旅行，而且相對安全。然而，仍有一些危險，特別是在海上旅行，風暴和海盜是常見的威脅（</w:t>
+      </w:r>
+      <w:hyperlink r:id="rId22">
+        <w:r>
+          <w:rPr>
+            <w:lang w:val="zh_TW" w:bidi="zh_TW"/>
+          </w:rPr>
+          <w:rPr>
+            <w:color w:val="0000EE"/>
+            <w:u w:val="single"/>
+          </w:rPr>
+          <w:t>徒15:39</w:t>
+        </w:r>
+      </w:hyperlink>
+      <w:r>
+        <w:rPr>
+          <w:lang w:val="zh_TW" w:bidi="zh_TW"/>
+        </w:rPr>
+        <w:t>，</w:t>
+      </w:r>
+      <w:hyperlink r:id="rId23">
+        <w:r>
+          <w:rPr>
+            <w:lang w:val="zh_TW" w:bidi="zh_TW"/>
+          </w:rPr>
+          <w:rPr>
+            <w:color w:val="0000EE"/>
+            <w:u w:val="single"/>
+          </w:rPr>
+          <w:t>18:18–22</w:t>
+        </w:r>
+      </w:hyperlink>
+      <w:r>
+        <w:rPr>
+          <w:lang w:val="zh_TW" w:bidi="zh_TW"/>
+        </w:rPr>
+        <w:t>；</w:t>
+      </w:r>
+      <w:hyperlink r:id="rId24">
+        <w:r>
+          <w:rPr>
+            <w:lang w:val="zh_TW" w:bidi="zh_TW"/>
+          </w:rPr>
+          <w:rPr>
+            <w:color w:val="0000EE"/>
+            <w:u w:val="single"/>
+          </w:rPr>
+          <w:t>羅15:24–25</w:t>
+        </w:r>
+      </w:hyperlink>
+      <w:r>
+        <w:rPr>
+          <w:lang w:val="zh_TW" w:bidi="zh_TW"/>
+        </w:rPr>
+        <w:t>；</w:t>
+      </w:r>
+      <w:hyperlink r:id="rId25">
+        <w:r>
+          <w:rPr>
+            <w:lang w:val="zh_TW" w:bidi="zh_TW"/>
+          </w:rPr>
+          <w:rPr>
+            <w:color w:val="0000EE"/>
+            <w:u w:val="single"/>
+          </w:rPr>
+          <w:t>林後11:25–26</w:t>
+        </w:r>
+      </w:hyperlink>
+      <w:r>
+        <w:rPr>
+          <w:lang w:val="zh_TW" w:bidi="zh_TW"/>
+        </w:rPr>
+        <w:t>）。保羅去羅馬的海上旅程便是一個危險的例子（</w:t>
+      </w:r>
+      <w:hyperlink r:id="rId26">
+        <w:r>
+          <w:rPr>
+            <w:lang w:val="zh_TW" w:bidi="zh_TW"/>
+          </w:rPr>
+          <w:rPr>
+            <w:color w:val="0000EE"/>
+            <w:u w:val="single"/>
+          </w:rPr>
+          <w:t>徒27:1–28:14</w:t>
+        </w:r>
+      </w:hyperlink>
+      <w:r>
+        <w:rPr>
+          <w:lang w:val="zh_TW" w:bidi="zh_TW"/>
+        </w:rPr>
+        <w:t>）。</w:t>
+      </w:r>
+    </w:p>
+    <w:p>
+      <w:pPr/>
+      <w:r>
+        <w:rPr>
+          <w:lang w:val="zh_TW" w:bidi="zh_TW"/>
+        </w:rPr>
+      </w:r>
+      <w:r>
+        <w:rPr>
+          <w:lang w:val="zh_TW" w:bidi="zh_TW"/>
+        </w:rPr>
+        <w:t>新約提到了一些徒步旅行的例子。馬利亞從加利利到猶大去探望伊利莎白（</w:t>
+      </w:r>
+      <w:hyperlink r:id="rId27">
+        <w:r>
+          <w:rPr>
+            <w:lang w:val="zh_TW" w:bidi="zh_TW"/>
+          </w:rPr>
+          <w:rPr>
+            <w:color w:val="0000EE"/>
+            <w:u w:val="single"/>
+          </w:rPr>
+          <w:t>路1:39–40、56</w:t>
+        </w:r>
+      </w:hyperlink>
+      <w:r>
+        <w:rPr>
+          <w:lang w:val="zh_TW" w:bidi="zh_TW"/>
+        </w:rPr>
+        <w:t>）。耶穌在人口普查時出生在伯利恆（</w:t>
+      </w:r>
+      <w:hyperlink r:id="rId28">
+        <w:r>
+          <w:rPr>
+            <w:lang w:val="zh_TW" w:bidi="zh_TW"/>
+          </w:rPr>
+          <w:rPr>
+            <w:color w:val="0000EE"/>
+            <w:u w:val="single"/>
+          </w:rPr>
+          <w:t>2:1–7</w:t>
+        </w:r>
+      </w:hyperlink>
+      <w:r>
+        <w:rPr>
+          <w:lang w:val="zh_TW" w:bidi="zh_TW"/>
+        </w:rPr>
+        <w:t>）；耶穌被帶到耶路撒冷以遵行猶太人潔淨的律法（</w:t>
+      </w:r>
+      <w:hyperlink r:id="rId29">
+        <w:r>
+          <w:rPr>
+            <w:lang w:val="zh_TW" w:bidi="zh_TW"/>
+          </w:rPr>
+          <w:rPr>
+            <w:color w:val="0000EE"/>
+            <w:u w:val="single"/>
+          </w:rPr>
+          <w:t>22</w:t>
+        </w:r>
+      </w:hyperlink>
+      <w:r>
+        <w:rPr>
+          <w:lang w:val="zh_TW" w:bidi="zh_TW"/>
+        </w:rPr>
+        <w:t>節）。因此，從馬利亞聖靈感孕耶穌到馬利亞潔淨的期間，往返三次拿撒勒到耶路撒冷，其距離約70英里（112.6公里）。約瑟和馬利亞每年都去耶路撒冷過逾越節（</w:t>
+      </w:r>
+      <w:hyperlink r:id="rId30">
+        <w:r>
+          <w:rPr>
+            <w:lang w:val="zh_TW" w:bidi="zh_TW"/>
+          </w:rPr>
+          <w:rPr>
+            <w:color w:val="0000EE"/>
+            <w:u w:val="single"/>
+          </w:rPr>
+          <w:t>41–51</w:t>
+        </w:r>
+      </w:hyperlink>
+      <w:r>
+        <w:rPr>
+          <w:lang w:val="zh_TW" w:bidi="zh_TW"/>
+        </w:rPr>
+        <w:t>節）。其它旅行還包括（</w:t>
+      </w:r>
+      <w:hyperlink r:id="rId31">
+        <w:r>
+          <w:rPr>
+            <w:lang w:val="zh_TW" w:bidi="zh_TW"/>
+          </w:rPr>
+          <w:rPr>
+            <w:color w:val="0000EE"/>
+            <w:u w:val="single"/>
+          </w:rPr>
+          <w:t>約2:13</w:t>
+        </w:r>
+      </w:hyperlink>
+      <w:r>
+        <w:rPr>
+          <w:lang w:val="zh_TW" w:bidi="zh_TW"/>
+        </w:rPr>
+        <w:t>，</w:t>
+      </w:r>
+      <w:hyperlink r:id="rId32">
+        <w:r>
+          <w:rPr>
+            <w:lang w:val="zh_TW" w:bidi="zh_TW"/>
+          </w:rPr>
+          <w:rPr>
+            <w:color w:val="0000EE"/>
+            <w:u w:val="single"/>
+          </w:rPr>
+          <w:t>5:1，</w:t>
+        </w:r>
+      </w:hyperlink>
+      <w:hyperlink r:id="rId33">
+        <w:r>
+          <w:rPr>
+            <w:lang w:val="zh_TW" w:bidi="zh_TW"/>
+          </w:rPr>
+          <w:rPr>
+            <w:color w:val="0000EE"/>
+            <w:u w:val="single"/>
+          </w:rPr>
+          <w:t>7:1–10</w:t>
+        </w:r>
+      </w:hyperlink>
+      <w:r>
+        <w:rPr>
+          <w:lang w:val="zh_TW" w:bidi="zh_TW"/>
+        </w:rPr>
+        <w:t>，</w:t>
       </w:r>
       <w:hyperlink r:id="rId34">
         <w:r>
@@ -676,14 +706,14 @@
             <w:color w:val="0000EE"/>
             <w:u w:val="single"/>
           </w:rPr>
-          <w:t>太28:19</w:t>
+          <w:t>12:1</w:t>
         </w:r>
       </w:hyperlink>
       <w:r>
         <w:rPr>
           <w:lang w:val="zh_TW" w:bidi="zh_TW"/>
         </w:rPr>
-        <w:t>）；因此，「門徒」這個詞在使徒行傳中也用來指信徒，也就是那些任信基督的人。雖然他們並未直接受基督本人呼召，但這些門徒是藉著基督的靈，通過第一批門徒所傳的信息而被呼召的；後來被呼召的門徒在任何意義上，都不亞於第一批門徒，即便他們所享有的特權較少。早期基督徒被稱為拿撒勒人耶穌的門徒，或簡單稱為「門徒」（</w:t>
+        <w:t>）耶穌曾步行從加利利到耶利哥（</w:t>
       </w:r>
       <w:hyperlink r:id="rId35">
         <w:r>
@@ -694,14 +724,14 @@
             <w:color w:val="0000EE"/>
             <w:u w:val="single"/>
           </w:rPr>
-          <w:t>徒6:1–2、7</w:t>
+          <w:t>可1:1–11</w:t>
         </w:r>
       </w:hyperlink>
       <w:r>
         <w:rPr>
           <w:lang w:val="zh_TW" w:bidi="zh_TW"/>
         </w:rPr>
-        <w:t>，</w:t>
+        <w:t>），也去過泰爾和西頓的地區（</w:t>
       </w:r>
       <w:hyperlink r:id="rId36">
         <w:r>
@@ -712,14 +742,14 @@
             <w:color w:val="0000EE"/>
             <w:u w:val="single"/>
           </w:rPr>
-          <w:t>9:36</w:t>
+          <w:t>7:24</w:t>
         </w:r>
       </w:hyperlink>
       <w:r>
         <w:rPr>
           <w:lang w:val="zh_TW" w:bidi="zh_TW"/>
         </w:rPr>
-        <w:t>，</w:t>
+        <w:t>）。耶穌不止一次到過撒馬利亞（</w:t>
       </w:r>
       <w:hyperlink r:id="rId37">
         <w:r>
@@ -730,14 +760,14 @@
             <w:color w:val="0000EE"/>
             <w:u w:val="single"/>
           </w:rPr>
-          <w:t>11:26</w:t>
+          <w:t>路17:11</w:t>
         </w:r>
       </w:hyperlink>
       <w:r>
         <w:rPr>
           <w:lang w:val="zh_TW" w:bidi="zh_TW"/>
         </w:rPr>
-        <w:t>）這是合理的，因為他們繼續傳揚耶穌的教導，並過著耶穌所樹立榜樣的生活。他們因此被認為是一個「學派（school）」或活生生的群體，實踐他們「夫子（master）」的教導。約翰壹書強調，只有那些遵守基督誡命的人，才真正表現出對神的愛（</w:t>
+        <w:t>；</w:t>
       </w:r>
       <w:hyperlink r:id="rId38">
         <w:r>
@@ -748,14 +778,14 @@
             <w:color w:val="0000EE"/>
             <w:u w:val="single"/>
           </w:rPr>
-          <w:t>約一2:3–6</w:t>
+          <w:t>約4:4</w:t>
         </w:r>
       </w:hyperlink>
       <w:r>
         <w:rPr>
           <w:lang w:val="zh_TW" w:bidi="zh_TW"/>
         </w:rPr>
-        <w:t>，</w:t>
+        <w:t>）。耶穌最後一次去耶路撒冷的旅程是經由耶利哥，穿過山路上耶路撒冷（</w:t>
       </w:r>
       <w:hyperlink r:id="rId39">
         <w:r>
@@ -766,14 +796,712 @@
             <w:color w:val="0000EE"/>
             <w:u w:val="single"/>
           </w:rPr>
-          <w:t>3:10–11</w:t>
+          <w:t>可10:1、46</w:t>
         </w:r>
       </w:hyperlink>
       <w:r>
         <w:rPr>
           <w:lang w:val="zh_TW" w:bidi="zh_TW"/>
         </w:rPr>
+        <w:t>，</w:t>
+      </w:r>
+      <w:hyperlink r:id="rId40">
+        <w:r>
+          <w:rPr>
+            <w:lang w:val="zh_TW" w:bidi="zh_TW"/>
+          </w:rPr>
+          <w:rPr>
+            <w:color w:val="0000EE"/>
+            <w:u w:val="single"/>
+          </w:rPr>
+          <w:t>11:1</w:t>
+        </w:r>
+      </w:hyperlink>
+      <w:r>
+        <w:rPr>
+          <w:lang w:val="zh_TW" w:bidi="zh_TW"/>
+        </w:rPr>
+        <w:t>）。耶穌復活後的最後一次旅程是到以馬忤斯（</w:t>
+      </w:r>
+      <w:hyperlink r:id="rId41">
+        <w:r>
+          <w:rPr>
+            <w:lang w:val="zh_TW" w:bidi="zh_TW"/>
+          </w:rPr>
+          <w:rPr>
+            <w:color w:val="0000EE"/>
+            <w:u w:val="single"/>
+          </w:rPr>
+          <w:t>路24:13–35</w:t>
+        </w:r>
+      </w:hyperlink>
+      <w:r>
+        <w:rPr>
+          <w:lang w:val="zh_TW" w:bidi="zh_TW"/>
+        </w:rPr>
         <w:t>）。</w:t>
+      </w:r>
+    </w:p>
+    <w:p>
+      <w:pPr/>
+      <w:r>
+        <w:rPr>
+          <w:lang w:val="zh_TW" w:bidi="zh_TW"/>
+        </w:rPr>
+      </w:r>
+      <w:r>
+        <w:rPr>
+          <w:lang w:val="zh_TW" w:bidi="zh_TW"/>
+        </w:rPr>
+        <w:t>保羅每次宣教旅行都乘船（</w:t>
+      </w:r>
+      <w:hyperlink r:id="rId42">
+        <w:r>
+          <w:rPr>
+            <w:lang w:val="zh_TW" w:bidi="zh_TW"/>
+          </w:rPr>
+          <w:rPr>
+            <w:color w:val="0000EE"/>
+            <w:u w:val="single"/>
+          </w:rPr>
+          <w:t>徒13:1–14</w:t>
+        </w:r>
+      </w:hyperlink>
+      <w:r>
+        <w:rPr>
+          <w:lang w:val="zh_TW" w:bidi="zh_TW"/>
+        </w:rPr>
+        <w:t>，</w:t>
+      </w:r>
+      <w:hyperlink r:id="rId43">
+        <w:r>
+          <w:rPr>
+            <w:lang w:val="zh_TW" w:bidi="zh_TW"/>
+          </w:rPr>
+          <w:rPr>
+            <w:color w:val="0000EE"/>
+            <w:u w:val="single"/>
+          </w:rPr>
+          <w:t>15:41–18:22</w:t>
+        </w:r>
+      </w:hyperlink>
+      <w:r>
+        <w:rPr>
+          <w:lang w:val="zh_TW" w:bidi="zh_TW"/>
+        </w:rPr>
+        <w:t>，</w:t>
+      </w:r>
+      <w:hyperlink r:id="rId44">
+        <w:r>
+          <w:rPr>
+            <w:lang w:val="zh_TW" w:bidi="zh_TW"/>
+          </w:rPr>
+          <w:rPr>
+            <w:color w:val="0000EE"/>
+            <w:u w:val="single"/>
+          </w:rPr>
+          <w:t>18:23–21:17</w:t>
+        </w:r>
+      </w:hyperlink>
+      <w:r>
+        <w:rPr>
+          <w:lang w:val="zh_TW" w:bidi="zh_TW"/>
+        </w:rPr>
+        <w:t>），通常有朋友陪伴。他也曾在巴勒斯坦、小亞細亞和希臘半島徒步旅行。但在新約時代並非所有旅行都是徒步進行。驢子常用來馱運貨物，也經常載人。耶穌曾騎驢從伯法其到耶路撒冷，這段路程雖短但象徵意義深遠（</w:t>
+      </w:r>
+      <w:hyperlink r:id="rId45">
+        <w:r>
+          <w:rPr>
+            <w:lang w:val="zh_TW" w:bidi="zh_TW"/>
+          </w:rPr>
+          <w:rPr>
+            <w:color w:val="0000EE"/>
+            <w:u w:val="single"/>
+          </w:rPr>
+          <w:t>太21:2–7</w:t>
+        </w:r>
+      </w:hyperlink>
+      <w:r>
+        <w:rPr>
+          <w:lang w:val="zh_TW" w:bidi="zh_TW"/>
+        </w:rPr>
+        <w:t>；</w:t>
+      </w:r>
+      <w:hyperlink r:id="rId46">
+        <w:r>
+          <w:rPr>
+            <w:lang w:val="zh_TW" w:bidi="zh_TW"/>
+          </w:rPr>
+          <w:rPr>
+            <w:color w:val="0000EE"/>
+            <w:u w:val="single"/>
+          </w:rPr>
+          <w:t>可11:1–11</w:t>
+        </w:r>
+      </w:hyperlink>
+      <w:r>
+        <w:rPr>
+          <w:lang w:val="zh_TW" w:bidi="zh_TW"/>
+        </w:rPr>
+        <w:t>；</w:t>
+      </w:r>
+      <w:hyperlink r:id="rId47">
+        <w:r>
+          <w:rPr>
+            <w:lang w:val="zh_TW" w:bidi="zh_TW"/>
+          </w:rPr>
+          <w:rPr>
+            <w:color w:val="0000EE"/>
+            <w:u w:val="single"/>
+          </w:rPr>
+          <w:t>約12:12–15</w:t>
+        </w:r>
+      </w:hyperlink>
+      <w:r>
+        <w:rPr>
+          <w:lang w:val="zh_TW" w:bidi="zh_TW"/>
+        </w:rPr>
+        <w:t>）。當約瑟與懷孕的馬利亞一起去伯利恆人口普查時，馬利亞很可能是騎驢而行。衣索匹亞的太監從耶路撒冷敬拜後，坐在車上，而腓利則徒步與他同行（</w:t>
+      </w:r>
+      <w:hyperlink r:id="rId48">
+        <w:r>
+          <w:rPr>
+            <w:lang w:val="zh_TW" w:bidi="zh_TW"/>
+          </w:rPr>
+          <w:rPr>
+            <w:color w:val="0000EE"/>
+            <w:u w:val="single"/>
+          </w:rPr>
+          <w:t>徒8:26–38</w:t>
+        </w:r>
+      </w:hyperlink>
+      <w:r>
+        <w:rPr>
+          <w:lang w:val="zh_TW" w:bidi="zh_TW"/>
+        </w:rPr>
+        <w:t>）。羅馬士兵既步行也大量使用馬匹。當保羅從耶路撒冷被押送到凱撒利亞時，他們為他準備了坐騎（</w:t>
+      </w:r>
+      <w:hyperlink r:id="rId49">
+        <w:r>
+          <w:rPr>
+            <w:lang w:val="zh_TW" w:bidi="zh_TW"/>
+          </w:rPr>
+          <w:rPr>
+            <w:color w:val="0000EE"/>
+            <w:u w:val="single"/>
+          </w:rPr>
+          <w:t>23:23–24</w:t>
+        </w:r>
+      </w:hyperlink>
+      <w:r>
+        <w:rPr>
+          <w:lang w:val="zh_TW" w:bidi="zh_TW"/>
+        </w:rPr>
+        <w:t>）。</w:t>
+      </w:r>
+    </w:p>
+    <w:p>
+      <w:pPr>
+        <w:pStyle w:val="Heading3"/>
+      </w:pPr>
+      <w:r>
+        <w:rPr>
+          <w:lang w:val="zh_TW" w:bidi="zh_TW"/>
+        </w:rPr>
+        <w:t>道路與海上航線</w:t>
+      </w:r>
+    </w:p>
+    <w:p>
+      <w:pPr/>
+      <w:r>
+        <w:rPr>
+          <w:lang w:val="zh_TW" w:bidi="zh_TW"/>
+        </w:rPr>
+      </w:r>
+      <w:r>
+        <w:rPr>
+          <w:lang w:val="zh_TW" w:bidi="zh_TW"/>
+        </w:rPr>
+        <w:t>聖經時代的道路在巴勒斯坦的地理、地形和歷史中佔有重要地位，這片土地充當了埃及與中東文明和貿易中心之間的橋樑。許多道路在商業和軍事上具有戰略意義。有些道路因為是朝聖路線而變得重要，方便前往像耶路撒冷這樣的宗教中心。聖經時代的道路主要分為三種：遠距離的國際道路、中距離的區域內道路，以及各區域或國家內部的各種道路。</w:t>
+      </w:r>
+    </w:p>
+    <w:p>
+      <w:pPr>
+        <w:pStyle w:val="Heading4"/>
+      </w:pPr>
+      <w:r>
+        <w:rPr>
+          <w:lang w:val="zh_TW" w:bidi="zh_TW"/>
+        </w:rPr>
+        <w:t>國際大路</w:t>
+      </w:r>
+    </w:p>
+    <w:p>
+      <w:pPr/>
+      <w:r>
+        <w:rPr>
+          <w:lang w:val="zh_TW" w:bidi="zh_TW"/>
+        </w:rPr>
+      </w:r>
+      <w:r>
+        <w:rPr>
+          <w:lang w:val="zh_TW" w:bidi="zh_TW"/>
+        </w:rPr>
+        <w:t>這些道路連接了地中海沿岸與北部的底格里斯河谷和南部的美索不達米亞。一些道路將美索不達米亞與小亞細亞連接起來，另一些則通往南方的埃及，或者沿著海岸線，或者穿過約旦河和死海以東，再穿過西奈半島。早在公元前二千年初期，安納托利亞（Anatolia）和亞述之間便已存在貿易路線。顯然，</w:t>
+      </w:r>
+      <w:hyperlink r:id="rId50">
+        <w:r>
+          <w:rPr>
+            <w:lang w:val="zh_TW" w:bidi="zh_TW"/>
+          </w:rPr>
+          <w:rPr>
+            <w:color w:val="0000EE"/>
+            <w:u w:val="single"/>
+          </w:rPr>
+          <w:t>創世記第十四章</w:t>
+        </w:r>
+      </w:hyperlink>
+      <w:r>
+        <w:rPr>
+          <w:lang w:val="zh_TW" w:bidi="zh_TW"/>
+        </w:rPr>
+        <w:t>中提到的軍事行動旨在確保從美索不達米亞北部通往埃及的大貿易路線——「王的大道（King’s Highway）」的安全。來自巴比倫、亞述和波斯的軍事入侵者和旅行者會穿過敘利亞內陸，然後轉向南方進入巴勒斯坦和埃及。歐洲列強希臘和羅馬進入中東後，為東方人民開闢了另一個龐大的國際道路網絡。在羅馬時代之前，這些道路沒有用石頭鋪設，而只是開闢出來的通路。它們非常粗糙，沒有經過平整，而且在潮濕的天氣裡，許多地方無法通行。然而，這些道路顯然有「路標」和「指路碑」明確標示</w:t>
+      </w:r>
+      <w:hyperlink r:id="rId51">
+        <w:r>
+          <w:rPr>
+            <w:lang w:val="zh_TW" w:bidi="zh_TW"/>
+          </w:rPr>
+          <w:rPr>
+            <w:color w:val="0000EE"/>
+            <w:u w:val="single"/>
+          </w:rPr>
+          <w:t>（耶31:21）</w:t>
+        </w:r>
+      </w:hyperlink>
+      <w:r>
+        <w:rPr>
+          <w:lang w:val="zh_TW" w:bidi="zh_TW"/>
+        </w:rPr>
+        <w:t>。隨著羅馬人到來之後，重要的道路開始有了深厚的地基，並在表面鋪設大塊平坦的石塊。這些道路的遺跡在中東和歐洲的許多地方至今仍然可見。沿途定點設置了距離標記或里程碑。</w:t>
+      </w:r>
+    </w:p>
+    <w:p>
+      <w:pPr>
+        <w:pStyle w:val="Heading4"/>
+      </w:pPr>
+      <w:r>
+        <w:rPr>
+          <w:lang w:val="zh_TW" w:bidi="zh_TW"/>
+        </w:rPr>
+        <w:t>巴勒斯坦的國際南北道路</w:t>
+      </w:r>
+    </w:p>
+    <w:p>
+      <w:pPr/>
+      <w:r>
+        <w:rPr>
+          <w:lang w:val="zh_TW" w:bidi="zh_TW"/>
+        </w:rPr>
+      </w:r>
+      <w:r>
+        <w:rPr>
+          <w:lang w:val="zh_TW" w:bidi="zh_TW"/>
+        </w:rPr>
+        <w:t>連接北方國家與埃及的道路都經過巴勒斯坦，這裡是一座天然的陸地橋樑。主要有三條重要的道路。沿海道路起自大馬士革，經過夏瑣，穿越以斯得倫平原，經過米吉多隘口，沿著海岸經加薩進入埃及。這很可能是「沿海的路」（</w:t>
+      </w:r>
+      <w:hyperlink r:id="rId52">
+        <w:r>
+          <w:rPr>
+            <w:lang w:val="zh_TW" w:bidi="zh_TW"/>
+          </w:rPr>
+          <w:rPr>
+            <w:color w:val="0000EE"/>
+            <w:u w:val="single"/>
+          </w:rPr>
+          <w:t>賽9:1</w:t>
+        </w:r>
+      </w:hyperlink>
+      <w:r>
+        <w:rPr>
+          <w:lang w:val="zh_TW" w:bidi="zh_TW"/>
+        </w:rPr>
+        <w:t>）。西奈道路從埃及通往南地南部，然後到加低斯巴尼亞、別是巴、希伯崙、耶路撒冷、示劍、亞柯、泰爾和西頓。紅海道路從亞喀巴灣進入巴勒斯坦地區，那裡有古代的港口以拉他和所羅門的港口以旬迦別（</w:t>
+      </w:r>
+      <w:hyperlink r:id="rId53">
+        <w:r>
+          <w:rPr>
+            <w:lang w:val="zh_TW" w:bidi="zh_TW"/>
+          </w:rPr>
+          <w:rPr>
+            <w:color w:val="0000EE"/>
+            <w:u w:val="single"/>
+          </w:rPr>
+          <w:t>民33:35</w:t>
+        </w:r>
+      </w:hyperlink>
+      <w:r>
+        <w:rPr>
+          <w:lang w:val="zh_TW" w:bidi="zh_TW"/>
+        </w:rPr>
+        <w:t>；</w:t>
+      </w:r>
+      <w:hyperlink r:id="rId54">
+        <w:r>
+          <w:rPr>
+            <w:lang w:val="zh_TW" w:bidi="zh_TW"/>
+          </w:rPr>
+          <w:rPr>
+            <w:color w:val="0000EE"/>
+            <w:u w:val="single"/>
+          </w:rPr>
+          <w:t>代下8:17</w:t>
+        </w:r>
+      </w:hyperlink>
+      <w:r>
+        <w:rPr>
+          <w:lang w:val="zh_TW" w:bidi="zh_TW"/>
+        </w:rPr>
+        <w:t>）。從那裡，這條道路經過外約旦的山區，穿過深谷，然後向北穿過哈蘭地區到達大馬士革。這是來自阿拉伯南部到大馬士革的商隊所走的路，也就是古代的「王的大道」（</w:t>
+      </w:r>
+      <w:hyperlink r:id="rId55">
+        <w:r>
+          <w:rPr>
+            <w:lang w:val="zh_TW" w:bidi="zh_TW"/>
+          </w:rPr>
+          <w:rPr>
+            <w:color w:val="0000EE"/>
+            <w:u w:val="single"/>
+          </w:rPr>
+          <w:t>民20:17</w:t>
+        </w:r>
+      </w:hyperlink>
+      <w:r>
+        <w:rPr>
+          <w:lang w:val="zh_TW" w:bidi="zh_TW"/>
+        </w:rPr>
+        <w:t>；</w:t>
+      </w:r>
+      <w:hyperlink r:id="rId56">
+        <w:r>
+          <w:rPr>
+            <w:lang w:val="zh_TW" w:bidi="zh_TW"/>
+          </w:rPr>
+          <w:rPr>
+            <w:color w:val="0000EE"/>
+            <w:u w:val="single"/>
+          </w:rPr>
+          <w:t>21:22</w:t>
+        </w:r>
+      </w:hyperlink>
+      <w:r>
+        <w:rPr>
+          <w:lang w:val="zh_TW" w:bidi="zh_TW"/>
+        </w:rPr>
+        <w:t>）。</w:t>
+      </w:r>
+    </w:p>
+    <w:p>
+      <w:pPr/>
+      <w:r>
+        <w:rPr>
+          <w:lang w:val="zh_TW" w:bidi="zh_TW"/>
+        </w:rPr>
+      </w:r>
+      <w:r>
+        <w:rPr>
+          <w:lang w:val="zh_TW" w:bidi="zh_TW"/>
+        </w:rPr>
+        <w:t>還有一些重要性較低的南北道路。其中一條沿海道路從約帕經過凱撒利亞和多珥通往亞柯，與西奈道路相連。顯然，直到羅馬時代，凱撒利亞港口建成後，這條路才變得更為重要。沙崙平原的沼澤地區帶來了許多問題。以斯得倫平原也是沼澤地，在惡劣季節時道路常被中斷。後來在沼澤地段建造了一條高架道路。另一條路從夏瑣向北，分支通往大馬士革的主幹道。約旦谷道路繞過加利利西南部，沿約旦谷地通往耶利哥。</w:t>
+      </w:r>
+    </w:p>
+    <w:p>
+      <w:pPr>
+        <w:pStyle w:val="Heading4"/>
+      </w:pPr>
+      <w:r>
+        <w:rPr>
+          <w:lang w:val="zh_TW" w:bidi="zh_TW"/>
+        </w:rPr>
+        <w:t>東西向道路</w:t>
+      </w:r>
+    </w:p>
+    <w:p>
+      <w:pPr/>
+      <w:r>
+        <w:rPr>
+          <w:lang w:val="zh_TW" w:bidi="zh_TW"/>
+        </w:rPr>
+      </w:r>
+      <w:r>
+        <w:rPr>
+          <w:lang w:val="zh_TW" w:bidi="zh_TW"/>
+        </w:rPr>
+        <w:t>有幾條重要的道路呈東西走向，與通往北方的主要道路相交。其中一條道路從加薩通往別是巴，然後沿著亞拉巴平原延伸，並有一條分支通往佩特拉（Petra）。另一條道路則從亞實基倫經過迦特通往希伯崙，然後到死海的隱基底。還有一條道路從約帕往東穿過亞雅崙谷（</w:t>
+      </w:r>
+      <w:hyperlink r:id="rId57">
+        <w:r>
+          <w:rPr>
+            <w:lang w:val="zh_TW" w:bidi="zh_TW"/>
+          </w:rPr>
+          <w:rPr>
+            <w:color w:val="0000EE"/>
+            <w:u w:val="single"/>
+          </w:rPr>
+          <w:t>書10:6–14</w:t>
+        </w:r>
+      </w:hyperlink>
+      <w:r>
+        <w:rPr>
+          <w:lang w:val="zh_TW" w:bidi="zh_TW"/>
+        </w:rPr>
+        <w:t>），到達伯特利，然後前往耶利哥。有一條常用的道路從約帕通往示劍，然後在亞當城（</w:t>
+      </w:r>
+      <w:hyperlink r:id="rId58">
+        <w:r>
+          <w:rPr>
+            <w:lang w:val="zh_TW" w:bidi="zh_TW"/>
+          </w:rPr>
+          <w:rPr>
+            <w:color w:val="0000EE"/>
+            <w:u w:val="single"/>
+          </w:rPr>
+          <w:t>3:16</w:t>
+        </w:r>
+      </w:hyperlink>
+      <w:r>
+        <w:rPr>
+          <w:lang w:val="zh_TW" w:bidi="zh_TW"/>
+        </w:rPr>
+        <w:t>）處穿過約旦河進入外約旦的基列地區。還有一些道路從亞柯向東通往加利利，也沿著海岸線向北通往泰爾和西頓。事實上，有許多東西走向的道路將巴勒斯坦的各個地區聯繫起來。在羅馬時代，由於軍隊的快速移動是至關重要的，因此一些舊道路得到了極大改善，並建造了新的道路。</w:t>
+      </w:r>
+    </w:p>
+    <w:p>
+      <w:pPr>
+        <w:pStyle w:val="Heading4"/>
+      </w:pPr>
+      <w:r>
+        <w:rPr>
+          <w:lang w:val="zh_TW" w:bidi="zh_TW"/>
+        </w:rPr>
+        <w:t>海上航道</w:t>
+      </w:r>
+    </w:p>
+    <w:p>
+      <w:pPr/>
+      <w:r>
+        <w:rPr>
+          <w:lang w:val="zh_TW" w:bidi="zh_TW"/>
+        </w:rPr>
+      </w:r>
+      <w:r>
+        <w:rPr>
+          <w:lang w:val="zh_TW" w:bidi="zh_TW"/>
+        </w:rPr>
+        <w:t>以色列人與腓尼基人不同，以色列人很少使用海上航線。當所羅門計劃派船隊經紅海前往俄斐時（</w:t>
+      </w:r>
+      <w:hyperlink r:id="rId59">
+        <w:r>
+          <w:rPr>
+            <w:lang w:val="zh_TW" w:bidi="zh_TW"/>
+          </w:rPr>
+          <w:rPr>
+            <w:color w:val="0000EE"/>
+            <w:u w:val="single"/>
+          </w:rPr>
+          <w:t>王上9:26–28</w:t>
+        </w:r>
+      </w:hyperlink>
+      <w:r>
+        <w:rPr>
+          <w:lang w:val="zh_TW" w:bidi="zh_TW"/>
+        </w:rPr>
+        <w:t>），他使用了腓尼基的水手。約沙法也計劃了一次類似的遠航，但他的船隻被毀壞了（</w:t>
+      </w:r>
+      <w:hyperlink r:id="rId60">
+        <w:r>
+          <w:rPr>
+            <w:lang w:val="zh_TW" w:bidi="zh_TW"/>
+          </w:rPr>
+          <w:rPr>
+            <w:color w:val="0000EE"/>
+            <w:u w:val="single"/>
+          </w:rPr>
+          <w:t>22:48–49</w:t>
+        </w:r>
+      </w:hyperlink>
+      <w:r>
+        <w:rPr>
+          <w:lang w:val="zh_TW" w:bidi="zh_TW"/>
+        </w:rPr>
+        <w:t>）。在舊約時代，沿海貿易由非利士人和腓尼基人掌控。地中海沿岸有幾個港口，例如加薩、約帕、多珥和亞柯，但都不是很理想的港口。還有一些海上航線將地中海沿岸與埃及和遠至他施（可能是西班牙）相連。另一條沿海水路是亞喀巴灣，擁有兩個港口——服務於外約旦地區的，和服務於約旦河以西地區的以拉。所羅門的船隊以以旬迦別為母港。</w:t>
+      </w:r>
+    </w:p>
+    <w:p>
+      <w:pPr/>
+      <w:r>
+        <w:rPr>
+          <w:lang w:val="zh_TW" w:bidi="zh_TW"/>
+        </w:rPr>
+      </w:r>
+      <w:r>
+        <w:rPr>
+          <w:lang w:val="zh_TW" w:bidi="zh_TW"/>
+        </w:rPr>
+        <w:t>到新約時代，情況發生了顯著變化。中東生產的商品被運往西方，尤其是羅馬人所使用。埃及的亞歷山大和敘利亞的安提阿處理了大量的貨物和旅客。像巴勒斯坦的小港口以及小亞細亞沿海的許多其他港口為船隻提供了避風港。為了避免繞過希臘半島的200英里（約322公里）路程，一種巧妙的計劃，就是使用拖曳小船橫跨科林斯地峽——其寬約5英里（約8公里）。即使是新約時代的最大船隻也難以抵擋海上的風暴（</w:t>
+      </w:r>
+      <w:hyperlink r:id="rId61">
+        <w:r>
+          <w:rPr>
+            <w:lang w:val="zh_TW" w:bidi="zh_TW"/>
+          </w:rPr>
+          <w:rPr>
+            <w:color w:val="0000EE"/>
+            <w:u w:val="single"/>
+          </w:rPr>
+          <w:t>徒27章</w:t>
+        </w:r>
+      </w:hyperlink>
+      <w:r>
+        <w:rPr>
+          <w:lang w:val="zh_TW" w:bidi="zh_TW"/>
+        </w:rPr>
+        <w:t>），因此海上旅行最好在風暴風險最小的時候進行，大約是從11月到3月。在適宜航海的季節裡，地中海有大量的海上交通，主要是貿易活動。糧船定期從羅馬駛往埃及和東方。</w:t>
+      </w:r>
+    </w:p>
+    <w:p>
+      <w:pPr/>
+      <w:r>
+        <w:rPr>
+          <w:lang w:val="zh_TW" w:bidi="zh_TW"/>
+        </w:rPr>
+      </w:r>
+      <w:r>
+        <w:rPr>
+          <w:lang w:val="zh_TW" w:bidi="zh_TW"/>
+        </w:rPr>
+        <w:t>船隻由帆驅動，必要時由奴隸划槳來補充動力。古代沉船的發現以及拉丁文和希臘文的文獻，提供了一些船隻規模大小的資料。在雅典附近發現的一座長130英尺（約39.6米）的古代乾船塢，曾用於希臘戰船，這些戰船比貨船小。羅馬作家路西亞（Lucian）提到了一艘長180英尺（約54.9米）的亞歷山大糧船，估計載重約1,200噸（約1,088.6公噸）。保羅的船上載有276人（</w:t>
+      </w:r>
+      <w:hyperlink r:id="rId62">
+        <w:r>
+          <w:rPr>
+            <w:lang w:val="zh_TW" w:bidi="zh_TW"/>
+          </w:rPr>
+          <w:rPr>
+            <w:color w:val="0000EE"/>
+            <w:u w:val="single"/>
+          </w:rPr>
+          <w:t>徒27:37</w:t>
+        </w:r>
+      </w:hyperlink>
+      <w:r>
+        <w:rPr>
+          <w:lang w:val="zh_TW" w:bidi="zh_TW"/>
+        </w:rPr>
+        <w:t>）。現代水下考古學（underwater archaeology）正在為我們提供關於這些古代船隻的寶貴信息。</w:t>
+      </w:r>
+    </w:p>
+    <w:p>
+      <w:pPr>
+        <w:pStyle w:val="Heading4"/>
+      </w:pPr>
+      <w:r>
+        <w:rPr>
+          <w:lang w:val="zh_TW" w:bidi="zh_TW"/>
+        </w:rPr>
+        <w:t>旅行的原因</w:t>
+      </w:r>
+    </w:p>
+    <w:p>
+      <w:pPr/>
+      <w:r>
+        <w:rPr>
+          <w:lang w:val="zh_TW" w:bidi="zh_TW"/>
+        </w:rPr>
+      </w:r>
+      <w:r>
+        <w:rPr>
+          <w:lang w:val="zh_TW" w:bidi="zh_TW"/>
+        </w:rPr>
+        <w:t>在新約時代，旅行的最重要原因是貿易和商業，這不僅僅是運輸貨物。參與這些活動的有貨物代理人、監管員、貨物保險商、兌換銀錢的人，以及整個涉及貨物獲取和安全運送的專業人員隊伍。</w:t>
+      </w:r>
+    </w:p>
+    <w:p>
+      <w:pPr/>
+      <w:r>
+        <w:rPr>
+          <w:lang w:val="zh_TW" w:bidi="zh_TW"/>
+        </w:rPr>
+      </w:r>
+      <w:r>
+        <w:rPr>
+          <w:lang w:val="zh_TW" w:bidi="zh_TW"/>
+        </w:rPr>
+        <w:t>軍事旅行也非常頻繁。這包括偵察、採購物資、為軍隊臨時駐紮地做準備，以及運送軍隊和裝備等各種任務。</w:t>
+      </w:r>
+    </w:p>
+    <w:p>
+      <w:pPr/>
+      <w:r>
+        <w:rPr>
+          <w:lang w:val="zh_TW" w:bidi="zh_TW"/>
+        </w:rPr>
+      </w:r>
+      <w:r>
+        <w:rPr>
+          <w:lang w:val="zh_TW" w:bidi="zh_TW"/>
+        </w:rPr>
+        <w:t>有些旅行者是因工作而變遷的商人，例如亞居拉和百基拉（</w:t>
+      </w:r>
+      <w:hyperlink r:id="rId63">
+        <w:r>
+          <w:rPr>
+            <w:lang w:val="zh_TW" w:bidi="zh_TW"/>
+          </w:rPr>
+          <w:rPr>
+            <w:color w:val="0000EE"/>
+            <w:u w:val="single"/>
+          </w:rPr>
+          <w:t>徒18:2–3</w:t>
+        </w:r>
+      </w:hyperlink>
+      <w:r>
+        <w:rPr>
+          <w:lang w:val="zh_TW" w:bidi="zh_TW"/>
+        </w:rPr>
+        <w:t>）。亞居拉從黑海的本都移居到羅馬，後來在遭遇逼迫時，他與妻子逃往哥林多。許多人也因類似原因而旅行。</w:t>
+      </w:r>
+    </w:p>
+    <w:p>
+      <w:pPr/>
+      <w:r>
+        <w:rPr>
+          <w:lang w:val="zh_TW" w:bidi="zh_TW"/>
+        </w:rPr>
+      </w:r>
+      <w:r>
+        <w:rPr>
+          <w:lang w:val="zh_TW" w:bidi="zh_TW"/>
+        </w:rPr>
+        <w:t>宗教朝聖者們從陸路或海路前往目的地。來自各地的猶太人前往耶路撒冷參加一年一度的逾越節慶典（參</w:t>
+      </w:r>
+      <w:hyperlink r:id="rId64">
+        <w:r>
+          <w:rPr>
+            <w:lang w:val="zh_TW" w:bidi="zh_TW"/>
+          </w:rPr>
+          <w:rPr>
+            <w:color w:val="0000EE"/>
+            <w:u w:val="single"/>
+          </w:rPr>
+          <w:t>徒2:5–11</w:t>
+        </w:r>
+      </w:hyperlink>
+      <w:r>
+        <w:rPr>
+          <w:lang w:val="zh_TW" w:bidi="zh_TW"/>
+        </w:rPr>
+        <w:t>）。外邦人則前往以弗所、雅典和艾盧西斯（Eleusis）的宗教中心，那裡有重要的廟宇。許多較小的廟宇也吸引朝聖者。新廟宇的建造，和各類政府行政建築的建設吸引了遠道而來的工匠，建築材料也常需要運輸到施工現場。建築中使用的材料通常需要運送到工地。一些人則為了健康，前往以醫治神蹟聞名的廟宇，或是享受溫泉的療效，像迦百農或提比哩亞的溫泉。運動員也會前往重要的比賽中心，參加像奧林匹克運動會這樣的重要比賽，大批群眾則聚集觀看盛會。一些旅行者是學生或教師，他們會前往當時的學術中心——相當於古代的大學。此外，還有一些人是政府或商業的官方使者，攜帶重要文件出使。儘管有這些活動，大多數普通公民幾乎從未離開過他們家鄉幾英里以外的地方。</w:t>
       </w:r>
       <w:r>
         <w:rPr>

--- a/zht/docx/091.content.docx
+++ b/zht/docx/091.content.docx
@@ -149,7 +149,7 @@
         <w:rPr>
           <w:lang w:val="zh_TW" w:bidi="zh_TW"/>
         </w:rPr>
-        <w:t>lv</w:t>
+        <w:t>lu</w:t>
       </w:r>
       <w:r>
         <w:rPr>
@@ -212,12 +212,106 @@
         <w:rPr>
           <w:lang w:val="zh_TW" w:bidi="zh_TW"/>
         </w:rPr>
-        <w:t>旅行</w:t>
-      </w:r>
-      <w:r>
-        <w:rPr>
-          <w:lang w:val="zh_TW" w:bidi="zh_TW"/>
-        </w:rPr>
+        <w:t>路得記</w:t>
+      </w:r>
+      <w:r>
+        <w:rPr>
+          <w:lang w:val="zh_TW" w:bidi="zh_TW"/>
+        </w:rPr>
+      </w:r>
+    </w:p>
+    <w:p>
+      <w:pPr>
+        <w:pStyle w:val="Heading3"/>
+      </w:pPr>
+      <w:r>
+        <w:rPr>
+          <w:lang w:val="zh_TW" w:bidi="zh_TW"/>
+        </w:rPr>
+        <w:t>概述</w:t>
+      </w:r>
+    </w:p>
+    <w:p>
+      <w:pPr>
+        <w:pStyle w:val="ListBullet"/>
+        <w:spacing w:line="240" w:lineRule="auto"/>
+        <w:ind w:left="720"/>
+      </w:pPr>
+      <w:r>
+        <w:rPr>
+          <w:lang w:val="zh_TW" w:bidi="zh_TW"/>
+        </w:rPr>
+      </w:r>
+      <w:r>
+        <w:rPr>
+          <w:lang w:val="zh_TW" w:bidi="zh_TW"/>
+        </w:rPr>
+        <w:t>路得記是誰寫的？何時寫成？</w:t>
+      </w:r>
+    </w:p>
+    <w:p>
+      <w:pPr>
+        <w:pStyle w:val="ListBullet"/>
+        <w:spacing w:line="240" w:lineRule="auto"/>
+        <w:ind w:left="720"/>
+      </w:pPr>
+      <w:r>
+        <w:rPr>
+          <w:lang w:val="zh_TW" w:bidi="zh_TW"/>
+        </w:rPr>
+      </w:r>
+      <w:r>
+        <w:rPr>
+          <w:lang w:val="zh_TW" w:bidi="zh_TW"/>
+        </w:rPr>
+        <w:t>路得記為何而寫？</w:t>
+      </w:r>
+    </w:p>
+    <w:p>
+      <w:pPr>
+        <w:pStyle w:val="ListBullet"/>
+        <w:spacing w:line="240" w:lineRule="auto"/>
+        <w:ind w:left="720"/>
+      </w:pPr>
+      <w:r>
+        <w:rPr>
+          <w:lang w:val="zh_TW" w:bidi="zh_TW"/>
+        </w:rPr>
+      </w:r>
+      <w:r>
+        <w:rPr>
+          <w:lang w:val="zh_TW" w:bidi="zh_TW"/>
+        </w:rPr>
+        <w:t>路得記的內容是什麼？</w:t>
+      </w:r>
+    </w:p>
+    <w:p>
+      <w:pPr>
+        <w:pStyle w:val="ListBullet"/>
+        <w:spacing w:line="240" w:lineRule="auto"/>
+        <w:ind w:left="720"/>
+      </w:pPr>
+      <w:r>
+        <w:rPr>
+          <w:lang w:val="zh_TW" w:bidi="zh_TW"/>
+        </w:rPr>
+      </w:r>
+      <w:r>
+        <w:rPr>
+          <w:lang w:val="zh_TW" w:bidi="zh_TW"/>
+        </w:rPr>
+        <w:t>路得記的信息是什麼？</w:t>
+      </w:r>
+    </w:p>
+    <w:p>
+      <w:pPr>
+        <w:pStyle w:val="Heading3"/>
+      </w:pPr>
+      <w:r>
+        <w:rPr>
+          <w:lang w:val="zh_TW" w:bidi="zh_TW"/>
+        </w:rPr>
+        <w:t>路得記是誰寫的？何時寫成？</w:t>
       </w:r>
     </w:p>
     <w:p>
@@ -231,18 +325,7 @@
         <w:rPr>
           <w:lang w:val="zh_TW" w:bidi="zh_TW"/>
         </w:rPr>
-        <w:t>在聖經時代，旅行者常見道路崎嶇難行，且無法通行。通常是相對較小的船隻在海上航行，且主要是軍事和商船，極少是為了簡單的旅遊交通而航行的船隻。因為沒有什麼理由需要去旅行，一般公民往往只會留在相當有限的區域內。偶爾會有群體的遷徙，有時人們因宗教節期而旅行，或為了逃避戰爭和饑荒而遷徙。</w:t>
-      </w:r>
-    </w:p>
-    <w:p>
-      <w:pPr>
-        <w:pStyle w:val="Heading3"/>
-      </w:pPr>
-      <w:r>
-        <w:rPr>
-          <w:lang w:val="zh_TW" w:bidi="zh_TW"/>
-        </w:rPr>
-        <w:t>舊約時代的旅行</w:t>
+        <w:t>這卷書的作者不詳。誰寫這卷書與寫作時間有關。經文中的一些線索能幫助我們回答這個問題。</w:t>
       </w:r>
     </w:p>
     <w:p>
@@ -251,12 +334,6 @@
         <w:rPr>
           <w:lang w:val="zh_TW" w:bidi="zh_TW"/>
         </w:rPr>
-      </w:r>
-      <w:r>
-        <w:rPr>
-          <w:lang w:val="zh_TW" w:bidi="zh_TW"/>
-        </w:rPr>
-        <w:t>有幾個描繪了以色列百姓為了放牧而在有限區域內移動的記載。約瑟的兄弟們將他們的羊群從南地帶到示劍，後來又到多坍（</w:t>
       </w:r>
       <w:hyperlink r:id="rId13">
         <w:r>
@@ -267,14 +344,42 @@
             <w:color w:val="0000EE"/>
             <w:u w:val="single"/>
           </w:rPr>
-          <w:t>創37:12–17</w:t>
+          <w:t>路得記四章18至22節</w:t>
         </w:r>
       </w:hyperlink>
       <w:r>
         <w:rPr>
           <w:lang w:val="zh_TW" w:bidi="zh_TW"/>
         </w:rPr>
-        <w:t>），但這不過是60英里（96.5公里）。大衛曾環遊巴勒斯坦，甚至去了摩押地（</w:t>
+        <w:t>告訴我們，路得是大衛王的曾祖母。這顯示這卷書很可能寫於大衛登基之後。</w:t>
+      </w:r>
+    </w:p>
+    <w:p>
+      <w:pPr/>
+      <w:r>
+        <w:rPr>
+          <w:lang w:val="zh_TW" w:bidi="zh_TW"/>
+        </w:rPr>
+      </w:r>
+      <w:r>
+        <w:rPr>
+          <w:lang w:val="zh_TW" w:bidi="zh_TW"/>
+        </w:rPr>
+        <w:t>由於路得記不贊同與外邦人通婚，因此這卷書很可能不是寫於所羅門推行外邦婚姻政策的時期。</w:t>
+      </w:r>
+    </w:p>
+    <w:p>
+      <w:pPr/>
+      <w:r>
+        <w:rPr>
+          <w:lang w:val="zh_TW" w:bidi="zh_TW"/>
+        </w:rPr>
+      </w:r>
+      <w:r>
+        <w:rPr>
+          <w:lang w:val="zh_TW" w:bidi="zh_TW"/>
+        </w:rPr>
+        <w:t>此外，大衛與摩押之間的友好關係，或許啟發了他國中的某人寫下這卷書，以說明大衛行動的原因（見</w:t>
       </w:r>
       <w:hyperlink r:id="rId14">
         <w:r>
@@ -285,14 +390,107 @@
             <w:color w:val="0000EE"/>
             <w:u w:val="single"/>
           </w:rPr>
-          <w:t>撒上22:3</w:t>
+          <w:t>撒上22:3–5</w:t>
         </w:r>
       </w:hyperlink>
       <w:r>
         <w:rPr>
           <w:lang w:val="zh_TW" w:bidi="zh_TW"/>
         </w:rPr>
-        <w:t>）。但支派的人從耶路撒冷西南遷到北部——就在黎巴嫩山脈南端（</w:t>
+        <w:t>）。因此，作者可能是大衛的親近之人，或許是撒母耳、拿單，或亞比亞他。</w:t>
+      </w:r>
+    </w:p>
+    <w:p>
+      <w:pPr/>
+      <w:r>
+        <w:rPr>
+          <w:lang w:val="zh_TW" w:bidi="zh_TW"/>
+        </w:rPr>
+      </w:r>
+      <w:r>
+        <w:rPr>
+          <w:lang w:val="zh_TW" w:bidi="zh_TW"/>
+        </w:rPr>
+        <w:t>這卷書的敘事以「當士師秉政的時候」這片語開頭。士師的時期約持續三百年，雖然撒母耳也曾作士師，但是這是自俄陀聶開始，至參孫結束。</w:t>
+      </w:r>
+    </w:p>
+    <w:p>
+      <w:pPr/>
+      <w:r>
+        <w:rPr>
+          <w:lang w:val="zh_TW" w:bidi="zh_TW"/>
+        </w:rPr>
+      </w:r>
+      <w:r>
+        <w:rPr>
+          <w:lang w:val="zh_TW" w:bidi="zh_TW"/>
+        </w:rPr>
+        <w:t>如果</w:t>
+      </w:r>
+      <w:hyperlink r:id="rId13">
+        <w:r>
+          <w:rPr>
+            <w:lang w:val="zh_TW" w:bidi="zh_TW"/>
+          </w:rPr>
+          <w:rPr>
+            <w:color w:val="0000EE"/>
+            <w:u w:val="single"/>
+          </w:rPr>
+          <w:t>路得記四章18至22節</w:t>
+        </w:r>
+      </w:hyperlink>
+      <w:r>
+        <w:rPr>
+          <w:lang w:val="zh_TW" w:bidi="zh_TW"/>
+        </w:rPr>
+        <w:t>中的家譜記錄是完整的，那麼這些事件發生在大衛曾祖父的一生之中，並記載了他祖父的出生。若以每代約35年計算，這些事大約發生在公元前11世紀初期，也就是在大衛出生前約100年。</w:t>
+      </w:r>
+    </w:p>
+    <w:p>
+      <w:pPr>
+        <w:pStyle w:val="Heading3"/>
+      </w:pPr>
+      <w:r>
+        <w:rPr>
+          <w:lang w:val="zh_TW" w:bidi="zh_TW"/>
+        </w:rPr>
+        <w:t>路得記為何而寫？</w:t>
+      </w:r>
+    </w:p>
+    <w:p>
+      <w:pPr/>
+      <w:r>
+        <w:rPr>
+          <w:lang w:val="zh_TW" w:bidi="zh_TW"/>
+        </w:rPr>
+      </w:r>
+      <w:r>
+        <w:rPr>
+          <w:lang w:val="zh_TW" w:bidi="zh_TW"/>
+        </w:rPr>
+        <w:t>這卷書的寫作目的取決於其寫作的時間。如果這卷書是在大衛死後不久寫成的，那麼它可能是為了證明大衛的家族（即大衛的王室血脈）是神所揀選的王族。這卷書也可能是用來說明，為何那位敬虔的摩押女子能進入以色列的民族之中。</w:t>
+      </w:r>
+    </w:p>
+    <w:p>
+      <w:pPr>
+        <w:pStyle w:val="Heading3"/>
+      </w:pPr>
+      <w:r>
+        <w:rPr>
+          <w:lang w:val="zh_TW" w:bidi="zh_TW"/>
+        </w:rPr>
+        <w:t>路得記的內容是甚麼？</w:t>
+      </w:r>
+    </w:p>
+    <w:p>
+      <w:pPr>
+        <w:pStyle w:val="Heading4"/>
+      </w:pPr>
+      <w:r>
+        <w:rPr>
+          <w:lang w:val="zh_TW" w:bidi="zh_TW"/>
+        </w:rPr>
+        <w:t>引言（</w:t>
       </w:r>
       <w:hyperlink r:id="rId15">
         <w:r>
@@ -303,14 +501,14 @@
             <w:color w:val="0000EE"/>
             <w:u w:val="single"/>
           </w:rPr>
-          <w:t>士18章</w:t>
+          <w:t>1:1–5</w:t>
         </w:r>
       </w:hyperlink>
       <w:r>
         <w:rPr>
           <w:lang w:val="zh_TW" w:bidi="zh_TW"/>
         </w:rPr>
-        <w:t>）。</w:t>
+        <w:t>）</w:t>
       </w:r>
     </w:p>
     <w:p>
@@ -324,7 +522,18 @@
         <w:rPr>
           <w:lang w:val="zh_TW" w:bidi="zh_TW"/>
         </w:rPr>
-        <w:t>為了放牧、遷徙和保護而旅行的例子可謂多不勝數。這些旅行者通常會步行，但驢也被用來騎乘和作為馱運動物之用。牛用來運送重物，有時也載人（</w:t>
+        <w:t>由於饑荒，以利米勒帶著妻子拿俄米和兩個兒子瑪倫、基連過約但河往摩押地去，因那裡有糧食。兩個兒子娶了摩押女子為妻，但後來二人都死了，他們的父親也去世。拿俄米成了寡婦，只剩下兩個外邦媳婦。</w:t>
+      </w:r>
+    </w:p>
+    <w:p>
+      <w:pPr>
+        <w:pStyle w:val="Heading4"/>
+      </w:pPr>
+      <w:r>
+        <w:rPr>
+          <w:lang w:val="zh_TW" w:bidi="zh_TW"/>
+        </w:rPr>
+        <w:t>返回伯利恆 （</w:t>
       </w:r>
       <w:hyperlink r:id="rId16">
         <w:r>
@@ -335,14 +544,42 @@
             <w:color w:val="0000EE"/>
             <w:u w:val="single"/>
           </w:rPr>
-          <w:t>創46:5</w:t>
+          <w:t>1:6–22</w:t>
         </w:r>
       </w:hyperlink>
       <w:r>
         <w:rPr>
           <w:lang w:val="zh_TW" w:bidi="zh_TW"/>
         </w:rPr>
-        <w:t>）。後來駱駝也成為普遍的交通工具（</w:t>
+        <w:t>）</w:t>
+      </w:r>
+    </w:p>
+    <w:p>
+      <w:pPr/>
+      <w:r>
+        <w:rPr>
+          <w:lang w:val="zh_TW" w:bidi="zh_TW"/>
+        </w:rPr>
+      </w:r>
+      <w:r>
+        <w:rPr>
+          <w:lang w:val="zh_TW" w:bidi="zh_TW"/>
+        </w:rPr>
+        <w:t>拿俄米聽說伯利恆的饑荒已經過去，便預備回去。她的兩個媳婦俄珥巴和路得陪她走了一段路。拿俄米顧念她們在猶大作外邦人可能遭遇的艱難，便勸她們留在本地。兩個年輕的寡婦起初都不肯離開，但拿俄米說明情況：她已年老，不可能再懷孕，因此沒有弟弟能履行娶寡嫂婚（levirate）的責任。她自己也難再出嫁生子。即使這些條件改變，等待也是不切實際的。俄珥巴想通了，就親吻婆婆道別。</w:t>
+      </w:r>
+    </w:p>
+    <w:p>
+      <w:pPr/>
+      <w:r>
+        <w:rPr>
+          <w:lang w:val="zh_TW" w:bidi="zh_TW"/>
+        </w:rPr>
+      </w:r>
+      <w:r>
+        <w:rPr>
+          <w:lang w:val="zh_TW" w:bidi="zh_TW"/>
+        </w:rPr>
+        <w:t>路得「捨不得拿俄米」（</w:t>
       </w:r>
       <w:hyperlink r:id="rId17">
         <w:r>
@@ -353,14 +590,14 @@
             <w:color w:val="0000EE"/>
             <w:u w:val="single"/>
           </w:rPr>
-          <w:t>王上10:2</w:t>
+          <w:t>得1:14</w:t>
         </w:r>
       </w:hyperlink>
       <w:r>
         <w:rPr>
           <w:lang w:val="zh_TW" w:bidi="zh_TW"/>
         </w:rPr>
-        <w:t>；</w:t>
+        <w:t>）。路得堅定要與拿俄米同在的心志，所用的希伯來文字詞與形容夫妻聯合的字詞相同（</w:t>
       </w:r>
       <w:hyperlink r:id="rId18">
         <w:r>
@@ -371,14 +608,14 @@
             <w:color w:val="0000EE"/>
             <w:u w:val="single"/>
           </w:rPr>
-          <w:t>王下8:9</w:t>
+          <w:t>創2:24</w:t>
         </w:r>
       </w:hyperlink>
       <w:r>
         <w:rPr>
           <w:lang w:val="zh_TW" w:bidi="zh_TW"/>
         </w:rPr>
-        <w:t>）。我們對舊約時代的旅客休息地點所知甚少。舊約只有幾處提到了「住宿的地方（malon）」（</w:t>
+        <w:t>），意思如同緊貼或黏合，難以分開。路得藉著五個堅定的宣告表明她真誠的決心（</w:t>
       </w:r>
       <w:hyperlink r:id="rId19">
         <w:r>
@@ -389,14 +626,39 @@
             <w:color w:val="0000EE"/>
             <w:u w:val="single"/>
           </w:rPr>
-          <w:t>創42:27</w:t>
+          <w:t>得1:16–17</w:t>
         </w:r>
       </w:hyperlink>
       <w:r>
         <w:rPr>
           <w:lang w:val="zh_TW" w:bidi="zh_TW"/>
         </w:rPr>
-        <w:t>，</w:t>
+        <w:t>）。她捨棄過去的生活，去得著她更看重的新生命，選擇跟隨以色列的神，遵行祂的律法。路得對以色列神的呼求與拿俄米的勸說相合，於是二人一同回到伯利恆。</w:t>
+      </w:r>
+    </w:p>
+    <w:p>
+      <w:pPr/>
+      <w:r>
+        <w:rPr>
+          <w:lang w:val="zh_TW" w:bidi="zh_TW"/>
+        </w:rPr>
+      </w:r>
+      <w:r>
+        <w:rPr>
+          <w:lang w:val="zh_TW" w:bidi="zh_TW"/>
+        </w:rPr>
+        <w:t>拿俄米回到伯利恆的路途十分艱難。她離開伯利恆時有丈夫和兩個兒子，但她回來時他們都已去世。她要求朋友們稱她為「瑪拉」，意思是「苦」。然而，她回來的時候正值收割的起頭，是一個蒙恩的時節。</w:t>
+      </w:r>
+    </w:p>
+    <w:p>
+      <w:pPr>
+        <w:pStyle w:val="Heading4"/>
+      </w:pPr>
+      <w:r>
+        <w:rPr>
+          <w:lang w:val="zh_TW" w:bidi="zh_TW"/>
+        </w:rPr>
+        <w:t>在波阿斯的田間拾麥穗 （</w:t>
       </w:r>
       <w:hyperlink r:id="rId20">
         <w:r>
@@ -407,14 +669,42 @@
             <w:color w:val="0000EE"/>
             <w:u w:val="single"/>
           </w:rPr>
-          <w:t>43:21</w:t>
+          <w:t>2:1–23</w:t>
         </w:r>
       </w:hyperlink>
       <w:r>
         <w:rPr>
           <w:lang w:val="zh_TW" w:bidi="zh_TW"/>
         </w:rPr>
-        <w:t>；</w:t>
+        <w:t>）</w:t>
+      </w:r>
+    </w:p>
+    <w:p>
+      <w:pPr/>
+      <w:r>
+        <w:rPr>
+          <w:lang w:val="zh_TW" w:bidi="zh_TW"/>
+        </w:rPr>
+      </w:r>
+      <w:r>
+        <w:rPr>
+          <w:lang w:val="zh_TW" w:bidi="zh_TW"/>
+        </w:rPr>
+        <w:t>本章開頭先介紹波阿斯——他是以利米勒的親族，也是個富有的人。</w:t>
+      </w:r>
+    </w:p>
+    <w:p>
+      <w:pPr/>
+      <w:r>
+        <w:rPr>
+          <w:lang w:val="zh_TW" w:bidi="zh_TW"/>
+        </w:rPr>
+      </w:r>
+      <w:r>
+        <w:rPr>
+          <w:lang w:val="zh_TW" w:bidi="zh_TW"/>
+        </w:rPr>
+        <w:t>在第二節中，路得主動提出要到田間去，在用工具收割穀物的工人（這些工人被稱為「收割的人」）後面拾取遺落的麥穗。窮人可以在他們之後拾取遺穗（這些人被稱為「拾穗的人」）。拾穗的人也可以在田地的邊緣收集穀物。這是神所設立的律法之一，目的是讓貧窮的人能有足夠的食物（</w:t>
       </w:r>
       <w:hyperlink r:id="rId21">
         <w:r>
@@ -425,7 +715,7 @@
             <w:color w:val="0000EE"/>
             <w:u w:val="single"/>
           </w:rPr>
-          <w:t>出4:24</w:t>
+          <w:t>利19:9–10</w:t>
         </w:r>
       </w:hyperlink>
       <w:r>
@@ -433,17 +723,6 @@
           <w:lang w:val="zh_TW" w:bidi="zh_TW"/>
         </w:rPr>
         <w:t>）。</w:t>
-      </w:r>
-    </w:p>
-    <w:p>
-      <w:pPr>
-        <w:pStyle w:val="Heading3"/>
-      </w:pPr>
-      <w:r>
-        <w:rPr>
-          <w:lang w:val="zh_TW" w:bidi="zh_TW"/>
-        </w:rPr>
-        <w:t>新約時代的旅行</w:t>
       </w:r>
     </w:p>
     <w:p>
@@ -457,7 +736,7 @@
         <w:rPr>
           <w:lang w:val="zh_TW" w:bidi="zh_TW"/>
         </w:rPr>
-        <w:t>羅馬世界對旅行的了解非常通透，主要是為了在節期履行宗教義務、為了從事貿易、為了政府行政以及軍事目的。公元一世紀的基督徒傳教士是當時眾多旅行者中的一部分。</w:t>
+        <w:t>路得來到波阿斯的田裡。當波阿斯前來查看時，他注意到路得，詢問她是誰，並得知她的身分。管理的人說，她從清早就一直在田間勤勞工作。波阿斯因路得對拿俄米的忠誠而感動，特別善待她，讓她可以在收割者的後面直接拾穗。此外，年輕的僕人還為她打水，這在當時是相當特別的待遇。</w:t>
       </w:r>
     </w:p>
     <w:p>
@@ -471,7 +750,7 @@
         <w:rPr>
           <w:lang w:val="zh_TW" w:bidi="zh_TW"/>
         </w:rPr>
-        <w:t>羅馬和平與權威的來臨，以及精心建造的石頭道路，使旅行相對的安全快捷。相比舊約時代，旅行的方式有所改善。在羅馬帝國內，人們可以在良好的道路上長途旅行，而且相對安全。然而，仍有一些危險，特別是在海上旅行，風暴和海盜是常見的威脅（</w:t>
+        <w:t>路得表現出極大的謙卑與尊敬，問波阿斯為何她這外邦女子竟蒙如此恩待。波阿斯提出兩個原因：她愛婆婆，也看見屬靈的真理，使她投靠以色列的神「的翅膀下」（</w:t>
       </w:r>
       <w:hyperlink r:id="rId22">
         <w:r>
@@ -482,14 +761,39 @@
             <w:color w:val="0000EE"/>
             <w:u w:val="single"/>
           </w:rPr>
-          <w:t>徒15:39</w:t>
+          <w:t>得2:12</w:t>
         </w:r>
       </w:hyperlink>
       <w:r>
         <w:rPr>
           <w:lang w:val="zh_TW" w:bidi="zh_TW"/>
         </w:rPr>
-        <w:t>，</w:t>
+        <w:t>）。這個片語是在形容神的保護，如同母鳥展翅庇護幼雛一般。</w:t>
+      </w:r>
+    </w:p>
+    <w:p>
+      <w:pPr/>
+      <w:r>
+        <w:rPr>
+          <w:lang w:val="zh_TW" w:bidi="zh_TW"/>
+        </w:rPr>
+      </w:r>
+      <w:r>
+        <w:rPr>
+          <w:lang w:val="zh_TW" w:bidi="zh_TW"/>
+        </w:rPr>
+        <w:t>她也在收割的人的飯桌上得了座位。她照著波阿斯的吩咐，回到田裡繼續拾取未收割的麥穗。到了一天結束時，她回家見拿俄米，告訴她當天所發生的事。拿俄米告訴路得，波阿斯有買贖至親的權利（詳見下文討論）。路得便繼續在波阿斯的田裡工作，直到收割季節結束。</w:t>
+      </w:r>
+    </w:p>
+    <w:p>
+      <w:pPr>
+        <w:pStyle w:val="Heading4"/>
+      </w:pPr>
+      <w:r>
+        <w:rPr>
+          <w:lang w:val="zh_TW" w:bidi="zh_TW"/>
+        </w:rPr>
+        <w:t>依靠至親買贖者（</w:t>
       </w:r>
       <w:hyperlink r:id="rId23">
         <w:r>
@@ -500,14 +804,76 @@
             <w:color w:val="0000EE"/>
             <w:u w:val="single"/>
           </w:rPr>
-          <w:t>18:18–22</w:t>
+          <w:t>3:1–18</w:t>
         </w:r>
       </w:hyperlink>
       <w:r>
         <w:rPr>
           <w:lang w:val="zh_TW" w:bidi="zh_TW"/>
         </w:rPr>
-        <w:t>；</w:t>
+        <w:t>）</w:t>
+      </w:r>
+    </w:p>
+    <w:p>
+      <w:pPr/>
+      <w:r>
+        <w:rPr>
+          <w:lang w:val="zh_TW" w:bidi="zh_TW"/>
+        </w:rPr>
+      </w:r>
+      <w:r>
+        <w:rPr>
+          <w:lang w:val="zh_TW" w:bidi="zh_TW"/>
+        </w:rPr>
+        <w:t>拿俄米勸路得去找波阿斯，請他作</w:t>
+      </w:r>
+      <w:r>
+        <w:rPr>
+          <w:i/>
+          <w:lang w:val="zh_TW" w:bidi="zh_TW"/>
+        </w:rPr>
+        <w:t>至親買贖者</w:t>
+      </w:r>
+      <w:r>
+        <w:rPr>
+          <w:lang w:val="zh_TW" w:bidi="zh_TW"/>
+        </w:rPr>
+        <w:t>（</w:t>
+      </w:r>
+      <w:r>
+        <w:rPr>
+          <w:i/>
+          <w:lang w:val="zh_TW" w:bidi="zh_TW"/>
+        </w:rPr>
+        <w:t>go'el</w:t>
+      </w:r>
+      <w:r>
+        <w:rPr>
+          <w:lang w:val="zh_TW" w:bidi="zh_TW"/>
+        </w:rPr>
+        <w:t>或kinsman-redeemer）。拿俄米的計劃看似不尋常，但其中有其理由：</w:t>
+      </w:r>
+    </w:p>
+    <w:p>
+      <w:pPr>
+        <w:pStyle w:val="ListNumber"/>
+        <w:numPr>
+          <w:ilvl w:val="0"/>
+          <w:numId w:val="14"/>
+        </w:numPr>
+        <w:spacing w:line="240" w:lineRule="auto"/>
+        <w:ind w:left="720"/>
+      </w:pPr>
+      <w:r>
+        <w:rPr>
+          <w:lang w:val="zh_TW" w:bidi="zh_TW"/>
+        </w:rPr>
+      </w:r>
+      <w:r>
+        <w:rPr>
+          <w:lang w:val="zh_TW" w:bidi="zh_TW"/>
+        </w:rPr>
+        <w:t>拿俄米大概以為波阿斯是最親的親屬，並不知道還有一位更近的（</w:t>
       </w:r>
       <w:hyperlink r:id="rId24">
         <w:r>
@@ -518,14 +884,14 @@
             <w:color w:val="0000EE"/>
             <w:u w:val="single"/>
           </w:rPr>
-          <w:t>羅15:24–25</w:t>
+          <w:t>得3:12</w:t>
         </w:r>
       </w:hyperlink>
       <w:r>
         <w:rPr>
           <w:lang w:val="zh_TW" w:bidi="zh_TW"/>
         </w:rPr>
-        <w:t>；</w:t>
+        <w:t>）。按照以色列的律法（</w:t>
       </w:r>
       <w:hyperlink r:id="rId25">
         <w:r>
@@ -536,14 +902,57 @@
             <w:color w:val="0000EE"/>
             <w:u w:val="single"/>
           </w:rPr>
-          <w:t>林後11:25–26</w:t>
+          <w:t>申25:5–19</w:t>
         </w:r>
       </w:hyperlink>
       <w:r>
         <w:rPr>
           <w:lang w:val="zh_TW" w:bidi="zh_TW"/>
         </w:rPr>
-        <w:t>）。保羅去羅馬的海上旅程便是一個危險的例子（</w:t>
+        <w:t>），波阿斯需要娶路得為妻，為已死的丈夫留後。</w:t>
+      </w:r>
+    </w:p>
+    <w:p>
+      <w:pPr>
+        <w:pStyle w:val="ListNumber"/>
+        <w:spacing w:line="240" w:lineRule="auto"/>
+        <w:ind w:left="720"/>
+      </w:pPr>
+      <w:r>
+        <w:rPr>
+          <w:lang w:val="zh_TW" w:bidi="zh_TW"/>
+        </w:rPr>
+      </w:r>
+      <w:r>
+        <w:rPr>
+          <w:lang w:val="zh_TW" w:bidi="zh_TW"/>
+        </w:rPr>
+        <w:t>這卷書把拿俄米描寫成敬畏神的婦人。雖然她的計劃看起來不尋常，但並未違背神的律法，也不會讓像波阿斯這樣正直的人感到不當。否則，她的計劃就無法成功。</w:t>
+      </w:r>
+    </w:p>
+    <w:p>
+      <w:pPr/>
+      <w:r>
+        <w:rPr>
+          <w:lang w:val="zh_TW" w:bidi="zh_TW"/>
+        </w:rPr>
+      </w:r>
+      <w:r>
+        <w:rPr>
+          <w:lang w:val="zh_TW" w:bidi="zh_TW"/>
+        </w:rPr>
+        <w:t>波阿斯以慈愛和體貼回應路得的行動，並告訴她自己並非最近的親屬，但應許隔天就處理這件事。為了保護路得的名譽，波阿斯在天未亮前讓她回家。拿俄米預料波阿斯會在當天把事情解決。</w:t>
+      </w:r>
+    </w:p>
+    <w:p>
+      <w:pPr>
+        <w:pStyle w:val="Heading4"/>
+      </w:pPr>
+      <w:r>
+        <w:rPr>
+          <w:lang w:val="zh_TW" w:bidi="zh_TW"/>
+        </w:rPr>
+        <w:t>贖回產業（</w:t>
       </w:r>
       <w:hyperlink r:id="rId26">
         <w:r>
@@ -554,14 +963,14 @@
             <w:color w:val="0000EE"/>
             <w:u w:val="single"/>
           </w:rPr>
-          <w:t>徒27:1–28:14</w:t>
+          <w:t>4:1–22</w:t>
         </w:r>
       </w:hyperlink>
       <w:r>
         <w:rPr>
           <w:lang w:val="zh_TW" w:bidi="zh_TW"/>
         </w:rPr>
-        <w:t>）。</w:t>
+        <w:t>）</w:t>
       </w:r>
     </w:p>
     <w:p>
@@ -575,7 +984,7 @@
         <w:rPr>
           <w:lang w:val="zh_TW" w:bidi="zh_TW"/>
         </w:rPr>
-        <w:t>新約提到了一些徒步旅行的例子。馬利亞從加利利到猶大去探望伊利莎白（</w:t>
+        <w:t>波阿斯到城門口，那裡是人們處理公共事務的地方。他要與那位更近的親屬商談此事。十位城中的長老作見證人。第一個議題是產業。波阿斯問那位更近的親屬是否願意為拿俄米買下那塊地。按以色列的傳統，買那地也意味著要娶那摩押寡婦路得為妻（</w:t>
       </w:r>
       <w:hyperlink r:id="rId27">
         <w:r>
@@ -586,14 +995,39 @@
             <w:color w:val="0000EE"/>
             <w:u w:val="single"/>
           </w:rPr>
-          <w:t>路1:39–40、56</w:t>
+          <w:t>得4:5</w:t>
         </w:r>
       </w:hyperlink>
       <w:r>
         <w:rPr>
           <w:lang w:val="zh_TW" w:bidi="zh_TW"/>
         </w:rPr>
-        <w:t>）。耶穌在人口普查時出生在伯利恆（</w:t>
+        <w:t>）。那位更近的親屬不願娶路得，因為那樣會使他的產業分給將來所生的兒子。他脫下鞋子，把權利讓出，這是放棄產業權的象徵。於是，波阿斯成了至親買贖者。波阿斯與路得婚後生了一個兒子，按以色列的律法，這孩子被視為拿俄米的後代與繼承人。</w:t>
+      </w:r>
+    </w:p>
+    <w:p>
+      <w:pPr>
+        <w:pStyle w:val="Heading3"/>
+      </w:pPr>
+      <w:r>
+        <w:rPr>
+          <w:lang w:val="zh_TW" w:bidi="zh_TW"/>
+        </w:rPr>
+        <w:t>路得記的信息是甚麼？</w:t>
+      </w:r>
+    </w:p>
+    <w:p>
+      <w:pPr/>
+      <w:r>
+        <w:rPr>
+          <w:lang w:val="zh_TW" w:bidi="zh_TW"/>
+        </w:rPr>
+      </w:r>
+      <w:r>
+        <w:rPr>
+          <w:lang w:val="zh_TW" w:bidi="zh_TW"/>
+        </w:rPr>
+        <w:t>首先，路得記表明了路得的家譜延續到大衛。這條血脈在</w:t>
       </w:r>
       <w:hyperlink r:id="rId28">
         <w:r>
@@ -604,14 +1038,56 @@
             <w:color w:val="0000EE"/>
             <w:u w:val="single"/>
           </w:rPr>
-          <w:t>2:1–7</w:t>
+          <w:t>馬太福音一章</w:t>
         </w:r>
       </w:hyperlink>
       <w:r>
         <w:rPr>
           <w:lang w:val="zh_TW" w:bidi="zh_TW"/>
         </w:rPr>
-        <w:t>）；耶穌被帶到耶路撒冷以遵行猶太人潔淨的律法（</w:t>
+        <w:t>中得以延續，並在耶穌裡得以成全。</w:t>
+      </w:r>
+    </w:p>
+    <w:p>
+      <w:pPr/>
+      <w:r>
+        <w:rPr>
+          <w:lang w:val="zh_TW" w:bidi="zh_TW"/>
+        </w:rPr>
+      </w:r>
+      <w:r>
+        <w:rPr>
+          <w:lang w:val="zh_TW" w:bidi="zh_TW"/>
+        </w:rPr>
+        <w:t>其次，這卷書顯出神恩典的美。這故事表明神的慈愛臨到所有人，甚至臨到並非生於以色列的人。外邦人（即使來自摩押）也能一同分享以色列所蒙的福分。</w:t>
+      </w:r>
+    </w:p>
+    <w:p>
+      <w:pPr/>
+      <w:r>
+        <w:rPr>
+          <w:lang w:val="zh_TW" w:bidi="zh_TW"/>
+        </w:rPr>
+      </w:r>
+      <w:r>
+        <w:rPr>
+          <w:lang w:val="zh_TW" w:bidi="zh_TW"/>
+        </w:rPr>
+        <w:t>在神學上，「至親買贖者」的概念明顯預表彌賽亞（受膏者）。祂必須是血緣上的親屬，有能力贖回產業，並且甘心願意這樣作，也願意娶亡親的寡婦為妻。</w:t>
+      </w:r>
+    </w:p>
+    <w:p>
+      <w:pPr/>
+      <w:r>
+        <w:rPr>
+          <w:lang w:val="zh_TW" w:bidi="zh_TW"/>
+        </w:rPr>
+      </w:r>
+      <w:r>
+        <w:rPr>
+          <w:lang w:val="zh_TW" w:bidi="zh_TW"/>
+        </w:rPr>
+        <w:t>最後，路得對拿俄米的愛成為忠誠的榜樣。伯利恆的婦女對拿娥米說：「是愛慕你的那兒婦所生的。有這兒婦比有七個兒子還好」（</w:t>
       </w:r>
       <w:hyperlink r:id="rId29">
         <w:r>
@@ -622,886 +1098,14 @@
             <w:color w:val="0000EE"/>
             <w:u w:val="single"/>
           </w:rPr>
-          <w:t>22</w:t>
+          <w:t>得4:15</w:t>
         </w:r>
       </w:hyperlink>
       <w:r>
         <w:rPr>
           <w:lang w:val="zh_TW" w:bidi="zh_TW"/>
         </w:rPr>
-        <w:t>節）。因此，從馬利亞聖靈感孕耶穌到馬利亞潔淨的期間，往返三次拿撒勒到耶路撒冷，其距離約70英里（112.6公里）。約瑟和馬利亞每年都去耶路撒冷過逾越節（</w:t>
-      </w:r>
-      <w:hyperlink r:id="rId30">
-        <w:r>
-          <w:rPr>
-            <w:lang w:val="zh_TW" w:bidi="zh_TW"/>
-          </w:rPr>
-          <w:rPr>
-            <w:color w:val="0000EE"/>
-            <w:u w:val="single"/>
-          </w:rPr>
-          <w:t>41–51</w:t>
-        </w:r>
-      </w:hyperlink>
-      <w:r>
-        <w:rPr>
-          <w:lang w:val="zh_TW" w:bidi="zh_TW"/>
-        </w:rPr>
-        <w:t>節）。其它旅行還包括（</w:t>
-      </w:r>
-      <w:hyperlink r:id="rId31">
-        <w:r>
-          <w:rPr>
-            <w:lang w:val="zh_TW" w:bidi="zh_TW"/>
-          </w:rPr>
-          <w:rPr>
-            <w:color w:val="0000EE"/>
-            <w:u w:val="single"/>
-          </w:rPr>
-          <w:t>約2:13</w:t>
-        </w:r>
-      </w:hyperlink>
-      <w:r>
-        <w:rPr>
-          <w:lang w:val="zh_TW" w:bidi="zh_TW"/>
-        </w:rPr>
-        <w:t>，</w:t>
-      </w:r>
-      <w:hyperlink r:id="rId32">
-        <w:r>
-          <w:rPr>
-            <w:lang w:val="zh_TW" w:bidi="zh_TW"/>
-          </w:rPr>
-          <w:rPr>
-            <w:color w:val="0000EE"/>
-            <w:u w:val="single"/>
-          </w:rPr>
-          <w:t>5:1，</w:t>
-        </w:r>
-      </w:hyperlink>
-      <w:hyperlink r:id="rId33">
-        <w:r>
-          <w:rPr>
-            <w:lang w:val="zh_TW" w:bidi="zh_TW"/>
-          </w:rPr>
-          <w:rPr>
-            <w:color w:val="0000EE"/>
-            <w:u w:val="single"/>
-          </w:rPr>
-          <w:t>7:1–10</w:t>
-        </w:r>
-      </w:hyperlink>
-      <w:r>
-        <w:rPr>
-          <w:lang w:val="zh_TW" w:bidi="zh_TW"/>
-        </w:rPr>
-        <w:t>，</w:t>
-      </w:r>
-      <w:hyperlink r:id="rId34">
-        <w:r>
-          <w:rPr>
-            <w:lang w:val="zh_TW" w:bidi="zh_TW"/>
-          </w:rPr>
-          <w:rPr>
-            <w:color w:val="0000EE"/>
-            <w:u w:val="single"/>
-          </w:rPr>
-          <w:t>12:1</w:t>
-        </w:r>
-      </w:hyperlink>
-      <w:r>
-        <w:rPr>
-          <w:lang w:val="zh_TW" w:bidi="zh_TW"/>
-        </w:rPr>
-        <w:t>）耶穌曾步行從加利利到耶利哥（</w:t>
-      </w:r>
-      <w:hyperlink r:id="rId35">
-        <w:r>
-          <w:rPr>
-            <w:lang w:val="zh_TW" w:bidi="zh_TW"/>
-          </w:rPr>
-          <w:rPr>
-            <w:color w:val="0000EE"/>
-            <w:u w:val="single"/>
-          </w:rPr>
-          <w:t>可1:1–11</w:t>
-        </w:r>
-      </w:hyperlink>
-      <w:r>
-        <w:rPr>
-          <w:lang w:val="zh_TW" w:bidi="zh_TW"/>
-        </w:rPr>
-        <w:t>），也去過泰爾和西頓的地區（</w:t>
-      </w:r>
-      <w:hyperlink r:id="rId36">
-        <w:r>
-          <w:rPr>
-            <w:lang w:val="zh_TW" w:bidi="zh_TW"/>
-          </w:rPr>
-          <w:rPr>
-            <w:color w:val="0000EE"/>
-            <w:u w:val="single"/>
-          </w:rPr>
-          <w:t>7:24</w:t>
-        </w:r>
-      </w:hyperlink>
-      <w:r>
-        <w:rPr>
-          <w:lang w:val="zh_TW" w:bidi="zh_TW"/>
-        </w:rPr>
-        <w:t>）。耶穌不止一次到過撒馬利亞（</w:t>
-      </w:r>
-      <w:hyperlink r:id="rId37">
-        <w:r>
-          <w:rPr>
-            <w:lang w:val="zh_TW" w:bidi="zh_TW"/>
-          </w:rPr>
-          <w:rPr>
-            <w:color w:val="0000EE"/>
-            <w:u w:val="single"/>
-          </w:rPr>
-          <w:t>路17:11</w:t>
-        </w:r>
-      </w:hyperlink>
-      <w:r>
-        <w:rPr>
-          <w:lang w:val="zh_TW" w:bidi="zh_TW"/>
-        </w:rPr>
-        <w:t>；</w:t>
-      </w:r>
-      <w:hyperlink r:id="rId38">
-        <w:r>
-          <w:rPr>
-            <w:lang w:val="zh_TW" w:bidi="zh_TW"/>
-          </w:rPr>
-          <w:rPr>
-            <w:color w:val="0000EE"/>
-            <w:u w:val="single"/>
-          </w:rPr>
-          <w:t>約4:4</w:t>
-        </w:r>
-      </w:hyperlink>
-      <w:r>
-        <w:rPr>
-          <w:lang w:val="zh_TW" w:bidi="zh_TW"/>
-        </w:rPr>
-        <w:t>）。耶穌最後一次去耶路撒冷的旅程是經由耶利哥，穿過山路上耶路撒冷（</w:t>
-      </w:r>
-      <w:hyperlink r:id="rId39">
-        <w:r>
-          <w:rPr>
-            <w:lang w:val="zh_TW" w:bidi="zh_TW"/>
-          </w:rPr>
-          <w:rPr>
-            <w:color w:val="0000EE"/>
-            <w:u w:val="single"/>
-          </w:rPr>
-          <w:t>可10:1、46</w:t>
-        </w:r>
-      </w:hyperlink>
-      <w:r>
-        <w:rPr>
-          <w:lang w:val="zh_TW" w:bidi="zh_TW"/>
-        </w:rPr>
-        <w:t>，</w:t>
-      </w:r>
-      <w:hyperlink r:id="rId40">
-        <w:r>
-          <w:rPr>
-            <w:lang w:val="zh_TW" w:bidi="zh_TW"/>
-          </w:rPr>
-          <w:rPr>
-            <w:color w:val="0000EE"/>
-            <w:u w:val="single"/>
-          </w:rPr>
-          <w:t>11:1</w:t>
-        </w:r>
-      </w:hyperlink>
-      <w:r>
-        <w:rPr>
-          <w:lang w:val="zh_TW" w:bidi="zh_TW"/>
-        </w:rPr>
-        <w:t>）。耶穌復活後的最後一次旅程是到以馬忤斯（</w:t>
-      </w:r>
-      <w:hyperlink r:id="rId41">
-        <w:r>
-          <w:rPr>
-            <w:lang w:val="zh_TW" w:bidi="zh_TW"/>
-          </w:rPr>
-          <w:rPr>
-            <w:color w:val="0000EE"/>
-            <w:u w:val="single"/>
-          </w:rPr>
-          <w:t>路24:13–35</w:t>
-        </w:r>
-      </w:hyperlink>
-      <w:r>
-        <w:rPr>
-          <w:lang w:val="zh_TW" w:bidi="zh_TW"/>
-        </w:rPr>
-        <w:t>）。</w:t>
-      </w:r>
-    </w:p>
-    <w:p>
-      <w:pPr/>
-      <w:r>
-        <w:rPr>
-          <w:lang w:val="zh_TW" w:bidi="zh_TW"/>
-        </w:rPr>
-      </w:r>
-      <w:r>
-        <w:rPr>
-          <w:lang w:val="zh_TW" w:bidi="zh_TW"/>
-        </w:rPr>
-        <w:t>保羅每次宣教旅行都乘船（</w:t>
-      </w:r>
-      <w:hyperlink r:id="rId42">
-        <w:r>
-          <w:rPr>
-            <w:lang w:val="zh_TW" w:bidi="zh_TW"/>
-          </w:rPr>
-          <w:rPr>
-            <w:color w:val="0000EE"/>
-            <w:u w:val="single"/>
-          </w:rPr>
-          <w:t>徒13:1–14</w:t>
-        </w:r>
-      </w:hyperlink>
-      <w:r>
-        <w:rPr>
-          <w:lang w:val="zh_TW" w:bidi="zh_TW"/>
-        </w:rPr>
-        <w:t>，</w:t>
-      </w:r>
-      <w:hyperlink r:id="rId43">
-        <w:r>
-          <w:rPr>
-            <w:lang w:val="zh_TW" w:bidi="zh_TW"/>
-          </w:rPr>
-          <w:rPr>
-            <w:color w:val="0000EE"/>
-            <w:u w:val="single"/>
-          </w:rPr>
-          <w:t>15:41–18:22</w:t>
-        </w:r>
-      </w:hyperlink>
-      <w:r>
-        <w:rPr>
-          <w:lang w:val="zh_TW" w:bidi="zh_TW"/>
-        </w:rPr>
-        <w:t>，</w:t>
-      </w:r>
-      <w:hyperlink r:id="rId44">
-        <w:r>
-          <w:rPr>
-            <w:lang w:val="zh_TW" w:bidi="zh_TW"/>
-          </w:rPr>
-          <w:rPr>
-            <w:color w:val="0000EE"/>
-            <w:u w:val="single"/>
-          </w:rPr>
-          <w:t>18:23–21:17</w:t>
-        </w:r>
-      </w:hyperlink>
-      <w:r>
-        <w:rPr>
-          <w:lang w:val="zh_TW" w:bidi="zh_TW"/>
-        </w:rPr>
-        <w:t>），通常有朋友陪伴。他也曾在巴勒斯坦、小亞細亞和希臘半島徒步旅行。但在新約時代並非所有旅行都是徒步進行。驢子常用來馱運貨物，也經常載人。耶穌曾騎驢從伯法其到耶路撒冷，這段路程雖短但象徵意義深遠（</w:t>
-      </w:r>
-      <w:hyperlink r:id="rId45">
-        <w:r>
-          <w:rPr>
-            <w:lang w:val="zh_TW" w:bidi="zh_TW"/>
-          </w:rPr>
-          <w:rPr>
-            <w:color w:val="0000EE"/>
-            <w:u w:val="single"/>
-          </w:rPr>
-          <w:t>太21:2–7</w:t>
-        </w:r>
-      </w:hyperlink>
-      <w:r>
-        <w:rPr>
-          <w:lang w:val="zh_TW" w:bidi="zh_TW"/>
-        </w:rPr>
-        <w:t>；</w:t>
-      </w:r>
-      <w:hyperlink r:id="rId46">
-        <w:r>
-          <w:rPr>
-            <w:lang w:val="zh_TW" w:bidi="zh_TW"/>
-          </w:rPr>
-          <w:rPr>
-            <w:color w:val="0000EE"/>
-            <w:u w:val="single"/>
-          </w:rPr>
-          <w:t>可11:1–11</w:t>
-        </w:r>
-      </w:hyperlink>
-      <w:r>
-        <w:rPr>
-          <w:lang w:val="zh_TW" w:bidi="zh_TW"/>
-        </w:rPr>
-        <w:t>；</w:t>
-      </w:r>
-      <w:hyperlink r:id="rId47">
-        <w:r>
-          <w:rPr>
-            <w:lang w:val="zh_TW" w:bidi="zh_TW"/>
-          </w:rPr>
-          <w:rPr>
-            <w:color w:val="0000EE"/>
-            <w:u w:val="single"/>
-          </w:rPr>
-          <w:t>約12:12–15</w:t>
-        </w:r>
-      </w:hyperlink>
-      <w:r>
-        <w:rPr>
-          <w:lang w:val="zh_TW" w:bidi="zh_TW"/>
-        </w:rPr>
-        <w:t>）。當約瑟與懷孕的馬利亞一起去伯利恆人口普查時，馬利亞很可能是騎驢而行。衣索匹亞的太監從耶路撒冷敬拜後，坐在車上，而腓利則徒步與他同行（</w:t>
-      </w:r>
-      <w:hyperlink r:id="rId48">
-        <w:r>
-          <w:rPr>
-            <w:lang w:val="zh_TW" w:bidi="zh_TW"/>
-          </w:rPr>
-          <w:rPr>
-            <w:color w:val="0000EE"/>
-            <w:u w:val="single"/>
-          </w:rPr>
-          <w:t>徒8:26–38</w:t>
-        </w:r>
-      </w:hyperlink>
-      <w:r>
-        <w:rPr>
-          <w:lang w:val="zh_TW" w:bidi="zh_TW"/>
-        </w:rPr>
-        <w:t>）。羅馬士兵既步行也大量使用馬匹。當保羅從耶路撒冷被押送到凱撒利亞時，他們為他準備了坐騎（</w:t>
-      </w:r>
-      <w:hyperlink r:id="rId49">
-        <w:r>
-          <w:rPr>
-            <w:lang w:val="zh_TW" w:bidi="zh_TW"/>
-          </w:rPr>
-          <w:rPr>
-            <w:color w:val="0000EE"/>
-            <w:u w:val="single"/>
-          </w:rPr>
-          <w:t>23:23–24</w:t>
-        </w:r>
-      </w:hyperlink>
-      <w:r>
-        <w:rPr>
-          <w:lang w:val="zh_TW" w:bidi="zh_TW"/>
-        </w:rPr>
-        <w:t>）。</w:t>
-      </w:r>
-    </w:p>
-    <w:p>
-      <w:pPr>
-        <w:pStyle w:val="Heading3"/>
-      </w:pPr>
-      <w:r>
-        <w:rPr>
-          <w:lang w:val="zh_TW" w:bidi="zh_TW"/>
-        </w:rPr>
-        <w:t>道路與海上航線</w:t>
-      </w:r>
-    </w:p>
-    <w:p>
-      <w:pPr/>
-      <w:r>
-        <w:rPr>
-          <w:lang w:val="zh_TW" w:bidi="zh_TW"/>
-        </w:rPr>
-      </w:r>
-      <w:r>
-        <w:rPr>
-          <w:lang w:val="zh_TW" w:bidi="zh_TW"/>
-        </w:rPr>
-        <w:t>聖經時代的道路在巴勒斯坦的地理、地形和歷史中佔有重要地位，這片土地充當了埃及與中東文明和貿易中心之間的橋樑。許多道路在商業和軍事上具有戰略意義。有些道路因為是朝聖路線而變得重要，方便前往像耶路撒冷這樣的宗教中心。聖經時代的道路主要分為三種：遠距離的國際道路、中距離的區域內道路，以及各區域或國家內部的各種道路。</w:t>
-      </w:r>
-    </w:p>
-    <w:p>
-      <w:pPr>
-        <w:pStyle w:val="Heading4"/>
-      </w:pPr>
-      <w:r>
-        <w:rPr>
-          <w:lang w:val="zh_TW" w:bidi="zh_TW"/>
-        </w:rPr>
-        <w:t>國際大路</w:t>
-      </w:r>
-    </w:p>
-    <w:p>
-      <w:pPr/>
-      <w:r>
-        <w:rPr>
-          <w:lang w:val="zh_TW" w:bidi="zh_TW"/>
-        </w:rPr>
-      </w:r>
-      <w:r>
-        <w:rPr>
-          <w:lang w:val="zh_TW" w:bidi="zh_TW"/>
-        </w:rPr>
-        <w:t>這些道路連接了地中海沿岸與北部的底格里斯河谷和南部的美索不達米亞。一些道路將美索不達米亞與小亞細亞連接起來，另一些則通往南方的埃及，或者沿著海岸線，或者穿過約旦河和死海以東，再穿過西奈半島。早在公元前二千年初期，安納托利亞（Anatolia）和亞述之間便已存在貿易路線。顯然，</w:t>
-      </w:r>
-      <w:hyperlink r:id="rId50">
-        <w:r>
-          <w:rPr>
-            <w:lang w:val="zh_TW" w:bidi="zh_TW"/>
-          </w:rPr>
-          <w:rPr>
-            <w:color w:val="0000EE"/>
-            <w:u w:val="single"/>
-          </w:rPr>
-          <w:t>創世記第十四章</w:t>
-        </w:r>
-      </w:hyperlink>
-      <w:r>
-        <w:rPr>
-          <w:lang w:val="zh_TW" w:bidi="zh_TW"/>
-        </w:rPr>
-        <w:t>中提到的軍事行動旨在確保從美索不達米亞北部通往埃及的大貿易路線——「王的大道（King’s Highway）」的安全。來自巴比倫、亞述和波斯的軍事入侵者和旅行者會穿過敘利亞內陸，然後轉向南方進入巴勒斯坦和埃及。歐洲列強希臘和羅馬進入中東後，為東方人民開闢了另一個龐大的國際道路網絡。在羅馬時代之前，這些道路沒有用石頭鋪設，而只是開闢出來的通路。它們非常粗糙，沒有經過平整，而且在潮濕的天氣裡，許多地方無法通行。然而，這些道路顯然有「路標」和「指路碑」明確標示</w:t>
-      </w:r>
-      <w:hyperlink r:id="rId51">
-        <w:r>
-          <w:rPr>
-            <w:lang w:val="zh_TW" w:bidi="zh_TW"/>
-          </w:rPr>
-          <w:rPr>
-            <w:color w:val="0000EE"/>
-            <w:u w:val="single"/>
-          </w:rPr>
-          <w:t>（耶31:21）</w:t>
-        </w:r>
-      </w:hyperlink>
-      <w:r>
-        <w:rPr>
-          <w:lang w:val="zh_TW" w:bidi="zh_TW"/>
-        </w:rPr>
-        <w:t>。隨著羅馬人到來之後，重要的道路開始有了深厚的地基，並在表面鋪設大塊平坦的石塊。這些道路的遺跡在中東和歐洲的許多地方至今仍然可見。沿途定點設置了距離標記或里程碑。</w:t>
-      </w:r>
-    </w:p>
-    <w:p>
-      <w:pPr>
-        <w:pStyle w:val="Heading4"/>
-      </w:pPr>
-      <w:r>
-        <w:rPr>
-          <w:lang w:val="zh_TW" w:bidi="zh_TW"/>
-        </w:rPr>
-        <w:t>巴勒斯坦的國際南北道路</w:t>
-      </w:r>
-    </w:p>
-    <w:p>
-      <w:pPr/>
-      <w:r>
-        <w:rPr>
-          <w:lang w:val="zh_TW" w:bidi="zh_TW"/>
-        </w:rPr>
-      </w:r>
-      <w:r>
-        <w:rPr>
-          <w:lang w:val="zh_TW" w:bidi="zh_TW"/>
-        </w:rPr>
-        <w:t>連接北方國家與埃及的道路都經過巴勒斯坦，這裡是一座天然的陸地橋樑。主要有三條重要的道路。沿海道路起自大馬士革，經過夏瑣，穿越以斯得倫平原，經過米吉多隘口，沿著海岸經加薩進入埃及。這很可能是「沿海的路」（</w:t>
-      </w:r>
-      <w:hyperlink r:id="rId52">
-        <w:r>
-          <w:rPr>
-            <w:lang w:val="zh_TW" w:bidi="zh_TW"/>
-          </w:rPr>
-          <w:rPr>
-            <w:color w:val="0000EE"/>
-            <w:u w:val="single"/>
-          </w:rPr>
-          <w:t>賽9:1</w:t>
-        </w:r>
-      </w:hyperlink>
-      <w:r>
-        <w:rPr>
-          <w:lang w:val="zh_TW" w:bidi="zh_TW"/>
-        </w:rPr>
-        <w:t>）。西奈道路從埃及通往南地南部，然後到加低斯巴尼亞、別是巴、希伯崙、耶路撒冷、示劍、亞柯、泰爾和西頓。紅海道路從亞喀巴灣進入巴勒斯坦地區，那裡有古代的港口以拉他和所羅門的港口以旬迦別（</w:t>
-      </w:r>
-      <w:hyperlink r:id="rId53">
-        <w:r>
-          <w:rPr>
-            <w:lang w:val="zh_TW" w:bidi="zh_TW"/>
-          </w:rPr>
-          <w:rPr>
-            <w:color w:val="0000EE"/>
-            <w:u w:val="single"/>
-          </w:rPr>
-          <w:t>民33:35</w:t>
-        </w:r>
-      </w:hyperlink>
-      <w:r>
-        <w:rPr>
-          <w:lang w:val="zh_TW" w:bidi="zh_TW"/>
-        </w:rPr>
-        <w:t>；</w:t>
-      </w:r>
-      <w:hyperlink r:id="rId54">
-        <w:r>
-          <w:rPr>
-            <w:lang w:val="zh_TW" w:bidi="zh_TW"/>
-          </w:rPr>
-          <w:rPr>
-            <w:color w:val="0000EE"/>
-            <w:u w:val="single"/>
-          </w:rPr>
-          <w:t>代下8:17</w:t>
-        </w:r>
-      </w:hyperlink>
-      <w:r>
-        <w:rPr>
-          <w:lang w:val="zh_TW" w:bidi="zh_TW"/>
-        </w:rPr>
-        <w:t>）。從那裡，這條道路經過外約旦的山區，穿過深谷，然後向北穿過哈蘭地區到達大馬士革。這是來自阿拉伯南部到大馬士革的商隊所走的路，也就是古代的「王的大道」（</w:t>
-      </w:r>
-      <w:hyperlink r:id="rId55">
-        <w:r>
-          <w:rPr>
-            <w:lang w:val="zh_TW" w:bidi="zh_TW"/>
-          </w:rPr>
-          <w:rPr>
-            <w:color w:val="0000EE"/>
-            <w:u w:val="single"/>
-          </w:rPr>
-          <w:t>民20:17</w:t>
-        </w:r>
-      </w:hyperlink>
-      <w:r>
-        <w:rPr>
-          <w:lang w:val="zh_TW" w:bidi="zh_TW"/>
-        </w:rPr>
-        <w:t>；</w:t>
-      </w:r>
-      <w:hyperlink r:id="rId56">
-        <w:r>
-          <w:rPr>
-            <w:lang w:val="zh_TW" w:bidi="zh_TW"/>
-          </w:rPr>
-          <w:rPr>
-            <w:color w:val="0000EE"/>
-            <w:u w:val="single"/>
-          </w:rPr>
-          <w:t>21:22</w:t>
-        </w:r>
-      </w:hyperlink>
-      <w:r>
-        <w:rPr>
-          <w:lang w:val="zh_TW" w:bidi="zh_TW"/>
-        </w:rPr>
-        <w:t>）。</w:t>
-      </w:r>
-    </w:p>
-    <w:p>
-      <w:pPr/>
-      <w:r>
-        <w:rPr>
-          <w:lang w:val="zh_TW" w:bidi="zh_TW"/>
-        </w:rPr>
-      </w:r>
-      <w:r>
-        <w:rPr>
-          <w:lang w:val="zh_TW" w:bidi="zh_TW"/>
-        </w:rPr>
-        <w:t>還有一些重要性較低的南北道路。其中一條沿海道路從約帕經過凱撒利亞和多珥通往亞柯，與西奈道路相連。顯然，直到羅馬時代，凱撒利亞港口建成後，這條路才變得更為重要。沙崙平原的沼澤地區帶來了許多問題。以斯得倫平原也是沼澤地，在惡劣季節時道路常被中斷。後來在沼澤地段建造了一條高架道路。另一條路從夏瑣向北，分支通往大馬士革的主幹道。約旦谷道路繞過加利利西南部，沿約旦谷地通往耶利哥。</w:t>
-      </w:r>
-    </w:p>
-    <w:p>
-      <w:pPr>
-        <w:pStyle w:val="Heading4"/>
-      </w:pPr>
-      <w:r>
-        <w:rPr>
-          <w:lang w:val="zh_TW" w:bidi="zh_TW"/>
-        </w:rPr>
-        <w:t>東西向道路</w:t>
-      </w:r>
-    </w:p>
-    <w:p>
-      <w:pPr/>
-      <w:r>
-        <w:rPr>
-          <w:lang w:val="zh_TW" w:bidi="zh_TW"/>
-        </w:rPr>
-      </w:r>
-      <w:r>
-        <w:rPr>
-          <w:lang w:val="zh_TW" w:bidi="zh_TW"/>
-        </w:rPr>
-        <w:t>有幾條重要的道路呈東西走向，與通往北方的主要道路相交。其中一條道路從加薩通往別是巴，然後沿著亞拉巴平原延伸，並有一條分支通往佩特拉（Petra）。另一條道路則從亞實基倫經過迦特通往希伯崙，然後到死海的隱基底。還有一條道路從約帕往東穿過亞雅崙谷（</w:t>
-      </w:r>
-      <w:hyperlink r:id="rId57">
-        <w:r>
-          <w:rPr>
-            <w:lang w:val="zh_TW" w:bidi="zh_TW"/>
-          </w:rPr>
-          <w:rPr>
-            <w:color w:val="0000EE"/>
-            <w:u w:val="single"/>
-          </w:rPr>
-          <w:t>書10:6–14</w:t>
-        </w:r>
-      </w:hyperlink>
-      <w:r>
-        <w:rPr>
-          <w:lang w:val="zh_TW" w:bidi="zh_TW"/>
-        </w:rPr>
-        <w:t>），到達伯特利，然後前往耶利哥。有一條常用的道路從約帕通往示劍，然後在亞當城（</w:t>
-      </w:r>
-      <w:hyperlink r:id="rId58">
-        <w:r>
-          <w:rPr>
-            <w:lang w:val="zh_TW" w:bidi="zh_TW"/>
-          </w:rPr>
-          <w:rPr>
-            <w:color w:val="0000EE"/>
-            <w:u w:val="single"/>
-          </w:rPr>
-          <w:t>3:16</w:t>
-        </w:r>
-      </w:hyperlink>
-      <w:r>
-        <w:rPr>
-          <w:lang w:val="zh_TW" w:bidi="zh_TW"/>
-        </w:rPr>
-        <w:t>）處穿過約旦河進入外約旦的基列地區。還有一些道路從亞柯向東通往加利利，也沿著海岸線向北通往泰爾和西頓。事實上，有許多東西走向的道路將巴勒斯坦的各個地區聯繫起來。在羅馬時代，由於軍隊的快速移動是至關重要的，因此一些舊道路得到了極大改善，並建造了新的道路。</w:t>
-      </w:r>
-    </w:p>
-    <w:p>
-      <w:pPr>
-        <w:pStyle w:val="Heading4"/>
-      </w:pPr>
-      <w:r>
-        <w:rPr>
-          <w:lang w:val="zh_TW" w:bidi="zh_TW"/>
-        </w:rPr>
-        <w:t>海上航道</w:t>
-      </w:r>
-    </w:p>
-    <w:p>
-      <w:pPr/>
-      <w:r>
-        <w:rPr>
-          <w:lang w:val="zh_TW" w:bidi="zh_TW"/>
-        </w:rPr>
-      </w:r>
-      <w:r>
-        <w:rPr>
-          <w:lang w:val="zh_TW" w:bidi="zh_TW"/>
-        </w:rPr>
-        <w:t>以色列人與腓尼基人不同，以色列人很少使用海上航線。當所羅門計劃派船隊經紅海前往俄斐時（</w:t>
-      </w:r>
-      <w:hyperlink r:id="rId59">
-        <w:r>
-          <w:rPr>
-            <w:lang w:val="zh_TW" w:bidi="zh_TW"/>
-          </w:rPr>
-          <w:rPr>
-            <w:color w:val="0000EE"/>
-            <w:u w:val="single"/>
-          </w:rPr>
-          <w:t>王上9:26–28</w:t>
-        </w:r>
-      </w:hyperlink>
-      <w:r>
-        <w:rPr>
-          <w:lang w:val="zh_TW" w:bidi="zh_TW"/>
-        </w:rPr>
-        <w:t>），他使用了腓尼基的水手。約沙法也計劃了一次類似的遠航，但他的船隻被毀壞了（</w:t>
-      </w:r>
-      <w:hyperlink r:id="rId60">
-        <w:r>
-          <w:rPr>
-            <w:lang w:val="zh_TW" w:bidi="zh_TW"/>
-          </w:rPr>
-          <w:rPr>
-            <w:color w:val="0000EE"/>
-            <w:u w:val="single"/>
-          </w:rPr>
-          <w:t>22:48–49</w:t>
-        </w:r>
-      </w:hyperlink>
-      <w:r>
-        <w:rPr>
-          <w:lang w:val="zh_TW" w:bidi="zh_TW"/>
-        </w:rPr>
-        <w:t>）。在舊約時代，沿海貿易由非利士人和腓尼基人掌控。地中海沿岸有幾個港口，例如加薩、約帕、多珥和亞柯，但都不是很理想的港口。還有一些海上航線將地中海沿岸與埃及和遠至他施（可能是西班牙）相連。另一條沿海水路是亞喀巴灣，擁有兩個港口——服務於外約旦地區的，和服務於約旦河以西地區的以拉。所羅門的船隊以以旬迦別為母港。</w:t>
-      </w:r>
-    </w:p>
-    <w:p>
-      <w:pPr/>
-      <w:r>
-        <w:rPr>
-          <w:lang w:val="zh_TW" w:bidi="zh_TW"/>
-        </w:rPr>
-      </w:r>
-      <w:r>
-        <w:rPr>
-          <w:lang w:val="zh_TW" w:bidi="zh_TW"/>
-        </w:rPr>
-        <w:t>到新約時代，情況發生了顯著變化。中東生產的商品被運往西方，尤其是羅馬人所使用。埃及的亞歷山大和敘利亞的安提阿處理了大量的貨物和旅客。像巴勒斯坦的小港口以及小亞細亞沿海的許多其他港口為船隻提供了避風港。為了避免繞過希臘半島的200英里（約322公里）路程，一種巧妙的計劃，就是使用拖曳小船橫跨科林斯地峽——其寬約5英里（約8公里）。即使是新約時代的最大船隻也難以抵擋海上的風暴（</w:t>
-      </w:r>
-      <w:hyperlink r:id="rId61">
-        <w:r>
-          <w:rPr>
-            <w:lang w:val="zh_TW" w:bidi="zh_TW"/>
-          </w:rPr>
-          <w:rPr>
-            <w:color w:val="0000EE"/>
-            <w:u w:val="single"/>
-          </w:rPr>
-          <w:t>徒27章</w:t>
-        </w:r>
-      </w:hyperlink>
-      <w:r>
-        <w:rPr>
-          <w:lang w:val="zh_TW" w:bidi="zh_TW"/>
-        </w:rPr>
-        <w:t>），因此海上旅行最好在風暴風險最小的時候進行，大約是從11月到3月。在適宜航海的季節裡，地中海有大量的海上交通，主要是貿易活動。糧船定期從羅馬駛往埃及和東方。</w:t>
-      </w:r>
-    </w:p>
-    <w:p>
-      <w:pPr/>
-      <w:r>
-        <w:rPr>
-          <w:lang w:val="zh_TW" w:bidi="zh_TW"/>
-        </w:rPr>
-      </w:r>
-      <w:r>
-        <w:rPr>
-          <w:lang w:val="zh_TW" w:bidi="zh_TW"/>
-        </w:rPr>
-        <w:t>船隻由帆驅動，必要時由奴隸划槳來補充動力。古代沉船的發現以及拉丁文和希臘文的文獻，提供了一些船隻規模大小的資料。在雅典附近發現的一座長130英尺（約39.6米）的古代乾船塢，曾用於希臘戰船，這些戰船比貨船小。羅馬作家路西亞（Lucian）提到了一艘長180英尺（約54.9米）的亞歷山大糧船，估計載重約1,200噸（約1,088.6公噸）。保羅的船上載有276人（</w:t>
-      </w:r>
-      <w:hyperlink r:id="rId62">
-        <w:r>
-          <w:rPr>
-            <w:lang w:val="zh_TW" w:bidi="zh_TW"/>
-          </w:rPr>
-          <w:rPr>
-            <w:color w:val="0000EE"/>
-            <w:u w:val="single"/>
-          </w:rPr>
-          <w:t>徒27:37</w:t>
-        </w:r>
-      </w:hyperlink>
-      <w:r>
-        <w:rPr>
-          <w:lang w:val="zh_TW" w:bidi="zh_TW"/>
-        </w:rPr>
-        <w:t>）。現代水下考古學（underwater archaeology）正在為我們提供關於這些古代船隻的寶貴信息。</w:t>
-      </w:r>
-    </w:p>
-    <w:p>
-      <w:pPr>
-        <w:pStyle w:val="Heading4"/>
-      </w:pPr>
-      <w:r>
-        <w:rPr>
-          <w:lang w:val="zh_TW" w:bidi="zh_TW"/>
-        </w:rPr>
-        <w:t>旅行的原因</w:t>
-      </w:r>
-    </w:p>
-    <w:p>
-      <w:pPr/>
-      <w:r>
-        <w:rPr>
-          <w:lang w:val="zh_TW" w:bidi="zh_TW"/>
-        </w:rPr>
-      </w:r>
-      <w:r>
-        <w:rPr>
-          <w:lang w:val="zh_TW" w:bidi="zh_TW"/>
-        </w:rPr>
-        <w:t>在新約時代，旅行的最重要原因是貿易和商業，這不僅僅是運輸貨物。參與這些活動的有貨物代理人、監管員、貨物保險商、兌換銀錢的人，以及整個涉及貨物獲取和安全運送的專業人員隊伍。</w:t>
-      </w:r>
-    </w:p>
-    <w:p>
-      <w:pPr/>
-      <w:r>
-        <w:rPr>
-          <w:lang w:val="zh_TW" w:bidi="zh_TW"/>
-        </w:rPr>
-      </w:r>
-      <w:r>
-        <w:rPr>
-          <w:lang w:val="zh_TW" w:bidi="zh_TW"/>
-        </w:rPr>
-        <w:t>軍事旅行也非常頻繁。這包括偵察、採購物資、為軍隊臨時駐紮地做準備，以及運送軍隊和裝備等各種任務。</w:t>
-      </w:r>
-    </w:p>
-    <w:p>
-      <w:pPr/>
-      <w:r>
-        <w:rPr>
-          <w:lang w:val="zh_TW" w:bidi="zh_TW"/>
-        </w:rPr>
-      </w:r>
-      <w:r>
-        <w:rPr>
-          <w:lang w:val="zh_TW" w:bidi="zh_TW"/>
-        </w:rPr>
-        <w:t>有些旅行者是因工作而變遷的商人，例如亞居拉和百基拉（</w:t>
-      </w:r>
-      <w:hyperlink r:id="rId63">
-        <w:r>
-          <w:rPr>
-            <w:lang w:val="zh_TW" w:bidi="zh_TW"/>
-          </w:rPr>
-          <w:rPr>
-            <w:color w:val="0000EE"/>
-            <w:u w:val="single"/>
-          </w:rPr>
-          <w:t>徒18:2–3</w:t>
-        </w:r>
-      </w:hyperlink>
-      <w:r>
-        <w:rPr>
-          <w:lang w:val="zh_TW" w:bidi="zh_TW"/>
-        </w:rPr>
-        <w:t>）。亞居拉從黑海的本都移居到羅馬，後來在遭遇逼迫時，他與妻子逃往哥林多。許多人也因類似原因而旅行。</w:t>
-      </w:r>
-    </w:p>
-    <w:p>
-      <w:pPr/>
-      <w:r>
-        <w:rPr>
-          <w:lang w:val="zh_TW" w:bidi="zh_TW"/>
-        </w:rPr>
-      </w:r>
-      <w:r>
-        <w:rPr>
-          <w:lang w:val="zh_TW" w:bidi="zh_TW"/>
-        </w:rPr>
-        <w:t>宗教朝聖者們從陸路或海路前往目的地。來自各地的猶太人前往耶路撒冷參加一年一度的逾越節慶典（參</w:t>
-      </w:r>
-      <w:hyperlink r:id="rId64">
-        <w:r>
-          <w:rPr>
-            <w:lang w:val="zh_TW" w:bidi="zh_TW"/>
-          </w:rPr>
-          <w:rPr>
-            <w:color w:val="0000EE"/>
-            <w:u w:val="single"/>
-          </w:rPr>
-          <w:t>徒2:5–11</w:t>
-        </w:r>
-      </w:hyperlink>
-      <w:r>
-        <w:rPr>
-          <w:lang w:val="zh_TW" w:bidi="zh_TW"/>
-        </w:rPr>
-        <w:t>）。外邦人則前往以弗所、雅典和艾盧西斯（Eleusis）的宗教中心，那裡有重要的廟宇。許多較小的廟宇也吸引朝聖者。新廟宇的建造，和各類政府行政建築的建設吸引了遠道而來的工匠，建築材料也常需要運輸到施工現場。建築中使用的材料通常需要運送到工地。一些人則為了健康，前往以醫治神蹟聞名的廟宇，或是享受溫泉的療效，像迦百農或提比哩亞的溫泉。運動員也會前往重要的比賽中心，參加像奧林匹克運動會這樣的重要比賽，大批群眾則聚集觀看盛會。一些旅行者是學生或教師，他們會前往當時的學術中心——相當於古代的大學。此外，還有一些人是政府或商業的官方使者，攜帶重要文件出使。儘管有這些活動，大多數普通公民幾乎從未離開過他們家鄉幾英里以外的地方。</w:t>
+        <w:t>）。在當時的文化中，能有七個兒子被視為極大的福分，而這些婦人所說的意思是：路得對拿俄米的愛與照顧比這樣的福分更寶貴。</w:t>
       </w:r>
       <w:r>
         <w:rPr>
@@ -3403,6 +3007,12 @@
   </w:num>
   <w:num w:numId="13" w16cid:durableId="592781308">
     <w:abstractNumId w:val="11"/>
+  </w:num>
+  <w:num w:numId="14">
+    <w:abstractNumId w:val="3"/>
+    <w:lvlOverride w:ilvl="0">
+      <w:startOverride w:val="1"/>
+    </w:lvlOverride>
   </w:num>
   <w:numIdMacAtCleanup w:val="10"/>
 </w:numbering>

--- a/zht/docx/091.content.docx
+++ b/zht/docx/091.content.docx
@@ -149,7 +149,7 @@
         <w:rPr>
           <w:lang w:val="zh_TW" w:bidi="zh_TW"/>
         </w:rPr>
-        <w:t>lu</w:t>
+        <w:t>liu</w:t>
       </w:r>
       <w:r>
         <w:rPr>
@@ -212,23 +212,40 @@
         <w:rPr>
           <w:lang w:val="zh_TW" w:bidi="zh_TW"/>
         </w:rPr>
-        <w:t>路得記</w:t>
-      </w:r>
-      <w:r>
-        <w:rPr>
-          <w:lang w:val="zh_TW" w:bidi="zh_TW"/>
-        </w:rPr>
-      </w:r>
-    </w:p>
-    <w:p>
-      <w:pPr>
-        <w:pStyle w:val="Heading3"/>
-      </w:pPr>
-      <w:r>
-        <w:rPr>
-          <w:lang w:val="zh_TW" w:bidi="zh_TW"/>
-        </w:rPr>
-        <w:t>概述</w:t>
+        <w:t>流放，放逐</w:t>
+      </w:r>
+      <w:r>
+        <w:rPr>
+          <w:lang w:val="zh_TW" w:bidi="zh_TW"/>
+        </w:rPr>
+      </w:r>
+    </w:p>
+    <w:p>
+      <w:pPr/>
+      <w:r>
+        <w:rPr>
+          <w:lang w:val="zh_TW" w:bidi="zh_TW"/>
+        </w:rPr>
+      </w:r>
+      <w:r>
+        <w:rPr>
+          <w:lang w:val="zh_TW" w:bidi="zh_TW"/>
+        </w:rPr>
+        <w:t>懲罰的一種，將人從國家或群體中排除。</w:t>
+      </w:r>
+    </w:p>
+    <w:p>
+      <w:pPr/>
+      <w:r>
+        <w:rPr>
+          <w:lang w:val="zh_TW" w:bidi="zh_TW"/>
+        </w:rPr>
+      </w:r>
+      <w:r>
+        <w:rPr>
+          <w:lang w:val="zh_TW" w:bidi="zh_TW"/>
+        </w:rPr>
+        <w:t>在聖經中，「放逐」或類似詞語多次出現：</w:t>
       </w:r>
     </w:p>
     <w:p>
@@ -246,7 +263,25 @@
         <w:rPr>
           <w:lang w:val="zh_TW" w:bidi="zh_TW"/>
         </w:rPr>
-        <w:t>路得記是誰寫的？何時寫成？</w:t>
+        <w:t>神審判亞當和夏娃（</w:t>
+      </w:r>
+      <w:hyperlink r:id="rId13">
+        <w:r>
+          <w:rPr>
+            <w:lang w:val="zh_TW" w:bidi="zh_TW"/>
+          </w:rPr>
+          <w:rPr>
+            <w:color w:val="0000EE"/>
+            <w:u w:val="single"/>
+          </w:rPr>
+          <w:t>創3:23–24</w:t>
+        </w:r>
+      </w:hyperlink>
+      <w:r>
+        <w:rPr>
+          <w:lang w:val="zh_TW" w:bidi="zh_TW"/>
+        </w:rPr>
+        <w:t>，譯註：和合本譯為打發）</w:t>
       </w:r>
     </w:p>
     <w:p>
@@ -264,7 +299,25 @@
         <w:rPr>
           <w:lang w:val="zh_TW" w:bidi="zh_TW"/>
         </w:rPr>
-        <w:t>路得記為何而寫？</w:t>
+        <w:t>神審判該隱 （</w:t>
+      </w:r>
+      <w:hyperlink r:id="rId14">
+        <w:r>
+          <w:rPr>
+            <w:lang w:val="zh_TW" w:bidi="zh_TW"/>
+          </w:rPr>
+          <w:rPr>
+            <w:color w:val="0000EE"/>
+            <w:u w:val="single"/>
+          </w:rPr>
+          <w:t>4:9–14</w:t>
+        </w:r>
+      </w:hyperlink>
+      <w:r>
+        <w:rPr>
+          <w:lang w:val="zh_TW" w:bidi="zh_TW"/>
+        </w:rPr>
+        <w:t>，譯註：和合本未有譯出放逐一詞）</w:t>
       </w:r>
     </w:p>
     <w:p>
@@ -282,7 +335,37 @@
         <w:rPr>
           <w:lang w:val="zh_TW" w:bidi="zh_TW"/>
         </w:rPr>
-        <w:t>路得記的內容是什麼？</w:t>
+        <w:t>押沙龍的父親把押沙龍流放（</w:t>
+      </w:r>
+      <w:hyperlink r:id="rId15">
+        <w:r>
+          <w:rPr>
+            <w:lang w:val="zh_TW" w:bidi="zh_TW"/>
+          </w:rPr>
+          <w:rPr>
+            <w:color w:val="0000EE"/>
+            <w:u w:val="single"/>
+          </w:rPr>
+          <w:t>撒下13:37–39，</w:t>
+        </w:r>
+      </w:hyperlink>
+      <w:hyperlink r:id="rId16">
+        <w:r>
+          <w:rPr>
+            <w:lang w:val="zh_TW" w:bidi="zh_TW"/>
+          </w:rPr>
+          <w:rPr>
+            <w:color w:val="0000EE"/>
+            <w:u w:val="single"/>
+          </w:rPr>
+          <w:t>14:13–14</w:t>
+        </w:r>
+      </w:hyperlink>
+      <w:r>
+        <w:rPr>
+          <w:lang w:val="zh_TW" w:bidi="zh_TW"/>
+        </w:rPr>
+        <w:t>，譯註：和合本譯為逃亡）</w:t>
       </w:r>
     </w:p>
     <w:p>
@@ -300,42 +383,9 @@
         <w:rPr>
           <w:lang w:val="zh_TW" w:bidi="zh_TW"/>
         </w:rPr>
-        <w:t>路得記的信息是什麼？</w:t>
-      </w:r>
-    </w:p>
-    <w:p>
-      <w:pPr>
-        <w:pStyle w:val="Heading3"/>
-      </w:pPr>
-      <w:r>
-        <w:rPr>
-          <w:lang w:val="zh_TW" w:bidi="zh_TW"/>
-        </w:rPr>
-        <w:t>路得記是誰寫的？何時寫成？</w:t>
-      </w:r>
-    </w:p>
-    <w:p>
-      <w:pPr/>
-      <w:r>
-        <w:rPr>
-          <w:lang w:val="zh_TW" w:bidi="zh_TW"/>
-        </w:rPr>
-      </w:r>
-      <w:r>
-        <w:rPr>
-          <w:lang w:val="zh_TW" w:bidi="zh_TW"/>
-        </w:rPr>
-        <w:t>這卷書的作者不詳。誰寫這卷書與寫作時間有關。經文中的一些線索能幫助我們回答這個問題。</w:t>
-      </w:r>
-    </w:p>
-    <w:p>
-      <w:pPr/>
-      <w:r>
-        <w:rPr>
-          <w:lang w:val="zh_TW" w:bidi="zh_TW"/>
-        </w:rPr>
-      </w:r>
-      <w:hyperlink r:id="rId13">
+        <w:t>以色列從應許之地被擄（</w:t>
+      </w:r>
+      <w:hyperlink r:id="rId17">
         <w:r>
           <w:rPr>
             <w:lang w:val="zh_TW" w:bidi="zh_TW"/>
@@ -344,44 +394,16 @@
             <w:color w:val="0000EE"/>
             <w:u w:val="single"/>
           </w:rPr>
-          <w:t>路得記四章18至22節</w:t>
+          <w:t>申30:1</w:t>
         </w:r>
       </w:hyperlink>
       <w:r>
         <w:rPr>
           <w:lang w:val="zh_TW" w:bidi="zh_TW"/>
         </w:rPr>
-        <w:t>告訴我們，路得是大衛王的曾祖母。這顯示這卷書很可能寫於大衛登基之後。</w:t>
-      </w:r>
-    </w:p>
-    <w:p>
-      <w:pPr/>
-      <w:r>
-        <w:rPr>
-          <w:lang w:val="zh_TW" w:bidi="zh_TW"/>
-        </w:rPr>
-      </w:r>
-      <w:r>
-        <w:rPr>
-          <w:lang w:val="zh_TW" w:bidi="zh_TW"/>
-        </w:rPr>
-        <w:t>由於路得記不贊同與外邦人通婚，因此這卷書很可能不是寫於所羅門推行外邦婚姻政策的時期。</w:t>
-      </w:r>
-    </w:p>
-    <w:p>
-      <w:pPr/>
-      <w:r>
-        <w:rPr>
-          <w:lang w:val="zh_TW" w:bidi="zh_TW"/>
-        </w:rPr>
-      </w:r>
-      <w:r>
-        <w:rPr>
-          <w:lang w:val="zh_TW" w:bidi="zh_TW"/>
-        </w:rPr>
-        <w:t>此外，大衛與摩押之間的友好關係，或許啟發了他國中的某人寫下這卷書，以說明大衛行動的原因（見</w:t>
-      </w:r>
-      <w:hyperlink r:id="rId14">
+        <w:t>；</w:t>
+      </w:r>
+      <w:hyperlink r:id="rId18">
         <w:r>
           <w:rPr>
             <w:lang w:val="zh_TW" w:bidi="zh_TW"/>
@@ -390,44 +412,16 @@
             <w:color w:val="0000EE"/>
             <w:u w:val="single"/>
           </w:rPr>
-          <w:t>撒上22:3–5</w:t>
+          <w:t>賽11:12</w:t>
         </w:r>
       </w:hyperlink>
       <w:r>
         <w:rPr>
           <w:lang w:val="zh_TW" w:bidi="zh_TW"/>
         </w:rPr>
-        <w:t>）。因此，作者可能是大衛的親近之人，或許是撒母耳、拿單，或亞比亞他。</w:t>
-      </w:r>
-    </w:p>
-    <w:p>
-      <w:pPr/>
-      <w:r>
-        <w:rPr>
-          <w:lang w:val="zh_TW" w:bidi="zh_TW"/>
-        </w:rPr>
-      </w:r>
-      <w:r>
-        <w:rPr>
-          <w:lang w:val="zh_TW" w:bidi="zh_TW"/>
-        </w:rPr>
-        <w:t>這卷書的敘事以「當士師秉政的時候」這片語開頭。士師的時期約持續三百年，雖然撒母耳也曾作士師，但是這是自俄陀聶開始，至參孫結束。</w:t>
-      </w:r>
-    </w:p>
-    <w:p>
-      <w:pPr/>
-      <w:r>
-        <w:rPr>
-          <w:lang w:val="zh_TW" w:bidi="zh_TW"/>
-        </w:rPr>
-      </w:r>
-      <w:r>
-        <w:rPr>
-          <w:lang w:val="zh_TW" w:bidi="zh_TW"/>
-        </w:rPr>
-        <w:t>如果</w:t>
-      </w:r>
-      <w:hyperlink r:id="rId13">
+        <w:t>；</w:t>
+      </w:r>
+      <w:hyperlink r:id="rId19">
         <w:r>
           <w:rPr>
             <w:lang w:val="zh_TW" w:bidi="zh_TW"/>
@@ -436,63 +430,16 @@
             <w:color w:val="0000EE"/>
             <w:u w:val="single"/>
           </w:rPr>
-          <w:t>路得記四章18至22節</w:t>
+          <w:t>耶16:15</w:t>
         </w:r>
       </w:hyperlink>
       <w:r>
         <w:rPr>
           <w:lang w:val="zh_TW" w:bidi="zh_TW"/>
         </w:rPr>
-        <w:t>中的家譜記錄是完整的，那麼這些事件發生在大衛曾祖父的一生之中，並記載了他祖父的出生。若以每代約35年計算，這些事大約發生在公元前11世紀初期，也就是在大衛出生前約100年。</w:t>
-      </w:r>
-    </w:p>
-    <w:p>
-      <w:pPr>
-        <w:pStyle w:val="Heading3"/>
-      </w:pPr>
-      <w:r>
-        <w:rPr>
-          <w:lang w:val="zh_TW" w:bidi="zh_TW"/>
-        </w:rPr>
-        <w:t>路得記為何而寫？</w:t>
-      </w:r>
-    </w:p>
-    <w:p>
-      <w:pPr/>
-      <w:r>
-        <w:rPr>
-          <w:lang w:val="zh_TW" w:bidi="zh_TW"/>
-        </w:rPr>
-      </w:r>
-      <w:r>
-        <w:rPr>
-          <w:lang w:val="zh_TW" w:bidi="zh_TW"/>
-        </w:rPr>
-        <w:t>這卷書的寫作目的取決於其寫作的時間。如果這卷書是在大衛死後不久寫成的，那麼它可能是為了證明大衛的家族（即大衛的王室血脈）是神所揀選的王族。這卷書也可能是用來說明，為何那位敬虔的摩押女子能進入以色列的民族之中。</w:t>
-      </w:r>
-    </w:p>
-    <w:p>
-      <w:pPr>
-        <w:pStyle w:val="Heading3"/>
-      </w:pPr>
-      <w:r>
-        <w:rPr>
-          <w:lang w:val="zh_TW" w:bidi="zh_TW"/>
-        </w:rPr>
-        <w:t>路得記的內容是甚麼？</w:t>
-      </w:r>
-    </w:p>
-    <w:p>
-      <w:pPr>
-        <w:pStyle w:val="Heading4"/>
-      </w:pPr>
-      <w:r>
-        <w:rPr>
-          <w:lang w:val="zh_TW" w:bidi="zh_TW"/>
-        </w:rPr>
-        <w:t>引言（</w:t>
-      </w:r>
-      <w:hyperlink r:id="rId15">
+        <w:t>；</w:t>
+      </w:r>
+      <w:hyperlink r:id="rId20">
         <w:r>
           <w:rPr>
             <w:lang w:val="zh_TW" w:bidi="zh_TW"/>
@@ -501,14 +448,14 @@
             <w:color w:val="0000EE"/>
             <w:u w:val="single"/>
           </w:rPr>
-          <w:t>1:1–5</w:t>
+          <w:t>結4:13</w:t>
         </w:r>
       </w:hyperlink>
       <w:r>
         <w:rPr>
           <w:lang w:val="zh_TW" w:bidi="zh_TW"/>
         </w:rPr>
-        <w:t>）</w:t>
+        <w:t>，譯註：和合本譯為追趕、趕）</w:t>
       </w:r>
     </w:p>
     <w:p>
@@ -522,20 +469,9 @@
         <w:rPr>
           <w:lang w:val="zh_TW" w:bidi="zh_TW"/>
         </w:rPr>
-        <w:t>由於饑荒，以利米勒帶著妻子拿俄米和兩個兒子瑪倫、基連過約但河往摩押地去，因那裡有糧食。兩個兒子娶了摩押女子為妻，但後來二人都死了，他們的父親也去世。拿俄米成了寡婦，只剩下兩個外邦媳婦。</w:t>
-      </w:r>
-    </w:p>
-    <w:p>
-      <w:pPr>
-        <w:pStyle w:val="Heading4"/>
-      </w:pPr>
-      <w:r>
-        <w:rPr>
-          <w:lang w:val="zh_TW" w:bidi="zh_TW"/>
-        </w:rPr>
-        <w:t>返回伯利恆 （</w:t>
-      </w:r>
-      <w:hyperlink r:id="rId16">
+        <w:t>在以色列被擄到巴比倫期間，放逐也是懲罰之一，適用於不順服神或波斯王亞達薛西的人（</w:t>
+      </w:r>
+      <w:hyperlink r:id="rId21">
         <w:r>
           <w:rPr>
             <w:lang w:val="zh_TW" w:bidi="zh_TW"/>
@@ -544,14 +480,14 @@
             <w:color w:val="0000EE"/>
             <w:u w:val="single"/>
           </w:rPr>
-          <w:t>1:6–22</w:t>
+          <w:t>拉7:26</w:t>
         </w:r>
       </w:hyperlink>
       <w:r>
         <w:rPr>
           <w:lang w:val="zh_TW" w:bidi="zh_TW"/>
         </w:rPr>
-        <w:t>）</w:t>
+        <w:t>，譯註：和合本譯為充軍）。</w:t>
       </w:r>
     </w:p>
     <w:p>
@@ -565,23 +501,27 @@
         <w:rPr>
           <w:lang w:val="zh_TW" w:bidi="zh_TW"/>
         </w:rPr>
-        <w:t>拿俄米聽說伯利恆的饑荒已經過去，便預備回去。她的兩個媳婦俄珥巴和路得陪她走了一段路。拿俄米顧念她們在猶大作外邦人可能遭遇的艱難，便勸她們留在本地。兩個年輕的寡婦起初都不肯離開，但拿俄米說明情況：她已年老，不可能再懷孕，因此沒有弟弟能履行娶寡嫂婚（levirate）的責任。她自己也難再出嫁生子。即使這些條件改變，等待也是不切實際的。俄珥巴想通了，就親吻婆婆道別。</w:t>
-      </w:r>
-    </w:p>
-    <w:p>
-      <w:pPr/>
-      <w:r>
-        <w:rPr>
-          <w:lang w:val="zh_TW" w:bidi="zh_TW"/>
-        </w:rPr>
-      </w:r>
-      <w:r>
-        <w:rPr>
-          <w:lang w:val="zh_TW" w:bidi="zh_TW"/>
-        </w:rPr>
-        <w:t>路得「捨不得拿俄米」（</w:t>
-      </w:r>
-      <w:hyperlink r:id="rId17">
+        <w:t>摩西律法規定，以色列人因各種過犯可能會被「剪除」，也就是被排除於群體之外：</w:t>
+      </w:r>
+    </w:p>
+    <w:p>
+      <w:pPr>
+        <w:pStyle w:val="ListBullet"/>
+        <w:spacing w:line="240" w:lineRule="auto"/>
+        <w:ind w:left="720"/>
+      </w:pPr>
+      <w:r>
+        <w:rPr>
+          <w:lang w:val="zh_TW" w:bidi="zh_TW"/>
+        </w:rPr>
+      </w:r>
+      <w:r>
+        <w:rPr>
+          <w:lang w:val="zh_TW" w:bidi="zh_TW"/>
+        </w:rPr>
+        <w:t>沒有給男嬰行割禮（</w:t>
+      </w:r>
+      <w:hyperlink r:id="rId22">
         <w:r>
           <w:rPr>
             <w:lang w:val="zh_TW" w:bidi="zh_TW"/>
@@ -590,16 +530,34 @@
             <w:color w:val="0000EE"/>
             <w:u w:val="single"/>
           </w:rPr>
-          <w:t>得1:14</w:t>
+          <w:t>創17:12、14</w:t>
         </w:r>
       </w:hyperlink>
       <w:r>
         <w:rPr>
           <w:lang w:val="zh_TW" w:bidi="zh_TW"/>
         </w:rPr>
-        <w:t>）。路得堅定要與拿俄米同在的心志，所用的希伯來文字詞與形容夫妻聯合的字詞相同（</w:t>
-      </w:r>
-      <w:hyperlink r:id="rId18">
+        <w:t>）</w:t>
+      </w:r>
+    </w:p>
+    <w:p>
+      <w:pPr>
+        <w:pStyle w:val="ListBullet"/>
+        <w:spacing w:line="240" w:lineRule="auto"/>
+        <w:ind w:left="720"/>
+      </w:pPr>
+      <w:r>
+        <w:rPr>
+          <w:lang w:val="zh_TW" w:bidi="zh_TW"/>
+        </w:rPr>
+      </w:r>
+      <w:r>
+        <w:rPr>
+          <w:lang w:val="zh_TW" w:bidi="zh_TW"/>
+        </w:rPr>
+        <w:t>在逾越節期間吃有酵的餅 （</w:t>
+      </w:r>
+      <w:hyperlink r:id="rId23">
         <w:r>
           <w:rPr>
             <w:lang w:val="zh_TW" w:bidi="zh_TW"/>
@@ -608,16 +566,34 @@
             <w:color w:val="0000EE"/>
             <w:u w:val="single"/>
           </w:rPr>
-          <w:t>創2:24</w:t>
+          <w:t>出12:15</w:t>
         </w:r>
       </w:hyperlink>
       <w:r>
         <w:rPr>
           <w:lang w:val="zh_TW" w:bidi="zh_TW"/>
         </w:rPr>
-        <w:t>），意思如同緊貼或黏合，難以分開。路得藉著五個堅定的宣告表明她真誠的決心（</w:t>
-      </w:r>
-      <w:hyperlink r:id="rId19">
+        <w:t>）</w:t>
+      </w:r>
+    </w:p>
+    <w:p>
+      <w:pPr>
+        <w:pStyle w:val="ListBullet"/>
+        <w:spacing w:line="240" w:lineRule="auto"/>
+        <w:ind w:left="720"/>
+      </w:pPr>
+      <w:r>
+        <w:rPr>
+          <w:lang w:val="zh_TW" w:bidi="zh_TW"/>
+        </w:rPr>
+      </w:r>
+      <w:r>
+        <w:rPr>
+          <w:lang w:val="zh_TW" w:bidi="zh_TW"/>
+        </w:rPr>
+        <w:t>獻上不潔的牲畜作供物 （</w:t>
+      </w:r>
+      <w:hyperlink r:id="rId24">
         <w:r>
           <w:rPr>
             <w:lang w:val="zh_TW" w:bidi="zh_TW"/>
@@ -626,41 +602,34 @@
             <w:color w:val="0000EE"/>
             <w:u w:val="single"/>
           </w:rPr>
-          <w:t>得1:16–17</w:t>
+          <w:t>利17:1–4</w:t>
         </w:r>
       </w:hyperlink>
       <w:r>
         <w:rPr>
           <w:lang w:val="zh_TW" w:bidi="zh_TW"/>
         </w:rPr>
-        <w:t>）。她捨棄過去的生活，去得著她更看重的新生命，選擇跟隨以色列的神，遵行祂的律法。路得對以色列神的呼求與拿俄米的勸說相合，於是二人一同回到伯利恆。</w:t>
-      </w:r>
-    </w:p>
-    <w:p>
-      <w:pPr/>
-      <w:r>
-        <w:rPr>
-          <w:lang w:val="zh_TW" w:bidi="zh_TW"/>
-        </w:rPr>
-      </w:r>
-      <w:r>
-        <w:rPr>
-          <w:lang w:val="zh_TW" w:bidi="zh_TW"/>
-        </w:rPr>
-        <w:t>拿俄米回到伯利恆的路途十分艱難。她離開伯利恆時有丈夫和兩個兒子，但她回來時他們都已去世。她要求朋友們稱她為「瑪拉」，意思是「苦」。然而，她回來的時候正值收割的起頭，是一個蒙恩的時節。</w:t>
-      </w:r>
-    </w:p>
-    <w:p>
-      <w:pPr>
-        <w:pStyle w:val="Heading4"/>
-      </w:pPr>
-      <w:r>
-        <w:rPr>
-          <w:lang w:val="zh_TW" w:bidi="zh_TW"/>
-        </w:rPr>
-        <w:t>在波阿斯的田間拾麥穗 （</w:t>
-      </w:r>
-      <w:hyperlink r:id="rId20">
+        <w:t>）</w:t>
+      </w:r>
+    </w:p>
+    <w:p>
+      <w:pPr>
+        <w:pStyle w:val="ListBullet"/>
+        <w:spacing w:line="240" w:lineRule="auto"/>
+        <w:ind w:left="720"/>
+      </w:pPr>
+      <w:r>
+        <w:rPr>
+          <w:lang w:val="zh_TW" w:bidi="zh_TW"/>
+        </w:rPr>
+      </w:r>
+      <w:r>
+        <w:rPr>
+          <w:lang w:val="zh_TW" w:bidi="zh_TW"/>
+        </w:rPr>
+        <w:t>吃血（</w:t>
+      </w:r>
+      <w:hyperlink r:id="rId25">
         <w:r>
           <w:rPr>
             <w:lang w:val="zh_TW" w:bidi="zh_TW"/>
@@ -669,7 +638,7 @@
             <w:color w:val="0000EE"/>
             <w:u w:val="single"/>
           </w:rPr>
-          <w:t>2:1–23</w:t>
+          <w:t>利17:10</w:t>
         </w:r>
       </w:hyperlink>
       <w:r>
@@ -680,33 +649,23 @@
       </w:r>
     </w:p>
     <w:p>
-      <w:pPr/>
-      <w:r>
-        <w:rPr>
-          <w:lang w:val="zh_TW" w:bidi="zh_TW"/>
-        </w:rPr>
-      </w:r>
-      <w:r>
-        <w:rPr>
-          <w:lang w:val="zh_TW" w:bidi="zh_TW"/>
-        </w:rPr>
-        <w:t>本章開頭先介紹波阿斯——他是以利米勒的親族，也是個富有的人。</w:t>
-      </w:r>
-    </w:p>
-    <w:p>
-      <w:pPr/>
-      <w:r>
-        <w:rPr>
-          <w:lang w:val="zh_TW" w:bidi="zh_TW"/>
-        </w:rPr>
-      </w:r>
-      <w:r>
-        <w:rPr>
-          <w:lang w:val="zh_TW" w:bidi="zh_TW"/>
-        </w:rPr>
-        <w:t>在第二節中，路得主動提出要到田間去，在用工具收割穀物的工人（這些工人被稱為「收割的人」）後面拾取遺落的麥穗。窮人可以在他們之後拾取遺穗（這些人被稱為「拾穗的人」）。拾穗的人也可以在田地的邊緣收集穀物。這是神所設立的律法之一，目的是讓貧窮的人能有足夠的食物（</w:t>
-      </w:r>
-      <w:hyperlink r:id="rId21">
+      <w:pPr>
+        <w:pStyle w:val="ListBullet"/>
+        <w:spacing w:line="240" w:lineRule="auto"/>
+        <w:ind w:left="720"/>
+      </w:pPr>
+      <w:r>
+        <w:rPr>
+          <w:lang w:val="zh_TW" w:bidi="zh_TW"/>
+        </w:rPr>
+      </w:r>
+      <w:r>
+        <w:rPr>
+          <w:lang w:val="zh_TW" w:bidi="zh_TW"/>
+        </w:rPr>
+        <w:t>故意犯罪（</w:t>
+      </w:r>
+      <w:hyperlink r:id="rId26">
         <w:r>
           <w:rPr>
             <w:lang w:val="zh_TW" w:bidi="zh_TW"/>
@@ -715,44 +674,34 @@
             <w:color w:val="0000EE"/>
             <w:u w:val="single"/>
           </w:rPr>
-          <w:t>利19:9–10</w:t>
+          <w:t>民15:30–31</w:t>
         </w:r>
       </w:hyperlink>
       <w:r>
         <w:rPr>
           <w:lang w:val="zh_TW" w:bidi="zh_TW"/>
         </w:rPr>
-        <w:t>）。</w:t>
-      </w:r>
-    </w:p>
-    <w:p>
-      <w:pPr/>
-      <w:r>
-        <w:rPr>
-          <w:lang w:val="zh_TW" w:bidi="zh_TW"/>
-        </w:rPr>
-      </w:r>
-      <w:r>
-        <w:rPr>
-          <w:lang w:val="zh_TW" w:bidi="zh_TW"/>
-        </w:rPr>
-        <w:t>路得來到波阿斯的田裡。當波阿斯前來查看時，他注意到路得，詢問她是誰，並得知她的身分。管理的人說，她從清早就一直在田間勤勞工作。波阿斯因路得對拿俄米的忠誠而感動，特別善待她，讓她可以在收割者的後面直接拾穗。此外，年輕的僕人還為她打水，這在當時是相當特別的待遇。</w:t>
-      </w:r>
-    </w:p>
-    <w:p>
-      <w:pPr/>
-      <w:r>
-        <w:rPr>
-          <w:lang w:val="zh_TW" w:bidi="zh_TW"/>
-        </w:rPr>
-      </w:r>
-      <w:r>
-        <w:rPr>
-          <w:lang w:val="zh_TW" w:bidi="zh_TW"/>
-        </w:rPr>
-        <w:t>路得表現出極大的謙卑與尊敬，問波阿斯為何她這外邦女子竟蒙如此恩待。波阿斯提出兩個原因：她愛婆婆，也看見屬靈的真理，使她投靠以色列的神「的翅膀下」（</w:t>
-      </w:r>
-      <w:hyperlink r:id="rId22">
+        <w:t>）</w:t>
+      </w:r>
+    </w:p>
+    <w:p>
+      <w:pPr>
+        <w:pStyle w:val="ListBullet"/>
+        <w:spacing w:line="240" w:lineRule="auto"/>
+        <w:ind w:left="720"/>
+      </w:pPr>
+      <w:r>
+        <w:rPr>
+          <w:lang w:val="zh_TW" w:bidi="zh_TW"/>
+        </w:rPr>
+      </w:r>
+      <w:r>
+        <w:rPr>
+          <w:lang w:val="zh_TW" w:bidi="zh_TW"/>
+        </w:rPr>
+        <w:t>與死人接觸後沒有進行禮儀上的潔淨（</w:t>
+      </w:r>
+      <w:hyperlink r:id="rId27">
         <w:r>
           <w:rPr>
             <w:lang w:val="zh_TW" w:bidi="zh_TW"/>
@@ -761,14 +710,14 @@
             <w:color w:val="0000EE"/>
             <w:u w:val="single"/>
           </w:rPr>
-          <w:t>得2:12</w:t>
+          <w:t>民19:11–20</w:t>
         </w:r>
       </w:hyperlink>
       <w:r>
         <w:rPr>
           <w:lang w:val="zh_TW" w:bidi="zh_TW"/>
         </w:rPr>
-        <w:t>）。這個片語是在形容神的保護，如同母鳥展翅庇護幼雛一般。</w:t>
+        <w:t>）</w:t>
       </w:r>
     </w:p>
     <w:p>
@@ -782,20 +731,9 @@
         <w:rPr>
           <w:lang w:val="zh_TW" w:bidi="zh_TW"/>
         </w:rPr>
-        <w:t>她也在收割的人的飯桌上得了座位。她照著波阿斯的吩咐，回到田裡繼續拾取未收割的麥穗。到了一天結束時，她回家見拿俄米，告訴她當天所發生的事。拿俄米告訴路得，波阿斯有買贖至親的權利（詳見下文討論）。路得便繼續在波阿斯的田裡工作，直到收割季節結束。</w:t>
-      </w:r>
-    </w:p>
-    <w:p>
-      <w:pPr>
-        <w:pStyle w:val="Heading4"/>
-      </w:pPr>
-      <w:r>
-        <w:rPr>
-          <w:lang w:val="zh_TW" w:bidi="zh_TW"/>
-        </w:rPr>
-        <w:t>依靠至親買贖者（</w:t>
-      </w:r>
-      <w:hyperlink r:id="rId23">
+        <w:t>被「剪除」很可能表示同時被排除在社會與宗教生活之外（</w:t>
+      </w:r>
+      <w:hyperlink r:id="rId28">
         <w:r>
           <w:rPr>
             <w:lang w:val="zh_TW" w:bidi="zh_TW"/>
@@ -804,14 +742,56 @@
             <w:color w:val="0000EE"/>
             <w:u w:val="single"/>
           </w:rPr>
-          <w:t>3:1–18</w:t>
+          <w:t>約9:18</w:t>
         </w:r>
       </w:hyperlink>
-      <w:r>
-        <w:rPr>
-          <w:lang w:val="zh_TW" w:bidi="zh_TW"/>
-        </w:rPr>
-        <w:t>）</w:t>
+      <w:hyperlink r:id="rId29">
+        <w:r>
+          <w:rPr>
+            <w:lang w:val="zh_TW" w:bidi="zh_TW"/>
+          </w:rPr>
+          <w:rPr>
+            <w:color w:val="0000EE"/>
+            <w:u w:val="single"/>
+          </w:rPr>
+          <w:t>–</w:t>
+        </w:r>
+      </w:hyperlink>
+      <w:hyperlink r:id="rId28">
+        <w:r>
+          <w:rPr>
+            <w:lang w:val="zh_TW" w:bidi="zh_TW"/>
+          </w:rPr>
+          <w:rPr>
+            <w:color w:val="0000EE"/>
+            <w:u w:val="single"/>
+          </w:rPr>
+          <w:t>23、34</w:t>
+        </w:r>
+      </w:hyperlink>
+      <w:r>
+        <w:rPr>
+          <w:lang w:val="zh_TW" w:bidi="zh_TW"/>
+        </w:rPr>
+        <w:t>）。以色列民族曾被流放在外邦，到了被擄歸回之後，失去產業與永遠從神的百姓中被剪除，便成了正式的懲罰（</w:t>
+      </w:r>
+      <w:hyperlink r:id="rId30">
+        <w:r>
+          <w:rPr>
+            <w:lang w:val="zh_TW" w:bidi="zh_TW"/>
+          </w:rPr>
+          <w:rPr>
+            <w:color w:val="0000EE"/>
+            <w:u w:val="single"/>
+          </w:rPr>
+          <w:t>拉10:7–8</w:t>
+        </w:r>
+      </w:hyperlink>
+      <w:r>
+        <w:rPr>
+          <w:lang w:val="zh_TW" w:bidi="zh_TW"/>
+        </w:rPr>
+        <w:t>）。</w:t>
       </w:r>
     </w:p>
     <w:p>
@@ -825,42 +805,310 @@
         <w:rPr>
           <w:lang w:val="zh_TW" w:bidi="zh_TW"/>
         </w:rPr>
-        <w:t>拿俄米勸路得去找波阿斯，請他作</w:t>
+        <w:t>羅馬人與其他征服者一樣，把放逐當作懲罰的方式。例如，在皇帝克勞第時期，由於猶太人之間為了基督的事起了紛爭，克勞第將他們逐出羅馬城（</w:t>
+      </w:r>
+      <w:hyperlink r:id="rId31">
+        <w:r>
+          <w:rPr>
+            <w:lang w:val="zh_TW" w:bidi="zh_TW"/>
+          </w:rPr>
+          <w:rPr>
+            <w:color w:val="0000EE"/>
+            <w:u w:val="single"/>
+          </w:rPr>
+          <w:t>徒18:2</w:t>
+        </w:r>
+      </w:hyperlink>
+      <w:r>
+        <w:rPr>
+          <w:lang w:val="zh_TW" w:bidi="zh_TW"/>
+        </w:rPr>
+        <w:t>）。啟示錄的作者也在羅馬逼迫基督徒期間，被流放到拔摩島（</w:t>
+      </w:r>
+      <w:hyperlink r:id="rId32">
+        <w:r>
+          <w:rPr>
+            <w:lang w:val="zh_TW" w:bidi="zh_TW"/>
+          </w:rPr>
+          <w:rPr>
+            <w:color w:val="0000EE"/>
+            <w:u w:val="single"/>
+          </w:rPr>
+          <w:t>啟1:9</w:t>
+        </w:r>
+      </w:hyperlink>
+      <w:r>
+        <w:rPr>
+          <w:lang w:val="zh_TW" w:bidi="zh_TW"/>
+        </w:rPr>
+        <w:t>）。更嚴厲的放逐包括永遠不得返回某地、喪失公民權，以及財產被沒收。</w:t>
+      </w:r>
+    </w:p>
+    <w:p>
+      <w:pPr/>
+      <w:r>
+        <w:rPr>
+          <w:lang w:val="zh_TW" w:bidi="zh_TW"/>
+        </w:rPr>
       </w:r>
       <w:r>
         <w:rPr>
           <w:i/>
           <w:lang w:val="zh_TW" w:bidi="zh_TW"/>
         </w:rPr>
-        <w:t>至親買贖者</w:t>
-      </w:r>
-      <w:r>
-        <w:rPr>
-          <w:lang w:val="zh_TW" w:bidi="zh_TW"/>
-        </w:rPr>
-        <w:t>（</w:t>
-      </w:r>
-      <w:r>
-        <w:rPr>
-          <w:i/>
-          <w:lang w:val="zh_TW" w:bidi="zh_TW"/>
-        </w:rPr>
-        <w:t>go'el</w:t>
-      </w:r>
-      <w:r>
-        <w:rPr>
-          <w:lang w:val="zh_TW" w:bidi="zh_TW"/>
-        </w:rPr>
-        <w:t>或kinsman-redeemer）。拿俄米的計劃看似不尋常，但其中有其理由：</w:t>
-      </w:r>
-    </w:p>
-    <w:p>
-      <w:pPr>
-        <w:pStyle w:val="ListNumber"/>
-        <w:numPr>
-          <w:ilvl w:val="0"/>
-          <w:numId w:val="14"/>
-        </w:numPr>
+        <w:t>另見</w:t>
+      </w:r>
+      <w:r>
+        <w:rPr>
+          <w:lang w:val="zh_TW" w:bidi="zh_TW"/>
+        </w:rPr>
+        <w:t xml:space="preserve"> </w:t>
+      </w:r>
+      <w:r>
+        <w:rPr>
+          <w:lang w:val="zh_TW" w:bidi="zh_TW"/>
+        </w:rPr>
+        <w:t>猶太人的散居</w:t>
+      </w:r>
+      <w:r>
+        <w:rPr>
+          <w:lang w:val="zh_TW" w:bidi="zh_TW"/>
+        </w:rPr>
+        <w:t>。</w:t>
+      </w:r>
+      <w:r>
+        <w:rPr>
+          <w:lang w:val="zh_TW" w:bidi="zh_TW"/>
+        </w:rPr>
+      </w:r>
+      <w:r>
+        <w:rPr>
+          <w:lang w:val="zh_TW" w:bidi="zh_TW"/>
+        </w:rPr>
+      </w:r>
+    </w:p>
+    <w:p>
+      <w:pPr/>
+      <w:r>
+        <w:rPr>
+          <w:lang w:val="zh_TW" w:bidi="zh_TW"/>
+        </w:rPr>
+      </w:r>
+    </w:p>
+    <w:p>
+      <w:pPr>
+        <w:pStyle w:val="Heading2"/>
+      </w:pPr>
+      <w:r>
+        <w:rPr>
+          <w:lang w:val="zh_TW" w:bidi="zh_TW"/>
+        </w:rPr>
+        <w:t>流瑪</w:t>
+      </w:r>
+      <w:r>
+        <w:rPr>
+          <w:lang w:val="zh_TW" w:bidi="zh_TW"/>
+        </w:rPr>
+      </w:r>
+    </w:p>
+    <w:p>
+      <w:pPr>
+        <w:pStyle w:val="Heading2"/>
+      </w:pPr>
+      <w:r>
+        <w:rPr>
+          <w:lang w:val="zh_TW" w:bidi="zh_TW"/>
+        </w:rPr>
+        <w:t>流瑪</w:t>
+      </w:r>
+    </w:p>
+    <w:p>
+      <w:pPr/>
+      <w:r>
+        <w:rPr>
+          <w:lang w:val="zh_TW" w:bidi="zh_TW"/>
+        </w:rPr>
+      </w:r>
+      <w:r>
+        <w:rPr>
+          <w:lang w:val="zh_TW" w:bidi="zh_TW"/>
+        </w:rPr>
+        <w:t>拿鶴的妾（</w:t>
+      </w:r>
+      <w:hyperlink r:id="rId33">
+        <w:r>
+          <w:rPr>
+            <w:lang w:val="zh_TW" w:bidi="zh_TW"/>
+          </w:rPr>
+          <w:rPr>
+            <w:color w:val="0000EE"/>
+            <w:u w:val="single"/>
+          </w:rPr>
+          <w:t>創22:24</w:t>
+        </w:r>
+      </w:hyperlink>
+      <w:r>
+        <w:rPr>
+          <w:lang w:val="zh_TW" w:bidi="zh_TW"/>
+        </w:rPr>
+        <w:t>）。她的四個兒子是居住在大馬士革以北的亞蘭人的祖先。</w:t>
+      </w:r>
+      <w:r>
+        <w:rPr>
+          <w:lang w:val="zh_TW" w:bidi="zh_TW"/>
+        </w:rPr>
+      </w:r>
+      <w:r>
+        <w:rPr>
+          <w:lang w:val="zh_TW" w:bidi="zh_TW"/>
+        </w:rPr>
+      </w:r>
+    </w:p>
+    <w:p>
+      <w:pPr/>
+      <w:r>
+        <w:rPr>
+          <w:lang w:val="zh_TW" w:bidi="zh_TW"/>
+        </w:rPr>
+      </w:r>
+    </w:p>
+    <w:p>
+      <w:pPr>
+        <w:pStyle w:val="Heading2"/>
+      </w:pPr>
+      <w:r>
+        <w:rPr>
+          <w:lang w:val="zh_TW" w:bidi="zh_TW"/>
+        </w:rPr>
+        <w:t>流人血的罪</w:t>
+      </w:r>
+      <w:r>
+        <w:rPr>
+          <w:lang w:val="zh_TW" w:bidi="zh_TW"/>
+        </w:rPr>
+      </w:r>
+    </w:p>
+    <w:p>
+      <w:pPr/>
+      <w:r>
+        <w:rPr>
+          <w:lang w:val="zh_TW" w:bidi="zh_TW"/>
+        </w:rPr>
+      </w:r>
+      <w:r>
+        <w:rPr>
+          <w:lang w:val="zh_TW" w:bidi="zh_TW"/>
+        </w:rPr>
+        <w:t>「流人血的罪」指對他人的死亡負上責任。在聖經中，這術語來自一個希伯來文，意思是「血」或「流血」（</w:t>
+      </w:r>
+      <w:hyperlink r:id="rId34">
+        <w:r>
+          <w:rPr>
+            <w:lang w:val="zh_TW" w:bidi="zh_TW"/>
+          </w:rPr>
+          <w:rPr>
+            <w:color w:val="0000EE"/>
+            <w:u w:val="single"/>
+          </w:rPr>
+          <w:t>出22:2–3</w:t>
+        </w:r>
+      </w:hyperlink>
+      <w:r>
+        <w:rPr>
+          <w:lang w:val="zh_TW" w:bidi="zh_TW"/>
+        </w:rPr>
+        <w:t>；</w:t>
+      </w:r>
+      <w:hyperlink r:id="rId35">
+        <w:r>
+          <w:rPr>
+            <w:lang w:val="zh_TW" w:bidi="zh_TW"/>
+          </w:rPr>
+          <w:rPr>
+            <w:color w:val="0000EE"/>
+            <w:u w:val="single"/>
+          </w:rPr>
+          <w:t>利17:4</w:t>
+        </w:r>
+      </w:hyperlink>
+      <w:r>
+        <w:rPr>
+          <w:lang w:val="zh_TW" w:bidi="zh_TW"/>
+        </w:rPr>
+        <w:t>；</w:t>
+      </w:r>
+      <w:hyperlink r:id="rId36">
+        <w:r>
+          <w:rPr>
+            <w:lang w:val="zh_TW" w:bidi="zh_TW"/>
+          </w:rPr>
+          <w:rPr>
+            <w:color w:val="0000EE"/>
+            <w:u w:val="single"/>
+          </w:rPr>
+          <w:t>撒上25:26、33</w:t>
+        </w:r>
+      </w:hyperlink>
+      <w:r>
+        <w:rPr>
+          <w:lang w:val="zh_TW" w:bidi="zh_TW"/>
+        </w:rPr>
+        <w:t>；</w:t>
+      </w:r>
+      <w:hyperlink r:id="rId37">
+        <w:r>
+          <w:rPr>
+            <w:lang w:val="zh_TW" w:bidi="zh_TW"/>
+          </w:rPr>
+          <w:rPr>
+            <w:color w:val="0000EE"/>
+            <w:u w:val="single"/>
+          </w:rPr>
+          <w:t>何12:14</w:t>
+        </w:r>
+      </w:hyperlink>
+      <w:r>
+        <w:rPr>
+          <w:lang w:val="zh_TW" w:bidi="zh_TW"/>
+        </w:rPr>
+        <w:t>）。當一個人殺死另一個人，就被稱為「流血」，並且因令那人死亡而有罪。</w:t>
+      </w:r>
+    </w:p>
+    <w:p>
+      <w:pPr/>
+      <w:r>
+        <w:rPr>
+          <w:lang w:val="zh_TW" w:bidi="zh_TW"/>
+        </w:rPr>
+      </w:r>
+      <w:r>
+        <w:rPr>
+          <w:lang w:val="zh_TW" w:bidi="zh_TW"/>
+        </w:rPr>
+        <w:t>「流人血的罪（bloodguiltiness）」這翻譯只在</w:t>
+      </w:r>
+      <w:hyperlink r:id="rId38">
+        <w:r>
+          <w:rPr>
+            <w:lang w:val="zh_TW" w:bidi="zh_TW"/>
+          </w:rPr>
+          <w:rPr>
+            <w:color w:val="0000EE"/>
+            <w:u w:val="single"/>
+          </w:rPr>
+          <w:t>詩篇五十一篇14節</w:t>
+        </w:r>
+      </w:hyperlink>
+      <w:r>
+        <w:rPr>
+          <w:lang w:val="zh_TW" w:bidi="zh_TW"/>
+        </w:rPr>
+        <w:t>中使用。當這個希伯來文詞語以複數形式出現時，通常是指某人殺了另一個人；單數形式則可能有三種意思，分別指：</w:t>
+      </w:r>
+    </w:p>
+    <w:p>
+      <w:pPr>
+        <w:pStyle w:val="ListBullet"/>
         <w:spacing w:line="240" w:lineRule="auto"/>
         <w:ind w:left="720"/>
       </w:pPr>
@@ -873,9 +1121,84 @@
         <w:rPr>
           <w:lang w:val="zh_TW" w:bidi="zh_TW"/>
         </w:rPr>
-        <w:t>拿俄米大概以為波阿斯是最親的親屬，並不知道還有一位更近的（</w:t>
-      </w:r>
-      <w:hyperlink r:id="rId24">
+        <w:t>血本身</w:t>
+      </w:r>
+    </w:p>
+    <w:p>
+      <w:pPr>
+        <w:pStyle w:val="ListBullet"/>
+        <w:spacing w:line="240" w:lineRule="auto"/>
+        <w:ind w:left="720"/>
+      </w:pPr>
+      <w:r>
+        <w:rPr>
+          <w:lang w:val="zh_TW" w:bidi="zh_TW"/>
+        </w:rPr>
+      </w:r>
+      <w:r>
+        <w:rPr>
+          <w:lang w:val="zh_TW" w:bidi="zh_TW"/>
+        </w:rPr>
+        <w:t>殺人的行動</w:t>
+      </w:r>
+    </w:p>
+    <w:p>
+      <w:pPr>
+        <w:pStyle w:val="ListBullet"/>
+        <w:spacing w:line="240" w:lineRule="auto"/>
+        <w:ind w:left="720"/>
+      </w:pPr>
+      <w:r>
+        <w:rPr>
+          <w:lang w:val="zh_TW" w:bidi="zh_TW"/>
+        </w:rPr>
+      </w:r>
+      <w:r>
+        <w:rPr>
+          <w:lang w:val="zh_TW" w:bidi="zh_TW"/>
+        </w:rPr>
+        <w:t>因殺人而有罪</w:t>
+      </w:r>
+    </w:p>
+    <w:p>
+      <w:pPr/>
+      <w:r>
+        <w:rPr>
+          <w:lang w:val="zh_TW" w:bidi="zh_TW"/>
+        </w:rPr>
+      </w:r>
+      <w:r>
+        <w:rPr>
+          <w:lang w:val="zh_TW" w:bidi="zh_TW"/>
+        </w:rPr>
+        <w:t>在整本聖經裡，我們看到殺人者必須判以死刑。在聖經時代，殺人的情況多是使人流血而發生。</w:t>
+      </w:r>
+    </w:p>
+    <w:p>
+      <w:pPr>
+        <w:pStyle w:val="Heading3"/>
+      </w:pPr>
+      <w:r>
+        <w:rPr>
+          <w:lang w:val="zh_TW" w:bidi="zh_TW"/>
+        </w:rPr>
+        <w:t>流人血的罪的種類</w:t>
+      </w:r>
+    </w:p>
+    <w:p>
+      <w:pPr/>
+      <w:r>
+        <w:rPr>
+          <w:lang w:val="zh_TW" w:bidi="zh_TW"/>
+        </w:rPr>
+      </w:r>
+      <w:r>
+        <w:rPr>
+          <w:lang w:val="zh_TW" w:bidi="zh_TW"/>
+        </w:rPr>
+        <w:t>第一種流人血的罪，是有人故意殺害另一個人。舊約聖經把這類殺害稱為「流無辜血」（</w:t>
+      </w:r>
+      <w:hyperlink r:id="rId39">
         <w:r>
           <w:rPr>
             <w:lang w:val="zh_TW" w:bidi="zh_TW"/>
@@ -884,16 +1207,16 @@
             <w:color w:val="0000EE"/>
             <w:u w:val="single"/>
           </w:rPr>
-          <w:t>得3:12</w:t>
+          <w:t>拿1:14</w:t>
         </w:r>
       </w:hyperlink>
       <w:r>
         <w:rPr>
           <w:lang w:val="zh_TW" w:bidi="zh_TW"/>
         </w:rPr>
-        <w:t>）。按照以色列的律法（</w:t>
-      </w:r>
-      <w:hyperlink r:id="rId25">
+        <w:t>）。聖經解釋了當有人殺了無辜的人時會發生甚麼事，以及這樣的人應當受甚麼懲罰（</w:t>
+      </w:r>
+      <w:hyperlink r:id="rId40">
         <w:r>
           <w:rPr>
             <w:lang w:val="zh_TW" w:bidi="zh_TW"/>
@@ -902,19 +1225,231 @@
             <w:color w:val="0000EE"/>
             <w:u w:val="single"/>
           </w:rPr>
-          <w:t>申25:5–19</w:t>
+          <w:t>創9:6</w:t>
         </w:r>
       </w:hyperlink>
       <w:r>
         <w:rPr>
           <w:lang w:val="zh_TW" w:bidi="zh_TW"/>
         </w:rPr>
-        <w:t>），波阿斯需要娶路得為妻，為已死的丈夫留後。</w:t>
-      </w:r>
-    </w:p>
-    <w:p>
-      <w:pPr>
-        <w:pStyle w:val="ListNumber"/>
+        <w:t>；</w:t>
+      </w:r>
+      <w:hyperlink r:id="rId41">
+        <w:r>
+          <w:rPr>
+            <w:lang w:val="zh_TW" w:bidi="zh_TW"/>
+          </w:rPr>
+          <w:rPr>
+            <w:color w:val="0000EE"/>
+            <w:u w:val="single"/>
+          </w:rPr>
+          <w:t>申19:11–13</w:t>
+        </w:r>
+      </w:hyperlink>
+      <w:r>
+        <w:rPr>
+          <w:lang w:val="zh_TW" w:bidi="zh_TW"/>
+        </w:rPr>
+        <w:t>；</w:t>
+      </w:r>
+      <w:hyperlink r:id="rId42">
+        <w:r>
+          <w:rPr>
+            <w:lang w:val="zh_TW" w:bidi="zh_TW"/>
+          </w:rPr>
+          <w:rPr>
+            <w:color w:val="0000EE"/>
+            <w:u w:val="single"/>
+          </w:rPr>
+          <w:t>王下24:4</w:t>
+        </w:r>
+      </w:hyperlink>
+      <w:r>
+        <w:rPr>
+          <w:lang w:val="zh_TW" w:bidi="zh_TW"/>
+        </w:rPr>
+        <w:t>；</w:t>
+      </w:r>
+      <w:hyperlink r:id="rId43">
+        <w:r>
+          <w:rPr>
+            <w:lang w:val="zh_TW" w:bidi="zh_TW"/>
+          </w:rPr>
+          <w:rPr>
+            <w:color w:val="0000EE"/>
+            <w:u w:val="single"/>
+          </w:rPr>
+          <w:t>結33:6</w:t>
+        </w:r>
+      </w:hyperlink>
+      <w:r>
+        <w:rPr>
+          <w:lang w:val="zh_TW" w:bidi="zh_TW"/>
+        </w:rPr>
+        <w:t>）。根據聖經的教導，謀殺別人的人不能以贖價來逃避刑罰（</w:t>
+      </w:r>
+      <w:hyperlink r:id="rId44">
+        <w:r>
+          <w:rPr>
+            <w:lang w:val="zh_TW" w:bidi="zh_TW"/>
+          </w:rPr>
+          <w:rPr>
+            <w:color w:val="0000EE"/>
+            <w:u w:val="single"/>
+          </w:rPr>
+          <w:t>民35:31</w:t>
+        </w:r>
+      </w:hyperlink>
+      <w:r>
+        <w:rPr>
+          <w:lang w:val="zh_TW" w:bidi="zh_TW"/>
+        </w:rPr>
+        <w:t>）。</w:t>
+      </w:r>
+    </w:p>
+    <w:p>
+      <w:pPr/>
+      <w:r>
+        <w:rPr>
+          <w:lang w:val="zh_TW" w:bidi="zh_TW"/>
+        </w:rPr>
+      </w:r>
+      <w:r>
+        <w:rPr>
+          <w:lang w:val="zh_TW" w:bidi="zh_TW"/>
+        </w:rPr>
+        <w:t>另一種流人血的罪是有人誤殺他人（</w:t>
+      </w:r>
+      <w:hyperlink r:id="rId45">
+        <w:r>
+          <w:rPr>
+            <w:lang w:val="zh_TW" w:bidi="zh_TW"/>
+          </w:rPr>
+          <w:rPr>
+            <w:color w:val="0000EE"/>
+            <w:u w:val="single"/>
+          </w:rPr>
+          <w:t>民35:9–28；</w:t>
+        </w:r>
+      </w:hyperlink>
+      <w:hyperlink r:id="rId46">
+        <w:r>
+          <w:rPr>
+            <w:lang w:val="zh_TW" w:bidi="zh_TW"/>
+          </w:rPr>
+          <w:rPr>
+            <w:color w:val="0000EE"/>
+            <w:u w:val="single"/>
+          </w:rPr>
+          <w:t>申19:4–10</w:t>
+        </w:r>
+      </w:hyperlink>
+      <w:r>
+        <w:rPr>
+          <w:lang w:val="zh_TW" w:bidi="zh_TW"/>
+        </w:rPr>
+        <w:t>）。在這類情況中，造成別人死亡的人可以逃到稱為「逃城」的地方尋求保護。如果他離開逃城，死者至親中有權申冤的人就可以殺死他，而這位至親被稱為「報血仇的人」。</w:t>
+      </w:r>
+    </w:p>
+    <w:p>
+      <w:pPr/>
+      <w:r>
+        <w:rPr>
+          <w:lang w:val="zh_TW" w:bidi="zh_TW"/>
+        </w:rPr>
+      </w:r>
+      <w:r>
+        <w:rPr>
+          <w:lang w:val="zh_TW" w:bidi="zh_TW"/>
+        </w:rPr>
+        <w:t>有時候，人們會發現屍體，但沒有人知道那人是被誰殺的。在這種情況下，離屍體最近的那座城要為這死亡負責。</w:t>
+      </w:r>
+      <w:hyperlink r:id="rId47">
+        <w:r>
+          <w:rPr>
+            <w:lang w:val="zh_TW" w:bidi="zh_TW"/>
+          </w:rPr>
+          <w:rPr>
+            <w:color w:val="0000EE"/>
+            <w:u w:val="single"/>
+          </w:rPr>
+          <w:t>申命記二十一章1至9節</w:t>
+        </w:r>
+      </w:hyperlink>
+      <w:r>
+        <w:rPr>
+          <w:lang w:val="zh_TW" w:bidi="zh_TW"/>
+        </w:rPr>
+        <w:t>說明，這些城可以一種特別禮儀，來除去這項責任。</w:t>
+      </w:r>
+    </w:p>
+    <w:p>
+      <w:pPr/>
+      <w:r>
+        <w:rPr>
+          <w:lang w:val="zh_TW" w:bidi="zh_TW"/>
+        </w:rPr>
+      </w:r>
+      <w:r>
+        <w:rPr>
+          <w:lang w:val="zh_TW" w:bidi="zh_TW"/>
+        </w:rPr>
+        <w:t>在古代以色列，百姓在處理牲畜時，也可能因處理不當而犯罪（</w:t>
+      </w:r>
+      <w:hyperlink r:id="rId48">
+        <w:r>
+          <w:rPr>
+            <w:lang w:val="zh_TW" w:bidi="zh_TW"/>
+          </w:rPr>
+          <w:rPr>
+            <w:color w:val="0000EE"/>
+            <w:u w:val="single"/>
+          </w:rPr>
+          <w:t>利17:3–4、10–11</w:t>
+        </w:r>
+      </w:hyperlink>
+      <w:r>
+        <w:rPr>
+          <w:lang w:val="zh_TW" w:bidi="zh_TW"/>
+        </w:rPr>
+        <w:t>）。如果一隻牲畜殺了人，就要用石頭打死那隻牲畜（</w:t>
+      </w:r>
+      <w:hyperlink r:id="rId49">
+        <w:r>
+          <w:rPr>
+            <w:lang w:val="zh_TW" w:bidi="zh_TW"/>
+          </w:rPr>
+          <w:rPr>
+            <w:color w:val="0000EE"/>
+            <w:u w:val="single"/>
+          </w:rPr>
+          <w:t>出21:28–29</w:t>
+        </w:r>
+      </w:hyperlink>
+      <w:r>
+        <w:rPr>
+          <w:lang w:val="zh_TW" w:bidi="zh_TW"/>
+        </w:rPr>
+        <w:t>）。</w:t>
+      </w:r>
+    </w:p>
+    <w:p>
+      <w:pPr/>
+      <w:r>
+        <w:rPr>
+          <w:lang w:val="zh_TW" w:bidi="zh_TW"/>
+        </w:rPr>
+      </w:r>
+      <w:r>
+        <w:rPr>
+          <w:lang w:val="zh_TW" w:bidi="zh_TW"/>
+        </w:rPr>
+        <w:t>有些情況下，殺人不算有罪：</w:t>
+      </w:r>
+    </w:p>
+    <w:p>
+      <w:pPr>
+        <w:pStyle w:val="ListBullet"/>
         <w:spacing w:line="240" w:lineRule="auto"/>
         <w:ind w:left="720"/>
       </w:pPr>
@@ -927,34 +1462,9 @@
         <w:rPr>
           <w:lang w:val="zh_TW" w:bidi="zh_TW"/>
         </w:rPr>
-        <w:t>這卷書把拿俄米描寫成敬畏神的婦人。雖然她的計劃看起來不尋常，但並未違背神的律法，也不會讓像波阿斯這樣正直的人感到不當。否則，她的計劃就無法成功。</w:t>
-      </w:r>
-    </w:p>
-    <w:p>
-      <w:pPr/>
-      <w:r>
-        <w:rPr>
-          <w:lang w:val="zh_TW" w:bidi="zh_TW"/>
-        </w:rPr>
-      </w:r>
-      <w:r>
-        <w:rPr>
-          <w:lang w:val="zh_TW" w:bidi="zh_TW"/>
-        </w:rPr>
-        <w:t>波阿斯以慈愛和體貼回應路得的行動，並告訴她自己並非最近的親屬，但應許隔天就處理這件事。為了保護路得的名譽，波阿斯在天未亮前讓她回家。拿俄米預料波阿斯會在當天把事情解決。</w:t>
-      </w:r>
-    </w:p>
-    <w:p>
-      <w:pPr>
-        <w:pStyle w:val="Heading4"/>
-      </w:pPr>
-      <w:r>
-        <w:rPr>
-          <w:lang w:val="zh_TW" w:bidi="zh_TW"/>
-        </w:rPr>
-        <w:t>贖回產業（</w:t>
-      </w:r>
-      <w:hyperlink r:id="rId26">
+        <w:t>保護自己（</w:t>
+      </w:r>
+      <w:hyperlink r:id="rId50">
         <w:r>
           <w:rPr>
             <w:lang w:val="zh_TW" w:bidi="zh_TW"/>
@@ -963,7 +1473,7 @@
             <w:color w:val="0000EE"/>
             <w:u w:val="single"/>
           </w:rPr>
-          <w:t>4:1–22</w:t>
+          <w:t>出22:2</w:t>
         </w:r>
       </w:hyperlink>
       <w:r>
@@ -974,19 +1484,23 @@
       </w:r>
     </w:p>
     <w:p>
-      <w:pPr/>
-      <w:r>
-        <w:rPr>
-          <w:lang w:val="zh_TW" w:bidi="zh_TW"/>
-        </w:rPr>
-      </w:r>
-      <w:r>
-        <w:rPr>
-          <w:lang w:val="zh_TW" w:bidi="zh_TW"/>
-        </w:rPr>
-        <w:t>波阿斯到城門口，那裡是人們處理公共事務的地方。他要與那位更近的親屬商談此事。十位城中的長老作見證人。第一個議題是產業。波阿斯問那位更近的親屬是否願意為拿俄米買下那塊地。按以色列的傳統，買那地也意味著要娶那摩押寡婦路得為妻（</w:t>
-      </w:r>
-      <w:hyperlink r:id="rId27">
+      <w:pPr>
+        <w:pStyle w:val="ListBullet"/>
+        <w:spacing w:line="240" w:lineRule="auto"/>
+        <w:ind w:left="720"/>
+      </w:pPr>
+      <w:r>
+        <w:rPr>
+          <w:lang w:val="zh_TW" w:bidi="zh_TW"/>
+        </w:rPr>
+      </w:r>
+      <w:r>
+        <w:rPr>
+          <w:lang w:val="zh_TW" w:bidi="zh_TW"/>
+        </w:rPr>
+        <w:t>執行合法的處決（</w:t>
+      </w:r>
+      <w:hyperlink r:id="rId51">
         <w:r>
           <w:rPr>
             <w:lang w:val="zh_TW" w:bidi="zh_TW"/>
@@ -995,41 +1509,34 @@
             <w:color w:val="0000EE"/>
             <w:u w:val="single"/>
           </w:rPr>
-          <w:t>得4:5</w:t>
+          <w:t>利20:9–16</w:t>
         </w:r>
       </w:hyperlink>
       <w:r>
         <w:rPr>
           <w:lang w:val="zh_TW" w:bidi="zh_TW"/>
         </w:rPr>
-        <w:t>）。那位更近的親屬不願娶路得，因為那樣會使他的產業分給將來所生的兒子。他脫下鞋子，把權利讓出，這是放棄產業權的象徵。於是，波阿斯成了至親買贖者。波阿斯與路得婚後生了一個兒子，按以色列的律法，這孩子被視為拿俄米的後代與繼承人。</w:t>
-      </w:r>
-    </w:p>
-    <w:p>
-      <w:pPr>
-        <w:pStyle w:val="Heading3"/>
-      </w:pPr>
-      <w:r>
-        <w:rPr>
-          <w:lang w:val="zh_TW" w:bidi="zh_TW"/>
-        </w:rPr>
-        <w:t>路得記的信息是甚麼？</w:t>
-      </w:r>
-    </w:p>
-    <w:p>
-      <w:pPr/>
-      <w:r>
-        <w:rPr>
-          <w:lang w:val="zh_TW" w:bidi="zh_TW"/>
-        </w:rPr>
-      </w:r>
-      <w:r>
-        <w:rPr>
-          <w:lang w:val="zh_TW" w:bidi="zh_TW"/>
-        </w:rPr>
-        <w:t>首先，路得記表明了路得的家譜延續到大衛。這條血脈在</w:t>
-      </w:r>
-      <w:hyperlink r:id="rId28">
+        <w:t>）</w:t>
+      </w:r>
+    </w:p>
+    <w:p>
+      <w:pPr>
+        <w:pStyle w:val="ListBullet"/>
+        <w:spacing w:line="240" w:lineRule="auto"/>
+        <w:ind w:left="720"/>
+      </w:pPr>
+      <w:r>
+        <w:rPr>
+          <w:lang w:val="zh_TW" w:bidi="zh_TW"/>
+        </w:rPr>
+      </w:r>
+      <w:r>
+        <w:rPr>
+          <w:lang w:val="zh_TW" w:bidi="zh_TW"/>
+        </w:rPr>
+        <w:t>在戰爭中的殺敵（</w:t>
+      </w:r>
+      <w:hyperlink r:id="rId52">
         <w:r>
           <w:rPr>
             <w:lang w:val="zh_TW" w:bidi="zh_TW"/>
@@ -1038,14 +1545,14 @@
             <w:color w:val="0000EE"/>
             <w:u w:val="single"/>
           </w:rPr>
-          <w:t>馬太福音一章</w:t>
+          <w:t>王上2:5–6</w:t>
         </w:r>
       </w:hyperlink>
       <w:r>
         <w:rPr>
           <w:lang w:val="zh_TW" w:bidi="zh_TW"/>
         </w:rPr>
-        <w:t>中得以延續，並在耶穌裡得以成全。</w:t>
+        <w:t>）</w:t>
       </w:r>
     </w:p>
     <w:p>
@@ -1059,37 +1566,9 @@
         <w:rPr>
           <w:lang w:val="zh_TW" w:bidi="zh_TW"/>
         </w:rPr>
-        <w:t>其次，這卷書顯出神恩典的美。這故事表明神的慈愛臨到所有人，甚至臨到並非生於以色列的人。外邦人（即使來自摩押）也能一同分享以色列所蒙的福分。</w:t>
-      </w:r>
-    </w:p>
-    <w:p>
-      <w:pPr/>
-      <w:r>
-        <w:rPr>
-          <w:lang w:val="zh_TW" w:bidi="zh_TW"/>
-        </w:rPr>
-      </w:r>
-      <w:r>
-        <w:rPr>
-          <w:lang w:val="zh_TW" w:bidi="zh_TW"/>
-        </w:rPr>
-        <w:t>在神學上，「至親買贖者」的概念明顯預表彌賽亞（受膏者）。祂必須是血緣上的親屬，有能力贖回產業，並且甘心願意這樣作，也願意娶亡親的寡婦為妻。</w:t>
-      </w:r>
-    </w:p>
-    <w:p>
-      <w:pPr/>
-      <w:r>
-        <w:rPr>
-          <w:lang w:val="zh_TW" w:bidi="zh_TW"/>
-        </w:rPr>
-      </w:r>
-      <w:r>
-        <w:rPr>
-          <w:lang w:val="zh_TW" w:bidi="zh_TW"/>
-        </w:rPr>
-        <w:t>最後，路得對拿俄米的愛成為忠誠的榜樣。伯利恆的婦女對拿娥米說：「是愛慕你的那兒婦所生的。有這兒婦比有七個兒子還好」（</w:t>
-      </w:r>
-      <w:hyperlink r:id="rId29">
+        <w:t>先知們常用「血」這個詞，來指全以色列民的罪責（</w:t>
+      </w:r>
+      <w:hyperlink r:id="rId53">
         <w:r>
           <w:rPr>
             <w:lang w:val="zh_TW" w:bidi="zh_TW"/>
@@ -1098,14 +1577,724 @@
             <w:color w:val="0000EE"/>
             <w:u w:val="single"/>
           </w:rPr>
-          <w:t>得4:15</w:t>
+          <w:t>賽1:15</w:t>
         </w:r>
       </w:hyperlink>
       <w:r>
         <w:rPr>
           <w:lang w:val="zh_TW" w:bidi="zh_TW"/>
         </w:rPr>
-        <w:t>）。在當時的文化中，能有七個兒子被視為極大的福分，而這些婦人所說的意思是：路得對拿俄米的愛與照顧比這樣的福分更寶貴。</w:t>
+        <w:t>，</w:t>
+      </w:r>
+      <w:hyperlink r:id="rId54">
+        <w:r>
+          <w:rPr>
+            <w:lang w:val="zh_TW" w:bidi="zh_TW"/>
+          </w:rPr>
+          <w:rPr>
+            <w:color w:val="0000EE"/>
+            <w:u w:val="single"/>
+          </w:rPr>
+          <w:t>4:4；</w:t>
+        </w:r>
+      </w:hyperlink>
+      <w:hyperlink r:id="rId55">
+        <w:r>
+          <w:rPr>
+            <w:lang w:val="zh_TW" w:bidi="zh_TW"/>
+          </w:rPr>
+          <w:rPr>
+            <w:color w:val="0000EE"/>
+            <w:u w:val="single"/>
+          </w:rPr>
+          <w:t>結7:23</w:t>
+        </w:r>
+      </w:hyperlink>
+      <w:r>
+        <w:rPr>
+          <w:lang w:val="zh_TW" w:bidi="zh_TW"/>
+        </w:rPr>
+        <w:t>，</w:t>
+      </w:r>
+      <w:hyperlink r:id="rId56">
+        <w:r>
+          <w:rPr>
+            <w:lang w:val="zh_TW" w:bidi="zh_TW"/>
+          </w:rPr>
+          <w:rPr>
+            <w:color w:val="0000EE"/>
+            <w:u w:val="single"/>
+          </w:rPr>
+          <w:t>9:9；</w:t>
+        </w:r>
+      </w:hyperlink>
+      <w:hyperlink r:id="rId57">
+        <w:r>
+          <w:rPr>
+            <w:lang w:val="zh_TW" w:bidi="zh_TW"/>
+          </w:rPr>
+          <w:rPr>
+            <w:color w:val="0000EE"/>
+            <w:u w:val="single"/>
+          </w:rPr>
+          <w:t>何1:4</w:t>
+        </w:r>
+      </w:hyperlink>
+      <w:r>
+        <w:rPr>
+          <w:lang w:val="zh_TW" w:bidi="zh_TW"/>
+        </w:rPr>
+        <w:t>，</w:t>
+      </w:r>
+      <w:hyperlink r:id="rId58">
+        <w:r>
+          <w:rPr>
+            <w:lang w:val="zh_TW" w:bidi="zh_TW"/>
+          </w:rPr>
+          <w:rPr>
+            <w:color w:val="0000EE"/>
+            <w:u w:val="single"/>
+          </w:rPr>
+          <w:t>4:2</w:t>
+        </w:r>
+      </w:hyperlink>
+      <w:r>
+        <w:rPr>
+          <w:lang w:val="zh_TW" w:bidi="zh_TW"/>
+        </w:rPr>
+        <w:t>；</w:t>
+      </w:r>
+      <w:hyperlink r:id="rId59">
+        <w:r>
+          <w:rPr>
+            <w:lang w:val="zh_TW" w:bidi="zh_TW"/>
+          </w:rPr>
+          <w:rPr>
+            <w:color w:val="0000EE"/>
+            <w:u w:val="single"/>
+          </w:rPr>
+          <w:t>彌3:10；</w:t>
+        </w:r>
+      </w:hyperlink>
+      <w:hyperlink r:id="rId60">
+        <w:r>
+          <w:rPr>
+            <w:lang w:val="zh_TW" w:bidi="zh_TW"/>
+          </w:rPr>
+          <w:rPr>
+            <w:color w:val="0000EE"/>
+            <w:u w:val="single"/>
+          </w:rPr>
+          <w:t>哈2:8、12、17</w:t>
+        </w:r>
+      </w:hyperlink>
+      <w:r>
+        <w:rPr>
+          <w:lang w:val="zh_TW" w:bidi="zh_TW"/>
+        </w:rPr>
+        <w:t>）。</w:t>
+      </w:r>
+    </w:p>
+    <w:p>
+      <w:pPr/>
+      <w:r>
+        <w:rPr>
+          <w:lang w:val="zh_TW" w:bidi="zh_TW"/>
+        </w:rPr>
+      </w:r>
+      <w:r>
+        <w:rPr>
+          <w:lang w:val="zh_TW" w:bidi="zh_TW"/>
+        </w:rPr>
+        <w:t>有些罪極為嚴重，即使不涉及殺人，律法也規定要用死刑來懲罰犯罪的人（</w:t>
+      </w:r>
+      <w:hyperlink r:id="rId51">
+        <w:r>
+          <w:rPr>
+            <w:lang w:val="zh_TW" w:bidi="zh_TW"/>
+          </w:rPr>
+          <w:rPr>
+            <w:color w:val="0000EE"/>
+            <w:u w:val="single"/>
+          </w:rPr>
+          <w:t>利20:9–16</w:t>
+        </w:r>
+      </w:hyperlink>
+      <w:r>
+        <w:rPr>
+          <w:lang w:val="zh_TW" w:bidi="zh_TW"/>
+        </w:rPr>
+        <w:t>；</w:t>
+      </w:r>
+      <w:hyperlink r:id="rId61">
+        <w:r>
+          <w:rPr>
+            <w:lang w:val="zh_TW" w:bidi="zh_TW"/>
+          </w:rPr>
+          <w:rPr>
+            <w:color w:val="0000EE"/>
+            <w:u w:val="single"/>
+          </w:rPr>
+          <w:t>結8:10–13</w:t>
+        </w:r>
+      </w:hyperlink>
+      <w:r>
+        <w:rPr>
+          <w:lang w:val="zh_TW" w:bidi="zh_TW"/>
+        </w:rPr>
+        <w:t>）。這些罪包括：</w:t>
+      </w:r>
+    </w:p>
+    <w:p>
+      <w:pPr>
+        <w:pStyle w:val="ListBullet"/>
+        <w:spacing w:line="240" w:lineRule="auto"/>
+        <w:ind w:left="720"/>
+      </w:pPr>
+      <w:r>
+        <w:rPr>
+          <w:lang w:val="zh_TW" w:bidi="zh_TW"/>
+        </w:rPr>
+      </w:r>
+      <w:r>
+        <w:rPr>
+          <w:lang w:val="zh_TW" w:bidi="zh_TW"/>
+        </w:rPr>
+        <w:t>敬拜假神</w:t>
+      </w:r>
+    </w:p>
+    <w:p>
+      <w:pPr>
+        <w:pStyle w:val="ListBullet"/>
+        <w:spacing w:line="240" w:lineRule="auto"/>
+        <w:ind w:left="720"/>
+      </w:pPr>
+      <w:r>
+        <w:rPr>
+          <w:lang w:val="zh_TW" w:bidi="zh_TW"/>
+        </w:rPr>
+      </w:r>
+      <w:r>
+        <w:rPr>
+          <w:lang w:val="zh_TW" w:bidi="zh_TW"/>
+        </w:rPr>
+        <w:t>將受造物當作神（偶像）來敬拜</w:t>
+      </w:r>
+    </w:p>
+    <w:p>
+      <w:pPr>
+        <w:pStyle w:val="ListBullet"/>
+        <w:spacing w:line="240" w:lineRule="auto"/>
+        <w:ind w:left="720"/>
+      </w:pPr>
+      <w:r>
+        <w:rPr>
+          <w:lang w:val="zh_TW" w:bidi="zh_TW"/>
+        </w:rPr>
+      </w:r>
+      <w:r>
+        <w:rPr>
+          <w:lang w:val="zh_TW" w:bidi="zh_TW"/>
+        </w:rPr>
+        <w:t>在婚姻中不忠（姦淫）</w:t>
+      </w:r>
+    </w:p>
+    <w:p>
+      <w:pPr>
+        <w:pStyle w:val="ListBullet"/>
+        <w:spacing w:line="240" w:lineRule="auto"/>
+        <w:ind w:left="720"/>
+      </w:pPr>
+      <w:r>
+        <w:rPr>
+          <w:lang w:val="zh_TW" w:bidi="zh_TW"/>
+        </w:rPr>
+      </w:r>
+      <w:r>
+        <w:rPr>
+          <w:lang w:val="zh_TW" w:bidi="zh_TW"/>
+        </w:rPr>
+        <w:t>偷竊（搶奪）</w:t>
+      </w:r>
+    </w:p>
+    <w:p>
+      <w:pPr>
+        <w:pStyle w:val="ListBullet"/>
+        <w:spacing w:line="240" w:lineRule="auto"/>
+        <w:ind w:left="720"/>
+      </w:pPr>
+      <w:r>
+        <w:rPr>
+          <w:lang w:val="zh_TW" w:bidi="zh_TW"/>
+        </w:rPr>
+      </w:r>
+      <w:r>
+        <w:rPr>
+          <w:lang w:val="zh_TW" w:bidi="zh_TW"/>
+        </w:rPr>
+        <w:t>欺壓貧窮人</w:t>
+      </w:r>
+    </w:p>
+    <w:p>
+      <w:pPr>
+        <w:pStyle w:val="ListBullet"/>
+        <w:spacing w:line="240" w:lineRule="auto"/>
+        <w:ind w:left="720"/>
+      </w:pPr>
+      <w:r>
+        <w:rPr>
+          <w:lang w:val="zh_TW" w:bidi="zh_TW"/>
+        </w:rPr>
+      </w:r>
+      <w:r>
+        <w:rPr>
+          <w:lang w:val="zh_TW" w:bidi="zh_TW"/>
+        </w:rPr>
+        <w:t>違背重要的誓言</w:t>
+      </w:r>
+    </w:p>
+    <w:p>
+      <w:pPr>
+        <w:pStyle w:val="ListBullet"/>
+        <w:spacing w:line="240" w:lineRule="auto"/>
+        <w:ind w:left="720"/>
+      </w:pPr>
+      <w:r>
+        <w:rPr>
+          <w:lang w:val="zh_TW" w:bidi="zh_TW"/>
+        </w:rPr>
+      </w:r>
+      <w:r>
+        <w:rPr>
+          <w:lang w:val="zh_TW" w:bidi="zh_TW"/>
+        </w:rPr>
+        <w:t>向別人收取不公平的利息</w:t>
+      </w:r>
+    </w:p>
+    <w:p>
+      <w:pPr/>
+      <w:r>
+        <w:rPr>
+          <w:lang w:val="zh_TW" w:bidi="zh_TW"/>
+        </w:rPr>
+      </w:r>
+      <w:r>
+        <w:rPr>
+          <w:lang w:val="zh_TW" w:bidi="zh_TW"/>
+        </w:rPr>
+        <w:t>在整本聖經中，從創世記（</w:t>
+      </w:r>
+      <w:hyperlink r:id="rId62">
+        <w:r>
+          <w:rPr>
+            <w:lang w:val="zh_TW" w:bidi="zh_TW"/>
+          </w:rPr>
+          <w:rPr>
+            <w:color w:val="0000EE"/>
+            <w:u w:val="single"/>
+          </w:rPr>
+          <w:t>4:10–12</w:t>
+        </w:r>
+      </w:hyperlink>
+      <w:r>
+        <w:rPr>
+          <w:lang w:val="zh_TW" w:bidi="zh_TW"/>
+        </w:rPr>
+        <w:t>）到先知書（</w:t>
+      </w:r>
+      <w:hyperlink r:id="rId63">
+        <w:r>
+          <w:rPr>
+            <w:lang w:val="zh_TW" w:bidi="zh_TW"/>
+          </w:rPr>
+          <w:rPr>
+            <w:color w:val="0000EE"/>
+            <w:u w:val="single"/>
+          </w:rPr>
+          <w:t>賽26:21；</w:t>
+        </w:r>
+      </w:hyperlink>
+      <w:hyperlink r:id="rId64">
+        <w:r>
+          <w:rPr>
+            <w:lang w:val="zh_TW" w:bidi="zh_TW"/>
+          </w:rPr>
+          <w:rPr>
+            <w:color w:val="0000EE"/>
+            <w:u w:val="single"/>
+          </w:rPr>
+          <w:t>結24:6–9</w:t>
+        </w:r>
+      </w:hyperlink>
+      <w:r>
+        <w:rPr>
+          <w:lang w:val="zh_TW" w:bidi="zh_TW"/>
+        </w:rPr>
+        <w:t>），直至新約聖經（</w:t>
+      </w:r>
+      <w:hyperlink r:id="rId65">
+        <w:r>
+          <w:rPr>
+            <w:lang w:val="zh_TW" w:bidi="zh_TW"/>
+          </w:rPr>
+          <w:rPr>
+            <w:color w:val="0000EE"/>
+            <w:u w:val="single"/>
+          </w:rPr>
+          <w:t>啟6:10</w:t>
+        </w:r>
+      </w:hyperlink>
+      <w:r>
+        <w:rPr>
+          <w:lang w:val="zh_TW" w:bidi="zh_TW"/>
+        </w:rPr>
+        <w:t>）我們都看見神要施行公義，並且懲罰那些殺害別人的人。</w:t>
+      </w:r>
+    </w:p>
+    <w:p>
+      <w:pPr/>
+      <w:r>
+        <w:rPr>
+          <w:lang w:val="zh_TW" w:bidi="zh_TW"/>
+        </w:rPr>
+      </w:r>
+      <w:r>
+        <w:rPr>
+          <w:i/>
+          <w:lang w:val="zh_TW" w:bidi="zh_TW"/>
+        </w:rPr>
+        <w:t>另見</w:t>
+      </w:r>
+      <w:r>
+        <w:rPr>
+          <w:lang w:val="zh_TW" w:bidi="zh_TW"/>
+        </w:rPr>
+        <w:t xml:space="preserve"> </w:t>
+      </w:r>
+      <w:r>
+        <w:rPr>
+          <w:lang w:val="zh_TW" w:bidi="zh_TW"/>
+        </w:rPr>
+        <w:t>逃城；</w:t>
+      </w:r>
+      <w:r>
+        <w:rPr>
+          <w:lang w:val="zh_TW" w:bidi="zh_TW"/>
+        </w:rPr>
+        <w:t>刑法和懲罰</w:t>
+      </w:r>
+      <w:r>
+        <w:rPr>
+          <w:lang w:val="zh_TW" w:bidi="zh_TW"/>
+        </w:rPr>
+        <w:t>。</w:t>
+      </w:r>
+      <w:r>
+        <w:rPr>
+          <w:lang w:val="zh_TW" w:bidi="zh_TW"/>
+        </w:rPr>
+      </w:r>
+      <w:r>
+        <w:rPr>
+          <w:lang w:val="zh_TW" w:bidi="zh_TW"/>
+        </w:rPr>
+      </w:r>
+    </w:p>
+    <w:p>
+      <w:pPr/>
+      <w:r>
+        <w:rPr>
+          <w:lang w:val="zh_TW" w:bidi="zh_TW"/>
+        </w:rPr>
+      </w:r>
+    </w:p>
+    <w:p>
+      <w:pPr>
+        <w:pStyle w:val="Heading2"/>
+      </w:pPr>
+      <w:r>
+        <w:rPr>
+          <w:lang w:val="zh_TW" w:bidi="zh_TW"/>
+        </w:rPr>
+        <w:t>硫磺</w:t>
+      </w:r>
+      <w:r>
+        <w:rPr>
+          <w:lang w:val="zh_TW" w:bidi="zh_TW"/>
+        </w:rPr>
+      </w:r>
+    </w:p>
+    <w:p>
+      <w:pPr/>
+      <w:r>
+        <w:rPr>
+          <w:lang w:val="zh_TW" w:bidi="zh_TW"/>
+        </w:rPr>
+      </w:r>
+      <w:r>
+        <w:rPr>
+          <w:lang w:val="zh_TW" w:bidi="zh_TW"/>
+        </w:rPr>
+        <w:t>硫磺是非金屬元素硫的古老名稱，字面意思是「會燃燒的石頭」硫磺的燃點比許多其他物質低，燃燒時會產生刺鼻的二氧化硫煙霧。硫磺自然存在於火山區，例如死海谷地。</w:t>
+      </w:r>
+    </w:p>
+    <w:p>
+      <w:pPr/>
+      <w:r>
+        <w:rPr>
+          <w:lang w:val="zh_TW" w:bidi="zh_TW"/>
+        </w:rPr>
+      </w:r>
+      <w:r>
+        <w:rPr>
+          <w:lang w:val="zh_TW" w:bidi="zh_TW"/>
+        </w:rPr>
+        <w:t>在聖經中，「火與硫磺」常被用來象徵神對惡人的懲罰（</w:t>
+      </w:r>
+      <w:hyperlink r:id="rId66">
+        <w:r>
+          <w:rPr>
+            <w:lang w:val="zh_TW" w:bidi="zh_TW"/>
+          </w:rPr>
+          <w:rPr>
+            <w:color w:val="0000EE"/>
+            <w:u w:val="single"/>
+          </w:rPr>
+          <w:t>創19:24</w:t>
+        </w:r>
+      </w:hyperlink>
+      <w:r>
+        <w:rPr>
+          <w:lang w:val="zh_TW" w:bidi="zh_TW"/>
+        </w:rPr>
+        <w:t>；</w:t>
+      </w:r>
+      <w:hyperlink r:id="rId67">
+        <w:r>
+          <w:rPr>
+            <w:lang w:val="zh_TW" w:bidi="zh_TW"/>
+          </w:rPr>
+          <w:rPr>
+            <w:color w:val="0000EE"/>
+            <w:u w:val="single"/>
+          </w:rPr>
+          <w:t>申29:23</w:t>
+        </w:r>
+      </w:hyperlink>
+      <w:r>
+        <w:rPr>
+          <w:lang w:val="zh_TW" w:bidi="zh_TW"/>
+        </w:rPr>
+        <w:t>；</w:t>
+      </w:r>
+      <w:hyperlink r:id="rId68">
+        <w:r>
+          <w:rPr>
+            <w:lang w:val="zh_TW" w:bidi="zh_TW"/>
+          </w:rPr>
+          <w:rPr>
+            <w:color w:val="0000EE"/>
+            <w:u w:val="single"/>
+          </w:rPr>
+          <w:t>伯18:15</w:t>
+        </w:r>
+      </w:hyperlink>
+      <w:r>
+        <w:rPr>
+          <w:lang w:val="zh_TW" w:bidi="zh_TW"/>
+        </w:rPr>
+        <w:t>；</w:t>
+      </w:r>
+      <w:hyperlink r:id="rId69">
+        <w:r>
+          <w:rPr>
+            <w:lang w:val="zh_TW" w:bidi="zh_TW"/>
+          </w:rPr>
+          <w:rPr>
+            <w:color w:val="0000EE"/>
+            <w:u w:val="single"/>
+          </w:rPr>
+          <w:t>詩11:6</w:t>
+        </w:r>
+      </w:hyperlink>
+      <w:r>
+        <w:rPr>
+          <w:lang w:val="zh_TW" w:bidi="zh_TW"/>
+        </w:rPr>
+        <w:t>；</w:t>
+      </w:r>
+      <w:hyperlink r:id="rId70">
+        <w:r>
+          <w:rPr>
+            <w:lang w:val="zh_TW" w:bidi="zh_TW"/>
+          </w:rPr>
+          <w:rPr>
+            <w:color w:val="0000EE"/>
+            <w:u w:val="single"/>
+          </w:rPr>
+          <w:t>結38:22</w:t>
+        </w:r>
+      </w:hyperlink>
+      <w:r>
+        <w:rPr>
+          <w:lang w:val="zh_TW" w:bidi="zh_TW"/>
+        </w:rPr>
+        <w:t>；</w:t>
+      </w:r>
+      <w:hyperlink r:id="rId71">
+        <w:r>
+          <w:rPr>
+            <w:lang w:val="zh_TW" w:bidi="zh_TW"/>
+          </w:rPr>
+          <w:rPr>
+            <w:color w:val="0000EE"/>
+            <w:u w:val="single"/>
+          </w:rPr>
+          <w:t>路17:29</w:t>
+        </w:r>
+      </w:hyperlink>
+      <w:r>
+        <w:rPr>
+          <w:lang w:val="zh_TW" w:bidi="zh_TW"/>
+        </w:rPr>
+        <w:t>；</w:t>
+      </w:r>
+      <w:hyperlink r:id="rId72">
+        <w:r>
+          <w:rPr>
+            <w:lang w:val="zh_TW" w:bidi="zh_TW"/>
+          </w:rPr>
+          <w:rPr>
+            <w:color w:val="0000EE"/>
+            <w:u w:val="single"/>
+          </w:rPr>
+          <w:t>啟9:17–18</w:t>
+        </w:r>
+      </w:hyperlink>
+      <w:r>
+        <w:rPr>
+          <w:lang w:val="zh_TW" w:bidi="zh_TW"/>
+        </w:rPr>
+        <w:t>，</w:t>
+      </w:r>
+      <w:hyperlink r:id="rId73">
+        <w:r>
+          <w:rPr>
+            <w:lang w:val="zh_TW" w:bidi="zh_TW"/>
+          </w:rPr>
+          <w:rPr>
+            <w:color w:val="0000EE"/>
+            <w:u w:val="single"/>
+          </w:rPr>
+          <w:t>14:10</w:t>
+        </w:r>
+      </w:hyperlink>
+      <w:r>
+        <w:rPr>
+          <w:lang w:val="zh_TW" w:bidi="zh_TW"/>
+        </w:rPr>
+        <w:t>，</w:t>
+      </w:r>
+      <w:hyperlink r:id="rId74">
+        <w:r>
+          <w:rPr>
+            <w:lang w:val="zh_TW" w:bidi="zh_TW"/>
+          </w:rPr>
+          <w:rPr>
+            <w:color w:val="0000EE"/>
+            <w:u w:val="single"/>
+          </w:rPr>
+          <w:t>19:20</w:t>
+        </w:r>
+      </w:hyperlink>
+      <w:r>
+        <w:rPr>
+          <w:lang w:val="zh_TW" w:bidi="zh_TW"/>
+        </w:rPr>
+        <w:t>，</w:t>
+      </w:r>
+      <w:hyperlink r:id="rId75">
+        <w:r>
+          <w:rPr>
+            <w:lang w:val="zh_TW" w:bidi="zh_TW"/>
+          </w:rPr>
+          <w:rPr>
+            <w:color w:val="0000EE"/>
+            <w:u w:val="single"/>
+          </w:rPr>
+          <w:t>20:10</w:t>
+        </w:r>
+      </w:hyperlink>
+      <w:r>
+        <w:rPr>
+          <w:lang w:val="zh_TW" w:bidi="zh_TW"/>
+        </w:rPr>
+        <w:t>，</w:t>
+      </w:r>
+      <w:hyperlink r:id="rId76">
+        <w:r>
+          <w:rPr>
+            <w:lang w:val="zh_TW" w:bidi="zh_TW"/>
+          </w:rPr>
+          <w:rPr>
+            <w:color w:val="0000EE"/>
+            <w:u w:val="single"/>
+          </w:rPr>
+          <w:t>21:8</w:t>
+        </w:r>
+      </w:hyperlink>
+      <w:r>
+        <w:rPr>
+          <w:lang w:val="zh_TW" w:bidi="zh_TW"/>
+        </w:rPr>
+        <w:t>）</w:t>
+      </w:r>
+    </w:p>
+    <w:p>
+      <w:pPr/>
+      <w:r>
+        <w:rPr>
+          <w:lang w:val="zh_TW" w:bidi="zh_TW"/>
+        </w:rPr>
+      </w:r>
+      <w:r>
+        <w:rPr>
+          <w:lang w:val="zh_TW" w:bidi="zh_TW"/>
+        </w:rPr>
+        <w:t>以色列境內最後一次火山噴發，大約發生在四千年前。科學家透過放射性碳定年法推算出這時間。當時這些劇烈的火山活動，對當時居住在該地的人群造成了深遠的影響。人們將這些親身經歷編成故事，並在世世代代之間口耳相傳。</w:t>
+      </w:r>
+    </w:p>
+    <w:p>
+      <w:pPr/>
+      <w:r>
+        <w:rPr>
+          <w:lang w:val="zh_TW" w:bidi="zh_TW"/>
+        </w:rPr>
+      </w:r>
+      <w:r>
+        <w:rPr>
+          <w:i/>
+          <w:lang w:val="zh_TW" w:bidi="zh_TW"/>
+        </w:rPr>
+        <w:t>見</w:t>
+      </w:r>
+      <w:r>
+        <w:rPr>
+          <w:lang w:val="zh_TW" w:bidi="zh_TW"/>
+        </w:rPr>
+        <w:t xml:space="preserve"> </w:t>
+      </w:r>
+      <w:r>
+        <w:rPr>
+          <w:lang w:val="zh_TW" w:bidi="zh_TW"/>
+        </w:rPr>
+        <w:t>礦物和金屬</w:t>
+      </w:r>
+      <w:r>
+        <w:rPr>
+          <w:lang w:val="zh_TW" w:bidi="zh_TW"/>
+        </w:rPr>
+        <w:t>。</w:t>
       </w:r>
       <w:r>
         <w:rPr>
@@ -3007,12 +4196,6 @@
   </w:num>
   <w:num w:numId="13" w16cid:durableId="592781308">
     <w:abstractNumId w:val="11"/>
-  </w:num>
-  <w:num w:numId="14">
-    <w:abstractNumId w:val="3"/>
-    <w:lvlOverride w:ilvl="0">
-      <w:startOverride w:val="1"/>
-    </w:lvlOverride>
   </w:num>
   <w:numIdMacAtCleanup w:val="10"/>
 </w:numbering>

--- a/zht/docx/091.content.docx
+++ b/zht/docx/091.content.docx
@@ -19,7 +19,7 @@
         <w:rPr>
           <w:lang w:val="zh_TW" w:bidi="zh_TW"/>
         </w:rPr>
-        <w:t>Resource: Tyndale Open Bible Dictionary</w:t>
+        <w:t>Resource: Aquifer Open Bible Dictionary</w:t>
       </w:r>
       <w:r>
         <w:rPr>
@@ -112,7 +112,7 @@
         <w:rPr>
           <w:lang w:val="zh_TW" w:bidi="zh_TW"/>
         </w:rPr>
-        <w:t>Tyndale Open Bible Dictionary</w:t>
+        <w:t>Aquifer Open Bible Dictionary</w:t>
       </w:r>
     </w:p>
     <w:p>

--- a/zht/docx/091.content.docx
+++ b/zht/docx/091.content.docx
@@ -149,7 +149,7 @@
         <w:rPr>
           <w:lang w:val="zh_TW" w:bidi="zh_TW"/>
         </w:rPr>
-        <w:t>liu</w:t>
+        <w:t>lin</w:t>
       </w:r>
       <w:r>
         <w:rPr>
@@ -212,7 +212,7 @@
         <w:rPr>
           <w:lang w:val="zh_TW" w:bidi="zh_TW"/>
         </w:rPr>
-        <w:t>流放，放逐</w:t>
+        <w:t>鄰舍</w:t>
       </w:r>
       <w:r>
         <w:rPr>
@@ -231,7 +231,48 @@
         <w:rPr>
           <w:lang w:val="zh_TW" w:bidi="zh_TW"/>
         </w:rPr>
-        <w:t>懲罰的一種，將人從國家或群體中排除。</w:t>
+        <w:t>在舊約時期和猶太教</w:t>
+      </w:r>
+      <w:r>
+        <w:rPr>
+          <w:lang w:val="zh_TW" w:bidi="zh_TW"/>
+        </w:rPr>
+        <w:t>晚期</w:t>
+      </w:r>
+      <w:r>
+        <w:rPr>
+          <w:lang w:val="zh_TW" w:bidi="zh_TW"/>
+        </w:rPr>
+        <w:t>，</w:t>
+      </w:r>
+      <w:r>
+        <w:rPr>
+          <w:lang w:val="zh_TW" w:bidi="zh_TW"/>
+        </w:rPr>
+        <w:t>這個概念顯然僅限於以色列人，或與神訂的盟約</w:t>
+      </w:r>
+      <w:r>
+        <w:rPr>
+          <w:lang w:val="zh_TW" w:bidi="zh_TW"/>
+        </w:rPr>
+        <w:t>群體</w:t>
+      </w:r>
+      <w:r>
+        <w:rPr>
+          <w:lang w:val="zh_TW" w:bidi="zh_TW"/>
+        </w:rPr>
+        <w:t>中之成員。然而，耶穌將這一概念擴展，使其涵蓋所有在人生旅途中遇見的人。</w:t>
+      </w:r>
+    </w:p>
+    <w:p>
+      <w:pPr>
+        <w:pStyle w:val="Heading3"/>
+      </w:pPr>
+      <w:r>
+        <w:rPr>
+          <w:lang w:val="zh_TW" w:bidi="zh_TW"/>
+        </w:rPr>
+        <w:t>在舊約中</w:t>
       </w:r>
     </w:p>
     <w:p>
@@ -245,25 +286,7 @@
         <w:rPr>
           <w:lang w:val="zh_TW" w:bidi="zh_TW"/>
         </w:rPr>
-        <w:t>在聖經中，「放逐」或類似詞語多次出現：</w:t>
-      </w:r>
-    </w:p>
-    <w:p>
-      <w:pPr>
-        <w:pStyle w:val="ListBullet"/>
-        <w:spacing w:line="240" w:lineRule="auto"/>
-        <w:ind w:left="720"/>
-      </w:pPr>
-      <w:r>
-        <w:rPr>
-          <w:lang w:val="zh_TW" w:bidi="zh_TW"/>
-        </w:rPr>
-      </w:r>
-      <w:r>
-        <w:rPr>
-          <w:lang w:val="zh_TW" w:bidi="zh_TW"/>
-        </w:rPr>
-        <w:t>神審判亞當和夏娃（</w:t>
+        <w:t>雖然舊約從未明確將「鄰舍」限制為以色列人，但這個詞通常指的是盟約中的成員，即其他以色列人（見</w:t>
       </w:r>
       <w:hyperlink r:id="rId13">
         <w:r>
@@ -274,32 +297,14 @@
             <w:color w:val="0000EE"/>
             <w:u w:val="single"/>
           </w:rPr>
-          <w:t>創3:23–24</w:t>
+          <w:t>利6:1–7</w:t>
         </w:r>
       </w:hyperlink>
       <w:r>
         <w:rPr>
           <w:lang w:val="zh_TW" w:bidi="zh_TW"/>
         </w:rPr>
-        <w:t>，譯註：和合本譯為打發）</w:t>
-      </w:r>
-    </w:p>
-    <w:p>
-      <w:pPr>
-        <w:pStyle w:val="ListBullet"/>
-        <w:spacing w:line="240" w:lineRule="auto"/>
-        <w:ind w:left="720"/>
-      </w:pPr>
-      <w:r>
-        <w:rPr>
-          <w:lang w:val="zh_TW" w:bidi="zh_TW"/>
-        </w:rPr>
-      </w:r>
-      <w:r>
-        <w:rPr>
-          <w:lang w:val="zh_TW" w:bidi="zh_TW"/>
-        </w:rPr>
-        <w:t>神審判該隱 （</w:t>
+        <w:t>，</w:t>
       </w:r>
       <w:hyperlink r:id="rId14">
         <w:r>
@@ -310,32 +315,14 @@
             <w:color w:val="0000EE"/>
             <w:u w:val="single"/>
           </w:rPr>
-          <w:t>4:9–14</w:t>
+          <w:t>19</w:t>
         </w:r>
       </w:hyperlink>
       <w:r>
         <w:rPr>
           <w:lang w:val="zh_TW" w:bidi="zh_TW"/>
         </w:rPr>
-        <w:t>，譯註：和合本未有譯出放逐一詞）</w:t>
-      </w:r>
-    </w:p>
-    <w:p>
-      <w:pPr>
-        <w:pStyle w:val="ListBullet"/>
-        <w:spacing w:line="240" w:lineRule="auto"/>
-        <w:ind w:left="720"/>
-      </w:pPr>
-      <w:r>
-        <w:rPr>
-          <w:lang w:val="zh_TW" w:bidi="zh_TW"/>
-        </w:rPr>
-      </w:r>
-      <w:r>
-        <w:rPr>
-          <w:lang w:val="zh_TW" w:bidi="zh_TW"/>
-        </w:rPr>
-        <w:t>押沙龍的父親把押沙龍流放（</w:t>
+        <w:t>；</w:t>
       </w:r>
       <w:hyperlink r:id="rId15">
         <w:r>
@@ -346,9 +333,15 @@
             <w:color w:val="0000EE"/>
             <w:u w:val="single"/>
           </w:rPr>
-          <w:t>撒下13:37–39，</w:t>
+          <w:t>申15:2–3</w:t>
         </w:r>
       </w:hyperlink>
+      <w:r>
+        <w:rPr>
+          <w:lang w:val="zh_TW" w:bidi="zh_TW"/>
+        </w:rPr>
+        <w:t>）。在</w:t>
+      </w:r>
       <w:hyperlink r:id="rId16">
         <w:r>
           <w:rPr>
@@ -358,32 +351,26 @@
             <w:color w:val="0000EE"/>
             <w:u w:val="single"/>
           </w:rPr>
-          <w:t>14:13–14</w:t>
+          <w:t>利未記十九章18節</w:t>
         </w:r>
       </w:hyperlink>
       <w:r>
         <w:rPr>
           <w:lang w:val="zh_TW" w:bidi="zh_TW"/>
         </w:rPr>
-        <w:t>，譯註：和合本譯為逃亡）</w:t>
-      </w:r>
-    </w:p>
-    <w:p>
-      <w:pPr>
-        <w:pStyle w:val="ListBullet"/>
-        <w:spacing w:line="240" w:lineRule="auto"/>
-        <w:ind w:left="720"/>
-      </w:pPr>
-      <w:r>
-        <w:rPr>
-          <w:lang w:val="zh_TW" w:bidi="zh_TW"/>
-        </w:rPr>
-      </w:r>
-      <w:r>
-        <w:rPr>
-          <w:lang w:val="zh_TW" w:bidi="zh_TW"/>
-        </w:rPr>
-        <w:t>以色列從應許之地被擄（</w:t>
+        <w:t>中，這段經文後來在新約中多次被引用，其中命令以色列人要「</w:t>
+      </w:r>
+      <w:r>
+        <w:rPr>
+          <w:lang w:val="zh_TW" w:bidi="zh_TW"/>
+        </w:rPr>
+        <w:t>愛人如己</w:t>
+      </w:r>
+      <w:r>
+        <w:rPr>
+          <w:lang w:val="zh_TW" w:bidi="zh_TW"/>
+        </w:rPr>
+        <w:t>」。然而，在</w:t>
       </w:r>
       <w:hyperlink r:id="rId17">
         <w:r>
@@ -394,16 +381,16 @@
             <w:color w:val="0000EE"/>
             <w:u w:val="single"/>
           </w:rPr>
-          <w:t>申30:1</w:t>
+          <w:t>十九章34節</w:t>
         </w:r>
       </w:hyperlink>
       <w:r>
         <w:rPr>
           <w:lang w:val="zh_TW" w:bidi="zh_TW"/>
         </w:rPr>
-        <w:t>；</w:t>
-      </w:r>
-      <w:hyperlink r:id="rId18">
+        <w:t>中，又特別指出這種愛也應該施予旅居其中的外邦人（或「寄居者」）。如果「鄰舍」（</w:t>
+      </w:r>
+      <w:hyperlink r:id="rId16">
         <w:r>
           <w:rPr>
             <w:lang w:val="zh_TW" w:bidi="zh_TW"/>
@@ -412,16 +399,16 @@
             <w:color w:val="0000EE"/>
             <w:u w:val="single"/>
           </w:rPr>
-          <w:t>賽11:12</w:t>
+          <w:t>18</w:t>
         </w:r>
       </w:hyperlink>
       <w:r>
         <w:rPr>
           <w:lang w:val="zh_TW" w:bidi="zh_TW"/>
         </w:rPr>
-        <w:t>；</w:t>
-      </w:r>
-      <w:hyperlink r:id="rId19">
+        <w:t>節）暗示了一個更廣泛的概念，如「人類」或「同胞」，那麼在第</w:t>
+      </w:r>
+      <w:hyperlink r:id="rId17">
         <w:r>
           <w:rPr>
             <w:lang w:val="zh_TW" w:bidi="zh_TW"/>
@@ -430,32 +417,26 @@
             <w:color w:val="0000EE"/>
             <w:u w:val="single"/>
           </w:rPr>
-          <w:t>耶16:15</w:t>
+          <w:t>34</w:t>
         </w:r>
       </w:hyperlink>
       <w:r>
         <w:rPr>
           <w:lang w:val="zh_TW" w:bidi="zh_TW"/>
         </w:rPr>
-        <w:t>；</w:t>
-      </w:r>
-      <w:hyperlink r:id="rId20">
-        <w:r>
-          <w:rPr>
-            <w:lang w:val="zh_TW" w:bidi="zh_TW"/>
-          </w:rPr>
-          <w:rPr>
-            <w:color w:val="0000EE"/>
-            <w:u w:val="single"/>
-          </w:rPr>
-          <w:t>結4:13</w:t>
-        </w:r>
-      </w:hyperlink>
-      <w:r>
-        <w:rPr>
-          <w:lang w:val="zh_TW" w:bidi="zh_TW"/>
-        </w:rPr>
-        <w:t>，譯註：和合本譯為追趕、趕）</w:t>
+        <w:t>節中就沒有必要再特別提及</w:t>
+      </w:r>
+      <w:r>
+        <w:rPr>
+          <w:lang w:val="zh_TW" w:bidi="zh_TW"/>
+        </w:rPr>
+        <w:t>同居的外人</w:t>
+      </w:r>
+      <w:r>
+        <w:rPr>
+          <w:lang w:val="zh_TW" w:bidi="zh_TW"/>
+        </w:rPr>
+        <w:t>。因此，「鄰舍」應當是指一個人的直接鄰居，即以色列人。</w:t>
       </w:r>
     </w:p>
     <w:p>
@@ -469,7 +450,61 @@
         <w:rPr>
           <w:lang w:val="zh_TW" w:bidi="zh_TW"/>
         </w:rPr>
-        <w:t>在以色列被擄到巴比倫期間，放逐也是懲罰之一，適用於不順服神或波斯王亞達薛西的人（</w:t>
+        <w:t>在盟約社群中，愛鄰舍包含了一些律法上明確規定的責任。人應該公平地對待鄰舍（</w:t>
+      </w:r>
+      <w:hyperlink r:id="rId18">
+        <w:r>
+          <w:rPr>
+            <w:lang w:val="zh_TW" w:bidi="zh_TW"/>
+          </w:rPr>
+          <w:rPr>
+            <w:color w:val="0000EE"/>
+            <w:u w:val="single"/>
+          </w:rPr>
+          <w:t>出22:5–15</w:t>
+        </w:r>
+      </w:hyperlink>
+      <w:r>
+        <w:rPr>
+          <w:lang w:val="zh_TW" w:bidi="zh_TW"/>
+        </w:rPr>
+        <w:t>；</w:t>
+      </w:r>
+      <w:hyperlink r:id="rId19">
+        <w:r>
+          <w:rPr>
+            <w:lang w:val="zh_TW" w:bidi="zh_TW"/>
+          </w:rPr>
+          <w:rPr>
+            <w:color w:val="0000EE"/>
+            <w:u w:val="single"/>
+          </w:rPr>
+          <w:t>利6:2–7</w:t>
+        </w:r>
+      </w:hyperlink>
+      <w:r>
+        <w:rPr>
+          <w:lang w:val="zh_TW" w:bidi="zh_TW"/>
+        </w:rPr>
+        <w:t>，</w:t>
+      </w:r>
+      <w:hyperlink r:id="rId20">
+        <w:r>
+          <w:rPr>
+            <w:lang w:val="zh_TW" w:bidi="zh_TW"/>
+          </w:rPr>
+          <w:rPr>
+            <w:color w:val="0000EE"/>
+            <w:u w:val="single"/>
+          </w:rPr>
+          <w:t>19:9–18</w:t>
+        </w:r>
+      </w:hyperlink>
+      <w:r>
+        <w:rPr>
+          <w:lang w:val="zh_TW" w:bidi="zh_TW"/>
+        </w:rPr>
+        <w:t>），尊重他（</w:t>
       </w:r>
       <w:hyperlink r:id="rId21">
         <w:r>
@@ -480,14 +515,128 @@
             <w:color w:val="0000EE"/>
             <w:u w:val="single"/>
           </w:rPr>
-          <w:t>拉7:26</w:t>
+          <w:t>出20:16</w:t>
         </w:r>
       </w:hyperlink>
       <w:r>
         <w:rPr>
           <w:lang w:val="zh_TW" w:bidi="zh_TW"/>
         </w:rPr>
-        <w:t>，譯註：和合本譯為充軍）。</w:t>
+        <w:t>）以及他的財物（</w:t>
+      </w:r>
+      <w:hyperlink r:id="rId22">
+        <w:r>
+          <w:rPr>
+            <w:lang w:val="zh_TW" w:bidi="zh_TW"/>
+          </w:rPr>
+          <w:rPr>
+            <w:color w:val="0000EE"/>
+            <w:u w:val="single"/>
+          </w:rPr>
+          <w:t>出20:17</w:t>
+        </w:r>
+      </w:hyperlink>
+      <w:r>
+        <w:rPr>
+          <w:lang w:val="zh_TW" w:bidi="zh_TW"/>
+        </w:rPr>
+        <w:t>）。為了促進盟約社群中公正和憐憫的關係，以色列人應視鄰舍為「</w:t>
+      </w:r>
+      <w:r>
+        <w:rPr>
+          <w:lang w:val="zh_TW" w:bidi="zh_TW"/>
+        </w:rPr>
+        <w:t>弟兄</w:t>
+      </w:r>
+      <w:r>
+        <w:rPr>
+          <w:lang w:val="zh_TW" w:bidi="zh_TW"/>
+        </w:rPr>
+        <w:t>」（</w:t>
+      </w:r>
+      <w:hyperlink r:id="rId23">
+        <w:r>
+          <w:rPr>
+            <w:lang w:val="zh_TW" w:bidi="zh_TW"/>
+          </w:rPr>
+          <w:rPr>
+            <w:color w:val="0000EE"/>
+            <w:u w:val="single"/>
+          </w:rPr>
+          <w:t>利25:25</w:t>
+        </w:r>
+      </w:hyperlink>
+      <w:r>
+        <w:rPr>
+          <w:lang w:val="zh_TW" w:bidi="zh_TW"/>
+        </w:rPr>
+        <w:t>；</w:t>
+      </w:r>
+      <w:hyperlink r:id="rId24">
+        <w:r>
+          <w:rPr>
+            <w:lang w:val="zh_TW" w:bidi="zh_TW"/>
+          </w:rPr>
+          <w:rPr>
+            <w:color w:val="0000EE"/>
+            <w:u w:val="single"/>
+          </w:rPr>
+          <w:t>申22:1–4</w:t>
+        </w:r>
+      </w:hyperlink>
+      <w:r>
+        <w:rPr>
+          <w:lang w:val="zh_TW" w:bidi="zh_TW"/>
+        </w:rPr>
+        <w:t>）。</w:t>
+      </w:r>
+      <w:r>
+        <w:rPr>
+          <w:lang w:val="zh_TW" w:bidi="zh_TW"/>
+        </w:rPr>
+        <w:t>對鄰舍所做的，應以同樣的方式回報</w:t>
+      </w:r>
+      <w:r>
+        <w:rPr>
+          <w:lang w:val="zh_TW" w:bidi="zh_TW"/>
+        </w:rPr>
+        <w:t>（</w:t>
+      </w:r>
+      <w:hyperlink r:id="rId25">
+        <w:r>
+          <w:rPr>
+            <w:lang w:val="zh_TW" w:bidi="zh_TW"/>
+          </w:rPr>
+          <w:rPr>
+            <w:color w:val="0000EE"/>
+            <w:u w:val="single"/>
+          </w:rPr>
+          <w:t>利24:19–23</w:t>
+        </w:r>
+      </w:hyperlink>
+      <w:r>
+        <w:rPr>
+          <w:lang w:val="zh_TW" w:bidi="zh_TW"/>
+        </w:rPr>
+        <w:t>；</w:t>
+      </w:r>
+      <w:hyperlink r:id="rId26">
+        <w:r>
+          <w:rPr>
+            <w:lang w:val="zh_TW" w:bidi="zh_TW"/>
+          </w:rPr>
+          <w:rPr>
+            <w:color w:val="0000EE"/>
+            <w:u w:val="single"/>
+          </w:rPr>
+          <w:t>申19:11–19</w:t>
+        </w:r>
+      </w:hyperlink>
+      <w:r>
+        <w:rPr>
+          <w:lang w:val="zh_TW" w:bidi="zh_TW"/>
+        </w:rPr>
+        <w:t>）。</w:t>
       </w:r>
     </w:p>
     <w:p>
@@ -501,27 +650,9 @@
         <w:rPr>
           <w:lang w:val="zh_TW" w:bidi="zh_TW"/>
         </w:rPr>
-        <w:t>摩西律法規定，以色列人因各種過犯可能會被「剪除」，也就是被排除於群體之外：</w:t>
-      </w:r>
-    </w:p>
-    <w:p>
-      <w:pPr>
-        <w:pStyle w:val="ListBullet"/>
-        <w:spacing w:line="240" w:lineRule="auto"/>
-        <w:ind w:left="720"/>
-      </w:pPr>
-      <w:r>
-        <w:rPr>
-          <w:lang w:val="zh_TW" w:bidi="zh_TW"/>
-        </w:rPr>
-      </w:r>
-      <w:r>
-        <w:rPr>
-          <w:lang w:val="zh_TW" w:bidi="zh_TW"/>
-        </w:rPr>
-        <w:t>沒有給男嬰行割禮（</w:t>
-      </w:r>
-      <w:hyperlink r:id="rId22">
+        <w:t>對待鄰舍的重要性在於，這與人跟神的關係息息相關，並且可能顯著影響人與神之間的關係（</w:t>
+      </w:r>
+      <w:hyperlink r:id="rId13">
         <w:r>
           <w:rPr>
             <w:lang w:val="zh_TW" w:bidi="zh_TW"/>
@@ -530,34 +661,16 @@
             <w:color w:val="0000EE"/>
             <w:u w:val="single"/>
           </w:rPr>
-          <w:t>創17:12、14</w:t>
+          <w:t>利6:1–7</w:t>
         </w:r>
       </w:hyperlink>
       <w:r>
         <w:rPr>
           <w:lang w:val="zh_TW" w:bidi="zh_TW"/>
         </w:rPr>
-        <w:t>）</w:t>
-      </w:r>
-    </w:p>
-    <w:p>
-      <w:pPr>
-        <w:pStyle w:val="ListBullet"/>
-        <w:spacing w:line="240" w:lineRule="auto"/>
-        <w:ind w:left="720"/>
-      </w:pPr>
-      <w:r>
-        <w:rPr>
-          <w:lang w:val="zh_TW" w:bidi="zh_TW"/>
-        </w:rPr>
-      </w:r>
-      <w:r>
-        <w:rPr>
-          <w:lang w:val="zh_TW" w:bidi="zh_TW"/>
-        </w:rPr>
-        <w:t>在逾越節期間吃有酵的餅 （</w:t>
-      </w:r>
-      <w:hyperlink r:id="rId23">
+        <w:t>，</w:t>
+      </w:r>
+      <w:hyperlink r:id="rId14">
         <w:r>
           <w:rPr>
             <w:lang w:val="zh_TW" w:bidi="zh_TW"/>
@@ -566,34 +679,16 @@
             <w:color w:val="0000EE"/>
             <w:u w:val="single"/>
           </w:rPr>
-          <w:t>出12:15</w:t>
+          <w:t>19</w:t>
         </w:r>
       </w:hyperlink>
       <w:r>
         <w:rPr>
           <w:lang w:val="zh_TW" w:bidi="zh_TW"/>
         </w:rPr>
-        <w:t>）</w:t>
-      </w:r>
-    </w:p>
-    <w:p>
-      <w:pPr>
-        <w:pStyle w:val="ListBullet"/>
-        <w:spacing w:line="240" w:lineRule="auto"/>
-        <w:ind w:left="720"/>
-      </w:pPr>
-      <w:r>
-        <w:rPr>
-          <w:lang w:val="zh_TW" w:bidi="zh_TW"/>
-        </w:rPr>
-      </w:r>
-      <w:r>
-        <w:rPr>
-          <w:lang w:val="zh_TW" w:bidi="zh_TW"/>
-        </w:rPr>
-        <w:t>獻上不潔的牲畜作供物 （</w:t>
-      </w:r>
-      <w:hyperlink r:id="rId24">
+        <w:t>，</w:t>
+      </w:r>
+      <w:hyperlink r:id="rId27">
         <w:r>
           <w:rPr>
             <w:lang w:val="zh_TW" w:bidi="zh_TW"/>
@@ -602,34 +697,16 @@
             <w:color w:val="0000EE"/>
             <w:u w:val="single"/>
           </w:rPr>
-          <w:t>利17:1–4</w:t>
+          <w:t>25:17</w:t>
         </w:r>
       </w:hyperlink>
       <w:r>
         <w:rPr>
           <w:lang w:val="zh_TW" w:bidi="zh_TW"/>
         </w:rPr>
-        <w:t>）</w:t>
-      </w:r>
-    </w:p>
-    <w:p>
-      <w:pPr>
-        <w:pStyle w:val="ListBullet"/>
-        <w:spacing w:line="240" w:lineRule="auto"/>
-        <w:ind w:left="720"/>
-      </w:pPr>
-      <w:r>
-        <w:rPr>
-          <w:lang w:val="zh_TW" w:bidi="zh_TW"/>
-        </w:rPr>
-      </w:r>
-      <w:r>
-        <w:rPr>
-          <w:lang w:val="zh_TW" w:bidi="zh_TW"/>
-        </w:rPr>
-        <w:t>吃血（</w:t>
-      </w:r>
-      <w:hyperlink r:id="rId25">
+        <w:t>；</w:t>
+      </w:r>
+      <w:hyperlink r:id="rId28">
         <w:r>
           <w:rPr>
             <w:lang w:val="zh_TW" w:bidi="zh_TW"/>
@@ -638,34 +715,16 @@
             <w:color w:val="0000EE"/>
             <w:u w:val="single"/>
           </w:rPr>
-          <w:t>利17:10</w:t>
+          <w:t>申24:10–13</w:t>
         </w:r>
       </w:hyperlink>
       <w:r>
         <w:rPr>
           <w:lang w:val="zh_TW" w:bidi="zh_TW"/>
         </w:rPr>
-        <w:t>）</w:t>
-      </w:r>
-    </w:p>
-    <w:p>
-      <w:pPr>
-        <w:pStyle w:val="ListBullet"/>
-        <w:spacing w:line="240" w:lineRule="auto"/>
-        <w:ind w:left="720"/>
-      </w:pPr>
-      <w:r>
-        <w:rPr>
-          <w:lang w:val="zh_TW" w:bidi="zh_TW"/>
-        </w:rPr>
-      </w:r>
-      <w:r>
-        <w:rPr>
-          <w:lang w:val="zh_TW" w:bidi="zh_TW"/>
-        </w:rPr>
-        <w:t>故意犯罪（</w:t>
-      </w:r>
-      <w:hyperlink r:id="rId26">
+        <w:t>；</w:t>
+      </w:r>
+      <w:hyperlink r:id="rId29">
         <w:r>
           <w:rPr>
             <w:lang w:val="zh_TW" w:bidi="zh_TW"/>
@@ -674,34 +733,28 @@
             <w:color w:val="0000EE"/>
             <w:u w:val="single"/>
           </w:rPr>
-          <w:t>民15:30–31</w:t>
+          <w:t>詩12</w:t>
         </w:r>
       </w:hyperlink>
       <w:r>
         <w:rPr>
           <w:lang w:val="zh_TW" w:bidi="zh_TW"/>
         </w:rPr>
-        <w:t>）</w:t>
-      </w:r>
-    </w:p>
-    <w:p>
-      <w:pPr>
-        <w:pStyle w:val="ListBullet"/>
-        <w:spacing w:line="240" w:lineRule="auto"/>
-        <w:ind w:left="720"/>
-      </w:pPr>
-      <w:r>
-        <w:rPr>
-          <w:lang w:val="zh_TW" w:bidi="zh_TW"/>
-        </w:rPr>
-      </w:r>
-      <w:r>
-        <w:rPr>
-          <w:lang w:val="zh_TW" w:bidi="zh_TW"/>
-        </w:rPr>
-        <w:t>與死人接觸後沒有進行禮儀上的潔淨（</w:t>
-      </w:r>
-      <w:hyperlink r:id="rId27">
+        <w:t>）。神曾</w:t>
+      </w:r>
+      <w:r>
+        <w:rPr>
+          <w:lang w:val="zh_TW" w:bidi="zh_TW"/>
+        </w:rPr>
+        <w:t>以</w:t>
+      </w:r>
+      <w:r>
+        <w:rPr>
+          <w:lang w:val="zh_TW" w:bidi="zh_TW"/>
+        </w:rPr>
+        <w:t>憐憫對待以色列人，因此他們也應當以同樣的愛來對待鄰舍（</w:t>
+      </w:r>
+      <w:hyperlink r:id="rId30">
         <w:r>
           <w:rPr>
             <w:lang w:val="zh_TW" w:bidi="zh_TW"/>
@@ -710,14 +763,32 @@
             <w:color w:val="0000EE"/>
             <w:u w:val="single"/>
           </w:rPr>
-          <w:t>民19:11–20</w:t>
+          <w:t>出22:21</w:t>
         </w:r>
       </w:hyperlink>
       <w:r>
         <w:rPr>
           <w:lang w:val="zh_TW" w:bidi="zh_TW"/>
         </w:rPr>
-        <w:t>）</w:t>
+        <w:t>；</w:t>
+      </w:r>
+      <w:hyperlink r:id="rId31">
+        <w:r>
+          <w:rPr>
+            <w:lang w:val="zh_TW" w:bidi="zh_TW"/>
+          </w:rPr>
+          <w:rPr>
+            <w:color w:val="0000EE"/>
+            <w:u w:val="single"/>
+          </w:rPr>
+          <w:t>利25:35–38</w:t>
+        </w:r>
+      </w:hyperlink>
+      <w:r>
+        <w:rPr>
+          <w:lang w:val="zh_TW" w:bidi="zh_TW"/>
+        </w:rPr>
+        <w:t>）。</w:t>
       </w:r>
     </w:p>
     <w:p>
@@ -731,9 +802,9 @@
         <w:rPr>
           <w:lang w:val="zh_TW" w:bidi="zh_TW"/>
         </w:rPr>
-        <w:t>被「剪除」很可能表示同時被排除在社會與宗教生活之外（</w:t>
-      </w:r>
-      <w:hyperlink r:id="rId28">
+        <w:t>當這些責任被忽視時，隨之而來的是社會的崩潰或國家的動盪（</w:t>
+      </w:r>
+      <w:hyperlink r:id="rId32">
         <w:r>
           <w:rPr>
             <w:lang w:val="zh_TW" w:bidi="zh_TW"/>
@@ -742,10 +813,16 @@
             <w:color w:val="0000EE"/>
             <w:u w:val="single"/>
           </w:rPr>
-          <w:t>約9:18</w:t>
+          <w:t>申28:15–68</w:t>
         </w:r>
       </w:hyperlink>
-      <w:hyperlink r:id="rId29">
+      <w:r>
+        <w:rPr>
+          <w:lang w:val="zh_TW" w:bidi="zh_TW"/>
+        </w:rPr>
+        <w:t>；</w:t>
+      </w:r>
+      <w:hyperlink r:id="rId33">
         <w:r>
           <w:rPr>
             <w:lang w:val="zh_TW" w:bidi="zh_TW"/>
@@ -754,10 +831,16 @@
             <w:color w:val="0000EE"/>
             <w:u w:val="single"/>
           </w:rPr>
-          <w:t>–</w:t>
+          <w:t>何4:1–3</w:t>
         </w:r>
       </w:hyperlink>
-      <w:hyperlink r:id="rId28">
+      <w:r>
+        <w:rPr>
+          <w:lang w:val="zh_TW" w:bidi="zh_TW"/>
+        </w:rPr>
+        <w:t>；</w:t>
+      </w:r>
+      <w:hyperlink r:id="rId34">
         <w:r>
           <w:rPr>
             <w:lang w:val="zh_TW" w:bidi="zh_TW"/>
@@ -766,16 +849,16 @@
             <w:color w:val="0000EE"/>
             <w:u w:val="single"/>
           </w:rPr>
-          <w:t>23、34</w:t>
+          <w:t>摩2:6–7</w:t>
         </w:r>
       </w:hyperlink>
       <w:r>
         <w:rPr>
           <w:lang w:val="zh_TW" w:bidi="zh_TW"/>
         </w:rPr>
-        <w:t>）。以色列民族曾被流放在外邦，到了被擄歸回之後，失去產業與永遠從神的百姓中被剪除，便成了正式的懲罰（</w:t>
-      </w:r>
-      <w:hyperlink r:id="rId30">
+        <w:t>），這也顯示了鄰舍關係在盟約社群中的重要性。以色列人經常忽視對鄰舍的愛，特別是對有需要的鄰舍，而這正是導致他們受神懲罰而被擄的重要原因之一（</w:t>
+      </w:r>
+      <w:hyperlink r:id="rId35">
         <w:r>
           <w:rPr>
             <w:lang w:val="zh_TW" w:bidi="zh_TW"/>
@@ -784,14 +867,169 @@
             <w:color w:val="0000EE"/>
             <w:u w:val="single"/>
           </w:rPr>
-          <w:t>拉10:7–8</w:t>
+          <w:t>耶5:7–9</w:t>
         </w:r>
       </w:hyperlink>
       <w:r>
         <w:rPr>
           <w:lang w:val="zh_TW" w:bidi="zh_TW"/>
         </w:rPr>
-        <w:t>）。</w:t>
+        <w:t>，</w:t>
+      </w:r>
+      <w:hyperlink r:id="rId36">
+        <w:r>
+          <w:rPr>
+            <w:lang w:val="zh_TW" w:bidi="zh_TW"/>
+          </w:rPr>
+          <w:rPr>
+            <w:color w:val="0000EE"/>
+            <w:u w:val="single"/>
+          </w:rPr>
+          <w:t>7:1–15</w:t>
+        </w:r>
+      </w:hyperlink>
+      <w:r>
+        <w:rPr>
+          <w:lang w:val="zh_TW" w:bidi="zh_TW"/>
+        </w:rPr>
+        <w:t>，</w:t>
+      </w:r>
+      <w:hyperlink r:id="rId37">
+        <w:r>
+          <w:rPr>
+            <w:lang w:val="zh_TW" w:bidi="zh_TW"/>
+          </w:rPr>
+          <w:rPr>
+            <w:color w:val="0000EE"/>
+            <w:u w:val="single"/>
+          </w:rPr>
+          <w:t>9:2–9</w:t>
+        </w:r>
+      </w:hyperlink>
+      <w:r>
+        <w:rPr>
+          <w:lang w:val="zh_TW" w:bidi="zh_TW"/>
+        </w:rPr>
+        <w:t>；</w:t>
+      </w:r>
+      <w:hyperlink r:id="rId33">
+        <w:r>
+          <w:rPr>
+            <w:lang w:val="zh_TW" w:bidi="zh_TW"/>
+          </w:rPr>
+          <w:rPr>
+            <w:color w:val="0000EE"/>
+            <w:u w:val="single"/>
+          </w:rPr>
+          <w:t>何4:1–3</w:t>
+        </w:r>
+      </w:hyperlink>
+      <w:r>
+        <w:rPr>
+          <w:lang w:val="zh_TW" w:bidi="zh_TW"/>
+        </w:rPr>
+        <w:t>；</w:t>
+      </w:r>
+      <w:hyperlink r:id="rId34">
+        <w:r>
+          <w:rPr>
+            <w:lang w:val="zh_TW" w:bidi="zh_TW"/>
+          </w:rPr>
+          <w:rPr>
+            <w:color w:val="0000EE"/>
+            <w:u w:val="single"/>
+          </w:rPr>
+          <w:t>摩2:6–7</w:t>
+        </w:r>
+      </w:hyperlink>
+      <w:r>
+        <w:rPr>
+          <w:lang w:val="zh_TW" w:bidi="zh_TW"/>
+        </w:rPr>
+        <w:t>，</w:t>
+      </w:r>
+      <w:hyperlink r:id="rId38">
+        <w:r>
+          <w:rPr>
+            <w:lang w:val="zh_TW" w:bidi="zh_TW"/>
+          </w:rPr>
+          <w:rPr>
+            <w:color w:val="0000EE"/>
+            <w:u w:val="single"/>
+          </w:rPr>
+          <w:t>5:10–13</w:t>
+        </w:r>
+      </w:hyperlink>
+      <w:r>
+        <w:rPr>
+          <w:lang w:val="zh_TW" w:bidi="zh_TW"/>
+        </w:rPr>
+        <w:t>，</w:t>
+      </w:r>
+      <w:hyperlink r:id="rId39">
+        <w:r>
+          <w:rPr>
+            <w:lang w:val="zh_TW" w:bidi="zh_TW"/>
+          </w:rPr>
+          <w:rPr>
+            <w:color w:val="0000EE"/>
+            <w:u w:val="single"/>
+          </w:rPr>
+          <w:t>8:4–6</w:t>
+        </w:r>
+      </w:hyperlink>
+      <w:r>
+        <w:rPr>
+          <w:lang w:val="zh_TW" w:bidi="zh_TW"/>
+        </w:rPr>
+        <w:t>）。然而，以色列人也曾盼望，在彌賽亞的時代，這種真正的鄰舍之愛能夠實現（</w:t>
+      </w:r>
+      <w:hyperlink r:id="rId40">
+        <w:r>
+          <w:rPr>
+            <w:lang w:val="zh_TW" w:bidi="zh_TW"/>
+          </w:rPr>
+          <w:rPr>
+            <w:color w:val="0000EE"/>
+            <w:u w:val="single"/>
+          </w:rPr>
+          <w:t>耶31:34</w:t>
+        </w:r>
+      </w:hyperlink>
+      <w:r>
+        <w:rPr>
+          <w:lang w:val="zh_TW" w:bidi="zh_TW"/>
+        </w:rPr>
+        <w:t>；</w:t>
+      </w:r>
+      <w:hyperlink r:id="rId41">
+        <w:r>
+          <w:rPr>
+            <w:lang w:val="zh_TW" w:bidi="zh_TW"/>
+          </w:rPr>
+          <w:rPr>
+            <w:color w:val="0000EE"/>
+            <w:u w:val="single"/>
+          </w:rPr>
+          <w:t>亞3:10</w:t>
+        </w:r>
+      </w:hyperlink>
+      <w:r>
+        <w:rPr>
+          <w:lang w:val="zh_TW" w:bidi="zh_TW"/>
+        </w:rPr>
+        <w:t>），這也顯示出這種愛在舊約時代的盟約社群中常常被忽略。</w:t>
+      </w:r>
+    </w:p>
+    <w:p>
+      <w:pPr>
+        <w:pStyle w:val="Heading3"/>
+      </w:pPr>
+      <w:r>
+        <w:rPr>
+          <w:lang w:val="zh_TW" w:bidi="zh_TW"/>
+        </w:rPr>
+        <w:t>在晚期猶太教中</w:t>
       </w:r>
     </w:p>
     <w:p>
@@ -805,9 +1043,9 @@
         <w:rPr>
           <w:lang w:val="zh_TW" w:bidi="zh_TW"/>
         </w:rPr>
-        <w:t>羅馬人與其他征服者一樣，把放逐當作懲罰的方式。例如，在皇帝克勞第時期，由於猶太人之間為了基督的事起了紛爭，克勞第將他們逐出羅馬城（</w:t>
-      </w:r>
-      <w:hyperlink r:id="rId31">
+        <w:t>在被擄歸回後，以色列人認識到，神的祝福在某種程度上取決於人們是否彼此實踐公義和愛（</w:t>
+      </w:r>
+      <w:hyperlink r:id="rId42">
         <w:r>
           <w:rPr>
             <w:lang w:val="zh_TW" w:bidi="zh_TW"/>
@@ -816,16 +1054,64 @@
             <w:color w:val="0000EE"/>
             <w:u w:val="single"/>
           </w:rPr>
-          <w:t>徒18:2</w:t>
+          <w:t>亞8:14–17</w:t>
         </w:r>
       </w:hyperlink>
       <w:r>
         <w:rPr>
           <w:lang w:val="zh_TW" w:bidi="zh_TW"/>
         </w:rPr>
-        <w:t>）。啟示錄的作者也在羅馬逼迫基督徒期間，被流放到拔摩島（</w:t>
-      </w:r>
-      <w:hyperlink r:id="rId32">
+        <w:t>）。然而，對於「鄰舍」的定義仍然存在爭議。有以下幾個因素表明，在這個時期，「鄰舍」僅限於以色列人和改信猶太教的人（改信猶太教的外邦人）。從拉比文獻中可以看出，撒馬利亞人及居住在以色列地的外邦人，通常不被視為「鄰舍」，因此也不值得被愛。在昆蘭的猶太愛色尼派（Jewish Essene community at Qumran）社</w:t>
+      </w:r>
+      <w:r>
+        <w:rPr>
+          <w:lang w:val="zh_TW" w:bidi="zh_TW"/>
+        </w:rPr>
+        <w:t>群</w:t>
+      </w:r>
+      <w:r>
+        <w:rPr>
+          <w:lang w:val="zh_TW" w:bidi="zh_TW"/>
+        </w:rPr>
+        <w:t>內，</w:t>
+      </w:r>
+      <w:r>
+        <w:rPr>
+          <w:lang w:val="zh_TW" w:bidi="zh_TW"/>
+        </w:rPr>
+        <w:t>被尊重和公平對待的「鄰舍」僅限於社群成員</w:t>
+      </w:r>
+      <w:r>
+        <w:rPr>
+          <w:lang w:val="zh_TW" w:bidi="zh_TW"/>
+        </w:rPr>
+        <w:t>。最後，當耶穌</w:t>
+      </w:r>
+      <w:r>
+        <w:rPr>
+          <w:lang w:val="zh_TW" w:bidi="zh_TW"/>
+        </w:rPr>
+        <w:t>提到，</w:t>
+      </w:r>
+      <w:r>
+        <w:rPr>
+          <w:lang w:val="zh_TW" w:bidi="zh_TW"/>
+        </w:rPr>
+        <w:t>「</w:t>
+      </w:r>
+      <w:r>
+        <w:rPr>
+          <w:lang w:val="zh_TW" w:bidi="zh_TW"/>
+        </w:rPr>
+        <w:t>你們聽見有話說：『當愛你的鄰舍，恨你的仇敵。』</w:t>
+      </w:r>
+      <w:r>
+        <w:rPr>
+          <w:lang w:val="zh_TW" w:bidi="zh_TW"/>
+        </w:rPr>
+        <w:t>」（</w:t>
+      </w:r>
+      <w:hyperlink r:id="rId43">
         <w:r>
           <w:rPr>
             <w:lang w:val="zh_TW" w:bidi="zh_TW"/>
@@ -834,14 +1120,55 @@
             <w:color w:val="0000EE"/>
             <w:u w:val="single"/>
           </w:rPr>
-          <w:t>啟1:9</w:t>
+          <w:t>太5:43</w:t>
         </w:r>
       </w:hyperlink>
       <w:r>
         <w:rPr>
           <w:lang w:val="zh_TW" w:bidi="zh_TW"/>
         </w:rPr>
-        <w:t>）。更嚴厲的放逐包括永遠不得返回某地、喪失公民權，以及財產被沒收。</w:t>
+        <w:t>）時，衪只是引用了部份舊約（</w:t>
+      </w:r>
+      <w:hyperlink r:id="rId16">
+        <w:r>
+          <w:rPr>
+            <w:lang w:val="zh_TW" w:bidi="zh_TW"/>
+          </w:rPr>
+          <w:rPr>
+            <w:color w:val="0000EE"/>
+            <w:u w:val="single"/>
+          </w:rPr>
+          <w:t>利19:18</w:t>
+        </w:r>
+      </w:hyperlink>
+      <w:r>
+        <w:rPr>
+          <w:lang w:val="zh_TW" w:bidi="zh_TW"/>
+        </w:rPr>
+        <w:t>——「</w:t>
+      </w:r>
+      <w:r>
+        <w:rPr>
+          <w:lang w:val="zh_TW" w:bidi="zh_TW"/>
+        </w:rPr>
+        <w:t>要愛人如己</w:t>
+      </w:r>
+      <w:r>
+        <w:rPr>
+          <w:lang w:val="zh_TW" w:bidi="zh_TW"/>
+        </w:rPr>
+        <w:t>」）。而最後的片語「恨你的仇敵」則反映了當時猶太人的普遍觀念，即神只要求他們愛自己的同胞，而不必愛那些被視為「敵人」的外族人。</w:t>
+      </w:r>
+    </w:p>
+    <w:p>
+      <w:pPr>
+        <w:pStyle w:val="Heading3"/>
+      </w:pPr>
+      <w:r>
+        <w:rPr>
+          <w:lang w:val="zh_TW" w:bidi="zh_TW"/>
+        </w:rPr>
+        <w:t>在新約中</w:t>
       </w:r>
     </w:p>
     <w:p>
@@ -853,38 +1180,51 @@
       </w:r>
       <w:r>
         <w:rPr>
-          <w:i/>
-          <w:lang w:val="zh_TW" w:bidi="zh_TW"/>
-        </w:rPr>
-        <w:t>另見</w:t>
-      </w:r>
-      <w:r>
-        <w:rPr>
-          <w:lang w:val="zh_TW" w:bidi="zh_TW"/>
-        </w:rPr>
-        <w:t xml:space="preserve"> </w:t>
-      </w:r>
-      <w:r>
-        <w:rPr>
-          <w:lang w:val="zh_TW" w:bidi="zh_TW"/>
-        </w:rPr>
-        <w:t>猶太人的散居</w:t>
-      </w:r>
-      <w:r>
-        <w:rPr>
-          <w:lang w:val="zh_TW" w:bidi="zh_TW"/>
-        </w:rPr>
-        <w:t>。</w:t>
-      </w:r>
-      <w:r>
-        <w:rPr>
-          <w:lang w:val="zh_TW" w:bidi="zh_TW"/>
-        </w:rPr>
-      </w:r>
-      <w:r>
-        <w:rPr>
-          <w:lang w:val="zh_TW" w:bidi="zh_TW"/>
-        </w:rPr>
+          <w:lang w:val="zh_TW" w:bidi="zh_TW"/>
+        </w:rPr>
+        <w:t>耶穌對「鄰舍」的理解與當時猶太人的觀念大相逕庭，祂消除了對鄰舍之愛的限制。</w:t>
+      </w:r>
+      <w:r>
+        <w:rPr>
+          <w:lang w:val="zh_TW" w:bidi="zh_TW"/>
+        </w:rPr>
+        <w:t>與那些將愛狹義套用在同胞身上的人不同</w:t>
+      </w:r>
+      <w:r>
+        <w:rPr>
+          <w:lang w:val="zh_TW" w:bidi="zh_TW"/>
+        </w:rPr>
+        <w:t>，耶穌主張將對愛鄰舍的義務擴展到</w:t>
+      </w:r>
+      <w:r>
+        <w:rPr>
+          <w:lang w:val="zh_TW" w:bidi="zh_TW"/>
+        </w:rPr>
+        <w:t>仇敵</w:t>
+      </w:r>
+      <w:r>
+        <w:rPr>
+          <w:lang w:val="zh_TW" w:bidi="zh_TW"/>
+        </w:rPr>
+        <w:t>身上（</w:t>
+      </w:r>
+      <w:hyperlink r:id="rId44">
+        <w:r>
+          <w:rPr>
+            <w:lang w:val="zh_TW" w:bidi="zh_TW"/>
+          </w:rPr>
+          <w:rPr>
+            <w:color w:val="0000EE"/>
+            <w:u w:val="single"/>
+          </w:rPr>
+          <w:t>太5:43–48</w:t>
+        </w:r>
+      </w:hyperlink>
+      <w:r>
+        <w:rPr>
+          <w:lang w:val="zh_TW" w:bidi="zh_TW"/>
+        </w:rPr>
+        <w:t>），如此一來，祂完全消除了鄰舍與仇敵之間的區別。</w:t>
       </w:r>
     </w:p>
     <w:p>
@@ -894,32 +1234,137 @@
           <w:lang w:val="zh_TW" w:bidi="zh_TW"/>
         </w:rPr>
       </w:r>
-    </w:p>
-    <w:p>
-      <w:pPr>
-        <w:pStyle w:val="Heading2"/>
-      </w:pPr>
-      <w:r>
-        <w:rPr>
-          <w:lang w:val="zh_TW" w:bidi="zh_TW"/>
-        </w:rPr>
-        <w:t>流瑪</w:t>
-      </w:r>
-      <w:r>
-        <w:rPr>
-          <w:lang w:val="zh_TW" w:bidi="zh_TW"/>
-        </w:rPr>
-      </w:r>
-    </w:p>
-    <w:p>
-      <w:pPr>
-        <w:pStyle w:val="Heading2"/>
-      </w:pPr>
-      <w:r>
-        <w:rPr>
-          <w:lang w:val="zh_TW" w:bidi="zh_TW"/>
-        </w:rPr>
-        <w:t>流瑪</w:t>
+      <w:r>
+        <w:rPr>
+          <w:lang w:val="zh_TW" w:bidi="zh_TW"/>
+        </w:rPr>
+        <w:t>在另一個場合中，</w:t>
+      </w:r>
+      <w:r>
+        <w:rPr>
+          <w:lang w:val="zh_TW" w:bidi="zh_TW"/>
+        </w:rPr>
+        <w:t>一個</w:t>
+      </w:r>
+      <w:r>
+        <w:rPr>
+          <w:lang w:val="zh_TW" w:bidi="zh_TW"/>
+        </w:rPr>
+        <w:t>文士問耶穌什麼是神賜下的最大誡命（</w:t>
+      </w:r>
+      <w:hyperlink r:id="rId45">
+        <w:r>
+          <w:rPr>
+            <w:lang w:val="zh_TW" w:bidi="zh_TW"/>
+          </w:rPr>
+          <w:rPr>
+            <w:color w:val="0000EE"/>
+            <w:u w:val="single"/>
+          </w:rPr>
+          <w:t>可12:28–31）</w:t>
+        </w:r>
+      </w:hyperlink>
+      <w:r>
+        <w:rPr>
+          <w:lang w:val="zh_TW" w:bidi="zh_TW"/>
+        </w:rPr>
+        <w:t>。</w:t>
+      </w:r>
+      <w:r>
+        <w:rPr>
+          <w:lang w:val="zh_TW" w:bidi="zh_TW"/>
+        </w:rPr>
+        <w:t>耶穌回應時</w:t>
+      </w:r>
+      <w:r>
+        <w:rPr>
+          <w:lang w:val="zh_TW" w:bidi="zh_TW"/>
+        </w:rPr>
+        <w:t>引用了</w:t>
+      </w:r>
+      <w:hyperlink r:id="rId46">
+        <w:r>
+          <w:rPr>
+            <w:lang w:val="zh_TW" w:bidi="zh_TW"/>
+          </w:rPr>
+          <w:rPr>
+            <w:color w:val="0000EE"/>
+            <w:u w:val="single"/>
+          </w:rPr>
+          <w:t>申命記六章5節</w:t>
+        </w:r>
+      </w:hyperlink>
+      <w:r>
+        <w:rPr>
+          <w:lang w:val="zh_TW" w:bidi="zh_TW"/>
+        </w:rPr>
+        <w:t>，關於神的本質以及人</w:t>
+      </w:r>
+      <w:r>
+        <w:rPr>
+          <w:lang w:val="zh_TW" w:bidi="zh_TW"/>
+        </w:rPr>
+        <w:t>應</w:t>
+      </w:r>
+      <w:r>
+        <w:rPr>
+          <w:lang w:val="zh_TW" w:bidi="zh_TW"/>
+        </w:rPr>
+        <w:t>盡心、盡性和盡力愛神的義務。而值得注意的是，耶穌並沒有止步於此，而是將此與第二條誡命，即「愛人如己」（</w:t>
+      </w:r>
+      <w:hyperlink r:id="rId16">
+        <w:r>
+          <w:rPr>
+            <w:lang w:val="zh_TW" w:bidi="zh_TW"/>
+          </w:rPr>
+          <w:rPr>
+            <w:color w:val="0000EE"/>
+            <w:u w:val="single"/>
+          </w:rPr>
+          <w:t>利19:18）</w:t>
+        </w:r>
+      </w:hyperlink>
+      <w:r>
+        <w:rPr>
+          <w:lang w:val="zh_TW" w:bidi="zh_TW"/>
+        </w:rPr>
+        <w:t>，連結起來。一些學者認為，這種將愛神和愛鄰舍緊密聯繫在一起的教導起源於耶穌。如果耶穌是第一個將這兩個誡命聯繫在一起的人（見</w:t>
+      </w:r>
+      <w:hyperlink r:id="rId47">
+        <w:r>
+          <w:rPr>
+            <w:lang w:val="zh_TW" w:bidi="zh_TW"/>
+          </w:rPr>
+          <w:rPr>
+            <w:color w:val="0000EE"/>
+            <w:u w:val="single"/>
+          </w:rPr>
+          <w:t>太22:37</w:t>
+        </w:r>
+      </w:hyperlink>
+      <w:r>
+        <w:rPr>
+          <w:lang w:val="zh_TW" w:bidi="zh_TW"/>
+        </w:rPr>
+        <w:t>；</w:t>
+      </w:r>
+      <w:hyperlink r:id="rId48">
+        <w:r>
+          <w:rPr>
+            <w:lang w:val="zh_TW" w:bidi="zh_TW"/>
+          </w:rPr>
+          <w:rPr>
+            <w:color w:val="0000EE"/>
+            <w:u w:val="single"/>
+          </w:rPr>
+          <w:t>可12:29–31</w:t>
+        </w:r>
+      </w:hyperlink>
+      <w:r>
+        <w:rPr>
+          <w:lang w:val="zh_TW" w:bidi="zh_TW"/>
+        </w:rPr>
+        <w:t>），這便揭示了我們的主對這兩項義務關係的理解；真正的愛鄰舍源於對神的愛，反之亦然，對神的愛與在愛中滿足鄰舍的需求是不可分割的。</w:t>
       </w:r>
     </w:p>
     <w:p>
@@ -933,9 +1378,9 @@
         <w:rPr>
           <w:lang w:val="zh_TW" w:bidi="zh_TW"/>
         </w:rPr>
-        <w:t>拿鶴的妾（</w:t>
-      </w:r>
-      <w:hyperlink r:id="rId33">
+        <w:t>在耶穌的時代，辯論的焦點不是如何正確地對待鄰舍，而是誰才是真正的鄰舍。一位律法師問了耶穌這個問題（</w:t>
+      </w:r>
+      <w:hyperlink r:id="rId49">
         <w:r>
           <w:rPr>
             <w:lang w:val="zh_TW" w:bidi="zh_TW"/>
@@ -944,24 +1389,68 @@
             <w:color w:val="0000EE"/>
             <w:u w:val="single"/>
           </w:rPr>
-          <w:t>創22:24</w:t>
+          <w:t>路10:29</w:t>
         </w:r>
       </w:hyperlink>
       <w:r>
         <w:rPr>
           <w:lang w:val="zh_TW" w:bidi="zh_TW"/>
         </w:rPr>
-        <w:t>）。她的四個兒子是居住在大馬士革以北的亞蘭人的祖先。</w:t>
-      </w:r>
-      <w:r>
-        <w:rPr>
-          <w:lang w:val="zh_TW" w:bidi="zh_TW"/>
-        </w:rPr>
-      </w:r>
-      <w:r>
-        <w:rPr>
-          <w:lang w:val="zh_TW" w:bidi="zh_TW"/>
-        </w:rPr>
+        <w:t>）。耶穌讚揚這位律法師，因為他清楚理解</w:t>
+      </w:r>
+      <w:r>
+        <w:rPr>
+          <w:lang w:val="zh_TW" w:bidi="zh_TW"/>
+        </w:rPr>
+        <w:t>得到永生</w:t>
+      </w:r>
+      <w:r>
+        <w:rPr>
+          <w:lang w:val="zh_TW" w:bidi="zh_TW"/>
+        </w:rPr>
+        <w:t>所需的條件，即</w:t>
+      </w:r>
+      <w:r>
+        <w:rPr>
+          <w:lang w:val="zh_TW" w:bidi="zh_TW"/>
+        </w:rPr>
+        <w:t>愛神和愛鄰舍</w:t>
+      </w:r>
+      <w:r>
+        <w:rPr>
+          <w:lang w:val="zh_TW" w:bidi="zh_TW"/>
+        </w:rPr>
+        <w:t>。路加卻暗示，這位律法師提出的進一步限制性問題是為了「顯明自己有理」，也就是</w:t>
+      </w:r>
+      <w:r>
+        <w:rPr>
+          <w:lang w:val="zh_TW" w:bidi="zh_TW"/>
+        </w:rPr>
+        <w:t>為自己同胞有限的愛的行為辯護</w:t>
+      </w:r>
+      <w:r>
+        <w:rPr>
+          <w:lang w:val="zh_TW" w:bidi="zh_TW"/>
+        </w:rPr>
+        <w:t>。耶穌選擇不直接回答，而是用一個比喻來回應，就是我們耳熟能詳好撒馬利亞人的比喻（</w:t>
+      </w:r>
+      <w:hyperlink r:id="rId50">
+        <w:r>
+          <w:rPr>
+            <w:lang w:val="zh_TW" w:bidi="zh_TW"/>
+          </w:rPr>
+          <w:rPr>
+            <w:color w:val="0000EE"/>
+            <w:u w:val="single"/>
+          </w:rPr>
+          <w:t>30–35</w:t>
+        </w:r>
+      </w:hyperlink>
+      <w:r>
+        <w:rPr>
+          <w:lang w:val="zh_TW" w:bidi="zh_TW"/>
+        </w:rPr>
+        <w:t>節）。</w:t>
       </w:r>
     </w:p>
     <w:p>
@@ -971,21 +1460,89 @@
           <w:lang w:val="zh_TW" w:bidi="zh_TW"/>
         </w:rPr>
       </w:r>
-    </w:p>
-    <w:p>
-      <w:pPr>
-        <w:pStyle w:val="Heading2"/>
-      </w:pPr>
-      <w:r>
-        <w:rPr>
-          <w:lang w:val="zh_TW" w:bidi="zh_TW"/>
-        </w:rPr>
-        <w:t>流人血的罪</w:t>
-      </w:r>
-      <w:r>
-        <w:rPr>
-          <w:lang w:val="zh_TW" w:bidi="zh_TW"/>
-        </w:rPr>
+      <w:r>
+        <w:rPr>
+          <w:lang w:val="zh_TW" w:bidi="zh_TW"/>
+        </w:rPr>
+        <w:t>為了讓這位律法師看到他的問題是何等短視</w:t>
+      </w:r>
+      <w:r>
+        <w:rPr>
+          <w:lang w:val="zh_TW" w:bidi="zh_TW"/>
+        </w:rPr>
+        <w:t>和</w:t>
+      </w:r>
+      <w:r>
+        <w:rPr>
+          <w:lang w:val="zh_TW" w:bidi="zh_TW"/>
+        </w:rPr>
+        <w:t>可悲，耶穌講述了一個日常的故事：一個人行走在從耶路撒冷到耶利哥的道路上，因這條路常有強盜出沒，十分危險。這名旅行者被搶劫、剝光</w:t>
+      </w:r>
+      <w:r>
+        <w:rPr>
+          <w:lang w:val="zh_TW" w:bidi="zh_TW"/>
+        </w:rPr>
+        <w:t>衣服</w:t>
+      </w:r>
+      <w:r>
+        <w:rPr>
+          <w:lang w:val="zh_TW" w:bidi="zh_TW"/>
+        </w:rPr>
+        <w:t>、毆打，</w:t>
+      </w:r>
+      <w:r>
+        <w:rPr>
+          <w:lang w:val="zh_TW" w:bidi="zh_TW"/>
+        </w:rPr>
+        <w:t>並在半死狀態被丟下</w:t>
+      </w:r>
+      <w:r>
+        <w:rPr>
+          <w:lang w:val="zh_TW" w:bidi="zh_TW"/>
+        </w:rPr>
+        <w:t>。</w:t>
+      </w:r>
+      <w:r>
+        <w:rPr>
+          <w:lang w:val="zh_TW" w:bidi="zh_TW"/>
+        </w:rPr>
+        <w:t>到這裡</w:t>
+      </w:r>
+      <w:r>
+        <w:rPr>
+          <w:lang w:val="zh_TW" w:bidi="zh_TW"/>
+        </w:rPr>
+        <w:t>，律法師可能以為耶穌是在舉例說明誰是「鄰舍」，就是一位需要幫助的猶太同胞。然而，耶穌接著介紹了兩個人物，一位祭司和一</w:t>
+      </w:r>
+      <w:r>
+        <w:rPr>
+          <w:lang w:val="zh_TW" w:bidi="zh_TW"/>
+        </w:rPr>
+        <w:t>個</w:t>
+      </w:r>
+      <w:r>
+        <w:rPr>
+          <w:lang w:val="zh_TW" w:bidi="zh_TW"/>
+        </w:rPr>
+        <w:t>利未人，他們在學術討論誰是神要他們去愛的鄰舍。律法師無疑會預期這些律法師以正確的方式對待受害者。相反，當祭司和利未人看到需要幫助的人時，他們卻選擇從另一邊走過。由於這些律法師無法確定受害者是死了還是奄奄一息，又不想冒不潔的風險，他們便繞過，從而違反了律法師剛剛指出最大的誡命（</w:t>
+      </w:r>
+      <w:hyperlink r:id="rId51">
+        <w:r>
+          <w:rPr>
+            <w:lang w:val="zh_TW" w:bidi="zh_TW"/>
+          </w:rPr>
+          <w:rPr>
+            <w:color w:val="0000EE"/>
+            <w:u w:val="single"/>
+          </w:rPr>
+          <w:t>10:25–28</w:t>
+        </w:r>
+      </w:hyperlink>
+      <w:r>
+        <w:rPr>
+          <w:lang w:val="zh_TW" w:bidi="zh_TW"/>
+        </w:rPr>
+        <w:t>）。</w:t>
       </w:r>
     </w:p>
     <w:p>
@@ -999,9 +1556,87 @@
         <w:rPr>
           <w:lang w:val="zh_TW" w:bidi="zh_TW"/>
         </w:rPr>
-        <w:t>「流人血的罪」指對他人的死亡負上責任。在聖經中，這術語來自一個希伯來文，意思是「血」或「流血」（</w:t>
-      </w:r>
-      <w:hyperlink r:id="rId34">
+        <w:t>這時，</w:t>
+      </w:r>
+      <w:r>
+        <w:rPr>
+          <w:lang w:val="zh_TW" w:bidi="zh_TW"/>
+        </w:rPr>
+        <w:t>一位撒馬利亞人</w:t>
+      </w:r>
+      <w:r>
+        <w:rPr>
+          <w:lang w:val="zh_TW" w:bidi="zh_TW"/>
+        </w:rPr>
+        <w:t>出現了——</w:t>
+      </w:r>
+      <w:r>
+        <w:rPr>
+          <w:lang w:val="zh_TW" w:bidi="zh_TW"/>
+        </w:rPr>
+        <w:t>一個被猶太人特別鄙視的種族。</w:t>
+      </w:r>
+      <w:r>
+        <w:rPr>
+          <w:lang w:val="zh_TW" w:bidi="zh_TW"/>
+        </w:rPr>
+        <w:t>猶太宗教權威視撒馬利亞人為異端</w:t>
+      </w:r>
+      <w:r>
+        <w:rPr>
+          <w:lang w:val="zh_TW" w:bidi="zh_TW"/>
+        </w:rPr>
+        <w:t>，在</w:t>
+      </w:r>
+      <w:r>
+        <w:rPr>
+          <w:lang w:val="zh_TW" w:bidi="zh_TW"/>
+        </w:rPr>
+        <w:t>拉比圈子中，</w:t>
+      </w:r>
+      <w:r>
+        <w:rPr>
+          <w:lang w:val="zh_TW" w:bidi="zh_TW"/>
+        </w:rPr>
+        <w:t>撒馬利亞人</w:t>
+      </w:r>
+      <w:r>
+        <w:rPr>
+          <w:lang w:val="zh_TW" w:bidi="zh_TW"/>
+        </w:rPr>
+        <w:t>不被視為</w:t>
+      </w:r>
+      <w:r>
+        <w:rPr>
+          <w:lang w:val="zh_TW" w:bidi="zh_TW"/>
+        </w:rPr>
+        <w:t>「鄰舍」，因此不值得被愛。事實上，</w:t>
+      </w:r>
+      <w:r>
+        <w:rPr>
+          <w:lang w:val="zh_TW" w:bidi="zh_TW"/>
+        </w:rPr>
+        <w:t>前</w:t>
+      </w:r>
+      <w:r>
+        <w:rPr>
+          <w:lang w:val="zh_TW" w:bidi="zh_TW"/>
+        </w:rPr>
+        <w:t>幾個世紀</w:t>
+      </w:r>
+      <w:r>
+        <w:rPr>
+          <w:lang w:val="zh_TW" w:bidi="zh_TW"/>
+        </w:rPr>
+        <w:t>中，</w:t>
+      </w:r>
+      <w:r>
+        <w:rPr>
+          <w:lang w:val="zh_TW" w:bidi="zh_TW"/>
+        </w:rPr>
+        <w:t>許多撒馬利亞人被猶太統治者屠殺，兩族之間明顯存在敵意（見</w:t>
+      </w:r>
+      <w:hyperlink r:id="rId52">
         <w:r>
           <w:rPr>
             <w:lang w:val="zh_TW" w:bidi="zh_TW"/>
@@ -1010,16 +1645,40 @@
             <w:color w:val="0000EE"/>
             <w:u w:val="single"/>
           </w:rPr>
-          <w:t>出22:2–3</w:t>
+          <w:t>約4:9</w:t>
         </w:r>
       </w:hyperlink>
       <w:r>
         <w:rPr>
           <w:lang w:val="zh_TW" w:bidi="zh_TW"/>
         </w:rPr>
-        <w:t>；</w:t>
-      </w:r>
-      <w:hyperlink r:id="rId35">
+        <w:t>）。當律法師聽到這個比喻時，他本來預期祭司和利未人會公正地對待受害者，</w:t>
+      </w:r>
+      <w:r>
+        <w:rPr>
+          <w:lang w:val="zh_TW" w:bidi="zh_TW"/>
+        </w:rPr>
+        <w:t>但他一定驚訝於一個被憎恨的撒馬利亞人，竟然會表現出憐憫，從而履行了最大的誡命</w:t>
+      </w:r>
+      <w:r>
+        <w:rPr>
+          <w:lang w:val="zh_TW" w:bidi="zh_TW"/>
+        </w:rPr>
+        <w:t>。耶穌</w:t>
+      </w:r>
+      <w:r>
+        <w:rPr>
+          <w:lang w:val="zh_TW" w:bidi="zh_TW"/>
+        </w:rPr>
+        <w:t>特</w:t>
+      </w:r>
+      <w:r>
+        <w:rPr>
+          <w:lang w:val="zh_TW" w:bidi="zh_TW"/>
+        </w:rPr>
+        <w:t>意詳細描述了撒馬利亞人的憐憫（立即處理傷口、運送到旅店、在那裡照顧受害者，以及在離開時支付他人照顧的費用，</w:t>
+      </w:r>
+      <w:hyperlink r:id="rId53">
         <w:r>
           <w:rPr>
             <w:lang w:val="zh_TW" w:bidi="zh_TW"/>
@@ -1028,16 +1687,64 @@
             <w:color w:val="0000EE"/>
             <w:u w:val="single"/>
           </w:rPr>
-          <w:t>利17:4</w:t>
+          <w:t>路10:34–35</w:t>
         </w:r>
       </w:hyperlink>
       <w:r>
         <w:rPr>
           <w:lang w:val="zh_TW" w:bidi="zh_TW"/>
         </w:rPr>
-        <w:t>；</w:t>
-      </w:r>
-      <w:hyperlink r:id="rId36">
+        <w:t>），以</w:t>
+      </w:r>
+      <w:r>
+        <w:rPr>
+          <w:lang w:val="zh_TW" w:bidi="zh_TW"/>
+        </w:rPr>
+        <w:t>致律法師無疑會認為撒馬利亞人的愛是真誠的</w:t>
+      </w:r>
+      <w:r>
+        <w:rPr>
+          <w:lang w:val="zh_TW" w:bidi="zh_TW"/>
+        </w:rPr>
+        <w:t>。</w:t>
+      </w:r>
+      <w:r>
+        <w:rPr>
+          <w:lang w:val="zh_TW" w:bidi="zh_TW"/>
+        </w:rPr>
+        <w:t>這個故事的諷刺之處在於</w:t>
+      </w:r>
+      <w:r>
+        <w:rPr>
+          <w:lang w:val="zh_TW" w:bidi="zh_TW"/>
+        </w:rPr>
+        <w:t>，一個不被猶太人</w:t>
+      </w:r>
+      <w:r>
+        <w:rPr>
+          <w:lang w:val="zh_TW" w:bidi="zh_TW"/>
+        </w:rPr>
+        <w:t>視為</w:t>
+      </w:r>
+      <w:r>
+        <w:rPr>
+          <w:lang w:val="zh_TW" w:bidi="zh_TW"/>
+        </w:rPr>
+        <w:t>值得被稱為「鄰舍」的人，</w:t>
+      </w:r>
+      <w:r>
+        <w:rPr>
+          <w:lang w:val="zh_TW" w:bidi="zh_TW"/>
+        </w:rPr>
+        <w:t>正是那個對受害者表現出「鄰舍」之愛的人</w:t>
+      </w:r>
+      <w:r>
+        <w:rPr>
+          <w:lang w:val="zh_TW" w:bidi="zh_TW"/>
+        </w:rPr>
+        <w:t>（</w:t>
+      </w:r>
+      <w:hyperlink r:id="rId54">
         <w:r>
           <w:rPr>
             <w:lang w:val="zh_TW" w:bidi="zh_TW"/>
@@ -1046,32 +1753,14 @@
             <w:color w:val="0000EE"/>
             <w:u w:val="single"/>
           </w:rPr>
-          <w:t>撒上25:26、33</w:t>
+          <w:t>36–37節</w:t>
         </w:r>
       </w:hyperlink>
       <w:r>
         <w:rPr>
           <w:lang w:val="zh_TW" w:bidi="zh_TW"/>
         </w:rPr>
-        <w:t>；</w:t>
-      </w:r>
-      <w:hyperlink r:id="rId37">
-        <w:r>
-          <w:rPr>
-            <w:lang w:val="zh_TW" w:bidi="zh_TW"/>
-          </w:rPr>
-          <w:rPr>
-            <w:color w:val="0000EE"/>
-            <w:u w:val="single"/>
-          </w:rPr>
-          <w:t>何12:14</w:t>
-        </w:r>
-      </w:hyperlink>
-      <w:r>
-        <w:rPr>
-          <w:lang w:val="zh_TW" w:bidi="zh_TW"/>
-        </w:rPr>
-        <w:t>）。當一個人殺死另一個人，就被稱為「流血」，並且因令那人死亡而有罪。</w:t>
+        <w:t>）。</w:t>
       </w:r>
     </w:p>
     <w:p>
@@ -1085,9 +1774,9 @@
         <w:rPr>
           <w:lang w:val="zh_TW" w:bidi="zh_TW"/>
         </w:rPr>
-        <w:t>「流人血的罪（bloodguiltiness）」這翻譯只在</w:t>
-      </w:r>
-      <w:hyperlink r:id="rId38">
+        <w:t>這個比喻，就像在</w:t>
+      </w:r>
+      <w:hyperlink r:id="rId44">
         <w:r>
           <w:rPr>
             <w:lang w:val="zh_TW" w:bidi="zh_TW"/>
@@ -1096,68 +1785,26 @@
             <w:color w:val="0000EE"/>
             <w:u w:val="single"/>
           </w:rPr>
-          <w:t>詩篇五十一篇14節</w:t>
+          <w:t>馬太福音五章43至48節</w:t>
         </w:r>
       </w:hyperlink>
       <w:r>
         <w:rPr>
           <w:lang w:val="zh_TW" w:bidi="zh_TW"/>
         </w:rPr>
-        <w:t>中使用。當這個希伯來文詞語以複數形式出現時，通常是指某人殺了另一個人；單數形式則可能有三種意思，分別指：</w:t>
-      </w:r>
-    </w:p>
-    <w:p>
-      <w:pPr>
-        <w:pStyle w:val="ListBullet"/>
-        <w:spacing w:line="240" w:lineRule="auto"/>
-        <w:ind w:left="720"/>
-      </w:pPr>
-      <w:r>
-        <w:rPr>
-          <w:lang w:val="zh_TW" w:bidi="zh_TW"/>
-        </w:rPr>
-      </w:r>
-      <w:r>
-        <w:rPr>
-          <w:lang w:val="zh_TW" w:bidi="zh_TW"/>
-        </w:rPr>
-        <w:t>血本身</w:t>
-      </w:r>
-    </w:p>
-    <w:p>
-      <w:pPr>
-        <w:pStyle w:val="ListBullet"/>
-        <w:spacing w:line="240" w:lineRule="auto"/>
-        <w:ind w:left="720"/>
-      </w:pPr>
-      <w:r>
-        <w:rPr>
-          <w:lang w:val="zh_TW" w:bidi="zh_TW"/>
-        </w:rPr>
-      </w:r>
-      <w:r>
-        <w:rPr>
-          <w:lang w:val="zh_TW" w:bidi="zh_TW"/>
-        </w:rPr>
-        <w:t>殺人的行動</w:t>
-      </w:r>
-    </w:p>
-    <w:p>
-      <w:pPr>
-        <w:pStyle w:val="ListBullet"/>
-        <w:spacing w:line="240" w:lineRule="auto"/>
-        <w:ind w:left="720"/>
-      </w:pPr>
-      <w:r>
-        <w:rPr>
-          <w:lang w:val="zh_TW" w:bidi="zh_TW"/>
-        </w:rPr>
-      </w:r>
-      <w:r>
-        <w:rPr>
-          <w:lang w:val="zh_TW" w:bidi="zh_TW"/>
-        </w:rPr>
-        <w:t>因殺人而有罪</w:t>
+        <w:t>中的陳述一樣，揭示了耶穌對「鄰舍」的理解以及「愛鄰舍」的要求。</w:t>
+      </w:r>
+      <w:r>
+        <w:rPr>
+          <w:lang w:val="zh_TW" w:bidi="zh_TW"/>
+        </w:rPr>
+        <w:t>耶穌對誰有資格成為神命令去愛的鄰舍，沒有設限</w:t>
+      </w:r>
+      <w:r>
+        <w:rPr>
+          <w:lang w:val="zh_TW" w:bidi="zh_TW"/>
+        </w:rPr>
+        <w:t>。</w:t>
       </w:r>
     </w:p>
     <w:p>
@@ -1171,34 +1818,21 @@
         <w:rPr>
           <w:lang w:val="zh_TW" w:bidi="zh_TW"/>
         </w:rPr>
-        <w:t>在整本聖經裡，我們看到殺人者必須判以死刑。在聖經時代，殺人的情況多是使人流血而發生。</w:t>
-      </w:r>
-    </w:p>
-    <w:p>
-      <w:pPr>
-        <w:pStyle w:val="Heading3"/>
-      </w:pPr>
-      <w:r>
-        <w:rPr>
-          <w:lang w:val="zh_TW" w:bidi="zh_TW"/>
-        </w:rPr>
-        <w:t>流人血的罪的種類</w:t>
-      </w:r>
-    </w:p>
-    <w:p>
-      <w:pPr/>
-      <w:r>
-        <w:rPr>
-          <w:lang w:val="zh_TW" w:bidi="zh_TW"/>
-        </w:rPr>
-      </w:r>
-      <w:r>
-        <w:rPr>
-          <w:lang w:val="zh_TW" w:bidi="zh_TW"/>
-        </w:rPr>
-        <w:t>第一種流人血的罪，是有人故意殺害另一個人。舊約聖經把這類殺害稱為「流無辜血」（</w:t>
-      </w:r>
-      <w:hyperlink r:id="rId39">
+        <w:t>耶穌強而有力的教導——關於愛鄰舍及其與愛神直接關係——在初代教會中也有類似的強調。在兩個不同場合中，保羅稱愛鄰舍</w:t>
+      </w:r>
+      <w:r>
+        <w:rPr>
+          <w:lang w:val="zh_TW" w:bidi="zh_TW"/>
+        </w:rPr>
+        <w:t>完全了律法</w:t>
+      </w:r>
+      <w:r>
+        <w:rPr>
+          <w:lang w:val="zh_TW" w:bidi="zh_TW"/>
+        </w:rPr>
+        <w:t>（</w:t>
+      </w:r>
+      <w:hyperlink r:id="rId55">
         <w:r>
           <w:rPr>
             <w:lang w:val="zh_TW" w:bidi="zh_TW"/>
@@ -1207,16 +1841,16 @@
             <w:color w:val="0000EE"/>
             <w:u w:val="single"/>
           </w:rPr>
-          <w:t>拿1:14</w:t>
+          <w:t>羅13:8–10</w:t>
         </w:r>
       </w:hyperlink>
       <w:r>
         <w:rPr>
           <w:lang w:val="zh_TW" w:bidi="zh_TW"/>
         </w:rPr>
-        <w:t>）。聖經解釋了當有人殺了無辜的人時會發生甚麼事，以及這樣的人應當受甚麼懲罰（</w:t>
-      </w:r>
-      <w:hyperlink r:id="rId40">
+        <w:t>；</w:t>
+      </w:r>
+      <w:hyperlink r:id="rId56">
         <w:r>
           <w:rPr>
             <w:lang w:val="zh_TW" w:bidi="zh_TW"/>
@@ -1225,16 +1859,16 @@
             <w:color w:val="0000EE"/>
             <w:u w:val="single"/>
           </w:rPr>
-          <w:t>創9:6</w:t>
+          <w:t>加5:14</w:t>
         </w:r>
       </w:hyperlink>
       <w:r>
         <w:rPr>
           <w:lang w:val="zh_TW" w:bidi="zh_TW"/>
         </w:rPr>
-        <w:t>；</w:t>
-      </w:r>
-      <w:hyperlink r:id="rId41">
+        <w:t>），而雅各則將這誡命稱為「至尊的律法」（</w:t>
+      </w:r>
+      <w:hyperlink r:id="rId57">
         <w:r>
           <w:rPr>
             <w:lang w:val="zh_TW" w:bidi="zh_TW"/>
@@ -1243,1058 +1877,14 @@
             <w:color w:val="0000EE"/>
             <w:u w:val="single"/>
           </w:rPr>
-          <w:t>申19:11–13</w:t>
+          <w:t>雅2:8</w:t>
         </w:r>
       </w:hyperlink>
       <w:r>
         <w:rPr>
           <w:lang w:val="zh_TW" w:bidi="zh_TW"/>
         </w:rPr>
-        <w:t>；</w:t>
-      </w:r>
-      <w:hyperlink r:id="rId42">
-        <w:r>
-          <w:rPr>
-            <w:lang w:val="zh_TW" w:bidi="zh_TW"/>
-          </w:rPr>
-          <w:rPr>
-            <w:color w:val="0000EE"/>
-            <w:u w:val="single"/>
-          </w:rPr>
-          <w:t>王下24:4</w:t>
-        </w:r>
-      </w:hyperlink>
-      <w:r>
-        <w:rPr>
-          <w:lang w:val="zh_TW" w:bidi="zh_TW"/>
-        </w:rPr>
-        <w:t>；</w:t>
-      </w:r>
-      <w:hyperlink r:id="rId43">
-        <w:r>
-          <w:rPr>
-            <w:lang w:val="zh_TW" w:bidi="zh_TW"/>
-          </w:rPr>
-          <w:rPr>
-            <w:color w:val="0000EE"/>
-            <w:u w:val="single"/>
-          </w:rPr>
-          <w:t>結33:6</w:t>
-        </w:r>
-      </w:hyperlink>
-      <w:r>
-        <w:rPr>
-          <w:lang w:val="zh_TW" w:bidi="zh_TW"/>
-        </w:rPr>
-        <w:t>）。根據聖經的教導，謀殺別人的人不能以贖價來逃避刑罰（</w:t>
-      </w:r>
-      <w:hyperlink r:id="rId44">
-        <w:r>
-          <w:rPr>
-            <w:lang w:val="zh_TW" w:bidi="zh_TW"/>
-          </w:rPr>
-          <w:rPr>
-            <w:color w:val="0000EE"/>
-            <w:u w:val="single"/>
-          </w:rPr>
-          <w:t>民35:31</w:t>
-        </w:r>
-      </w:hyperlink>
-      <w:r>
-        <w:rPr>
-          <w:lang w:val="zh_TW" w:bidi="zh_TW"/>
-        </w:rPr>
         <w:t>）。</w:t>
-      </w:r>
-    </w:p>
-    <w:p>
-      <w:pPr/>
-      <w:r>
-        <w:rPr>
-          <w:lang w:val="zh_TW" w:bidi="zh_TW"/>
-        </w:rPr>
-      </w:r>
-      <w:r>
-        <w:rPr>
-          <w:lang w:val="zh_TW" w:bidi="zh_TW"/>
-        </w:rPr>
-        <w:t>另一種流人血的罪是有人誤殺他人（</w:t>
-      </w:r>
-      <w:hyperlink r:id="rId45">
-        <w:r>
-          <w:rPr>
-            <w:lang w:val="zh_TW" w:bidi="zh_TW"/>
-          </w:rPr>
-          <w:rPr>
-            <w:color w:val="0000EE"/>
-            <w:u w:val="single"/>
-          </w:rPr>
-          <w:t>民35:9–28；</w:t>
-        </w:r>
-      </w:hyperlink>
-      <w:hyperlink r:id="rId46">
-        <w:r>
-          <w:rPr>
-            <w:lang w:val="zh_TW" w:bidi="zh_TW"/>
-          </w:rPr>
-          <w:rPr>
-            <w:color w:val="0000EE"/>
-            <w:u w:val="single"/>
-          </w:rPr>
-          <w:t>申19:4–10</w:t>
-        </w:r>
-      </w:hyperlink>
-      <w:r>
-        <w:rPr>
-          <w:lang w:val="zh_TW" w:bidi="zh_TW"/>
-        </w:rPr>
-        <w:t>）。在這類情況中，造成別人死亡的人可以逃到稱為「逃城」的地方尋求保護。如果他離開逃城，死者至親中有權申冤的人就可以殺死他，而這位至親被稱為「報血仇的人」。</w:t>
-      </w:r>
-    </w:p>
-    <w:p>
-      <w:pPr/>
-      <w:r>
-        <w:rPr>
-          <w:lang w:val="zh_TW" w:bidi="zh_TW"/>
-        </w:rPr>
-      </w:r>
-      <w:r>
-        <w:rPr>
-          <w:lang w:val="zh_TW" w:bidi="zh_TW"/>
-        </w:rPr>
-        <w:t>有時候，人們會發現屍體，但沒有人知道那人是被誰殺的。在這種情況下，離屍體最近的那座城要為這死亡負責。</w:t>
-      </w:r>
-      <w:hyperlink r:id="rId47">
-        <w:r>
-          <w:rPr>
-            <w:lang w:val="zh_TW" w:bidi="zh_TW"/>
-          </w:rPr>
-          <w:rPr>
-            <w:color w:val="0000EE"/>
-            <w:u w:val="single"/>
-          </w:rPr>
-          <w:t>申命記二十一章1至9節</w:t>
-        </w:r>
-      </w:hyperlink>
-      <w:r>
-        <w:rPr>
-          <w:lang w:val="zh_TW" w:bidi="zh_TW"/>
-        </w:rPr>
-        <w:t>說明，這些城可以一種特別禮儀，來除去這項責任。</w:t>
-      </w:r>
-    </w:p>
-    <w:p>
-      <w:pPr/>
-      <w:r>
-        <w:rPr>
-          <w:lang w:val="zh_TW" w:bidi="zh_TW"/>
-        </w:rPr>
-      </w:r>
-      <w:r>
-        <w:rPr>
-          <w:lang w:val="zh_TW" w:bidi="zh_TW"/>
-        </w:rPr>
-        <w:t>在古代以色列，百姓在處理牲畜時，也可能因處理不當而犯罪（</w:t>
-      </w:r>
-      <w:hyperlink r:id="rId48">
-        <w:r>
-          <w:rPr>
-            <w:lang w:val="zh_TW" w:bidi="zh_TW"/>
-          </w:rPr>
-          <w:rPr>
-            <w:color w:val="0000EE"/>
-            <w:u w:val="single"/>
-          </w:rPr>
-          <w:t>利17:3–4、10–11</w:t>
-        </w:r>
-      </w:hyperlink>
-      <w:r>
-        <w:rPr>
-          <w:lang w:val="zh_TW" w:bidi="zh_TW"/>
-        </w:rPr>
-        <w:t>）。如果一隻牲畜殺了人，就要用石頭打死那隻牲畜（</w:t>
-      </w:r>
-      <w:hyperlink r:id="rId49">
-        <w:r>
-          <w:rPr>
-            <w:lang w:val="zh_TW" w:bidi="zh_TW"/>
-          </w:rPr>
-          <w:rPr>
-            <w:color w:val="0000EE"/>
-            <w:u w:val="single"/>
-          </w:rPr>
-          <w:t>出21:28–29</w:t>
-        </w:r>
-      </w:hyperlink>
-      <w:r>
-        <w:rPr>
-          <w:lang w:val="zh_TW" w:bidi="zh_TW"/>
-        </w:rPr>
-        <w:t>）。</w:t>
-      </w:r>
-    </w:p>
-    <w:p>
-      <w:pPr/>
-      <w:r>
-        <w:rPr>
-          <w:lang w:val="zh_TW" w:bidi="zh_TW"/>
-        </w:rPr>
-      </w:r>
-      <w:r>
-        <w:rPr>
-          <w:lang w:val="zh_TW" w:bidi="zh_TW"/>
-        </w:rPr>
-        <w:t>有些情況下，殺人不算有罪：</w:t>
-      </w:r>
-    </w:p>
-    <w:p>
-      <w:pPr>
-        <w:pStyle w:val="ListBullet"/>
-        <w:spacing w:line="240" w:lineRule="auto"/>
-        <w:ind w:left="720"/>
-      </w:pPr>
-      <w:r>
-        <w:rPr>
-          <w:lang w:val="zh_TW" w:bidi="zh_TW"/>
-        </w:rPr>
-      </w:r>
-      <w:r>
-        <w:rPr>
-          <w:lang w:val="zh_TW" w:bidi="zh_TW"/>
-        </w:rPr>
-        <w:t>保護自己（</w:t>
-      </w:r>
-      <w:hyperlink r:id="rId50">
-        <w:r>
-          <w:rPr>
-            <w:lang w:val="zh_TW" w:bidi="zh_TW"/>
-          </w:rPr>
-          <w:rPr>
-            <w:color w:val="0000EE"/>
-            <w:u w:val="single"/>
-          </w:rPr>
-          <w:t>出22:2</w:t>
-        </w:r>
-      </w:hyperlink>
-      <w:r>
-        <w:rPr>
-          <w:lang w:val="zh_TW" w:bidi="zh_TW"/>
-        </w:rPr>
-        <w:t>）</w:t>
-      </w:r>
-    </w:p>
-    <w:p>
-      <w:pPr>
-        <w:pStyle w:val="ListBullet"/>
-        <w:spacing w:line="240" w:lineRule="auto"/>
-        <w:ind w:left="720"/>
-      </w:pPr>
-      <w:r>
-        <w:rPr>
-          <w:lang w:val="zh_TW" w:bidi="zh_TW"/>
-        </w:rPr>
-      </w:r>
-      <w:r>
-        <w:rPr>
-          <w:lang w:val="zh_TW" w:bidi="zh_TW"/>
-        </w:rPr>
-        <w:t>執行合法的處決（</w:t>
-      </w:r>
-      <w:hyperlink r:id="rId51">
-        <w:r>
-          <w:rPr>
-            <w:lang w:val="zh_TW" w:bidi="zh_TW"/>
-          </w:rPr>
-          <w:rPr>
-            <w:color w:val="0000EE"/>
-            <w:u w:val="single"/>
-          </w:rPr>
-          <w:t>利20:9–16</w:t>
-        </w:r>
-      </w:hyperlink>
-      <w:r>
-        <w:rPr>
-          <w:lang w:val="zh_TW" w:bidi="zh_TW"/>
-        </w:rPr>
-        <w:t>）</w:t>
-      </w:r>
-    </w:p>
-    <w:p>
-      <w:pPr>
-        <w:pStyle w:val="ListBullet"/>
-        <w:spacing w:line="240" w:lineRule="auto"/>
-        <w:ind w:left="720"/>
-      </w:pPr>
-      <w:r>
-        <w:rPr>
-          <w:lang w:val="zh_TW" w:bidi="zh_TW"/>
-        </w:rPr>
-      </w:r>
-      <w:r>
-        <w:rPr>
-          <w:lang w:val="zh_TW" w:bidi="zh_TW"/>
-        </w:rPr>
-        <w:t>在戰爭中的殺敵（</w:t>
-      </w:r>
-      <w:hyperlink r:id="rId52">
-        <w:r>
-          <w:rPr>
-            <w:lang w:val="zh_TW" w:bidi="zh_TW"/>
-          </w:rPr>
-          <w:rPr>
-            <w:color w:val="0000EE"/>
-            <w:u w:val="single"/>
-          </w:rPr>
-          <w:t>王上2:5–6</w:t>
-        </w:r>
-      </w:hyperlink>
-      <w:r>
-        <w:rPr>
-          <w:lang w:val="zh_TW" w:bidi="zh_TW"/>
-        </w:rPr>
-        <w:t>）</w:t>
-      </w:r>
-    </w:p>
-    <w:p>
-      <w:pPr/>
-      <w:r>
-        <w:rPr>
-          <w:lang w:val="zh_TW" w:bidi="zh_TW"/>
-        </w:rPr>
-      </w:r>
-      <w:r>
-        <w:rPr>
-          <w:lang w:val="zh_TW" w:bidi="zh_TW"/>
-        </w:rPr>
-        <w:t>先知們常用「血」這個詞，來指全以色列民的罪責（</w:t>
-      </w:r>
-      <w:hyperlink r:id="rId53">
-        <w:r>
-          <w:rPr>
-            <w:lang w:val="zh_TW" w:bidi="zh_TW"/>
-          </w:rPr>
-          <w:rPr>
-            <w:color w:val="0000EE"/>
-            <w:u w:val="single"/>
-          </w:rPr>
-          <w:t>賽1:15</w:t>
-        </w:r>
-      </w:hyperlink>
-      <w:r>
-        <w:rPr>
-          <w:lang w:val="zh_TW" w:bidi="zh_TW"/>
-        </w:rPr>
-        <w:t>，</w:t>
-      </w:r>
-      <w:hyperlink r:id="rId54">
-        <w:r>
-          <w:rPr>
-            <w:lang w:val="zh_TW" w:bidi="zh_TW"/>
-          </w:rPr>
-          <w:rPr>
-            <w:color w:val="0000EE"/>
-            <w:u w:val="single"/>
-          </w:rPr>
-          <w:t>4:4；</w:t>
-        </w:r>
-      </w:hyperlink>
-      <w:hyperlink r:id="rId55">
-        <w:r>
-          <w:rPr>
-            <w:lang w:val="zh_TW" w:bidi="zh_TW"/>
-          </w:rPr>
-          <w:rPr>
-            <w:color w:val="0000EE"/>
-            <w:u w:val="single"/>
-          </w:rPr>
-          <w:t>結7:23</w:t>
-        </w:r>
-      </w:hyperlink>
-      <w:r>
-        <w:rPr>
-          <w:lang w:val="zh_TW" w:bidi="zh_TW"/>
-        </w:rPr>
-        <w:t>，</w:t>
-      </w:r>
-      <w:hyperlink r:id="rId56">
-        <w:r>
-          <w:rPr>
-            <w:lang w:val="zh_TW" w:bidi="zh_TW"/>
-          </w:rPr>
-          <w:rPr>
-            <w:color w:val="0000EE"/>
-            <w:u w:val="single"/>
-          </w:rPr>
-          <w:t>9:9；</w:t>
-        </w:r>
-      </w:hyperlink>
-      <w:hyperlink r:id="rId57">
-        <w:r>
-          <w:rPr>
-            <w:lang w:val="zh_TW" w:bidi="zh_TW"/>
-          </w:rPr>
-          <w:rPr>
-            <w:color w:val="0000EE"/>
-            <w:u w:val="single"/>
-          </w:rPr>
-          <w:t>何1:4</w:t>
-        </w:r>
-      </w:hyperlink>
-      <w:r>
-        <w:rPr>
-          <w:lang w:val="zh_TW" w:bidi="zh_TW"/>
-        </w:rPr>
-        <w:t>，</w:t>
-      </w:r>
-      <w:hyperlink r:id="rId58">
-        <w:r>
-          <w:rPr>
-            <w:lang w:val="zh_TW" w:bidi="zh_TW"/>
-          </w:rPr>
-          <w:rPr>
-            <w:color w:val="0000EE"/>
-            <w:u w:val="single"/>
-          </w:rPr>
-          <w:t>4:2</w:t>
-        </w:r>
-      </w:hyperlink>
-      <w:r>
-        <w:rPr>
-          <w:lang w:val="zh_TW" w:bidi="zh_TW"/>
-        </w:rPr>
-        <w:t>；</w:t>
-      </w:r>
-      <w:hyperlink r:id="rId59">
-        <w:r>
-          <w:rPr>
-            <w:lang w:val="zh_TW" w:bidi="zh_TW"/>
-          </w:rPr>
-          <w:rPr>
-            <w:color w:val="0000EE"/>
-            <w:u w:val="single"/>
-          </w:rPr>
-          <w:t>彌3:10；</w:t>
-        </w:r>
-      </w:hyperlink>
-      <w:hyperlink r:id="rId60">
-        <w:r>
-          <w:rPr>
-            <w:lang w:val="zh_TW" w:bidi="zh_TW"/>
-          </w:rPr>
-          <w:rPr>
-            <w:color w:val="0000EE"/>
-            <w:u w:val="single"/>
-          </w:rPr>
-          <w:t>哈2:8、12、17</w:t>
-        </w:r>
-      </w:hyperlink>
-      <w:r>
-        <w:rPr>
-          <w:lang w:val="zh_TW" w:bidi="zh_TW"/>
-        </w:rPr>
-        <w:t>）。</w:t>
-      </w:r>
-    </w:p>
-    <w:p>
-      <w:pPr/>
-      <w:r>
-        <w:rPr>
-          <w:lang w:val="zh_TW" w:bidi="zh_TW"/>
-        </w:rPr>
-      </w:r>
-      <w:r>
-        <w:rPr>
-          <w:lang w:val="zh_TW" w:bidi="zh_TW"/>
-        </w:rPr>
-        <w:t>有些罪極為嚴重，即使不涉及殺人，律法也規定要用死刑來懲罰犯罪的人（</w:t>
-      </w:r>
-      <w:hyperlink r:id="rId51">
-        <w:r>
-          <w:rPr>
-            <w:lang w:val="zh_TW" w:bidi="zh_TW"/>
-          </w:rPr>
-          <w:rPr>
-            <w:color w:val="0000EE"/>
-            <w:u w:val="single"/>
-          </w:rPr>
-          <w:t>利20:9–16</w:t>
-        </w:r>
-      </w:hyperlink>
-      <w:r>
-        <w:rPr>
-          <w:lang w:val="zh_TW" w:bidi="zh_TW"/>
-        </w:rPr>
-        <w:t>；</w:t>
-      </w:r>
-      <w:hyperlink r:id="rId61">
-        <w:r>
-          <w:rPr>
-            <w:lang w:val="zh_TW" w:bidi="zh_TW"/>
-          </w:rPr>
-          <w:rPr>
-            <w:color w:val="0000EE"/>
-            <w:u w:val="single"/>
-          </w:rPr>
-          <w:t>結8:10–13</w:t>
-        </w:r>
-      </w:hyperlink>
-      <w:r>
-        <w:rPr>
-          <w:lang w:val="zh_TW" w:bidi="zh_TW"/>
-        </w:rPr>
-        <w:t>）。這些罪包括：</w:t>
-      </w:r>
-    </w:p>
-    <w:p>
-      <w:pPr>
-        <w:pStyle w:val="ListBullet"/>
-        <w:spacing w:line="240" w:lineRule="auto"/>
-        <w:ind w:left="720"/>
-      </w:pPr>
-      <w:r>
-        <w:rPr>
-          <w:lang w:val="zh_TW" w:bidi="zh_TW"/>
-        </w:rPr>
-      </w:r>
-      <w:r>
-        <w:rPr>
-          <w:lang w:val="zh_TW" w:bidi="zh_TW"/>
-        </w:rPr>
-        <w:t>敬拜假神</w:t>
-      </w:r>
-    </w:p>
-    <w:p>
-      <w:pPr>
-        <w:pStyle w:val="ListBullet"/>
-        <w:spacing w:line="240" w:lineRule="auto"/>
-        <w:ind w:left="720"/>
-      </w:pPr>
-      <w:r>
-        <w:rPr>
-          <w:lang w:val="zh_TW" w:bidi="zh_TW"/>
-        </w:rPr>
-      </w:r>
-      <w:r>
-        <w:rPr>
-          <w:lang w:val="zh_TW" w:bidi="zh_TW"/>
-        </w:rPr>
-        <w:t>將受造物當作神（偶像）來敬拜</w:t>
-      </w:r>
-    </w:p>
-    <w:p>
-      <w:pPr>
-        <w:pStyle w:val="ListBullet"/>
-        <w:spacing w:line="240" w:lineRule="auto"/>
-        <w:ind w:left="720"/>
-      </w:pPr>
-      <w:r>
-        <w:rPr>
-          <w:lang w:val="zh_TW" w:bidi="zh_TW"/>
-        </w:rPr>
-      </w:r>
-      <w:r>
-        <w:rPr>
-          <w:lang w:val="zh_TW" w:bidi="zh_TW"/>
-        </w:rPr>
-        <w:t>在婚姻中不忠（姦淫）</w:t>
-      </w:r>
-    </w:p>
-    <w:p>
-      <w:pPr>
-        <w:pStyle w:val="ListBullet"/>
-        <w:spacing w:line="240" w:lineRule="auto"/>
-        <w:ind w:left="720"/>
-      </w:pPr>
-      <w:r>
-        <w:rPr>
-          <w:lang w:val="zh_TW" w:bidi="zh_TW"/>
-        </w:rPr>
-      </w:r>
-      <w:r>
-        <w:rPr>
-          <w:lang w:val="zh_TW" w:bidi="zh_TW"/>
-        </w:rPr>
-        <w:t>偷竊（搶奪）</w:t>
-      </w:r>
-    </w:p>
-    <w:p>
-      <w:pPr>
-        <w:pStyle w:val="ListBullet"/>
-        <w:spacing w:line="240" w:lineRule="auto"/>
-        <w:ind w:left="720"/>
-      </w:pPr>
-      <w:r>
-        <w:rPr>
-          <w:lang w:val="zh_TW" w:bidi="zh_TW"/>
-        </w:rPr>
-      </w:r>
-      <w:r>
-        <w:rPr>
-          <w:lang w:val="zh_TW" w:bidi="zh_TW"/>
-        </w:rPr>
-        <w:t>欺壓貧窮人</w:t>
-      </w:r>
-    </w:p>
-    <w:p>
-      <w:pPr>
-        <w:pStyle w:val="ListBullet"/>
-        <w:spacing w:line="240" w:lineRule="auto"/>
-        <w:ind w:left="720"/>
-      </w:pPr>
-      <w:r>
-        <w:rPr>
-          <w:lang w:val="zh_TW" w:bidi="zh_TW"/>
-        </w:rPr>
-      </w:r>
-      <w:r>
-        <w:rPr>
-          <w:lang w:val="zh_TW" w:bidi="zh_TW"/>
-        </w:rPr>
-        <w:t>違背重要的誓言</w:t>
-      </w:r>
-    </w:p>
-    <w:p>
-      <w:pPr>
-        <w:pStyle w:val="ListBullet"/>
-        <w:spacing w:line="240" w:lineRule="auto"/>
-        <w:ind w:left="720"/>
-      </w:pPr>
-      <w:r>
-        <w:rPr>
-          <w:lang w:val="zh_TW" w:bidi="zh_TW"/>
-        </w:rPr>
-      </w:r>
-      <w:r>
-        <w:rPr>
-          <w:lang w:val="zh_TW" w:bidi="zh_TW"/>
-        </w:rPr>
-        <w:t>向別人收取不公平的利息</w:t>
-      </w:r>
-    </w:p>
-    <w:p>
-      <w:pPr/>
-      <w:r>
-        <w:rPr>
-          <w:lang w:val="zh_TW" w:bidi="zh_TW"/>
-        </w:rPr>
-      </w:r>
-      <w:r>
-        <w:rPr>
-          <w:lang w:val="zh_TW" w:bidi="zh_TW"/>
-        </w:rPr>
-        <w:t>在整本聖經中，從創世記（</w:t>
-      </w:r>
-      <w:hyperlink r:id="rId62">
-        <w:r>
-          <w:rPr>
-            <w:lang w:val="zh_TW" w:bidi="zh_TW"/>
-          </w:rPr>
-          <w:rPr>
-            <w:color w:val="0000EE"/>
-            <w:u w:val="single"/>
-          </w:rPr>
-          <w:t>4:10–12</w:t>
-        </w:r>
-      </w:hyperlink>
-      <w:r>
-        <w:rPr>
-          <w:lang w:val="zh_TW" w:bidi="zh_TW"/>
-        </w:rPr>
-        <w:t>）到先知書（</w:t>
-      </w:r>
-      <w:hyperlink r:id="rId63">
-        <w:r>
-          <w:rPr>
-            <w:lang w:val="zh_TW" w:bidi="zh_TW"/>
-          </w:rPr>
-          <w:rPr>
-            <w:color w:val="0000EE"/>
-            <w:u w:val="single"/>
-          </w:rPr>
-          <w:t>賽26:21；</w:t>
-        </w:r>
-      </w:hyperlink>
-      <w:hyperlink r:id="rId64">
-        <w:r>
-          <w:rPr>
-            <w:lang w:val="zh_TW" w:bidi="zh_TW"/>
-          </w:rPr>
-          <w:rPr>
-            <w:color w:val="0000EE"/>
-            <w:u w:val="single"/>
-          </w:rPr>
-          <w:t>結24:6–9</w:t>
-        </w:r>
-      </w:hyperlink>
-      <w:r>
-        <w:rPr>
-          <w:lang w:val="zh_TW" w:bidi="zh_TW"/>
-        </w:rPr>
-        <w:t>），直至新約聖經（</w:t>
-      </w:r>
-      <w:hyperlink r:id="rId65">
-        <w:r>
-          <w:rPr>
-            <w:lang w:val="zh_TW" w:bidi="zh_TW"/>
-          </w:rPr>
-          <w:rPr>
-            <w:color w:val="0000EE"/>
-            <w:u w:val="single"/>
-          </w:rPr>
-          <w:t>啟6:10</w:t>
-        </w:r>
-      </w:hyperlink>
-      <w:r>
-        <w:rPr>
-          <w:lang w:val="zh_TW" w:bidi="zh_TW"/>
-        </w:rPr>
-        <w:t>）我們都看見神要施行公義，並且懲罰那些殺害別人的人。</w:t>
-      </w:r>
-    </w:p>
-    <w:p>
-      <w:pPr/>
-      <w:r>
-        <w:rPr>
-          <w:lang w:val="zh_TW" w:bidi="zh_TW"/>
-        </w:rPr>
-      </w:r>
-      <w:r>
-        <w:rPr>
-          <w:i/>
-          <w:lang w:val="zh_TW" w:bidi="zh_TW"/>
-        </w:rPr>
-        <w:t>另見</w:t>
-      </w:r>
-      <w:r>
-        <w:rPr>
-          <w:lang w:val="zh_TW" w:bidi="zh_TW"/>
-        </w:rPr>
-        <w:t xml:space="preserve"> </w:t>
-      </w:r>
-      <w:r>
-        <w:rPr>
-          <w:lang w:val="zh_TW" w:bidi="zh_TW"/>
-        </w:rPr>
-        <w:t>逃城；</w:t>
-      </w:r>
-      <w:r>
-        <w:rPr>
-          <w:lang w:val="zh_TW" w:bidi="zh_TW"/>
-        </w:rPr>
-        <w:t>刑法和懲罰</w:t>
-      </w:r>
-      <w:r>
-        <w:rPr>
-          <w:lang w:val="zh_TW" w:bidi="zh_TW"/>
-        </w:rPr>
-        <w:t>。</w:t>
-      </w:r>
-      <w:r>
-        <w:rPr>
-          <w:lang w:val="zh_TW" w:bidi="zh_TW"/>
-        </w:rPr>
-      </w:r>
-      <w:r>
-        <w:rPr>
-          <w:lang w:val="zh_TW" w:bidi="zh_TW"/>
-        </w:rPr>
-      </w:r>
-    </w:p>
-    <w:p>
-      <w:pPr/>
-      <w:r>
-        <w:rPr>
-          <w:lang w:val="zh_TW" w:bidi="zh_TW"/>
-        </w:rPr>
-      </w:r>
-    </w:p>
-    <w:p>
-      <w:pPr>
-        <w:pStyle w:val="Heading2"/>
-      </w:pPr>
-      <w:r>
-        <w:rPr>
-          <w:lang w:val="zh_TW" w:bidi="zh_TW"/>
-        </w:rPr>
-        <w:t>硫磺</w:t>
-      </w:r>
-      <w:r>
-        <w:rPr>
-          <w:lang w:val="zh_TW" w:bidi="zh_TW"/>
-        </w:rPr>
-      </w:r>
-    </w:p>
-    <w:p>
-      <w:pPr/>
-      <w:r>
-        <w:rPr>
-          <w:lang w:val="zh_TW" w:bidi="zh_TW"/>
-        </w:rPr>
-      </w:r>
-      <w:r>
-        <w:rPr>
-          <w:lang w:val="zh_TW" w:bidi="zh_TW"/>
-        </w:rPr>
-        <w:t>硫磺是非金屬元素硫的古老名稱，字面意思是「會燃燒的石頭」硫磺的燃點比許多其他物質低，燃燒時會產生刺鼻的二氧化硫煙霧。硫磺自然存在於火山區，例如死海谷地。</w:t>
-      </w:r>
-    </w:p>
-    <w:p>
-      <w:pPr/>
-      <w:r>
-        <w:rPr>
-          <w:lang w:val="zh_TW" w:bidi="zh_TW"/>
-        </w:rPr>
-      </w:r>
-      <w:r>
-        <w:rPr>
-          <w:lang w:val="zh_TW" w:bidi="zh_TW"/>
-        </w:rPr>
-        <w:t>在聖經中，「火與硫磺」常被用來象徵神對惡人的懲罰（</w:t>
-      </w:r>
-      <w:hyperlink r:id="rId66">
-        <w:r>
-          <w:rPr>
-            <w:lang w:val="zh_TW" w:bidi="zh_TW"/>
-          </w:rPr>
-          <w:rPr>
-            <w:color w:val="0000EE"/>
-            <w:u w:val="single"/>
-          </w:rPr>
-          <w:t>創19:24</w:t>
-        </w:r>
-      </w:hyperlink>
-      <w:r>
-        <w:rPr>
-          <w:lang w:val="zh_TW" w:bidi="zh_TW"/>
-        </w:rPr>
-        <w:t>；</w:t>
-      </w:r>
-      <w:hyperlink r:id="rId67">
-        <w:r>
-          <w:rPr>
-            <w:lang w:val="zh_TW" w:bidi="zh_TW"/>
-          </w:rPr>
-          <w:rPr>
-            <w:color w:val="0000EE"/>
-            <w:u w:val="single"/>
-          </w:rPr>
-          <w:t>申29:23</w:t>
-        </w:r>
-      </w:hyperlink>
-      <w:r>
-        <w:rPr>
-          <w:lang w:val="zh_TW" w:bidi="zh_TW"/>
-        </w:rPr>
-        <w:t>；</w:t>
-      </w:r>
-      <w:hyperlink r:id="rId68">
-        <w:r>
-          <w:rPr>
-            <w:lang w:val="zh_TW" w:bidi="zh_TW"/>
-          </w:rPr>
-          <w:rPr>
-            <w:color w:val="0000EE"/>
-            <w:u w:val="single"/>
-          </w:rPr>
-          <w:t>伯18:15</w:t>
-        </w:r>
-      </w:hyperlink>
-      <w:r>
-        <w:rPr>
-          <w:lang w:val="zh_TW" w:bidi="zh_TW"/>
-        </w:rPr>
-        <w:t>；</w:t>
-      </w:r>
-      <w:hyperlink r:id="rId69">
-        <w:r>
-          <w:rPr>
-            <w:lang w:val="zh_TW" w:bidi="zh_TW"/>
-          </w:rPr>
-          <w:rPr>
-            <w:color w:val="0000EE"/>
-            <w:u w:val="single"/>
-          </w:rPr>
-          <w:t>詩11:6</w:t>
-        </w:r>
-      </w:hyperlink>
-      <w:r>
-        <w:rPr>
-          <w:lang w:val="zh_TW" w:bidi="zh_TW"/>
-        </w:rPr>
-        <w:t>；</w:t>
-      </w:r>
-      <w:hyperlink r:id="rId70">
-        <w:r>
-          <w:rPr>
-            <w:lang w:val="zh_TW" w:bidi="zh_TW"/>
-          </w:rPr>
-          <w:rPr>
-            <w:color w:val="0000EE"/>
-            <w:u w:val="single"/>
-          </w:rPr>
-          <w:t>結38:22</w:t>
-        </w:r>
-      </w:hyperlink>
-      <w:r>
-        <w:rPr>
-          <w:lang w:val="zh_TW" w:bidi="zh_TW"/>
-        </w:rPr>
-        <w:t>；</w:t>
-      </w:r>
-      <w:hyperlink r:id="rId71">
-        <w:r>
-          <w:rPr>
-            <w:lang w:val="zh_TW" w:bidi="zh_TW"/>
-          </w:rPr>
-          <w:rPr>
-            <w:color w:val="0000EE"/>
-            <w:u w:val="single"/>
-          </w:rPr>
-          <w:t>路17:29</w:t>
-        </w:r>
-      </w:hyperlink>
-      <w:r>
-        <w:rPr>
-          <w:lang w:val="zh_TW" w:bidi="zh_TW"/>
-        </w:rPr>
-        <w:t>；</w:t>
-      </w:r>
-      <w:hyperlink r:id="rId72">
-        <w:r>
-          <w:rPr>
-            <w:lang w:val="zh_TW" w:bidi="zh_TW"/>
-          </w:rPr>
-          <w:rPr>
-            <w:color w:val="0000EE"/>
-            <w:u w:val="single"/>
-          </w:rPr>
-          <w:t>啟9:17–18</w:t>
-        </w:r>
-      </w:hyperlink>
-      <w:r>
-        <w:rPr>
-          <w:lang w:val="zh_TW" w:bidi="zh_TW"/>
-        </w:rPr>
-        <w:t>，</w:t>
-      </w:r>
-      <w:hyperlink r:id="rId73">
-        <w:r>
-          <w:rPr>
-            <w:lang w:val="zh_TW" w:bidi="zh_TW"/>
-          </w:rPr>
-          <w:rPr>
-            <w:color w:val="0000EE"/>
-            <w:u w:val="single"/>
-          </w:rPr>
-          <w:t>14:10</w:t>
-        </w:r>
-      </w:hyperlink>
-      <w:r>
-        <w:rPr>
-          <w:lang w:val="zh_TW" w:bidi="zh_TW"/>
-        </w:rPr>
-        <w:t>，</w:t>
-      </w:r>
-      <w:hyperlink r:id="rId74">
-        <w:r>
-          <w:rPr>
-            <w:lang w:val="zh_TW" w:bidi="zh_TW"/>
-          </w:rPr>
-          <w:rPr>
-            <w:color w:val="0000EE"/>
-            <w:u w:val="single"/>
-          </w:rPr>
-          <w:t>19:20</w:t>
-        </w:r>
-      </w:hyperlink>
-      <w:r>
-        <w:rPr>
-          <w:lang w:val="zh_TW" w:bidi="zh_TW"/>
-        </w:rPr>
-        <w:t>，</w:t>
-      </w:r>
-      <w:hyperlink r:id="rId75">
-        <w:r>
-          <w:rPr>
-            <w:lang w:val="zh_TW" w:bidi="zh_TW"/>
-          </w:rPr>
-          <w:rPr>
-            <w:color w:val="0000EE"/>
-            <w:u w:val="single"/>
-          </w:rPr>
-          <w:t>20:10</w:t>
-        </w:r>
-      </w:hyperlink>
-      <w:r>
-        <w:rPr>
-          <w:lang w:val="zh_TW" w:bidi="zh_TW"/>
-        </w:rPr>
-        <w:t>，</w:t>
-      </w:r>
-      <w:hyperlink r:id="rId76">
-        <w:r>
-          <w:rPr>
-            <w:lang w:val="zh_TW" w:bidi="zh_TW"/>
-          </w:rPr>
-          <w:rPr>
-            <w:color w:val="0000EE"/>
-            <w:u w:val="single"/>
-          </w:rPr>
-          <w:t>21:8</w:t>
-        </w:r>
-      </w:hyperlink>
-      <w:r>
-        <w:rPr>
-          <w:lang w:val="zh_TW" w:bidi="zh_TW"/>
-        </w:rPr>
-        <w:t>）</w:t>
-      </w:r>
-    </w:p>
-    <w:p>
-      <w:pPr/>
-      <w:r>
-        <w:rPr>
-          <w:lang w:val="zh_TW" w:bidi="zh_TW"/>
-        </w:rPr>
-      </w:r>
-      <w:r>
-        <w:rPr>
-          <w:lang w:val="zh_TW" w:bidi="zh_TW"/>
-        </w:rPr>
-        <w:t>以色列境內最後一次火山噴發，大約發生在四千年前。科學家透過放射性碳定年法推算出這時間。當時這些劇烈的火山活動，對當時居住在該地的人群造成了深遠的影響。人們將這些親身經歷編成故事，並在世世代代之間口耳相傳。</w:t>
-      </w:r>
-    </w:p>
-    <w:p>
-      <w:pPr/>
-      <w:r>
-        <w:rPr>
-          <w:lang w:val="zh_TW" w:bidi="zh_TW"/>
-        </w:rPr>
-      </w:r>
-      <w:r>
-        <w:rPr>
-          <w:i/>
-          <w:lang w:val="zh_TW" w:bidi="zh_TW"/>
-        </w:rPr>
-        <w:t>見</w:t>
-      </w:r>
-      <w:r>
-        <w:rPr>
-          <w:lang w:val="zh_TW" w:bidi="zh_TW"/>
-        </w:rPr>
-        <w:t xml:space="preserve"> </w:t>
-      </w:r>
-      <w:r>
-        <w:rPr>
-          <w:lang w:val="zh_TW" w:bidi="zh_TW"/>
-        </w:rPr>
-        <w:t>礦物和金屬</w:t>
-      </w:r>
-      <w:r>
-        <w:rPr>
-          <w:lang w:val="zh_TW" w:bidi="zh_TW"/>
-        </w:rPr>
-        <w:t>。</w:t>
       </w:r>
       <w:r>
         <w:rPr>

--- a/zht/docx/091.content.docx
+++ b/zht/docx/091.content.docx
@@ -149,7 +149,7 @@
         <w:rPr>
           <w:lang w:val="zh_TW" w:bidi="zh_TW"/>
         </w:rPr>
-        <w:t>lin</w:t>
+        <w:t>liang</w:t>
       </w:r>
       <w:r>
         <w:rPr>
@@ -212,7 +212,7 @@
         <w:rPr>
           <w:lang w:val="zh_TW" w:bidi="zh_TW"/>
         </w:rPr>
-        <w:t>鄰舍</w:t>
+        <w:t>良心</w:t>
       </w:r>
       <w:r>
         <w:rPr>
@@ -231,48 +231,7 @@
         <w:rPr>
           <w:lang w:val="zh_TW" w:bidi="zh_TW"/>
         </w:rPr>
-        <w:t>在舊約時期和猶太教</w:t>
-      </w:r>
-      <w:r>
-        <w:rPr>
-          <w:lang w:val="zh_TW" w:bidi="zh_TW"/>
-        </w:rPr>
-        <w:t>晚期</w:t>
-      </w:r>
-      <w:r>
-        <w:rPr>
-          <w:lang w:val="zh_TW" w:bidi="zh_TW"/>
-        </w:rPr>
-        <w:t>，</w:t>
-      </w:r>
-      <w:r>
-        <w:rPr>
-          <w:lang w:val="zh_TW" w:bidi="zh_TW"/>
-        </w:rPr>
-        <w:t>這個概念顯然僅限於以色列人，或與神訂的盟約</w:t>
-      </w:r>
-      <w:r>
-        <w:rPr>
-          <w:lang w:val="zh_TW" w:bidi="zh_TW"/>
-        </w:rPr>
-        <w:t>群體</w:t>
-      </w:r>
-      <w:r>
-        <w:rPr>
-          <w:lang w:val="zh_TW" w:bidi="zh_TW"/>
-        </w:rPr>
-        <w:t>中之成員。然而，耶穌將這一概念擴展，使其涵蓋所有在人生旅途中遇見的人。</w:t>
-      </w:r>
-    </w:p>
-    <w:p>
-      <w:pPr>
-        <w:pStyle w:val="Heading3"/>
-      </w:pPr>
-      <w:r>
-        <w:rPr>
-          <w:lang w:val="zh_TW" w:bidi="zh_TW"/>
-        </w:rPr>
-        <w:t>在舊約中</w:t>
+        <w:t>這個術語指自我覺察或自我認知。良心判斷一個人所做或將要做的事是否符合自己的道德標準，也使人察覺自己做錯的事。</w:t>
       </w:r>
     </w:p>
     <w:p>
@@ -286,7 +245,7 @@
         <w:rPr>
           <w:lang w:val="zh_TW" w:bidi="zh_TW"/>
         </w:rPr>
-        <w:t>雖然舊約從未明確將「鄰舍」限制為以色列人，但這個詞通常指的是盟約中的成員，即其他以色列人（見</w:t>
+        <w:t>英文詞語conscience以及對應的希臘文，都有「具有知識」的意思。在舊約聖經中，亞當和夏娃因犯罪而感到羞愧，並躲避神，因為他們的良心判定他們違背神是錯的（</w:t>
       </w:r>
       <w:hyperlink r:id="rId13">
         <w:r>
@@ -297,14 +256,14 @@
             <w:color w:val="0000EE"/>
             <w:u w:val="single"/>
           </w:rPr>
-          <w:t>利6:1–7</w:t>
+          <w:t>創3:8–10</w:t>
         </w:r>
       </w:hyperlink>
       <w:r>
         <w:rPr>
           <w:lang w:val="zh_TW" w:bidi="zh_TW"/>
         </w:rPr>
-        <w:t>，</w:t>
+        <w:t>）。人能分辨是非，本屬正常之事。「人的靈是耶和華的燈， 鑒察人的心腹」（</w:t>
       </w:r>
       <w:hyperlink r:id="rId14">
         <w:r>
@@ -315,14 +274,39 @@
             <w:color w:val="0000EE"/>
             <w:u w:val="single"/>
           </w:rPr>
-          <w:t>19</w:t>
+          <w:t>箴20:27</w:t>
         </w:r>
       </w:hyperlink>
       <w:r>
         <w:rPr>
           <w:lang w:val="zh_TW" w:bidi="zh_TW"/>
         </w:rPr>
-        <w:t>；</w:t>
+        <w:t>）。因此，良心是神所賜的恩賜，使人能知道事情是善是惡。</w:t>
+      </w:r>
+    </w:p>
+    <w:p>
+      <w:pPr>
+        <w:pStyle w:val="Heading3"/>
+      </w:pPr>
+      <w:r>
+        <w:rPr>
+          <w:lang w:val="zh_TW" w:bidi="zh_TW"/>
+        </w:rPr>
+        <w:t>新約聖經中的「良心」是甚麼意思？</w:t>
+      </w:r>
+    </w:p>
+    <w:p>
+      <w:pPr/>
+      <w:r>
+        <w:rPr>
+          <w:lang w:val="zh_TW" w:bidi="zh_TW"/>
+        </w:rPr>
+      </w:r>
+      <w:r>
+        <w:rPr>
+          <w:lang w:val="zh_TW" w:bidi="zh_TW"/>
+        </w:rPr>
+        <w:t>在新約聖經中，「良心」一詞出現32次（某英文譯本，譯註：良心於和合本出現28次），特別常見於使徒保羅的書信裡。保羅在他的書卷中，指良心會判定過去甚麼是對的，也會判定將來甚麼是對的。即使不知道神律法的人，也能行出律法所要求的事，這顯明律法的要求已「刻在他們心裡」（</w:t>
       </w:r>
       <w:hyperlink r:id="rId15">
         <w:r>
@@ -333,14 +317,14 @@
             <w:color w:val="0000EE"/>
             <w:u w:val="single"/>
           </w:rPr>
-          <w:t>申15:2–3</w:t>
+          <w:t>羅2:14–15</w:t>
         </w:r>
       </w:hyperlink>
       <w:r>
         <w:rPr>
           <w:lang w:val="zh_TW" w:bidi="zh_TW"/>
         </w:rPr>
-        <w:t>）。在</w:t>
+        <w:t>）。保羅也說，每個人都「必須順服」在上掌權的，既為了免受神的刑罰，也是「因為良心」的緣故（</w:t>
       </w:r>
       <w:hyperlink r:id="rId16">
         <w:r>
@@ -351,26 +335,28 @@
             <w:color w:val="0000EE"/>
             <w:u w:val="single"/>
           </w:rPr>
-          <w:t>利未記十九章18節</w:t>
+          <w:t>13:5</w:t>
         </w:r>
       </w:hyperlink>
       <w:r>
         <w:rPr>
           <w:lang w:val="zh_TW" w:bidi="zh_TW"/>
         </w:rPr>
-        <w:t>中，這段經文後來在新約中多次被引用，其中命令以色列人要「</w:t>
-      </w:r>
-      <w:r>
-        <w:rPr>
-          <w:lang w:val="zh_TW" w:bidi="zh_TW"/>
-        </w:rPr>
-        <w:t>愛人如己</w:t>
-      </w:r>
-      <w:r>
-        <w:rPr>
-          <w:lang w:val="zh_TW" w:bidi="zh_TW"/>
-        </w:rPr>
-        <w:t>」。然而，在</w:t>
+        <w:t>）。這樣的教導假定良心能使人明白，順服是行義所必須的。</w:t>
+      </w:r>
+    </w:p>
+    <w:p>
+      <w:pPr/>
+      <w:r>
+        <w:rPr>
+          <w:lang w:val="zh_TW" w:bidi="zh_TW"/>
+        </w:rPr>
+      </w:r>
+      <w:r>
+        <w:rPr>
+          <w:lang w:val="zh_TW" w:bidi="zh_TW"/>
+        </w:rPr>
+        <w:t>良知亦會認可、判定或裁決某人是否無辜，與讓人意識到自己犯錯同樣重要。保羅說：「我雖不覺得自己有錯」（</w:t>
       </w:r>
       <w:hyperlink r:id="rId17">
         <w:r>
@@ -381,76 +367,14 @@
             <w:color w:val="0000EE"/>
             <w:u w:val="single"/>
           </w:rPr>
-          <w:t>十九章34節</w:t>
+          <w:t>林前4:4</w:t>
         </w:r>
       </w:hyperlink>
       <w:r>
         <w:rPr>
           <w:lang w:val="zh_TW" w:bidi="zh_TW"/>
         </w:rPr>
-        <w:t>中，又特別指出這種愛也應該施予旅居其中的外邦人（或「寄居者」）。如果「鄰舍」（</w:t>
-      </w:r>
-      <w:hyperlink r:id="rId16">
-        <w:r>
-          <w:rPr>
-            <w:lang w:val="zh_TW" w:bidi="zh_TW"/>
-          </w:rPr>
-          <w:rPr>
-            <w:color w:val="0000EE"/>
-            <w:u w:val="single"/>
-          </w:rPr>
-          <w:t>18</w:t>
-        </w:r>
-      </w:hyperlink>
-      <w:r>
-        <w:rPr>
-          <w:lang w:val="zh_TW" w:bidi="zh_TW"/>
-        </w:rPr>
-        <w:t>節）暗示了一個更廣泛的概念，如「人類」或「同胞」，那麼在第</w:t>
-      </w:r>
-      <w:hyperlink r:id="rId17">
-        <w:r>
-          <w:rPr>
-            <w:lang w:val="zh_TW" w:bidi="zh_TW"/>
-          </w:rPr>
-          <w:rPr>
-            <w:color w:val="0000EE"/>
-            <w:u w:val="single"/>
-          </w:rPr>
-          <w:t>34</w:t>
-        </w:r>
-      </w:hyperlink>
-      <w:r>
-        <w:rPr>
-          <w:lang w:val="zh_TW" w:bidi="zh_TW"/>
-        </w:rPr>
-        <w:t>節中就沒有必要再特別提及</w:t>
-      </w:r>
-      <w:r>
-        <w:rPr>
-          <w:lang w:val="zh_TW" w:bidi="zh_TW"/>
-        </w:rPr>
-        <w:t>同居的外人</w:t>
-      </w:r>
-      <w:r>
-        <w:rPr>
-          <w:lang w:val="zh_TW" w:bidi="zh_TW"/>
-        </w:rPr>
-        <w:t>。因此，「鄰舍」應當是指一個人的直接鄰居，即以色列人。</w:t>
-      </w:r>
-    </w:p>
-    <w:p>
-      <w:pPr/>
-      <w:r>
-        <w:rPr>
-          <w:lang w:val="zh_TW" w:bidi="zh_TW"/>
-        </w:rPr>
-      </w:r>
-      <w:r>
-        <w:rPr>
-          <w:lang w:val="zh_TW" w:bidi="zh_TW"/>
-        </w:rPr>
-        <w:t>在盟約社群中，愛鄰舍包含了一些律法上明確規定的責任。人應該公平地對待鄰舍（</w:t>
+        <w:t>）。然而，良心既不能完美地判定是非，也不能充分指引一個人。保羅接著說：「卻也不能因此得以稱義；但判斷我的乃是主。」保羅在另一段經文說，他的良心證明他所說的是實話。他將良心認可之事與聖靈聯繫起來（</w:t>
       </w:r>
       <w:hyperlink r:id="rId18">
         <w:r>
@@ -461,14 +385,14 @@
             <w:color w:val="0000EE"/>
             <w:u w:val="single"/>
           </w:rPr>
-          <w:t>出22:5–15</w:t>
+          <w:t>羅9:1</w:t>
         </w:r>
       </w:hyperlink>
       <w:r>
         <w:rPr>
           <w:lang w:val="zh_TW" w:bidi="zh_TW"/>
         </w:rPr>
-        <w:t>；</w:t>
+        <w:t>；參</w:t>
       </w:r>
       <w:hyperlink r:id="rId19">
         <w:r>
@@ -479,14 +403,28 @@
             <w:color w:val="0000EE"/>
             <w:u w:val="single"/>
           </w:rPr>
-          <w:t>利6:2–7</w:t>
+          <w:t>林後1:12</w:t>
         </w:r>
       </w:hyperlink>
       <w:r>
         <w:rPr>
           <w:lang w:val="zh_TW" w:bidi="zh_TW"/>
         </w:rPr>
-        <w:t>，</w:t>
+        <w:t>），但他並沒有詳細說明兩者之間的關係。</w:t>
+      </w:r>
+    </w:p>
+    <w:p>
+      <w:pPr/>
+      <w:r>
+        <w:rPr>
+          <w:lang w:val="zh_TW" w:bidi="zh_TW"/>
+        </w:rPr>
+      </w:r>
+      <w:r>
+        <w:rPr>
+          <w:lang w:val="zh_TW" w:bidi="zh_TW"/>
+        </w:rPr>
+        <w:t>保羅為自己的事工，向哥林多教會辯護，要求他們憑著其判斷，看看他的行為是對是錯。他們應該能藉著自己的良心來作判斷（</w:t>
       </w:r>
       <w:hyperlink r:id="rId20">
         <w:r>
@@ -497,14 +435,14 @@
             <w:color w:val="0000EE"/>
             <w:u w:val="single"/>
           </w:rPr>
-          <w:t>19:9–18</w:t>
+          <w:t>林後4:1–2</w:t>
         </w:r>
       </w:hyperlink>
       <w:r>
         <w:rPr>
           <w:lang w:val="zh_TW" w:bidi="zh_TW"/>
         </w:rPr>
-        <w:t>），尊重他（</w:t>
+        <w:t>）。保羅深信，神知道驅使他行事的動機，所以他盼望哥林多人也能藉著良心認出，這動機是出於「敬畏主」（</w:t>
       </w:r>
       <w:hyperlink r:id="rId21">
         <w:r>
@@ -515,14 +453,14 @@
             <w:color w:val="0000EE"/>
             <w:u w:val="single"/>
           </w:rPr>
-          <w:t>出20:16</w:t>
+          <w:t>5:11</w:t>
         </w:r>
       </w:hyperlink>
       <w:r>
         <w:rPr>
           <w:lang w:val="zh_TW" w:bidi="zh_TW"/>
         </w:rPr>
-        <w:t>）以及他的財物（</w:t>
+        <w:t>）。保羅寫信給提摩太時，把「無虧的良心」與「無偽的信心」相提並論（</w:t>
       </w:r>
       <w:hyperlink r:id="rId22">
         <w:r>
@@ -533,26 +471,14 @@
             <w:color w:val="0000EE"/>
             <w:u w:val="single"/>
           </w:rPr>
-          <w:t>出20:17</w:t>
+          <w:t>提前1:5</w:t>
         </w:r>
       </w:hyperlink>
       <w:r>
         <w:rPr>
           <w:lang w:val="zh_TW" w:bidi="zh_TW"/>
         </w:rPr>
-        <w:t>）。為了促進盟約社群中公正和憐憫的關係，以色列人應視鄰舍為「</w:t>
-      </w:r>
-      <w:r>
-        <w:rPr>
-          <w:lang w:val="zh_TW" w:bidi="zh_TW"/>
-        </w:rPr>
-        <w:t>弟兄</w:t>
-      </w:r>
-      <w:r>
-        <w:rPr>
-          <w:lang w:val="zh_TW" w:bidi="zh_TW"/>
-        </w:rPr>
-        <w:t>」（</w:t>
+        <w:t>）。當人不再照著基督信仰而活，他們的良心就可能「如同被熱鐵烙慣了一般」。這表示他們因不斷行惡，無法再分辨對錯（</w:t>
       </w:r>
       <w:hyperlink r:id="rId23">
         <w:r>
@@ -563,14 +489,28 @@
             <w:color w:val="0000EE"/>
             <w:u w:val="single"/>
           </w:rPr>
-          <w:t>利25:25</w:t>
+          <w:t>4:2</w:t>
         </w:r>
       </w:hyperlink>
       <w:r>
         <w:rPr>
           <w:lang w:val="zh_TW" w:bidi="zh_TW"/>
         </w:rPr>
-        <w:t>；</w:t>
+        <w:t>）。</w:t>
+      </w:r>
+    </w:p>
+    <w:p>
+      <w:pPr/>
+      <w:r>
+        <w:rPr>
+          <w:lang w:val="zh_TW" w:bidi="zh_TW"/>
+        </w:rPr>
+      </w:r>
+      <w:r>
+        <w:rPr>
+          <w:lang w:val="zh_TW" w:bidi="zh_TW"/>
+        </w:rPr>
+        <w:t>保羅在哥林多前書，回答可否吃祭偶像之物的問題。他談到良心如何判斷人過去與將來的行為（</w:t>
       </w:r>
       <w:hyperlink r:id="rId24">
         <w:r>
@@ -581,26 +521,14 @@
             <w:color w:val="0000EE"/>
             <w:u w:val="single"/>
           </w:rPr>
-          <w:t>申22:1–4</w:t>
+          <w:t>林前8–10章</w:t>
         </w:r>
       </w:hyperlink>
       <w:r>
         <w:rPr>
           <w:lang w:val="zh_TW" w:bidi="zh_TW"/>
         </w:rPr>
-        <w:t>）。</w:t>
-      </w:r>
-      <w:r>
-        <w:rPr>
-          <w:lang w:val="zh_TW" w:bidi="zh_TW"/>
-        </w:rPr>
-        <w:t>對鄰舍所做的，應以同樣的方式回報</w:t>
-      </w:r>
-      <w:r>
-        <w:rPr>
-          <w:lang w:val="zh_TW" w:bidi="zh_TW"/>
-        </w:rPr>
-        <w:t>（</w:t>
+        <w:t>）。有哥林多信徒良心「軟弱」，因為他們認為吃祭過偶像的食物是錯的（</w:t>
       </w:r>
       <w:hyperlink r:id="rId25">
         <w:r>
@@ -611,14 +539,14 @@
             <w:color w:val="0000EE"/>
             <w:u w:val="single"/>
           </w:rPr>
-          <w:t>利24:19–23</w:t>
+          <w:t>林前8:7</w:t>
         </w:r>
       </w:hyperlink>
       <w:r>
         <w:rPr>
           <w:lang w:val="zh_TW" w:bidi="zh_TW"/>
         </w:rPr>
-        <w:t>；</w:t>
+        <w:t>）。他們並不知道一切食物都可以吃，都是「潔淨」的（</w:t>
       </w:r>
       <w:hyperlink r:id="rId26">
         <w:r>
@@ -629,1255 +557,7 @@
             <w:color w:val="0000EE"/>
             <w:u w:val="single"/>
           </w:rPr>
-          <w:t>申19:11–19</w:t>
-        </w:r>
-      </w:hyperlink>
-      <w:r>
-        <w:rPr>
-          <w:lang w:val="zh_TW" w:bidi="zh_TW"/>
-        </w:rPr>
-        <w:t>）。</w:t>
-      </w:r>
-    </w:p>
-    <w:p>
-      <w:pPr/>
-      <w:r>
-        <w:rPr>
-          <w:lang w:val="zh_TW" w:bidi="zh_TW"/>
-        </w:rPr>
-      </w:r>
-      <w:r>
-        <w:rPr>
-          <w:lang w:val="zh_TW" w:bidi="zh_TW"/>
-        </w:rPr>
-        <w:t>對待鄰舍的重要性在於，這與人跟神的關係息息相關，並且可能顯著影響人與神之間的關係（</w:t>
-      </w:r>
-      <w:hyperlink r:id="rId13">
-        <w:r>
-          <w:rPr>
-            <w:lang w:val="zh_TW" w:bidi="zh_TW"/>
-          </w:rPr>
-          <w:rPr>
-            <w:color w:val="0000EE"/>
-            <w:u w:val="single"/>
-          </w:rPr>
-          <w:t>利6:1–7</w:t>
-        </w:r>
-      </w:hyperlink>
-      <w:r>
-        <w:rPr>
-          <w:lang w:val="zh_TW" w:bidi="zh_TW"/>
-        </w:rPr>
-        <w:t>，</w:t>
-      </w:r>
-      <w:hyperlink r:id="rId14">
-        <w:r>
-          <w:rPr>
-            <w:lang w:val="zh_TW" w:bidi="zh_TW"/>
-          </w:rPr>
-          <w:rPr>
-            <w:color w:val="0000EE"/>
-            <w:u w:val="single"/>
-          </w:rPr>
-          <w:t>19</w:t>
-        </w:r>
-      </w:hyperlink>
-      <w:r>
-        <w:rPr>
-          <w:lang w:val="zh_TW" w:bidi="zh_TW"/>
-        </w:rPr>
-        <w:t>，</w:t>
-      </w:r>
-      <w:hyperlink r:id="rId27">
-        <w:r>
-          <w:rPr>
-            <w:lang w:val="zh_TW" w:bidi="zh_TW"/>
-          </w:rPr>
-          <w:rPr>
-            <w:color w:val="0000EE"/>
-            <w:u w:val="single"/>
-          </w:rPr>
-          <w:t>25:17</w:t>
-        </w:r>
-      </w:hyperlink>
-      <w:r>
-        <w:rPr>
-          <w:lang w:val="zh_TW" w:bidi="zh_TW"/>
-        </w:rPr>
-        <w:t>；</w:t>
-      </w:r>
-      <w:hyperlink r:id="rId28">
-        <w:r>
-          <w:rPr>
-            <w:lang w:val="zh_TW" w:bidi="zh_TW"/>
-          </w:rPr>
-          <w:rPr>
-            <w:color w:val="0000EE"/>
-            <w:u w:val="single"/>
-          </w:rPr>
-          <w:t>申24:10–13</w:t>
-        </w:r>
-      </w:hyperlink>
-      <w:r>
-        <w:rPr>
-          <w:lang w:val="zh_TW" w:bidi="zh_TW"/>
-        </w:rPr>
-        <w:t>；</w:t>
-      </w:r>
-      <w:hyperlink r:id="rId29">
-        <w:r>
-          <w:rPr>
-            <w:lang w:val="zh_TW" w:bidi="zh_TW"/>
-          </w:rPr>
-          <w:rPr>
-            <w:color w:val="0000EE"/>
-            <w:u w:val="single"/>
-          </w:rPr>
-          <w:t>詩12</w:t>
-        </w:r>
-      </w:hyperlink>
-      <w:r>
-        <w:rPr>
-          <w:lang w:val="zh_TW" w:bidi="zh_TW"/>
-        </w:rPr>
-        <w:t>）。神曾</w:t>
-      </w:r>
-      <w:r>
-        <w:rPr>
-          <w:lang w:val="zh_TW" w:bidi="zh_TW"/>
-        </w:rPr>
-        <w:t>以</w:t>
-      </w:r>
-      <w:r>
-        <w:rPr>
-          <w:lang w:val="zh_TW" w:bidi="zh_TW"/>
-        </w:rPr>
-        <w:t>憐憫對待以色列人，因此他們也應當以同樣的愛來對待鄰舍（</w:t>
-      </w:r>
-      <w:hyperlink r:id="rId30">
-        <w:r>
-          <w:rPr>
-            <w:lang w:val="zh_TW" w:bidi="zh_TW"/>
-          </w:rPr>
-          <w:rPr>
-            <w:color w:val="0000EE"/>
-            <w:u w:val="single"/>
-          </w:rPr>
-          <w:t>出22:21</w:t>
-        </w:r>
-      </w:hyperlink>
-      <w:r>
-        <w:rPr>
-          <w:lang w:val="zh_TW" w:bidi="zh_TW"/>
-        </w:rPr>
-        <w:t>；</w:t>
-      </w:r>
-      <w:hyperlink r:id="rId31">
-        <w:r>
-          <w:rPr>
-            <w:lang w:val="zh_TW" w:bidi="zh_TW"/>
-          </w:rPr>
-          <w:rPr>
-            <w:color w:val="0000EE"/>
-            <w:u w:val="single"/>
-          </w:rPr>
-          <w:t>利25:35–38</w:t>
-        </w:r>
-      </w:hyperlink>
-      <w:r>
-        <w:rPr>
-          <w:lang w:val="zh_TW" w:bidi="zh_TW"/>
-        </w:rPr>
-        <w:t>）。</w:t>
-      </w:r>
-    </w:p>
-    <w:p>
-      <w:pPr/>
-      <w:r>
-        <w:rPr>
-          <w:lang w:val="zh_TW" w:bidi="zh_TW"/>
-        </w:rPr>
-      </w:r>
-      <w:r>
-        <w:rPr>
-          <w:lang w:val="zh_TW" w:bidi="zh_TW"/>
-        </w:rPr>
-        <w:t>當這些責任被忽視時，隨之而來的是社會的崩潰或國家的動盪（</w:t>
-      </w:r>
-      <w:hyperlink r:id="rId32">
-        <w:r>
-          <w:rPr>
-            <w:lang w:val="zh_TW" w:bidi="zh_TW"/>
-          </w:rPr>
-          <w:rPr>
-            <w:color w:val="0000EE"/>
-            <w:u w:val="single"/>
-          </w:rPr>
-          <w:t>申28:15–68</w:t>
-        </w:r>
-      </w:hyperlink>
-      <w:r>
-        <w:rPr>
-          <w:lang w:val="zh_TW" w:bidi="zh_TW"/>
-        </w:rPr>
-        <w:t>；</w:t>
-      </w:r>
-      <w:hyperlink r:id="rId33">
-        <w:r>
-          <w:rPr>
-            <w:lang w:val="zh_TW" w:bidi="zh_TW"/>
-          </w:rPr>
-          <w:rPr>
-            <w:color w:val="0000EE"/>
-            <w:u w:val="single"/>
-          </w:rPr>
-          <w:t>何4:1–3</w:t>
-        </w:r>
-      </w:hyperlink>
-      <w:r>
-        <w:rPr>
-          <w:lang w:val="zh_TW" w:bidi="zh_TW"/>
-        </w:rPr>
-        <w:t>；</w:t>
-      </w:r>
-      <w:hyperlink r:id="rId34">
-        <w:r>
-          <w:rPr>
-            <w:lang w:val="zh_TW" w:bidi="zh_TW"/>
-          </w:rPr>
-          <w:rPr>
-            <w:color w:val="0000EE"/>
-            <w:u w:val="single"/>
-          </w:rPr>
-          <w:t>摩2:6–7</w:t>
-        </w:r>
-      </w:hyperlink>
-      <w:r>
-        <w:rPr>
-          <w:lang w:val="zh_TW" w:bidi="zh_TW"/>
-        </w:rPr>
-        <w:t>），這也顯示了鄰舍關係在盟約社群中的重要性。以色列人經常忽視對鄰舍的愛，特別是對有需要的鄰舍，而這正是導致他們受神懲罰而被擄的重要原因之一（</w:t>
-      </w:r>
-      <w:hyperlink r:id="rId35">
-        <w:r>
-          <w:rPr>
-            <w:lang w:val="zh_TW" w:bidi="zh_TW"/>
-          </w:rPr>
-          <w:rPr>
-            <w:color w:val="0000EE"/>
-            <w:u w:val="single"/>
-          </w:rPr>
-          <w:t>耶5:7–9</w:t>
-        </w:r>
-      </w:hyperlink>
-      <w:r>
-        <w:rPr>
-          <w:lang w:val="zh_TW" w:bidi="zh_TW"/>
-        </w:rPr>
-        <w:t>，</w:t>
-      </w:r>
-      <w:hyperlink r:id="rId36">
-        <w:r>
-          <w:rPr>
-            <w:lang w:val="zh_TW" w:bidi="zh_TW"/>
-          </w:rPr>
-          <w:rPr>
-            <w:color w:val="0000EE"/>
-            <w:u w:val="single"/>
-          </w:rPr>
-          <w:t>7:1–15</w:t>
-        </w:r>
-      </w:hyperlink>
-      <w:r>
-        <w:rPr>
-          <w:lang w:val="zh_TW" w:bidi="zh_TW"/>
-        </w:rPr>
-        <w:t>，</w:t>
-      </w:r>
-      <w:hyperlink r:id="rId37">
-        <w:r>
-          <w:rPr>
-            <w:lang w:val="zh_TW" w:bidi="zh_TW"/>
-          </w:rPr>
-          <w:rPr>
-            <w:color w:val="0000EE"/>
-            <w:u w:val="single"/>
-          </w:rPr>
-          <w:t>9:2–9</w:t>
-        </w:r>
-      </w:hyperlink>
-      <w:r>
-        <w:rPr>
-          <w:lang w:val="zh_TW" w:bidi="zh_TW"/>
-        </w:rPr>
-        <w:t>；</w:t>
-      </w:r>
-      <w:hyperlink r:id="rId33">
-        <w:r>
-          <w:rPr>
-            <w:lang w:val="zh_TW" w:bidi="zh_TW"/>
-          </w:rPr>
-          <w:rPr>
-            <w:color w:val="0000EE"/>
-            <w:u w:val="single"/>
-          </w:rPr>
-          <w:t>何4:1–3</w:t>
-        </w:r>
-      </w:hyperlink>
-      <w:r>
-        <w:rPr>
-          <w:lang w:val="zh_TW" w:bidi="zh_TW"/>
-        </w:rPr>
-        <w:t>；</w:t>
-      </w:r>
-      <w:hyperlink r:id="rId34">
-        <w:r>
-          <w:rPr>
-            <w:lang w:val="zh_TW" w:bidi="zh_TW"/>
-          </w:rPr>
-          <w:rPr>
-            <w:color w:val="0000EE"/>
-            <w:u w:val="single"/>
-          </w:rPr>
-          <w:t>摩2:6–7</w:t>
-        </w:r>
-      </w:hyperlink>
-      <w:r>
-        <w:rPr>
-          <w:lang w:val="zh_TW" w:bidi="zh_TW"/>
-        </w:rPr>
-        <w:t>，</w:t>
-      </w:r>
-      <w:hyperlink r:id="rId38">
-        <w:r>
-          <w:rPr>
-            <w:lang w:val="zh_TW" w:bidi="zh_TW"/>
-          </w:rPr>
-          <w:rPr>
-            <w:color w:val="0000EE"/>
-            <w:u w:val="single"/>
-          </w:rPr>
-          <w:t>5:10–13</w:t>
-        </w:r>
-      </w:hyperlink>
-      <w:r>
-        <w:rPr>
-          <w:lang w:val="zh_TW" w:bidi="zh_TW"/>
-        </w:rPr>
-        <w:t>，</w:t>
-      </w:r>
-      <w:hyperlink r:id="rId39">
-        <w:r>
-          <w:rPr>
-            <w:lang w:val="zh_TW" w:bidi="zh_TW"/>
-          </w:rPr>
-          <w:rPr>
-            <w:color w:val="0000EE"/>
-            <w:u w:val="single"/>
-          </w:rPr>
-          <w:t>8:4–6</w:t>
-        </w:r>
-      </w:hyperlink>
-      <w:r>
-        <w:rPr>
-          <w:lang w:val="zh_TW" w:bidi="zh_TW"/>
-        </w:rPr>
-        <w:t>）。然而，以色列人也曾盼望，在彌賽亞的時代，這種真正的鄰舍之愛能夠實現（</w:t>
-      </w:r>
-      <w:hyperlink r:id="rId40">
-        <w:r>
-          <w:rPr>
-            <w:lang w:val="zh_TW" w:bidi="zh_TW"/>
-          </w:rPr>
-          <w:rPr>
-            <w:color w:val="0000EE"/>
-            <w:u w:val="single"/>
-          </w:rPr>
-          <w:t>耶31:34</w:t>
-        </w:r>
-      </w:hyperlink>
-      <w:r>
-        <w:rPr>
-          <w:lang w:val="zh_TW" w:bidi="zh_TW"/>
-        </w:rPr>
-        <w:t>；</w:t>
-      </w:r>
-      <w:hyperlink r:id="rId41">
-        <w:r>
-          <w:rPr>
-            <w:lang w:val="zh_TW" w:bidi="zh_TW"/>
-          </w:rPr>
-          <w:rPr>
-            <w:color w:val="0000EE"/>
-            <w:u w:val="single"/>
-          </w:rPr>
-          <w:t>亞3:10</w:t>
-        </w:r>
-      </w:hyperlink>
-      <w:r>
-        <w:rPr>
-          <w:lang w:val="zh_TW" w:bidi="zh_TW"/>
-        </w:rPr>
-        <w:t>），這也顯示出這種愛在舊約時代的盟約社群中常常被忽略。</w:t>
-      </w:r>
-    </w:p>
-    <w:p>
-      <w:pPr>
-        <w:pStyle w:val="Heading3"/>
-      </w:pPr>
-      <w:r>
-        <w:rPr>
-          <w:lang w:val="zh_TW" w:bidi="zh_TW"/>
-        </w:rPr>
-        <w:t>在晚期猶太教中</w:t>
-      </w:r>
-    </w:p>
-    <w:p>
-      <w:pPr/>
-      <w:r>
-        <w:rPr>
-          <w:lang w:val="zh_TW" w:bidi="zh_TW"/>
-        </w:rPr>
-      </w:r>
-      <w:r>
-        <w:rPr>
-          <w:lang w:val="zh_TW" w:bidi="zh_TW"/>
-        </w:rPr>
-        <w:t>在被擄歸回後，以色列人認識到，神的祝福在某種程度上取決於人們是否彼此實踐公義和愛（</w:t>
-      </w:r>
-      <w:hyperlink r:id="rId42">
-        <w:r>
-          <w:rPr>
-            <w:lang w:val="zh_TW" w:bidi="zh_TW"/>
-          </w:rPr>
-          <w:rPr>
-            <w:color w:val="0000EE"/>
-            <w:u w:val="single"/>
-          </w:rPr>
-          <w:t>亞8:14–17</w:t>
-        </w:r>
-      </w:hyperlink>
-      <w:r>
-        <w:rPr>
-          <w:lang w:val="zh_TW" w:bidi="zh_TW"/>
-        </w:rPr>
-        <w:t>）。然而，對於「鄰舍」的定義仍然存在爭議。有以下幾個因素表明，在這個時期，「鄰舍」僅限於以色列人和改信猶太教的人（改信猶太教的外邦人）。從拉比文獻中可以看出，撒馬利亞人及居住在以色列地的外邦人，通常不被視為「鄰舍」，因此也不值得被愛。在昆蘭的猶太愛色尼派（Jewish Essene community at Qumran）社</w:t>
-      </w:r>
-      <w:r>
-        <w:rPr>
-          <w:lang w:val="zh_TW" w:bidi="zh_TW"/>
-        </w:rPr>
-        <w:t>群</w:t>
-      </w:r>
-      <w:r>
-        <w:rPr>
-          <w:lang w:val="zh_TW" w:bidi="zh_TW"/>
-        </w:rPr>
-        <w:t>內，</w:t>
-      </w:r>
-      <w:r>
-        <w:rPr>
-          <w:lang w:val="zh_TW" w:bidi="zh_TW"/>
-        </w:rPr>
-        <w:t>被尊重和公平對待的「鄰舍」僅限於社群成員</w:t>
-      </w:r>
-      <w:r>
-        <w:rPr>
-          <w:lang w:val="zh_TW" w:bidi="zh_TW"/>
-        </w:rPr>
-        <w:t>。最後，當耶穌</w:t>
-      </w:r>
-      <w:r>
-        <w:rPr>
-          <w:lang w:val="zh_TW" w:bidi="zh_TW"/>
-        </w:rPr>
-        <w:t>提到，</w:t>
-      </w:r>
-      <w:r>
-        <w:rPr>
-          <w:lang w:val="zh_TW" w:bidi="zh_TW"/>
-        </w:rPr>
-        <w:t>「</w:t>
-      </w:r>
-      <w:r>
-        <w:rPr>
-          <w:lang w:val="zh_TW" w:bidi="zh_TW"/>
-        </w:rPr>
-        <w:t>你們聽見有話說：『當愛你的鄰舍，恨你的仇敵。』</w:t>
-      </w:r>
-      <w:r>
-        <w:rPr>
-          <w:lang w:val="zh_TW" w:bidi="zh_TW"/>
-        </w:rPr>
-        <w:t>」（</w:t>
-      </w:r>
-      <w:hyperlink r:id="rId43">
-        <w:r>
-          <w:rPr>
-            <w:lang w:val="zh_TW" w:bidi="zh_TW"/>
-          </w:rPr>
-          <w:rPr>
-            <w:color w:val="0000EE"/>
-            <w:u w:val="single"/>
-          </w:rPr>
-          <w:t>太5:43</w:t>
-        </w:r>
-      </w:hyperlink>
-      <w:r>
-        <w:rPr>
-          <w:lang w:val="zh_TW" w:bidi="zh_TW"/>
-        </w:rPr>
-        <w:t>）時，衪只是引用了部份舊約（</w:t>
-      </w:r>
-      <w:hyperlink r:id="rId16">
-        <w:r>
-          <w:rPr>
-            <w:lang w:val="zh_TW" w:bidi="zh_TW"/>
-          </w:rPr>
-          <w:rPr>
-            <w:color w:val="0000EE"/>
-            <w:u w:val="single"/>
-          </w:rPr>
-          <w:t>利19:18</w:t>
-        </w:r>
-      </w:hyperlink>
-      <w:r>
-        <w:rPr>
-          <w:lang w:val="zh_TW" w:bidi="zh_TW"/>
-        </w:rPr>
-        <w:t>——「</w:t>
-      </w:r>
-      <w:r>
-        <w:rPr>
-          <w:lang w:val="zh_TW" w:bidi="zh_TW"/>
-        </w:rPr>
-        <w:t>要愛人如己</w:t>
-      </w:r>
-      <w:r>
-        <w:rPr>
-          <w:lang w:val="zh_TW" w:bidi="zh_TW"/>
-        </w:rPr>
-        <w:t>」）。而最後的片語「恨你的仇敵」則反映了當時猶太人的普遍觀念，即神只要求他們愛自己的同胞，而不必愛那些被視為「敵人」的外族人。</w:t>
-      </w:r>
-    </w:p>
-    <w:p>
-      <w:pPr>
-        <w:pStyle w:val="Heading3"/>
-      </w:pPr>
-      <w:r>
-        <w:rPr>
-          <w:lang w:val="zh_TW" w:bidi="zh_TW"/>
-        </w:rPr>
-        <w:t>在新約中</w:t>
-      </w:r>
-    </w:p>
-    <w:p>
-      <w:pPr/>
-      <w:r>
-        <w:rPr>
-          <w:lang w:val="zh_TW" w:bidi="zh_TW"/>
-        </w:rPr>
-      </w:r>
-      <w:r>
-        <w:rPr>
-          <w:lang w:val="zh_TW" w:bidi="zh_TW"/>
-        </w:rPr>
-        <w:t>耶穌對「鄰舍」的理解與當時猶太人的觀念大相逕庭，祂消除了對鄰舍之愛的限制。</w:t>
-      </w:r>
-      <w:r>
-        <w:rPr>
-          <w:lang w:val="zh_TW" w:bidi="zh_TW"/>
-        </w:rPr>
-        <w:t>與那些將愛狹義套用在同胞身上的人不同</w:t>
-      </w:r>
-      <w:r>
-        <w:rPr>
-          <w:lang w:val="zh_TW" w:bidi="zh_TW"/>
-        </w:rPr>
-        <w:t>，耶穌主張將對愛鄰舍的義務擴展到</w:t>
-      </w:r>
-      <w:r>
-        <w:rPr>
-          <w:lang w:val="zh_TW" w:bidi="zh_TW"/>
-        </w:rPr>
-        <w:t>仇敵</w:t>
-      </w:r>
-      <w:r>
-        <w:rPr>
-          <w:lang w:val="zh_TW" w:bidi="zh_TW"/>
-        </w:rPr>
-        <w:t>身上（</w:t>
-      </w:r>
-      <w:hyperlink r:id="rId44">
-        <w:r>
-          <w:rPr>
-            <w:lang w:val="zh_TW" w:bidi="zh_TW"/>
-          </w:rPr>
-          <w:rPr>
-            <w:color w:val="0000EE"/>
-            <w:u w:val="single"/>
-          </w:rPr>
-          <w:t>太5:43–48</w:t>
-        </w:r>
-      </w:hyperlink>
-      <w:r>
-        <w:rPr>
-          <w:lang w:val="zh_TW" w:bidi="zh_TW"/>
-        </w:rPr>
-        <w:t>），如此一來，祂完全消除了鄰舍與仇敵之間的區別。</w:t>
-      </w:r>
-    </w:p>
-    <w:p>
-      <w:pPr/>
-      <w:r>
-        <w:rPr>
-          <w:lang w:val="zh_TW" w:bidi="zh_TW"/>
-        </w:rPr>
-      </w:r>
-      <w:r>
-        <w:rPr>
-          <w:lang w:val="zh_TW" w:bidi="zh_TW"/>
-        </w:rPr>
-        <w:t>在另一個場合中，</w:t>
-      </w:r>
-      <w:r>
-        <w:rPr>
-          <w:lang w:val="zh_TW" w:bidi="zh_TW"/>
-        </w:rPr>
-        <w:t>一個</w:t>
-      </w:r>
-      <w:r>
-        <w:rPr>
-          <w:lang w:val="zh_TW" w:bidi="zh_TW"/>
-        </w:rPr>
-        <w:t>文士問耶穌什麼是神賜下的最大誡命（</w:t>
-      </w:r>
-      <w:hyperlink r:id="rId45">
-        <w:r>
-          <w:rPr>
-            <w:lang w:val="zh_TW" w:bidi="zh_TW"/>
-          </w:rPr>
-          <w:rPr>
-            <w:color w:val="0000EE"/>
-            <w:u w:val="single"/>
-          </w:rPr>
-          <w:t>可12:28–31）</w:t>
-        </w:r>
-      </w:hyperlink>
-      <w:r>
-        <w:rPr>
-          <w:lang w:val="zh_TW" w:bidi="zh_TW"/>
-        </w:rPr>
-        <w:t>。</w:t>
-      </w:r>
-      <w:r>
-        <w:rPr>
-          <w:lang w:val="zh_TW" w:bidi="zh_TW"/>
-        </w:rPr>
-        <w:t>耶穌回應時</w:t>
-      </w:r>
-      <w:r>
-        <w:rPr>
-          <w:lang w:val="zh_TW" w:bidi="zh_TW"/>
-        </w:rPr>
-        <w:t>引用了</w:t>
-      </w:r>
-      <w:hyperlink r:id="rId46">
-        <w:r>
-          <w:rPr>
-            <w:lang w:val="zh_TW" w:bidi="zh_TW"/>
-          </w:rPr>
-          <w:rPr>
-            <w:color w:val="0000EE"/>
-            <w:u w:val="single"/>
-          </w:rPr>
-          <w:t>申命記六章5節</w:t>
-        </w:r>
-      </w:hyperlink>
-      <w:r>
-        <w:rPr>
-          <w:lang w:val="zh_TW" w:bidi="zh_TW"/>
-        </w:rPr>
-        <w:t>，關於神的本質以及人</w:t>
-      </w:r>
-      <w:r>
-        <w:rPr>
-          <w:lang w:val="zh_TW" w:bidi="zh_TW"/>
-        </w:rPr>
-        <w:t>應</w:t>
-      </w:r>
-      <w:r>
-        <w:rPr>
-          <w:lang w:val="zh_TW" w:bidi="zh_TW"/>
-        </w:rPr>
-        <w:t>盡心、盡性和盡力愛神的義務。而值得注意的是，耶穌並沒有止步於此，而是將此與第二條誡命，即「愛人如己」（</w:t>
-      </w:r>
-      <w:hyperlink r:id="rId16">
-        <w:r>
-          <w:rPr>
-            <w:lang w:val="zh_TW" w:bidi="zh_TW"/>
-          </w:rPr>
-          <w:rPr>
-            <w:color w:val="0000EE"/>
-            <w:u w:val="single"/>
-          </w:rPr>
-          <w:t>利19:18）</w:t>
-        </w:r>
-      </w:hyperlink>
-      <w:r>
-        <w:rPr>
-          <w:lang w:val="zh_TW" w:bidi="zh_TW"/>
-        </w:rPr>
-        <w:t>，連結起來。一些學者認為，這種將愛神和愛鄰舍緊密聯繫在一起的教導起源於耶穌。如果耶穌是第一個將這兩個誡命聯繫在一起的人（見</w:t>
-      </w:r>
-      <w:hyperlink r:id="rId47">
-        <w:r>
-          <w:rPr>
-            <w:lang w:val="zh_TW" w:bidi="zh_TW"/>
-          </w:rPr>
-          <w:rPr>
-            <w:color w:val="0000EE"/>
-            <w:u w:val="single"/>
-          </w:rPr>
-          <w:t>太22:37</w:t>
-        </w:r>
-      </w:hyperlink>
-      <w:r>
-        <w:rPr>
-          <w:lang w:val="zh_TW" w:bidi="zh_TW"/>
-        </w:rPr>
-        <w:t>；</w:t>
-      </w:r>
-      <w:hyperlink r:id="rId48">
-        <w:r>
-          <w:rPr>
-            <w:lang w:val="zh_TW" w:bidi="zh_TW"/>
-          </w:rPr>
-          <w:rPr>
-            <w:color w:val="0000EE"/>
-            <w:u w:val="single"/>
-          </w:rPr>
-          <w:t>可12:29–31</w:t>
-        </w:r>
-      </w:hyperlink>
-      <w:r>
-        <w:rPr>
-          <w:lang w:val="zh_TW" w:bidi="zh_TW"/>
-        </w:rPr>
-        <w:t>），這便揭示了我們的主對這兩項義務關係的理解；真正的愛鄰舍源於對神的愛，反之亦然，對神的愛與在愛中滿足鄰舍的需求是不可分割的。</w:t>
-      </w:r>
-    </w:p>
-    <w:p>
-      <w:pPr/>
-      <w:r>
-        <w:rPr>
-          <w:lang w:val="zh_TW" w:bidi="zh_TW"/>
-        </w:rPr>
-      </w:r>
-      <w:r>
-        <w:rPr>
-          <w:lang w:val="zh_TW" w:bidi="zh_TW"/>
-        </w:rPr>
-        <w:t>在耶穌的時代，辯論的焦點不是如何正確地對待鄰舍，而是誰才是真正的鄰舍。一位律法師問了耶穌這個問題（</w:t>
-      </w:r>
-      <w:hyperlink r:id="rId49">
-        <w:r>
-          <w:rPr>
-            <w:lang w:val="zh_TW" w:bidi="zh_TW"/>
-          </w:rPr>
-          <w:rPr>
-            <w:color w:val="0000EE"/>
-            <w:u w:val="single"/>
-          </w:rPr>
-          <w:t>路10:29</w:t>
-        </w:r>
-      </w:hyperlink>
-      <w:r>
-        <w:rPr>
-          <w:lang w:val="zh_TW" w:bidi="zh_TW"/>
-        </w:rPr>
-        <w:t>）。耶穌讚揚這位律法師，因為他清楚理解</w:t>
-      </w:r>
-      <w:r>
-        <w:rPr>
-          <w:lang w:val="zh_TW" w:bidi="zh_TW"/>
-        </w:rPr>
-        <w:t>得到永生</w:t>
-      </w:r>
-      <w:r>
-        <w:rPr>
-          <w:lang w:val="zh_TW" w:bidi="zh_TW"/>
-        </w:rPr>
-        <w:t>所需的條件，即</w:t>
-      </w:r>
-      <w:r>
-        <w:rPr>
-          <w:lang w:val="zh_TW" w:bidi="zh_TW"/>
-        </w:rPr>
-        <w:t>愛神和愛鄰舍</w:t>
-      </w:r>
-      <w:r>
-        <w:rPr>
-          <w:lang w:val="zh_TW" w:bidi="zh_TW"/>
-        </w:rPr>
-        <w:t>。路加卻暗示，這位律法師提出的進一步限制性問題是為了「顯明自己有理」，也就是</w:t>
-      </w:r>
-      <w:r>
-        <w:rPr>
-          <w:lang w:val="zh_TW" w:bidi="zh_TW"/>
-        </w:rPr>
-        <w:t>為自己同胞有限的愛的行為辯護</w:t>
-      </w:r>
-      <w:r>
-        <w:rPr>
-          <w:lang w:val="zh_TW" w:bidi="zh_TW"/>
-        </w:rPr>
-        <w:t>。耶穌選擇不直接回答，而是用一個比喻來回應，就是我們耳熟能詳好撒馬利亞人的比喻（</w:t>
-      </w:r>
-      <w:hyperlink r:id="rId50">
-        <w:r>
-          <w:rPr>
-            <w:lang w:val="zh_TW" w:bidi="zh_TW"/>
-          </w:rPr>
-          <w:rPr>
-            <w:color w:val="0000EE"/>
-            <w:u w:val="single"/>
-          </w:rPr>
-          <w:t>30–35</w:t>
-        </w:r>
-      </w:hyperlink>
-      <w:r>
-        <w:rPr>
-          <w:lang w:val="zh_TW" w:bidi="zh_TW"/>
-        </w:rPr>
-        <w:t>節）。</w:t>
-      </w:r>
-    </w:p>
-    <w:p>
-      <w:pPr/>
-      <w:r>
-        <w:rPr>
-          <w:lang w:val="zh_TW" w:bidi="zh_TW"/>
-        </w:rPr>
-      </w:r>
-      <w:r>
-        <w:rPr>
-          <w:lang w:val="zh_TW" w:bidi="zh_TW"/>
-        </w:rPr>
-        <w:t>為了讓這位律法師看到他的問題是何等短視</w:t>
-      </w:r>
-      <w:r>
-        <w:rPr>
-          <w:lang w:val="zh_TW" w:bidi="zh_TW"/>
-        </w:rPr>
-        <w:t>和</w:t>
-      </w:r>
-      <w:r>
-        <w:rPr>
-          <w:lang w:val="zh_TW" w:bidi="zh_TW"/>
-        </w:rPr>
-        <w:t>可悲，耶穌講述了一個日常的故事：一個人行走在從耶路撒冷到耶利哥的道路上，因這條路常有強盜出沒，十分危險。這名旅行者被搶劫、剝光</w:t>
-      </w:r>
-      <w:r>
-        <w:rPr>
-          <w:lang w:val="zh_TW" w:bidi="zh_TW"/>
-        </w:rPr>
-        <w:t>衣服</w:t>
-      </w:r>
-      <w:r>
-        <w:rPr>
-          <w:lang w:val="zh_TW" w:bidi="zh_TW"/>
-        </w:rPr>
-        <w:t>、毆打，</w:t>
-      </w:r>
-      <w:r>
-        <w:rPr>
-          <w:lang w:val="zh_TW" w:bidi="zh_TW"/>
-        </w:rPr>
-        <w:t>並在半死狀態被丟下</w:t>
-      </w:r>
-      <w:r>
-        <w:rPr>
-          <w:lang w:val="zh_TW" w:bidi="zh_TW"/>
-        </w:rPr>
-        <w:t>。</w:t>
-      </w:r>
-      <w:r>
-        <w:rPr>
-          <w:lang w:val="zh_TW" w:bidi="zh_TW"/>
-        </w:rPr>
-        <w:t>到這裡</w:t>
-      </w:r>
-      <w:r>
-        <w:rPr>
-          <w:lang w:val="zh_TW" w:bidi="zh_TW"/>
-        </w:rPr>
-        <w:t>，律法師可能以為耶穌是在舉例說明誰是「鄰舍」，就是一位需要幫助的猶太同胞。然而，耶穌接著介紹了兩個人物，一位祭司和一</w:t>
-      </w:r>
-      <w:r>
-        <w:rPr>
-          <w:lang w:val="zh_TW" w:bidi="zh_TW"/>
-        </w:rPr>
-        <w:t>個</w:t>
-      </w:r>
-      <w:r>
-        <w:rPr>
-          <w:lang w:val="zh_TW" w:bidi="zh_TW"/>
-        </w:rPr>
-        <w:t>利未人，他們在學術討論誰是神要他們去愛的鄰舍。律法師無疑會預期這些律法師以正確的方式對待受害者。相反，當祭司和利未人看到需要幫助的人時，他們卻選擇從另一邊走過。由於這些律法師無法確定受害者是死了還是奄奄一息，又不想冒不潔的風險，他們便繞過，從而違反了律法師剛剛指出最大的誡命（</w:t>
-      </w:r>
-      <w:hyperlink r:id="rId51">
-        <w:r>
-          <w:rPr>
-            <w:lang w:val="zh_TW" w:bidi="zh_TW"/>
-          </w:rPr>
-          <w:rPr>
-            <w:color w:val="0000EE"/>
-            <w:u w:val="single"/>
-          </w:rPr>
-          <w:t>10:25–28</w:t>
-        </w:r>
-      </w:hyperlink>
-      <w:r>
-        <w:rPr>
-          <w:lang w:val="zh_TW" w:bidi="zh_TW"/>
-        </w:rPr>
-        <w:t>）。</w:t>
-      </w:r>
-    </w:p>
-    <w:p>
-      <w:pPr/>
-      <w:r>
-        <w:rPr>
-          <w:lang w:val="zh_TW" w:bidi="zh_TW"/>
-        </w:rPr>
-      </w:r>
-      <w:r>
-        <w:rPr>
-          <w:lang w:val="zh_TW" w:bidi="zh_TW"/>
-        </w:rPr>
-        <w:t>這時，</w:t>
-      </w:r>
-      <w:r>
-        <w:rPr>
-          <w:lang w:val="zh_TW" w:bidi="zh_TW"/>
-        </w:rPr>
-        <w:t>一位撒馬利亞人</w:t>
-      </w:r>
-      <w:r>
-        <w:rPr>
-          <w:lang w:val="zh_TW" w:bidi="zh_TW"/>
-        </w:rPr>
-        <w:t>出現了——</w:t>
-      </w:r>
-      <w:r>
-        <w:rPr>
-          <w:lang w:val="zh_TW" w:bidi="zh_TW"/>
-        </w:rPr>
-        <w:t>一個被猶太人特別鄙視的種族。</w:t>
-      </w:r>
-      <w:r>
-        <w:rPr>
-          <w:lang w:val="zh_TW" w:bidi="zh_TW"/>
-        </w:rPr>
-        <w:t>猶太宗教權威視撒馬利亞人為異端</w:t>
-      </w:r>
-      <w:r>
-        <w:rPr>
-          <w:lang w:val="zh_TW" w:bidi="zh_TW"/>
-        </w:rPr>
-        <w:t>，在</w:t>
-      </w:r>
-      <w:r>
-        <w:rPr>
-          <w:lang w:val="zh_TW" w:bidi="zh_TW"/>
-        </w:rPr>
-        <w:t>拉比圈子中，</w:t>
-      </w:r>
-      <w:r>
-        <w:rPr>
-          <w:lang w:val="zh_TW" w:bidi="zh_TW"/>
-        </w:rPr>
-        <w:t>撒馬利亞人</w:t>
-      </w:r>
-      <w:r>
-        <w:rPr>
-          <w:lang w:val="zh_TW" w:bidi="zh_TW"/>
-        </w:rPr>
-        <w:t>不被視為</w:t>
-      </w:r>
-      <w:r>
-        <w:rPr>
-          <w:lang w:val="zh_TW" w:bidi="zh_TW"/>
-        </w:rPr>
-        <w:t>「鄰舍」，因此不值得被愛。事實上，</w:t>
-      </w:r>
-      <w:r>
-        <w:rPr>
-          <w:lang w:val="zh_TW" w:bidi="zh_TW"/>
-        </w:rPr>
-        <w:t>前</w:t>
-      </w:r>
-      <w:r>
-        <w:rPr>
-          <w:lang w:val="zh_TW" w:bidi="zh_TW"/>
-        </w:rPr>
-        <w:t>幾個世紀</w:t>
-      </w:r>
-      <w:r>
-        <w:rPr>
-          <w:lang w:val="zh_TW" w:bidi="zh_TW"/>
-        </w:rPr>
-        <w:t>中，</w:t>
-      </w:r>
-      <w:r>
-        <w:rPr>
-          <w:lang w:val="zh_TW" w:bidi="zh_TW"/>
-        </w:rPr>
-        <w:t>許多撒馬利亞人被猶太統治者屠殺，兩族之間明顯存在敵意（見</w:t>
-      </w:r>
-      <w:hyperlink r:id="rId52">
-        <w:r>
-          <w:rPr>
-            <w:lang w:val="zh_TW" w:bidi="zh_TW"/>
-          </w:rPr>
-          <w:rPr>
-            <w:color w:val="0000EE"/>
-            <w:u w:val="single"/>
-          </w:rPr>
-          <w:t>約4:9</w:t>
-        </w:r>
-      </w:hyperlink>
-      <w:r>
-        <w:rPr>
-          <w:lang w:val="zh_TW" w:bidi="zh_TW"/>
-        </w:rPr>
-        <w:t>）。當律法師聽到這個比喻時，他本來預期祭司和利未人會公正地對待受害者，</w:t>
-      </w:r>
-      <w:r>
-        <w:rPr>
-          <w:lang w:val="zh_TW" w:bidi="zh_TW"/>
-        </w:rPr>
-        <w:t>但他一定驚訝於一個被憎恨的撒馬利亞人，竟然會表現出憐憫，從而履行了最大的誡命</w:t>
-      </w:r>
-      <w:r>
-        <w:rPr>
-          <w:lang w:val="zh_TW" w:bidi="zh_TW"/>
-        </w:rPr>
-        <w:t>。耶穌</w:t>
-      </w:r>
-      <w:r>
-        <w:rPr>
-          <w:lang w:val="zh_TW" w:bidi="zh_TW"/>
-        </w:rPr>
-        <w:t>特</w:t>
-      </w:r>
-      <w:r>
-        <w:rPr>
-          <w:lang w:val="zh_TW" w:bidi="zh_TW"/>
-        </w:rPr>
-        <w:t>意詳細描述了撒馬利亞人的憐憫（立即處理傷口、運送到旅店、在那裡照顧受害者，以及在離開時支付他人照顧的費用，</w:t>
-      </w:r>
-      <w:hyperlink r:id="rId53">
-        <w:r>
-          <w:rPr>
-            <w:lang w:val="zh_TW" w:bidi="zh_TW"/>
-          </w:rPr>
-          <w:rPr>
-            <w:color w:val="0000EE"/>
-            <w:u w:val="single"/>
-          </w:rPr>
-          <w:t>路10:34–35</w:t>
-        </w:r>
-      </w:hyperlink>
-      <w:r>
-        <w:rPr>
-          <w:lang w:val="zh_TW" w:bidi="zh_TW"/>
-        </w:rPr>
-        <w:t>），以</w:t>
-      </w:r>
-      <w:r>
-        <w:rPr>
-          <w:lang w:val="zh_TW" w:bidi="zh_TW"/>
-        </w:rPr>
-        <w:t>致律法師無疑會認為撒馬利亞人的愛是真誠的</w:t>
-      </w:r>
-      <w:r>
-        <w:rPr>
-          <w:lang w:val="zh_TW" w:bidi="zh_TW"/>
-        </w:rPr>
-        <w:t>。</w:t>
-      </w:r>
-      <w:r>
-        <w:rPr>
-          <w:lang w:val="zh_TW" w:bidi="zh_TW"/>
-        </w:rPr>
-        <w:t>這個故事的諷刺之處在於</w:t>
-      </w:r>
-      <w:r>
-        <w:rPr>
-          <w:lang w:val="zh_TW" w:bidi="zh_TW"/>
-        </w:rPr>
-        <w:t>，一個不被猶太人</w:t>
-      </w:r>
-      <w:r>
-        <w:rPr>
-          <w:lang w:val="zh_TW" w:bidi="zh_TW"/>
-        </w:rPr>
-        <w:t>視為</w:t>
-      </w:r>
-      <w:r>
-        <w:rPr>
-          <w:lang w:val="zh_TW" w:bidi="zh_TW"/>
-        </w:rPr>
-        <w:t>值得被稱為「鄰舍」的人，</w:t>
-      </w:r>
-      <w:r>
-        <w:rPr>
-          <w:lang w:val="zh_TW" w:bidi="zh_TW"/>
-        </w:rPr>
-        <w:t>正是那個對受害者表現出「鄰舍」之愛的人</w:t>
-      </w:r>
-      <w:r>
-        <w:rPr>
-          <w:lang w:val="zh_TW" w:bidi="zh_TW"/>
-        </w:rPr>
-        <w:t>（</w:t>
-      </w:r>
-      <w:hyperlink r:id="rId54">
-        <w:r>
-          <w:rPr>
-            <w:lang w:val="zh_TW" w:bidi="zh_TW"/>
-          </w:rPr>
-          <w:rPr>
-            <w:color w:val="0000EE"/>
-            <w:u w:val="single"/>
-          </w:rPr>
-          <w:t>36–37節</w:t>
-        </w:r>
-      </w:hyperlink>
-      <w:r>
-        <w:rPr>
-          <w:lang w:val="zh_TW" w:bidi="zh_TW"/>
-        </w:rPr>
-        <w:t>）。</w:t>
-      </w:r>
-    </w:p>
-    <w:p>
-      <w:pPr/>
-      <w:r>
-        <w:rPr>
-          <w:lang w:val="zh_TW" w:bidi="zh_TW"/>
-        </w:rPr>
-      </w:r>
-      <w:r>
-        <w:rPr>
-          <w:lang w:val="zh_TW" w:bidi="zh_TW"/>
-        </w:rPr>
-        <w:t>這個比喻，就像在</w:t>
-      </w:r>
-      <w:hyperlink r:id="rId44">
-        <w:r>
-          <w:rPr>
-            <w:lang w:val="zh_TW" w:bidi="zh_TW"/>
-          </w:rPr>
-          <w:rPr>
-            <w:color w:val="0000EE"/>
-            <w:u w:val="single"/>
-          </w:rPr>
-          <w:t>馬太福音五章43至48節</w:t>
-        </w:r>
-      </w:hyperlink>
-      <w:r>
-        <w:rPr>
-          <w:lang w:val="zh_TW" w:bidi="zh_TW"/>
-        </w:rPr>
-        <w:t>中的陳述一樣，揭示了耶穌對「鄰舍」的理解以及「愛鄰舍」的要求。</w:t>
-      </w:r>
-      <w:r>
-        <w:rPr>
-          <w:lang w:val="zh_TW" w:bidi="zh_TW"/>
-        </w:rPr>
-        <w:t>耶穌對誰有資格成為神命令去愛的鄰舍，沒有設限</w:t>
-      </w:r>
-      <w:r>
-        <w:rPr>
-          <w:lang w:val="zh_TW" w:bidi="zh_TW"/>
-        </w:rPr>
-        <w:t>。</w:t>
-      </w:r>
-    </w:p>
-    <w:p>
-      <w:pPr/>
-      <w:r>
-        <w:rPr>
-          <w:lang w:val="zh_TW" w:bidi="zh_TW"/>
-        </w:rPr>
-      </w:r>
-      <w:r>
-        <w:rPr>
-          <w:lang w:val="zh_TW" w:bidi="zh_TW"/>
-        </w:rPr>
-        <w:t>耶穌強而有力的教導——關於愛鄰舍及其與愛神直接關係——在初代教會中也有類似的強調。在兩個不同場合中，保羅稱愛鄰舍</w:t>
-      </w:r>
-      <w:r>
-        <w:rPr>
-          <w:lang w:val="zh_TW" w:bidi="zh_TW"/>
-        </w:rPr>
-        <w:t>完全了律法</w:t>
-      </w:r>
-      <w:r>
-        <w:rPr>
-          <w:lang w:val="zh_TW" w:bidi="zh_TW"/>
-        </w:rPr>
-        <w:t>（</w:t>
-      </w:r>
-      <w:hyperlink r:id="rId55">
-        <w:r>
-          <w:rPr>
-            <w:lang w:val="zh_TW" w:bidi="zh_TW"/>
-          </w:rPr>
-          <w:rPr>
-            <w:color w:val="0000EE"/>
-            <w:u w:val="single"/>
-          </w:rPr>
-          <w:t>羅13:8–10</w:t>
-        </w:r>
-      </w:hyperlink>
-      <w:r>
-        <w:rPr>
-          <w:lang w:val="zh_TW" w:bidi="zh_TW"/>
-        </w:rPr>
-        <w:t>；</w:t>
-      </w:r>
-      <w:hyperlink r:id="rId56">
-        <w:r>
-          <w:rPr>
-            <w:lang w:val="zh_TW" w:bidi="zh_TW"/>
-          </w:rPr>
-          <w:rPr>
-            <w:color w:val="0000EE"/>
-            <w:u w:val="single"/>
-          </w:rPr>
-          <w:t>加5:14</w:t>
-        </w:r>
-      </w:hyperlink>
-      <w:r>
-        <w:rPr>
-          <w:lang w:val="zh_TW" w:bidi="zh_TW"/>
-        </w:rPr>
-        <w:t>），而雅各則將這誡命稱為「至尊的律法」（</w:t>
-      </w:r>
-      <w:hyperlink r:id="rId57">
-        <w:r>
-          <w:rPr>
-            <w:lang w:val="zh_TW" w:bidi="zh_TW"/>
-          </w:rPr>
-          <w:rPr>
-            <w:color w:val="0000EE"/>
-            <w:u w:val="single"/>
-          </w:rPr>
-          <w:t>雅2:8</w:t>
+          <w:t>羅14:20</w:t>
         </w:r>
       </w:hyperlink>
       <w:r>

--- a/zht/docx/091.content.docx
+++ b/zht/docx/091.content.docx
@@ -149,7 +149,7 @@
         <w:rPr>
           <w:lang w:val="zh_TW" w:bidi="zh_TW"/>
         </w:rPr>
-        <w:t>liang</w:t>
+        <w:t>li</w:t>
       </w:r>
       <w:r>
         <w:rPr>
@@ -212,7 +212,7 @@
         <w:rPr>
           <w:lang w:val="zh_TW" w:bidi="zh_TW"/>
         </w:rPr>
-        <w:t>良心</w:t>
+        <w:t>黎巴嫩</w:t>
       </w:r>
       <w:r>
         <w:rPr>
@@ -231,7 +231,36 @@
         <w:rPr>
           <w:lang w:val="zh_TW" w:bidi="zh_TW"/>
         </w:rPr>
-        <w:t>這個術語指自我覺察或自我認知。良心判斷一個人所做或將要做的事是否符合自己的道德標準，也使人察覺自己做錯的事。</w:t>
+        <w:t>聖經中僅在舊約中提到的地區，但其中的城市，包括泰爾和西頓，在新約中也有所提及。黎巴嫩通常指的是兩條平行的山脈，從靠近泰爾的地區開始，沿著地中海海岸向東北延伸。這兩條山脈分別為西面的黎巴嫩山脈和東面的外黎巴嫩山脈。黎巴嫩這個名字源自希伯來文詞根l-b-n，意思是「白色」，可能是指這些山脈的白色石灰岩或覆蓋山頂長達六個月的積雪（</w:t>
+      </w:r>
+      <w:hyperlink r:id="rId13">
+        <w:r>
+          <w:rPr>
+            <w:lang w:val="zh_TW" w:bidi="zh_TW"/>
+          </w:rPr>
+          <w:rPr>
+            <w:color w:val="0000EE"/>
+            <w:u w:val="single"/>
+          </w:rPr>
+          <w:t>耶18:14</w:t>
+        </w:r>
+      </w:hyperlink>
+      <w:r>
+        <w:rPr>
+          <w:lang w:val="zh_TW" w:bidi="zh_TW"/>
+        </w:rPr>
+        <w:t>）。</w:t>
+      </w:r>
+    </w:p>
+    <w:p>
+      <w:pPr>
+        <w:pStyle w:val="Heading3"/>
+      </w:pPr>
+      <w:r>
+        <w:rPr>
+          <w:lang w:val="zh_TW" w:bidi="zh_TW"/>
+        </w:rPr>
+        <w:t>地理</w:t>
       </w:r>
     </w:p>
     <w:p>
@@ -245,25 +274,7 @@
         <w:rPr>
           <w:lang w:val="zh_TW" w:bidi="zh_TW"/>
         </w:rPr>
-        <w:t>英文詞語conscience以及對應的希臘文，都有「具有知識」的意思。在舊約聖經中，亞當和夏娃因犯罪而感到羞愧，並躲避神，因為他們的良心判定他們違背神是錯的（</w:t>
-      </w:r>
-      <w:hyperlink r:id="rId13">
-        <w:r>
-          <w:rPr>
-            <w:lang w:val="zh_TW" w:bidi="zh_TW"/>
-          </w:rPr>
-          <w:rPr>
-            <w:color w:val="0000EE"/>
-            <w:u w:val="single"/>
-          </w:rPr>
-          <w:t>創3:8–10</w:t>
-        </w:r>
-      </w:hyperlink>
-      <w:r>
-        <w:rPr>
-          <w:lang w:val="zh_TW" w:bidi="zh_TW"/>
-        </w:rPr>
-        <w:t>）。人能分辨是非，本屬正常之事。「人的靈是耶和華的燈， 鑒察人的心腹」（</w:t>
+        <w:t>黎巴嫩山脈在南端與加利利北部的山丘連接，外黎巴嫩山脈中的赫門山（西連、示尼珥）尤為顯著，海拔達9,230英尺（2,813.3米）。這兩條山脈之間隔著一條寬闊的山谷，即黎巴嫩山谷（</w:t>
       </w:r>
       <w:hyperlink r:id="rId14">
         <w:r>
@@ -274,14 +285,130 @@
             <w:color w:val="0000EE"/>
             <w:u w:val="single"/>
           </w:rPr>
-          <w:t>箴20:27</w:t>
-        </w:r>
-      </w:hyperlink>
-      <w:r>
-        <w:rPr>
-          <w:lang w:val="zh_TW" w:bidi="zh_TW"/>
-        </w:rPr>
-        <w:t>）。因此，良心是神所賜的恩賜，使人能知道事情是善是惡。</w:t>
+          <w:t>書11:17</w:t>
+        </w:r>
+      </w:hyperlink>
+      <w:r>
+        <w:rPr>
+          <w:lang w:val="zh_TW" w:bidi="zh_TW"/>
+        </w:rPr>
+        <w:t>）或「哈馬口」（</w:t>
+      </w:r>
+      <w:hyperlink r:id="rId15">
+        <w:r>
+          <w:rPr>
+            <w:lang w:val="zh_TW" w:bidi="zh_TW"/>
+          </w:rPr>
+          <w:rPr>
+            <w:color w:val="0000EE"/>
+            <w:u w:val="single"/>
+          </w:rPr>
+          <w:t>民34:8</w:t>
+        </w:r>
+      </w:hyperlink>
+      <w:r>
+        <w:rPr>
+          <w:lang w:val="zh_TW" w:bidi="zh_TW"/>
+        </w:rPr>
+        <w:t>），即現代的貝卡谷地（Beqa’a）。</w:t>
+      </w:r>
+    </w:p>
+    <w:p>
+      <w:pPr/>
+      <w:r>
+        <w:rPr>
+          <w:lang w:val="zh_TW" w:bidi="zh_TW"/>
+        </w:rPr>
+      </w:r>
+      <w:r>
+        <w:rPr>
+          <w:lang w:val="zh_TW" w:bidi="zh_TW"/>
+        </w:rPr>
+        <w:t>黎巴嫩山脈南段與加利利山丘之間隔著一道深峽，利塔尼河（Litani River）從此處流過，並在泰爾以北注入地中海。其上游沿著貝卡谷地向東北延伸，幾乎到達巴力貝克（Baalbek）。黎巴嫩山脈約長100英里（160.9公里），北端延伸至東西向的奈赫爾卡比爾山谷（Nahr el-Kebir），並由一系列山峰構成。南部有里罕山（Gebel Rihan）、托馬特山（Tomat）和尼哈山（Gebel Niha），海拔介於5,350至6,230英尺（1,636.7至1,898.9米）之間，位於西頓以東。中部有巴魯克山（Gebel Baruk）、庫尼耶賽山（Gebel Kuneiyiseh）和蘇寧山（Gebel Sunnin），海拔分別為7,220英尺、6,890英尺和8,530英尺（2,200.7米、2,100.1米和2,599.9米），位於貝魯特以東。再往北，位於的黎波里以東的是庫爾內特薩烏達（Qurnet es-Sauda），海拔達9,840英尺（2,999.2米），以及庫爾內特阿魯巴（Qurnet Aruba），海拔約7,320英尺（2,231.1米）。</w:t>
+      </w:r>
+    </w:p>
+    <w:p>
+      <w:pPr/>
+      <w:r>
+        <w:rPr>
+          <w:lang w:val="zh_TW" w:bidi="zh_TW"/>
+        </w:rPr>
+      </w:r>
+      <w:r>
+        <w:rPr>
+          <w:lang w:val="zh_TW" w:bidi="zh_TW"/>
+        </w:rPr>
+        <w:t>這些高山將來自地中海的雨水困住，為山區及其下方的沿海地帶提供充足的降雨；而山脈之外的降雨則減少。腓尼基人在這些山脈與大海之間的沿海地帶繁榮發展，並建立了像泰爾、撒勒法、西頓、貝魯特（Berytus）、比布魯斯（迦巴勒）和的黎波里等城。沿海地區有多處山脈的延伸地帶，海岸公路需要穿過或繞過這些延伸地。例如貝魯特以北的納赫爾·卡勒布（Nahr el-Kelb）的岬角就是一個典型的例子。</w:t>
+      </w:r>
+    </w:p>
+    <w:p>
+      <w:pPr/>
+      <w:r>
+        <w:rPr>
+          <w:lang w:val="zh_TW" w:bidi="zh_TW"/>
+        </w:rPr>
+      </w:r>
+      <w:r>
+        <w:rPr>
+          <w:lang w:val="zh_TW" w:bidi="zh_TW"/>
+        </w:rPr>
+        <w:t>黎巴嫩山脈的東側是貝卡谷地。</w:t>
+      </w:r>
+      <w:r>
+        <w:rPr>
+          <w:lang w:val="zh_TW" w:bidi="zh_TW"/>
+        </w:rPr>
+        <w:t>奧龍特斯河畔（</w:t>
+      </w:r>
+      <w:r>
+        <w:rPr>
+          <w:lang w:val="zh_TW" w:bidi="zh_TW"/>
+        </w:rPr>
+        <w:t>Orontes River</w:t>
+      </w:r>
+      <w:r>
+        <w:rPr>
+          <w:lang w:val="zh_TW" w:bidi="zh_TW"/>
+        </w:rPr>
+        <w:t>）</w:t>
+      </w:r>
+      <w:r>
+        <w:rPr>
+          <w:lang w:val="zh_TW" w:bidi="zh_TW"/>
+        </w:rPr>
+        <w:t>發源於這個谷地的北部，向北流入地中海，位於古烏加里特（Ugarit）的北部。這整個谷地地區在古典文學中被稱為敘利亞中空地區。它是羅馬人的「糧倉」。</w:t>
+      </w:r>
+    </w:p>
+    <w:p>
+      <w:pPr/>
+      <w:r>
+        <w:rPr>
+          <w:lang w:val="zh_TW" w:bidi="zh_TW"/>
+        </w:rPr>
+      </w:r>
+      <w:r>
+        <w:rPr>
+          <w:lang w:val="zh_TW" w:bidi="zh_TW"/>
+        </w:rPr>
+        <w:t>在貝卡谷地的東邊是外黎巴嫩山脈，巴拉達河（Barada River）在此發源並向東流向大馬士革的肥沃綠洲。山脈南部的赫門山，腓尼基人稱之為西連，亞摩利人稱之為示尼珥（</w:t>
+      </w:r>
+      <w:hyperlink r:id="rId16">
+        <w:r>
+          <w:rPr>
+            <w:lang w:val="zh_TW" w:bidi="zh_TW"/>
+          </w:rPr>
+          <w:rPr>
+            <w:color w:val="0000EE"/>
+            <w:u w:val="single"/>
+          </w:rPr>
+          <w:t>申3:9</w:t>
+        </w:r>
+      </w:hyperlink>
+      <w:r>
+        <w:rPr>
+          <w:lang w:val="zh_TW" w:bidi="zh_TW"/>
+        </w:rPr>
+        <w:t>）。</w:t>
       </w:r>
     </w:p>
     <w:p>
@@ -292,7 +419,7 @@
         <w:rPr>
           <w:lang w:val="zh_TW" w:bidi="zh_TW"/>
         </w:rPr>
-        <w:t>新約聖經中的「良心」是甚麼意思？</w:t>
+        <w:t>資源</w:t>
       </w:r>
     </w:p>
     <w:p>
@@ -306,43 +433,55 @@
         <w:rPr>
           <w:lang w:val="zh_TW" w:bidi="zh_TW"/>
         </w:rPr>
-        <w:t>在新約聖經中，「良心」一詞出現32次（某英文譯本，譯註：良心於和合本出現28次），特別常見於使徒保羅的書信裡。保羅在他的書卷中，指良心會判定過去甚麼是對的，也會判定將來甚麼是對的。即使不知道神律法的人，也能行出律法所要求的事，這顯明律法的要求已「刻在他們心裡」（</w:t>
-      </w:r>
-      <w:hyperlink r:id="rId15">
-        <w:r>
-          <w:rPr>
-            <w:lang w:val="zh_TW" w:bidi="zh_TW"/>
-          </w:rPr>
-          <w:rPr>
-            <w:color w:val="0000EE"/>
-            <w:u w:val="single"/>
-          </w:rPr>
-          <w:t>羅2:14–15</w:t>
-        </w:r>
-      </w:hyperlink>
-      <w:r>
-        <w:rPr>
-          <w:lang w:val="zh_TW" w:bidi="zh_TW"/>
-        </w:rPr>
-        <w:t>）。保羅也說，每個人都「必須順服」在上掌權的，既為了免受神的刑罰，也是「因為良心」的緣故（</w:t>
-      </w:r>
-      <w:hyperlink r:id="rId16">
-        <w:r>
-          <w:rPr>
-            <w:lang w:val="zh_TW" w:bidi="zh_TW"/>
-          </w:rPr>
-          <w:rPr>
-            <w:color w:val="0000EE"/>
-            <w:u w:val="single"/>
-          </w:rPr>
-          <w:t>13:5</w:t>
-        </w:r>
-      </w:hyperlink>
-      <w:r>
-        <w:rPr>
-          <w:lang w:val="zh_TW" w:bidi="zh_TW"/>
-        </w:rPr>
-        <w:t>）。這樣的教導假定良心能使人明白，順服是行義所必須的。</w:t>
+        <w:t>黎巴嫩在古代以其豐富的杉木和松樹森林而聞名。沿海地區、貝卡谷地和山坡較低處適合種植橄欖樹、果樹和葡萄樹，並能耕種一些穀物。海中有一種腹足綱軟體動物，可以用來製取紅色或紫色染料。「腓尼基人」這個名字源自希臘文phoinos，即紅紫色。約公元前1500年，烏加列已經可以製造紫色染料的羊毛。腓尼基人幾個世紀來壟斷了這個產業。以色列人用大量的紫色染料來製作會幕的幔子（</w:t>
+      </w:r>
+      <w:hyperlink r:id="rId17">
+        <w:r>
+          <w:rPr>
+            <w:lang w:val="zh_TW" w:bidi="zh_TW"/>
+          </w:rPr>
+          <w:rPr>
+            <w:color w:val="0000EE"/>
+            <w:u w:val="single"/>
+          </w:rPr>
+          <w:t>出26章</w:t>
+        </w:r>
+      </w:hyperlink>
+      <w:r>
+        <w:rPr>
+          <w:lang w:val="zh_TW" w:bidi="zh_TW"/>
+        </w:rPr>
+        <w:t>）和祭司的衣服（</w:t>
+      </w:r>
+      <w:hyperlink r:id="rId18">
+        <w:r>
+          <w:rPr>
+            <w:lang w:val="zh_TW" w:bidi="zh_TW"/>
+          </w:rPr>
+          <w:rPr>
+            <w:color w:val="0000EE"/>
+            <w:u w:val="single"/>
+          </w:rPr>
+          <w:t>出28:4–6，</w:t>
+        </w:r>
+      </w:hyperlink>
+      <w:hyperlink r:id="rId19">
+        <w:r>
+          <w:rPr>
+            <w:lang w:val="zh_TW" w:bidi="zh_TW"/>
+          </w:rPr>
+          <w:rPr>
+            <w:color w:val="0000EE"/>
+            <w:u w:val="single"/>
+          </w:rPr>
+          <w:t>39:1、28–29</w:t>
+        </w:r>
+      </w:hyperlink>
+      <w:r>
+        <w:rPr>
+          <w:lang w:val="zh_TW" w:bidi="zh_TW"/>
+        </w:rPr>
+        <w:t>），他們的染料可能就是從腓尼基人那裡購得的。</w:t>
       </w:r>
     </w:p>
     <w:p>
@@ -356,36 +495,2607 @@
         <w:rPr>
           <w:lang w:val="zh_TW" w:bidi="zh_TW"/>
         </w:rPr>
-        <w:t>良知亦會認可、判定或裁決某人是否無辜，與讓人意識到自己犯錯同樣重要。保羅說：「我雖不覺得自己有錯」（</w:t>
-      </w:r>
-      <w:hyperlink r:id="rId17">
-        <w:r>
-          <w:rPr>
-            <w:lang w:val="zh_TW" w:bidi="zh_TW"/>
-          </w:rPr>
-          <w:rPr>
-            <w:color w:val="0000EE"/>
-            <w:u w:val="single"/>
-          </w:rPr>
-          <w:t>林前4:4</w:t>
-        </w:r>
-      </w:hyperlink>
-      <w:r>
-        <w:rPr>
-          <w:lang w:val="zh_TW" w:bidi="zh_TW"/>
-        </w:rPr>
-        <w:t>）。然而，良心既不能完美地判定是非，也不能充分指引一個人。保羅接著說：「卻也不能因此得以稱義；但判斷我的乃是主。」保羅在另一段經文說，他的良心證明他所說的是實話。他將良心認可之事與聖靈聯繫起來（</w:t>
-      </w:r>
-      <w:hyperlink r:id="rId18">
-        <w:r>
-          <w:rPr>
-            <w:lang w:val="zh_TW" w:bidi="zh_TW"/>
-          </w:rPr>
-          <w:rPr>
-            <w:color w:val="0000EE"/>
-            <w:u w:val="single"/>
-          </w:rPr>
-          <w:t>羅9:1</w:t>
+        <w:t>所羅門王與腓尼基建立了重要的貿易關係。為建造耶路撒冷的聖殿，他從泰爾王希蘭一世那裡取得了柏木和松木（</w:t>
+      </w:r>
+      <w:hyperlink r:id="rId20">
+        <w:r>
+          <w:rPr>
+            <w:lang w:val="zh_TW" w:bidi="zh_TW"/>
+          </w:rPr>
+          <w:rPr>
+            <w:color w:val="0000EE"/>
+            <w:u w:val="single"/>
+          </w:rPr>
+          <w:t>王上5:6、9、14</w:t>
+        </w:r>
+      </w:hyperlink>
+      <w:r>
+        <w:rPr>
+          <w:lang w:val="zh_TW" w:bidi="zh_TW"/>
+        </w:rPr>
+        <w:t>，</w:t>
+      </w:r>
+      <w:hyperlink r:id="rId21">
+        <w:r>
+          <w:rPr>
+            <w:lang w:val="zh_TW" w:bidi="zh_TW"/>
+          </w:rPr>
+          <w:rPr>
+            <w:color w:val="0000EE"/>
+            <w:u w:val="single"/>
+          </w:rPr>
+          <w:t>7:2</w:t>
+        </w:r>
+      </w:hyperlink>
+      <w:r>
+        <w:rPr>
+          <w:lang w:val="zh_TW" w:bidi="zh_TW"/>
+        </w:rPr>
+        <w:t>，</w:t>
+      </w:r>
+      <w:hyperlink r:id="rId22">
+        <w:r>
+          <w:rPr>
+            <w:lang w:val="zh_TW" w:bidi="zh_TW"/>
+          </w:rPr>
+          <w:rPr>
+            <w:color w:val="0000EE"/>
+            <w:u w:val="single"/>
+          </w:rPr>
+          <w:t>10:17、21</w:t>
+        </w:r>
+      </w:hyperlink>
+      <w:r>
+        <w:rPr>
+          <w:lang w:val="zh_TW" w:bidi="zh_TW"/>
+        </w:rPr>
+        <w:t>；</w:t>
+      </w:r>
+      <w:hyperlink r:id="rId23">
+        <w:r>
+          <w:rPr>
+            <w:lang w:val="zh_TW" w:bidi="zh_TW"/>
+          </w:rPr>
+          <w:rPr>
+            <w:color w:val="0000EE"/>
+            <w:u w:val="single"/>
+          </w:rPr>
+          <w:t>代下2:8、16</w:t>
+        </w:r>
+      </w:hyperlink>
+      <w:r>
+        <w:rPr>
+          <w:lang w:val="zh_TW" w:bidi="zh_TW"/>
+        </w:rPr>
+        <w:t>）。所羅門用麥子和橄欖油支付這些木材（</w:t>
+      </w:r>
+      <w:hyperlink r:id="rId24">
+        <w:r>
+          <w:rPr>
+            <w:lang w:val="zh_TW" w:bidi="zh_TW"/>
+          </w:rPr>
+          <w:rPr>
+            <w:color w:val="0000EE"/>
+            <w:u w:val="single"/>
+          </w:rPr>
+          <w:t>王上5:11</w:t>
+        </w:r>
+      </w:hyperlink>
+      <w:r>
+        <w:rPr>
+          <w:lang w:val="zh_TW" w:bidi="zh_TW"/>
+        </w:rPr>
+        <w:t>）。這些樹木被海運漂浮到所羅門的領土內，再從那裡運到耶路撒冷。黎巴嫩和外黎巴嫩的杉木和松木為推羅提供了造船的木材（</w:t>
+      </w:r>
+      <w:hyperlink r:id="rId25">
+        <w:r>
+          <w:rPr>
+            <w:lang w:val="zh_TW" w:bidi="zh_TW"/>
+          </w:rPr>
+          <w:rPr>
+            <w:color w:val="0000EE"/>
+            <w:u w:val="single"/>
+          </w:rPr>
+          <w:t>結27:5</w:t>
+        </w:r>
+      </w:hyperlink>
+      <w:r>
+        <w:rPr>
+          <w:lang w:val="zh_TW" w:bidi="zh_TW"/>
+        </w:rPr>
+        <w:t>），為埃及提供了聖船和家具，並為重建耶路撒冷的第二聖殿提供了木材（</w:t>
+      </w:r>
+      <w:hyperlink r:id="rId26">
+        <w:r>
+          <w:rPr>
+            <w:lang w:val="zh_TW" w:bidi="zh_TW"/>
+          </w:rPr>
+          <w:rPr>
+            <w:color w:val="0000EE"/>
+            <w:u w:val="single"/>
+          </w:rPr>
+          <w:t>拉3:7</w:t>
+        </w:r>
+      </w:hyperlink>
+      <w:r>
+        <w:rPr>
+          <w:lang w:val="zh_TW" w:bidi="zh_TW"/>
+        </w:rPr>
+        <w:t>）。</w:t>
+      </w:r>
+    </w:p>
+    <w:p>
+      <w:pPr/>
+      <w:r>
+        <w:rPr>
+          <w:lang w:val="zh_TW" w:bidi="zh_TW"/>
+        </w:rPr>
+      </w:r>
+      <w:r>
+        <w:rPr>
+          <w:lang w:val="zh_TW" w:bidi="zh_TW"/>
+        </w:rPr>
+        <w:t>腓尼基人從黎巴嫩的港口與許多國進行貿易。他們掌握了造船技術，並將船隻用於和平與戰爭中。</w:t>
+      </w:r>
+      <w:hyperlink r:id="rId27">
+        <w:r>
+          <w:rPr>
+            <w:lang w:val="zh_TW" w:bidi="zh_TW"/>
+          </w:rPr>
+          <w:rPr>
+            <w:color w:val="0000EE"/>
+            <w:u w:val="single"/>
+          </w:rPr>
+          <w:t>以西結書第二十七章</w:t>
+        </w:r>
+      </w:hyperlink>
+      <w:r>
+        <w:rPr>
+          <w:lang w:val="zh_TW" w:bidi="zh_TW"/>
+        </w:rPr>
+        <w:t>中生動地描述了來自泰爾、西頓、迦巴勒和亞發的商人的貿易活動，詳細說明了他們貿易的範圍和性質。</w:t>
+      </w:r>
+    </w:p>
+    <w:p>
+      <w:pPr>
+        <w:pStyle w:val="Heading3"/>
+      </w:pPr>
+      <w:r>
+        <w:rPr>
+          <w:lang w:val="zh_TW" w:bidi="zh_TW"/>
+        </w:rPr>
+        <w:t>歷史</w:t>
+      </w:r>
+    </w:p>
+    <w:p>
+      <w:pPr/>
+      <w:r>
+        <w:rPr>
+          <w:lang w:val="zh_TW" w:bidi="zh_TW"/>
+        </w:rPr>
+      </w:r>
+      <w:r>
+        <w:rPr>
+          <w:lang w:val="zh_TW" w:bidi="zh_TW"/>
+        </w:rPr>
+        <w:t>早在埃及第四王朝時期（約公元前2600年），黎巴嫩地區就引起了埃及人的興趣，法老斯努夫（Snofru）從黎巴嫩取得了40艘船載的杉木。迦巴勒在第十二王朝時期（約公元前1980–1800年）受到埃及的影響，埃及人用金飾交換黎巴嫩的杉木。在第十八王朝（約公元前1552–1306年）期間，埃及征服了敘利亞，記錄中經常提到杉木被作為貢品帶回。後來，拉美西斯十一世（Ramses XI）的一位使者文阿蒙（Wenamon）曾以高價購得杉木（約公元前1100年）。</w:t>
+      </w:r>
+    </w:p>
+    <w:p>
+      <w:pPr/>
+      <w:r>
+        <w:rPr>
+          <w:lang w:val="zh_TW" w:bidi="zh_TW"/>
+        </w:rPr>
+      </w:r>
+      <w:r>
+        <w:rPr>
+          <w:lang w:val="zh_TW" w:bidi="zh_TW"/>
+        </w:rPr>
+        <w:t>當埃及的勢力衰退時，亞述人控制了該地區，並從</w:t>
+      </w:r>
+      <w:r>
+        <w:rPr>
+          <w:lang w:val="zh_TW" w:bidi="zh_TW"/>
+        </w:rPr>
+        <w:t>提革拉毗列色</w:t>
+      </w:r>
+      <w:r>
+        <w:rPr>
+          <w:lang w:val="zh_TW" w:bidi="zh_TW"/>
+        </w:rPr>
+        <w:t>一世（Tiglath-pileser I，約公元前1100年）開始，將大量的杉木作為貢品。尼布甲尼撒和巴比倫國同樣控制了黎巴嫩，並運走大量杉木來建造神廟和宮殿。以賽亞書（</w:t>
+      </w:r>
+      <w:hyperlink r:id="rId28">
+        <w:r>
+          <w:rPr>
+            <w:lang w:val="zh_TW" w:bidi="zh_TW"/>
+          </w:rPr>
+          <w:rPr>
+            <w:color w:val="0000EE"/>
+            <w:u w:val="single"/>
+          </w:rPr>
+          <w:t>賽14:8</w:t>
+        </w:r>
+      </w:hyperlink>
+      <w:r>
+        <w:rPr>
+          <w:lang w:val="zh_TW" w:bidi="zh_TW"/>
+        </w:rPr>
+        <w:t>）和哈巴谷書（</w:t>
+      </w:r>
+      <w:hyperlink r:id="rId29">
+        <w:r>
+          <w:rPr>
+            <w:lang w:val="zh_TW" w:bidi="zh_TW"/>
+          </w:rPr>
+          <w:rPr>
+            <w:color w:val="0000EE"/>
+            <w:u w:val="single"/>
+          </w:rPr>
+          <w:t>哈2:17</w:t>
+        </w:r>
+      </w:hyperlink>
+      <w:r>
+        <w:rPr>
+          <w:lang w:val="zh_TW" w:bidi="zh_TW"/>
+        </w:rPr>
+        <w:t>）都提到過黎巴嫩森林的被破壞。在後來的幾個世紀裡，黎巴嫩先後被波斯人、希臘人和羅馬人統治。</w:t>
+      </w:r>
+    </w:p>
+    <w:p>
+      <w:pPr/>
+      <w:r>
+        <w:rPr>
+          <w:lang w:val="zh_TW" w:bidi="zh_TW"/>
+        </w:rPr>
+      </w:r>
+      <w:r>
+        <w:rPr>
+          <w:lang w:val="zh_TW" w:bidi="zh_TW"/>
+        </w:rPr>
+        <w:t>在新約時代，泰爾和西頓的城通常被一起提及（</w:t>
+      </w:r>
+      <w:hyperlink r:id="rId30">
+        <w:r>
+          <w:rPr>
+            <w:lang w:val="zh_TW" w:bidi="zh_TW"/>
+          </w:rPr>
+          <w:rPr>
+            <w:color w:val="0000EE"/>
+            <w:u w:val="single"/>
+          </w:rPr>
+          <w:t>太15:21</w:t>
+        </w:r>
+      </w:hyperlink>
+      <w:r>
+        <w:rPr>
+          <w:lang w:val="zh_TW" w:bidi="zh_TW"/>
+        </w:rPr>
+        <w:t>；</w:t>
+      </w:r>
+      <w:hyperlink r:id="rId31">
+        <w:r>
+          <w:rPr>
+            <w:lang w:val="zh_TW" w:bidi="zh_TW"/>
+          </w:rPr>
+          <w:rPr>
+            <w:color w:val="0000EE"/>
+            <w:u w:val="single"/>
+          </w:rPr>
+          <w:t>可3:8</w:t>
+        </w:r>
+      </w:hyperlink>
+      <w:r>
+        <w:rPr>
+          <w:lang w:val="zh_TW" w:bidi="zh_TW"/>
+        </w:rPr>
+        <w:t>，</w:t>
+      </w:r>
+      <w:hyperlink r:id="rId32">
+        <w:r>
+          <w:rPr>
+            <w:lang w:val="zh_TW" w:bidi="zh_TW"/>
+          </w:rPr>
+          <w:rPr>
+            <w:color w:val="0000EE"/>
+            <w:u w:val="single"/>
+          </w:rPr>
+          <w:t>7:24、31</w:t>
+        </w:r>
+      </w:hyperlink>
+      <w:r>
+        <w:rPr>
+          <w:lang w:val="zh_TW" w:bidi="zh_TW"/>
+        </w:rPr>
+        <w:t>；</w:t>
+      </w:r>
+      <w:hyperlink r:id="rId33">
+        <w:r>
+          <w:rPr>
+            <w:lang w:val="zh_TW" w:bidi="zh_TW"/>
+          </w:rPr>
+          <w:rPr>
+            <w:color w:val="0000EE"/>
+            <w:u w:val="single"/>
+          </w:rPr>
+          <w:t>路6:17</w:t>
+        </w:r>
+      </w:hyperlink>
+      <w:r>
+        <w:rPr>
+          <w:lang w:val="zh_TW" w:bidi="zh_TW"/>
+        </w:rPr>
+        <w:t>，</w:t>
+      </w:r>
+      <w:hyperlink r:id="rId34">
+        <w:r>
+          <w:rPr>
+            <w:lang w:val="zh_TW" w:bidi="zh_TW"/>
+          </w:rPr>
+          <w:rPr>
+            <w:color w:val="0000EE"/>
+            <w:u w:val="single"/>
+          </w:rPr>
+          <w:t>10:13–14</w:t>
+        </w:r>
+      </w:hyperlink>
+      <w:r>
+        <w:rPr>
+          <w:lang w:val="zh_TW" w:bidi="zh_TW"/>
+        </w:rPr>
+        <w:t>；</w:t>
+      </w:r>
+      <w:hyperlink r:id="rId35">
+        <w:r>
+          <w:rPr>
+            <w:lang w:val="zh_TW" w:bidi="zh_TW"/>
+          </w:rPr>
+          <w:rPr>
+            <w:color w:val="0000EE"/>
+            <w:u w:val="single"/>
+          </w:rPr>
+          <w:t>徒12:20</w:t>
+        </w:r>
+      </w:hyperlink>
+      <w:r>
+        <w:rPr>
+          <w:lang w:val="zh_TW" w:bidi="zh_TW"/>
+        </w:rPr>
+        <w:t>），但有時也分別提及（</w:t>
+      </w:r>
+      <w:hyperlink r:id="rId36">
+        <w:r>
+          <w:rPr>
+            <w:lang w:val="zh_TW" w:bidi="zh_TW"/>
+          </w:rPr>
+          <w:rPr>
+            <w:color w:val="0000EE"/>
+            <w:u w:val="single"/>
+          </w:rPr>
+          <w:t>徒21:3、7</w:t>
+        </w:r>
+      </w:hyperlink>
+      <w:r>
+        <w:rPr>
+          <w:lang w:val="zh_TW" w:bidi="zh_TW"/>
+        </w:rPr>
+        <w:t>）。</w:t>
+      </w:r>
+      <w:hyperlink r:id="rId37">
+        <w:r>
+          <w:rPr>
+            <w:lang w:val="zh_TW" w:bidi="zh_TW"/>
+          </w:rPr>
+          <w:rPr>
+            <w:color w:val="0000EE"/>
+            <w:u w:val="single"/>
+          </w:rPr>
+          <w:t>馬可福音七章26節</w:t>
+        </w:r>
+      </w:hyperlink>
+      <w:r>
+        <w:rPr>
+          <w:lang w:val="zh_TW" w:bidi="zh_TW"/>
+        </w:rPr>
+        <w:t>中提到的一位希臘婦人是敘利亞腓尼基人。耶穌在祂事工期間曾在這些地區講道。在聖經詩歌中，黎巴嫩的高大香柏樹象徵著威嚴和力量（</w:t>
+      </w:r>
+      <w:hyperlink r:id="rId38">
+        <w:r>
+          <w:rPr>
+            <w:lang w:val="zh_TW" w:bidi="zh_TW"/>
+          </w:rPr>
+          <w:rPr>
+            <w:color w:val="0000EE"/>
+            <w:u w:val="single"/>
+          </w:rPr>
+          <w:t>士9:15</w:t>
+        </w:r>
+      </w:hyperlink>
+      <w:r>
+        <w:rPr>
+          <w:lang w:val="zh_TW" w:bidi="zh_TW"/>
+        </w:rPr>
+        <w:t>；</w:t>
+      </w:r>
+      <w:hyperlink r:id="rId39">
+        <w:r>
+          <w:rPr>
+            <w:lang w:val="zh_TW" w:bidi="zh_TW"/>
+          </w:rPr>
+          <w:rPr>
+            <w:color w:val="0000EE"/>
+            <w:u w:val="single"/>
+          </w:rPr>
+          <w:t>王下14:9</w:t>
+        </w:r>
+      </w:hyperlink>
+      <w:r>
+        <w:rPr>
+          <w:lang w:val="zh_TW" w:bidi="zh_TW"/>
+        </w:rPr>
+        <w:t>；</w:t>
+      </w:r>
+      <w:hyperlink r:id="rId40">
+        <w:r>
+          <w:rPr>
+            <w:lang w:val="zh_TW" w:bidi="zh_TW"/>
+          </w:rPr>
+          <w:rPr>
+            <w:color w:val="0000EE"/>
+            <w:u w:val="single"/>
+          </w:rPr>
+          <w:t>詩92:12</w:t>
+        </w:r>
+      </w:hyperlink>
+      <w:r>
+        <w:rPr>
+          <w:lang w:val="zh_TW" w:bidi="zh_TW"/>
+        </w:rPr>
+        <w:t>，</w:t>
+      </w:r>
+      <w:hyperlink r:id="rId41">
+        <w:r>
+          <w:rPr>
+            <w:lang w:val="zh_TW" w:bidi="zh_TW"/>
+          </w:rPr>
+          <w:rPr>
+            <w:color w:val="0000EE"/>
+            <w:u w:val="single"/>
+          </w:rPr>
+          <w:t>104:16</w:t>
+        </w:r>
+      </w:hyperlink>
+      <w:r>
+        <w:rPr>
+          <w:lang w:val="zh_TW" w:bidi="zh_TW"/>
+        </w:rPr>
+        <w:t>；</w:t>
+      </w:r>
+      <w:hyperlink r:id="rId42">
+        <w:r>
+          <w:rPr>
+            <w:lang w:val="zh_TW" w:bidi="zh_TW"/>
+          </w:rPr>
+          <w:rPr>
+            <w:color w:val="0000EE"/>
+            <w:u w:val="single"/>
+          </w:rPr>
+          <w:t>賽35:2</w:t>
+        </w:r>
+      </w:hyperlink>
+      <w:r>
+        <w:rPr>
+          <w:lang w:val="zh_TW" w:bidi="zh_TW"/>
+        </w:rPr>
+        <w:t>，</w:t>
+      </w:r>
+      <w:hyperlink r:id="rId43">
+        <w:r>
+          <w:rPr>
+            <w:lang w:val="zh_TW" w:bidi="zh_TW"/>
+          </w:rPr>
+          <w:rPr>
+            <w:color w:val="0000EE"/>
+            <w:u w:val="single"/>
+          </w:rPr>
+          <w:t>60:13</w:t>
+        </w:r>
+      </w:hyperlink>
+      <w:r>
+        <w:rPr>
+          <w:lang w:val="zh_TW" w:bidi="zh_TW"/>
+        </w:rPr>
+        <w:t>）。它們也象徵著終將在神的震怒下被摧毀的世上驕傲（</w:t>
+      </w:r>
+      <w:hyperlink r:id="rId44">
+        <w:r>
+          <w:rPr>
+            <w:lang w:val="zh_TW" w:bidi="zh_TW"/>
+          </w:rPr>
+          <w:rPr>
+            <w:color w:val="0000EE"/>
+            <w:u w:val="single"/>
+          </w:rPr>
+          <w:t>詩29:5</w:t>
+        </w:r>
+      </w:hyperlink>
+      <w:r>
+        <w:rPr>
+          <w:lang w:val="zh_TW" w:bidi="zh_TW"/>
+        </w:rPr>
+        <w:t>；</w:t>
+      </w:r>
+      <w:hyperlink r:id="rId45">
+        <w:r>
+          <w:rPr>
+            <w:lang w:val="zh_TW" w:bidi="zh_TW"/>
+          </w:rPr>
+          <w:rPr>
+            <w:color w:val="0000EE"/>
+            <w:u w:val="single"/>
+          </w:rPr>
+          <w:t>賽2:13</w:t>
+        </w:r>
+      </w:hyperlink>
+      <w:r>
+        <w:rPr>
+          <w:lang w:val="zh_TW" w:bidi="zh_TW"/>
+        </w:rPr>
+        <w:t>，</w:t>
+      </w:r>
+      <w:hyperlink r:id="rId46">
+        <w:r>
+          <w:rPr>
+            <w:lang w:val="zh_TW" w:bidi="zh_TW"/>
+          </w:rPr>
+          <w:rPr>
+            <w:color w:val="0000EE"/>
+            <w:u w:val="single"/>
+          </w:rPr>
+          <w:t>10:34</w:t>
+        </w:r>
+      </w:hyperlink>
+      <w:r>
+        <w:rPr>
+          <w:lang w:val="zh_TW" w:bidi="zh_TW"/>
+        </w:rPr>
+        <w:t>；</w:t>
+      </w:r>
+      <w:hyperlink r:id="rId47">
+        <w:r>
+          <w:rPr>
+            <w:lang w:val="zh_TW" w:bidi="zh_TW"/>
+          </w:rPr>
+          <w:rPr>
+            <w:color w:val="0000EE"/>
+            <w:u w:val="single"/>
+          </w:rPr>
+          <w:t>耶22:6</w:t>
+        </w:r>
+      </w:hyperlink>
+      <w:r>
+        <w:rPr>
+          <w:lang w:val="zh_TW" w:bidi="zh_TW"/>
+        </w:rPr>
+        <w:t>；</w:t>
+      </w:r>
+      <w:hyperlink r:id="rId48">
+        <w:r>
+          <w:rPr>
+            <w:lang w:val="zh_TW" w:bidi="zh_TW"/>
+          </w:rPr>
+          <w:rPr>
+            <w:color w:val="0000EE"/>
+            <w:u w:val="single"/>
+          </w:rPr>
+          <w:t>結31:3</w:t>
+        </w:r>
+      </w:hyperlink>
+      <w:r>
+        <w:rPr>
+          <w:lang w:val="zh_TW" w:bidi="zh_TW"/>
+        </w:rPr>
+        <w:t>）。</w:t>
+      </w:r>
+      <w:r>
+        <w:rPr>
+          <w:lang w:val="zh_TW" w:bidi="zh_TW"/>
+        </w:rPr>
+      </w:r>
+      <w:r>
+        <w:rPr>
+          <w:lang w:val="zh_TW" w:bidi="zh_TW"/>
+        </w:rPr>
+      </w:r>
+    </w:p>
+    <w:p>
+      <w:pPr/>
+      <w:r>
+        <w:rPr>
+          <w:lang w:val="zh_TW" w:bidi="zh_TW"/>
+        </w:rPr>
+      </w:r>
+    </w:p>
+    <w:p>
+      <w:pPr>
+        <w:pStyle w:val="Heading2"/>
+      </w:pPr>
+      <w:r>
+        <w:rPr>
+          <w:lang w:val="zh_TW" w:bidi="zh_TW"/>
+        </w:rPr>
+        <w:t>立尼</w:t>
+      </w:r>
+      <w:r>
+        <w:rPr>
+          <w:lang w:val="zh_TW" w:bidi="zh_TW"/>
+        </w:rPr>
+      </w:r>
+    </w:p>
+    <w:p>
+      <w:pPr>
+        <w:pStyle w:val="ListNumber"/>
+        <w:numPr>
+          <w:ilvl w:val="0"/>
+          <w:numId w:val="14"/>
+        </w:numPr>
+        <w:spacing w:line="240" w:lineRule="auto"/>
+        <w:ind w:left="720"/>
+      </w:pPr>
+      <w:r>
+        <w:rPr>
+          <w:lang w:val="zh_TW" w:bidi="zh_TW"/>
+        </w:rPr>
+      </w:r>
+      <w:r>
+        <w:rPr>
+          <w:lang w:val="zh_TW" w:bidi="zh_TW"/>
+        </w:rPr>
+        <w:t>革順的兒子、利未的孫子，也是示每的兄弟（</w:t>
+      </w:r>
+      <w:hyperlink r:id="rId49">
+        <w:r>
+          <w:rPr>
+            <w:lang w:val="zh_TW" w:bidi="zh_TW"/>
+          </w:rPr>
+          <w:rPr>
+            <w:color w:val="0000EE"/>
+            <w:u w:val="single"/>
+          </w:rPr>
+          <w:t>出6:17</w:t>
+        </w:r>
+      </w:hyperlink>
+      <w:r>
+        <w:rPr>
+          <w:lang w:val="zh_TW" w:bidi="zh_TW"/>
+        </w:rPr>
+        <w:t>；</w:t>
+      </w:r>
+      <w:hyperlink r:id="rId50">
+        <w:r>
+          <w:rPr>
+            <w:lang w:val="zh_TW" w:bidi="zh_TW"/>
+          </w:rPr>
+          <w:rPr>
+            <w:color w:val="0000EE"/>
+            <w:u w:val="single"/>
+          </w:rPr>
+          <w:t>民3:18</w:t>
+        </w:r>
+      </w:hyperlink>
+      <w:r>
+        <w:rPr>
+          <w:lang w:val="zh_TW" w:bidi="zh_TW"/>
+        </w:rPr>
+        <w:t>；</w:t>
+      </w:r>
+      <w:hyperlink r:id="rId51">
+        <w:r>
+          <w:rPr>
+            <w:lang w:val="zh_TW" w:bidi="zh_TW"/>
+          </w:rPr>
+          <w:rPr>
+            <w:color w:val="0000EE"/>
+            <w:u w:val="single"/>
+          </w:rPr>
+          <w:t>代上6:17</w:t>
+        </w:r>
+      </w:hyperlink>
+      <w:r>
+        <w:rPr>
+          <w:lang w:val="zh_TW" w:bidi="zh_TW"/>
+        </w:rPr>
+        <w:t>、</w:t>
+      </w:r>
+      <w:hyperlink r:id="rId51">
+        <w:r>
+          <w:rPr>
+            <w:lang w:val="zh_TW" w:bidi="zh_TW"/>
+          </w:rPr>
+          <w:rPr>
+            <w:color w:val="0000EE"/>
+            <w:u w:val="single"/>
+          </w:rPr>
+          <w:t>20</w:t>
+        </w:r>
+      </w:hyperlink>
+      <w:r>
+        <w:rPr>
+          <w:lang w:val="zh_TW" w:bidi="zh_TW"/>
+        </w:rPr>
+        <w:t>）。立尼有三個兒子，是立尼族的祖先（</w:t>
+      </w:r>
+      <w:hyperlink r:id="rId52">
+        <w:r>
+          <w:rPr>
+            <w:lang w:val="zh_TW" w:bidi="zh_TW"/>
+          </w:rPr>
+          <w:rPr>
+            <w:color w:val="0000EE"/>
+            <w:u w:val="single"/>
+          </w:rPr>
+          <w:t>民3:21</w:t>
+        </w:r>
+      </w:hyperlink>
+      <w:r>
+        <w:rPr>
+          <w:lang w:val="zh_TW" w:bidi="zh_TW"/>
+        </w:rPr>
+        <w:t>）。立尼在</w:t>
+      </w:r>
+      <w:hyperlink r:id="rId53">
+        <w:r>
+          <w:rPr>
+            <w:lang w:val="zh_TW" w:bidi="zh_TW"/>
+          </w:rPr>
+          <w:rPr>
+            <w:color w:val="0000EE"/>
+            <w:u w:val="single"/>
+          </w:rPr>
+          <w:t>歷代志上二十三章7至9節</w:t>
+        </w:r>
+      </w:hyperlink>
+      <w:r>
+        <w:rPr>
+          <w:lang w:val="zh_TW" w:bidi="zh_TW"/>
+        </w:rPr>
+        <w:t>和</w:t>
+      </w:r>
+      <w:hyperlink r:id="rId54">
+        <w:r>
+          <w:rPr>
+            <w:lang w:val="zh_TW" w:bidi="zh_TW"/>
+          </w:rPr>
+          <w:rPr>
+            <w:color w:val="0000EE"/>
+            <w:u w:val="single"/>
+          </w:rPr>
+          <w:t>二十六章21節</w:t>
+        </w:r>
+      </w:hyperlink>
+      <w:r>
+        <w:rPr>
+          <w:lang w:val="zh_TW" w:bidi="zh_TW"/>
+        </w:rPr>
+        <w:t>中也被稱為拉但。</w:t>
+      </w:r>
+    </w:p>
+    <w:p>
+      <w:pPr>
+        <w:pStyle w:val="ListNumber"/>
+        <w:spacing w:line="240" w:lineRule="auto"/>
+        <w:ind w:left="720"/>
+      </w:pPr>
+      <w:r>
+        <w:rPr>
+          <w:lang w:val="zh_TW" w:bidi="zh_TW"/>
+        </w:rPr>
+      </w:r>
+      <w:r>
+        <w:rPr>
+          <w:lang w:val="zh_TW" w:bidi="zh_TW"/>
+        </w:rPr>
+        <w:t>抹利的兒子、示每的父親，並且是利未支派米拉利家族的後代（</w:t>
+      </w:r>
+      <w:hyperlink r:id="rId55">
+        <w:r>
+          <w:rPr>
+            <w:lang w:val="zh_TW" w:bidi="zh_TW"/>
+          </w:rPr>
+          <w:rPr>
+            <w:color w:val="0000EE"/>
+            <w:u w:val="single"/>
+          </w:rPr>
+          <w:t>代上6:29</w:t>
+        </w:r>
+      </w:hyperlink>
+      <w:r>
+        <w:rPr>
+          <w:lang w:val="zh_TW" w:bidi="zh_TW"/>
+        </w:rPr>
+        <w:t>）。</w:t>
+      </w:r>
+      <w:r>
+        <w:rPr>
+          <w:lang w:val="zh_TW" w:bidi="zh_TW"/>
+        </w:rPr>
+      </w:r>
+      <w:r>
+        <w:rPr>
+          <w:lang w:val="zh_TW" w:bidi="zh_TW"/>
+        </w:rPr>
+      </w:r>
+    </w:p>
+    <w:p>
+      <w:pPr/>
+      <w:r>
+        <w:rPr>
+          <w:lang w:val="zh_TW" w:bidi="zh_TW"/>
+        </w:rPr>
+      </w:r>
+    </w:p>
+    <w:p>
+      <w:pPr>
+        <w:pStyle w:val="Heading2"/>
+      </w:pPr>
+      <w:r>
+        <w:rPr>
+          <w:lang w:val="zh_TW" w:bidi="zh_TW"/>
+        </w:rPr>
+        <w:t>利都是族，利都是人</w:t>
+      </w:r>
+      <w:r>
+        <w:rPr>
+          <w:lang w:val="zh_TW" w:bidi="zh_TW"/>
+        </w:rPr>
+      </w:r>
+    </w:p>
+    <w:p>
+      <w:pPr/>
+      <w:r>
+        <w:rPr>
+          <w:lang w:val="zh_TW" w:bidi="zh_TW"/>
+        </w:rPr>
+      </w:r>
+      <w:r>
+        <w:rPr>
+          <w:lang w:val="zh_TW" w:bidi="zh_TW"/>
+        </w:rPr>
+        <w:t>源於底但三個兒子中的第二位的部族。底但是亞伯拉罕與基土拉的後裔，出自約珊的家系（</w:t>
+      </w:r>
+      <w:hyperlink r:id="rId56">
+        <w:r>
+          <w:rPr>
+            <w:lang w:val="zh_TW" w:bidi="zh_TW"/>
+          </w:rPr>
+          <w:rPr>
+            <w:color w:val="0000EE"/>
+            <w:u w:val="single"/>
+          </w:rPr>
+          <w:t>創25:3</w:t>
+        </w:r>
+      </w:hyperlink>
+      <w:r>
+        <w:rPr>
+          <w:lang w:val="zh_TW" w:bidi="zh_TW"/>
+        </w:rPr>
+        <w:t>）。有些學者認為，這個部族後來定居在阿拉伯的北部地區。</w:t>
+      </w:r>
+      <w:r>
+        <w:rPr>
+          <w:lang w:val="zh_TW" w:bidi="zh_TW"/>
+        </w:rPr>
+      </w:r>
+      <w:r>
+        <w:rPr>
+          <w:lang w:val="zh_TW" w:bidi="zh_TW"/>
+        </w:rPr>
+      </w:r>
+    </w:p>
+    <w:p>
+      <w:pPr/>
+      <w:r>
+        <w:rPr>
+          <w:lang w:val="zh_TW" w:bidi="zh_TW"/>
+        </w:rPr>
+      </w:r>
+    </w:p>
+    <w:p>
+      <w:pPr>
+        <w:pStyle w:val="Heading2"/>
+      </w:pPr>
+      <w:r>
+        <w:rPr>
+          <w:lang w:val="zh_TW" w:bidi="zh_TW"/>
+        </w:rPr>
+        <w:t>利乏音</w:t>
+      </w:r>
+      <w:r>
+        <w:rPr>
+          <w:lang w:val="zh_TW" w:bidi="zh_TW"/>
+        </w:rPr>
+      </w:r>
+    </w:p>
+    <w:p>
+      <w:pPr>
+        <w:pStyle w:val="ListNumber"/>
+        <w:numPr>
+          <w:ilvl w:val="0"/>
+          <w:numId w:val="15"/>
+        </w:numPr>
+        <w:spacing w:line="240" w:lineRule="auto"/>
+        <w:ind w:left="720"/>
+      </w:pPr>
+      <w:r>
+        <w:rPr>
+          <w:lang w:val="zh_TW" w:bidi="zh_TW"/>
+        </w:rPr>
+      </w:r>
+      <w:r>
+        <w:rPr>
+          <w:lang w:val="zh_TW" w:bidi="zh_TW"/>
+        </w:rPr>
+        <w:t>在舊約聖經的幾處經文中，</w:t>
+      </w:r>
+      <w:r>
+        <w:rPr>
+          <w:i/>
+          <w:lang w:val="zh_TW" w:bidi="zh_TW"/>
+        </w:rPr>
+        <w:t>利乏音</w:t>
+      </w:r>
+      <w:r>
+        <w:rPr>
+          <w:lang w:val="zh_TW" w:bidi="zh_TW"/>
+        </w:rPr>
+        <w:t>指的是住在死人之地</w:t>
+      </w:r>
+      <w:r>
+        <w:rPr>
+          <w:lang w:val="zh_TW" w:bidi="zh_TW"/>
+        </w:rPr>
+        <w:t>——</w:t>
+      </w:r>
+      <w:r>
+        <w:rPr>
+          <w:i/>
+          <w:lang w:val="zh_TW" w:bidi="zh_TW"/>
+        </w:rPr>
+        <w:t>陰間（Sheol）</w:t>
+      </w:r>
+      <w:r>
+        <w:rPr>
+          <w:lang w:val="zh_TW" w:bidi="zh_TW"/>
+        </w:rPr>
+        <w:t>——中死去之人</w:t>
+      </w:r>
+      <w:r>
+        <w:rPr>
+          <w:lang w:val="zh_TW" w:bidi="zh_TW"/>
+        </w:rPr>
+        <w:t>的靈魂（</w:t>
+      </w:r>
+      <w:hyperlink r:id="rId57">
+        <w:r>
+          <w:rPr>
+            <w:lang w:val="zh_TW" w:bidi="zh_TW"/>
+          </w:rPr>
+          <w:rPr>
+            <w:color w:val="0000EE"/>
+            <w:u w:val="single"/>
+          </w:rPr>
+          <w:t>箴2:18</w:t>
+        </w:r>
+      </w:hyperlink>
+      <w:r>
+        <w:rPr>
+          <w:lang w:val="zh_TW" w:bidi="zh_TW"/>
+        </w:rPr>
+        <w:t>，</w:t>
+      </w:r>
+      <w:hyperlink r:id="rId58">
+        <w:r>
+          <w:rPr>
+            <w:lang w:val="zh_TW" w:bidi="zh_TW"/>
+          </w:rPr>
+          <w:rPr>
+            <w:color w:val="0000EE"/>
+            <w:u w:val="single"/>
+          </w:rPr>
+          <w:t>9:18</w:t>
+        </w:r>
+      </w:hyperlink>
+      <w:r>
+        <w:rPr>
+          <w:lang w:val="zh_TW" w:bidi="zh_TW"/>
+        </w:rPr>
+        <w:t>，</w:t>
+      </w:r>
+      <w:hyperlink r:id="rId59">
+        <w:r>
+          <w:rPr>
+            <w:lang w:val="zh_TW" w:bidi="zh_TW"/>
+          </w:rPr>
+          <w:rPr>
+            <w:color w:val="0000EE"/>
+            <w:u w:val="single"/>
+          </w:rPr>
+          <w:t>21:16</w:t>
+        </w:r>
+      </w:hyperlink>
+      <w:r>
+        <w:rPr>
+          <w:lang w:val="zh_TW" w:bidi="zh_TW"/>
+        </w:rPr>
+        <w:t>）。陰間裡的利乏音受苦（</w:t>
+      </w:r>
+      <w:hyperlink r:id="rId60">
+        <w:r>
+          <w:rPr>
+            <w:lang w:val="zh_TW" w:bidi="zh_TW"/>
+          </w:rPr>
+          <w:rPr>
+            <w:color w:val="0000EE"/>
+            <w:u w:val="single"/>
+          </w:rPr>
+          <w:t>伯26:5</w:t>
+        </w:r>
+      </w:hyperlink>
+      <w:r>
+        <w:rPr>
+          <w:lang w:val="zh_TW" w:bidi="zh_TW"/>
+        </w:rPr>
+        <w:t>），他們與神隔絕（</w:t>
+      </w:r>
+      <w:hyperlink r:id="rId61">
+        <w:r>
+          <w:rPr>
+            <w:lang w:val="zh_TW" w:bidi="zh_TW"/>
+          </w:rPr>
+          <w:rPr>
+            <w:color w:val="0000EE"/>
+            <w:u w:val="single"/>
+          </w:rPr>
+          <w:t>詩88:10–12</w:t>
+        </w:r>
+      </w:hyperlink>
+      <w:r>
+        <w:rPr>
+          <w:lang w:val="zh_TW" w:bidi="zh_TW"/>
+        </w:rPr>
+        <w:t>），也與所有活著的人隔絕（</w:t>
+      </w:r>
+      <w:hyperlink r:id="rId62">
+        <w:r>
+          <w:rPr>
+            <w:lang w:val="zh_TW" w:bidi="zh_TW"/>
+          </w:rPr>
+          <w:rPr>
+            <w:color w:val="0000EE"/>
+            <w:u w:val="single"/>
+          </w:rPr>
+          <w:t>賽26:14</w:t>
+        </w:r>
+      </w:hyperlink>
+      <w:r>
+        <w:rPr>
+          <w:lang w:val="zh_TW" w:bidi="zh_TW"/>
+        </w:rPr>
+        <w:t>）。他們軟弱無力，像影子一樣，不像活著的人那樣強壯（</w:t>
+      </w:r>
+      <w:hyperlink r:id="rId63">
+        <w:r>
+          <w:rPr>
+            <w:lang w:val="zh_TW" w:bidi="zh_TW"/>
+          </w:rPr>
+          <w:rPr>
+            <w:color w:val="0000EE"/>
+            <w:u w:val="single"/>
+          </w:rPr>
+          <w:t>賽14:9</w:t>
+        </w:r>
+      </w:hyperlink>
+      <w:r>
+        <w:rPr>
+          <w:lang w:val="zh_TW" w:bidi="zh_TW"/>
+        </w:rPr>
+        <w:t>）。</w:t>
+      </w:r>
+    </w:p>
+    <w:p>
+      <w:pPr>
+        <w:pStyle w:val="ListNumber"/>
+        <w:spacing w:line="240" w:lineRule="auto"/>
+        <w:ind w:left="720"/>
+      </w:pPr>
+      <w:r>
+        <w:rPr>
+          <w:lang w:val="zh_TW" w:bidi="zh_TW"/>
+        </w:rPr>
+      </w:r>
+      <w:r>
+        <w:rPr>
+          <w:i/>
+          <w:lang w:val="zh_TW" w:bidi="zh_TW"/>
+        </w:rPr>
+        <w:t>利乏音</w:t>
+      </w:r>
+      <w:r>
+        <w:rPr>
+          <w:lang w:val="zh_TW" w:bidi="zh_TW"/>
+        </w:rPr>
+        <w:t>這個詞也用來描述一群在亞伯拉罕時代，住在迦南地、身材非常高大強壯的人。他們和蘇西人、以米人、何利人等其它古代族群一起，被基大老瑪和他的盟軍打敗（</w:t>
+      </w:r>
+      <w:hyperlink r:id="rId64">
+        <w:r>
+          <w:rPr>
+            <w:lang w:val="zh_TW" w:bidi="zh_TW"/>
+          </w:rPr>
+          <w:rPr>
+            <w:color w:val="0000EE"/>
+            <w:u w:val="single"/>
+          </w:rPr>
+          <w:t>創14:5</w:t>
+        </w:r>
+      </w:hyperlink>
+      <w:r>
+        <w:rPr>
+          <w:lang w:val="zh_TW" w:bidi="zh_TW"/>
+        </w:rPr>
+        <w:t>）。當耶和華應許要把那塊土地賜給亞伯拉罕後裔的時候，他們是當時住在巴勒斯坦的九個民族之一（</w:t>
+      </w:r>
+      <w:hyperlink r:id="rId65">
+        <w:r>
+          <w:rPr>
+            <w:lang w:val="zh_TW" w:bidi="zh_TW"/>
+          </w:rPr>
+          <w:rPr>
+            <w:color w:val="0000EE"/>
+            <w:u w:val="single"/>
+          </w:rPr>
+          <w:t>創15:20</w:t>
+        </w:r>
+      </w:hyperlink>
+      <w:r>
+        <w:rPr>
+          <w:lang w:val="zh_TW" w:bidi="zh_TW"/>
+        </w:rPr>
+        <w:t>）。</w:t>
+        <w:br/>
+      </w:r>
+      <w:r>
+        <w:rPr>
+          <w:lang w:val="zh_TW" w:bidi="zh_TW"/>
+        </w:rPr>
+        <w:t>其它民族對他們有不同的稱呼。摩押人稱他們為以米人，亞捫人則稱他們為散送冥。這些族群跟另一群巨人亞衲人一樣，體型都非常巨大且高大（</w:t>
+      </w:r>
+      <w:hyperlink r:id="rId66">
+        <w:r>
+          <w:rPr>
+            <w:lang w:val="zh_TW" w:bidi="zh_TW"/>
+          </w:rPr>
+          <w:rPr>
+            <w:color w:val="0000EE"/>
+            <w:u w:val="single"/>
+          </w:rPr>
+          <w:t>申2:11</w:t>
+        </w:r>
+      </w:hyperlink>
+      <w:r>
+        <w:rPr>
+          <w:lang w:val="zh_TW" w:bidi="zh_TW"/>
+        </w:rPr>
+        <w:t>、</w:t>
+      </w:r>
+      <w:hyperlink r:id="rId66">
+        <w:r>
+          <w:rPr>
+            <w:lang w:val="zh_TW" w:bidi="zh_TW"/>
+          </w:rPr>
+          <w:rPr>
+            <w:color w:val="0000EE"/>
+            <w:u w:val="single"/>
+          </w:rPr>
+          <w:t>20</w:t>
+        </w:r>
+      </w:hyperlink>
+      <w:r>
+        <w:rPr>
+          <w:lang w:val="zh_TW" w:bidi="zh_TW"/>
+        </w:rPr>
+        <w:t>）。</w:t>
+        <w:br/>
+      </w:r>
+      <w:r>
+        <w:rPr>
+          <w:lang w:val="zh_TW" w:bidi="zh_TW"/>
+        </w:rPr>
+        <w:t>巴珊王噩是已知最後一位利乏音人的王。以色列人在摩西的領導下打敗了他，並奪取了他的土地（</w:t>
+      </w:r>
+      <w:hyperlink r:id="rId67">
+        <w:r>
+          <w:rPr>
+            <w:lang w:val="zh_TW" w:bidi="zh_TW"/>
+          </w:rPr>
+          <w:rPr>
+            <w:color w:val="0000EE"/>
+            <w:u w:val="single"/>
+          </w:rPr>
+          <w:t>申3:11</w:t>
+        </w:r>
+      </w:hyperlink>
+      <w:r>
+        <w:rPr>
+          <w:lang w:val="zh_TW" w:bidi="zh_TW"/>
+        </w:rPr>
+        <w:t>；</w:t>
+      </w:r>
+      <w:hyperlink r:id="rId68">
+        <w:r>
+          <w:rPr>
+            <w:lang w:val="zh_TW" w:bidi="zh_TW"/>
+          </w:rPr>
+          <w:rPr>
+            <w:color w:val="0000EE"/>
+            <w:u w:val="single"/>
+          </w:rPr>
+          <w:t>書12:4</w:t>
+        </w:r>
+      </w:hyperlink>
+      <w:r>
+        <w:rPr>
+          <w:lang w:val="zh_TW" w:bidi="zh_TW"/>
+        </w:rPr>
+        <w:t>，</w:t>
+      </w:r>
+      <w:hyperlink r:id="rId69">
+        <w:r>
+          <w:rPr>
+            <w:lang w:val="zh_TW" w:bidi="zh_TW"/>
+          </w:rPr>
+          <w:rPr>
+            <w:color w:val="0000EE"/>
+            <w:u w:val="single"/>
+          </w:rPr>
+          <w:t>13:12</w:t>
+        </w:r>
+      </w:hyperlink>
+      <w:r>
+        <w:rPr>
+          <w:lang w:val="zh_TW" w:bidi="zh_TW"/>
+        </w:rPr>
+        <w:t>）。後來有些與非利士人一同作戰的巨人，可能也是出自利乏音人的後代（</w:t>
+      </w:r>
+      <w:hyperlink r:id="rId70">
+        <w:r>
+          <w:rPr>
+            <w:lang w:val="zh_TW" w:bidi="zh_TW"/>
+          </w:rPr>
+          <w:rPr>
+            <w:color w:val="0000EE"/>
+            <w:u w:val="single"/>
+          </w:rPr>
+          <w:t>撒下21</w:t>
+        </w:r>
+      </w:hyperlink>
+      <w:r>
+        <w:rPr>
+          <w:lang w:val="zh_TW" w:bidi="zh_TW"/>
+        </w:rPr>
+        <w:t>；</w:t>
+      </w:r>
+      <w:hyperlink r:id="rId71">
+        <w:r>
+          <w:rPr>
+            <w:lang w:val="zh_TW" w:bidi="zh_TW"/>
+          </w:rPr>
+          <w:rPr>
+            <w:color w:val="0000EE"/>
+            <w:u w:val="single"/>
+          </w:rPr>
+          <w:t>代上20</w:t>
+        </w:r>
+      </w:hyperlink>
+      <w:r>
+        <w:rPr>
+          <w:lang w:val="zh_TW" w:bidi="zh_TW"/>
+        </w:rPr>
+        <w:t>）。</w:t>
+        <w:br/>
+      </w:r>
+      <w:r>
+        <w:rPr>
+          <w:i/>
+          <w:lang w:val="zh_TW" w:bidi="zh_TW"/>
+        </w:rPr>
+        <w:t>另見</w:t>
+      </w:r>
+      <w:r>
+        <w:rPr>
+          <w:lang w:val="zh_TW" w:bidi="zh_TW"/>
+        </w:rPr>
+        <w:t>巨人</w:t>
+      </w:r>
+      <w:r>
+        <w:rPr>
+          <w:lang w:val="zh_TW" w:bidi="zh_TW"/>
+        </w:rPr>
+        <w:t>。</w:t>
+      </w:r>
+      <w:r>
+        <w:rPr>
+          <w:lang w:val="zh_TW" w:bidi="zh_TW"/>
+        </w:rPr>
+      </w:r>
+      <w:r>
+        <w:rPr>
+          <w:lang w:val="zh_TW" w:bidi="zh_TW"/>
+        </w:rPr>
+      </w:r>
+    </w:p>
+    <w:p>
+      <w:pPr/>
+      <w:r>
+        <w:rPr>
+          <w:lang w:val="zh_TW" w:bidi="zh_TW"/>
+        </w:rPr>
+      </w:r>
+    </w:p>
+    <w:p>
+      <w:pPr>
+        <w:pStyle w:val="Heading2"/>
+      </w:pPr>
+      <w:r>
+        <w:rPr>
+          <w:lang w:val="zh_TW" w:bidi="zh_TW"/>
+        </w:rPr>
+        <w:t>利法</w:t>
+      </w:r>
+      <w:r>
+        <w:rPr>
+          <w:lang w:val="zh_TW" w:bidi="zh_TW"/>
+        </w:rPr>
+      </w:r>
+    </w:p>
+    <w:p>
+      <w:pPr/>
+      <w:r>
+        <w:rPr>
+          <w:lang w:val="zh_TW" w:bidi="zh_TW"/>
+        </w:rPr>
+      </w:r>
+      <w:r>
+        <w:rPr>
+          <w:lang w:val="zh_TW" w:bidi="zh_TW"/>
+        </w:rPr>
+        <w:t>他是歌篾的兒子，也是亞實基拿和陀迦瑪的兄弟；他們是挪亞經由雅弗</w:t>
+      </w:r>
+      <w:r>
+        <w:rPr>
+          <w:lang w:val="zh_TW" w:bidi="zh_TW"/>
+        </w:rPr>
+        <w:t>這一支系</w:t>
+      </w:r>
+      <w:r>
+        <w:rPr>
+          <w:lang w:val="zh_TW" w:bidi="zh_TW"/>
+        </w:rPr>
+        <w:t>所出的非閃族後裔（</w:t>
+      </w:r>
+      <w:hyperlink r:id="rId72">
+        <w:r>
+          <w:rPr>
+            <w:lang w:val="zh_TW" w:bidi="zh_TW"/>
+          </w:rPr>
+          <w:rPr>
+            <w:color w:val="0000EE"/>
+            <w:u w:val="single"/>
+          </w:rPr>
+          <w:t>創10:3</w:t>
+        </w:r>
+      </w:hyperlink>
+      <w:r>
+        <w:rPr>
+          <w:lang w:val="zh_TW" w:bidi="zh_TW"/>
+        </w:rPr>
+        <w:t>）。一段在</w:t>
+      </w:r>
+      <w:hyperlink r:id="rId73">
+        <w:r>
+          <w:rPr>
+            <w:lang w:val="zh_TW" w:bidi="zh_TW"/>
+          </w:rPr>
+          <w:rPr>
+            <w:color w:val="0000EE"/>
+            <w:u w:val="single"/>
+          </w:rPr>
+          <w:t>歷代志上一章6節</w:t>
+        </w:r>
+      </w:hyperlink>
+      <w:r>
+        <w:rPr>
+          <w:lang w:val="zh_TW" w:bidi="zh_TW"/>
+        </w:rPr>
+        <w:t>的平行經文，將利法（Riphath）誤讀為低法（Diphath），這無疑是後來抄寫員的拼寫錯誤且未曾被修正。</w:t>
+      </w:r>
+      <w:r>
+        <w:rPr>
+          <w:lang w:val="zh_TW" w:bidi="zh_TW"/>
+        </w:rPr>
+      </w:r>
+      <w:r>
+        <w:rPr>
+          <w:lang w:val="zh_TW" w:bidi="zh_TW"/>
+        </w:rPr>
+      </w:r>
+    </w:p>
+    <w:p>
+      <w:pPr/>
+      <w:r>
+        <w:rPr>
+          <w:lang w:val="zh_TW" w:bidi="zh_TW"/>
+        </w:rPr>
+      </w:r>
+    </w:p>
+    <w:p>
+      <w:pPr>
+        <w:pStyle w:val="Heading2"/>
+      </w:pPr>
+      <w:r>
+        <w:rPr>
+          <w:lang w:val="zh_TW" w:bidi="zh_TW"/>
+        </w:rPr>
+        <w:t>利哈比人</w:t>
+      </w:r>
+      <w:r>
+        <w:rPr>
+          <w:lang w:val="zh_TW" w:bidi="zh_TW"/>
+        </w:rPr>
+      </w:r>
+    </w:p>
+    <w:p>
+      <w:pPr/>
+      <w:r>
+        <w:rPr>
+          <w:lang w:val="zh_TW" w:bidi="zh_TW"/>
+        </w:rPr>
+      </w:r>
+      <w:r>
+        <w:rPr>
+          <w:lang w:val="zh_TW" w:bidi="zh_TW"/>
+        </w:rPr>
+        <w:t>與埃及相關的幾個族群之一（</w:t>
+      </w:r>
+      <w:hyperlink r:id="rId74">
+        <w:r>
+          <w:rPr>
+            <w:lang w:val="zh_TW" w:bidi="zh_TW"/>
+          </w:rPr>
+          <w:rPr>
+            <w:color w:val="0000EE"/>
+            <w:u w:val="single"/>
+          </w:rPr>
+          <w:t>創10:13</w:t>
+        </w:r>
+      </w:hyperlink>
+      <w:r>
+        <w:rPr>
+          <w:lang w:val="zh_TW" w:bidi="zh_TW"/>
+        </w:rPr>
+        <w:t>；</w:t>
+      </w:r>
+      <w:hyperlink r:id="rId75">
+        <w:r>
+          <w:rPr>
+            <w:lang w:val="zh_TW" w:bidi="zh_TW"/>
+          </w:rPr>
+          <w:rPr>
+            <w:color w:val="0000EE"/>
+            <w:u w:val="single"/>
+          </w:rPr>
+          <w:t>代上1:11</w:t>
+        </w:r>
+      </w:hyperlink>
+      <w:r>
+        <w:rPr>
+          <w:lang w:val="zh_TW" w:bidi="zh_TW"/>
+        </w:rPr>
+        <w:t>）。利哈比人可能是埃及附近某個身分未明的族群。許多學者（且很可能是正確的）認為他們與「路比人」（Lubim，即利比亞人）為同一族群。聖經中常見路比人與埃及結盟作戰的記載（</w:t>
+      </w:r>
+      <w:hyperlink r:id="rId76">
+        <w:r>
+          <w:rPr>
+            <w:lang w:val="zh_TW" w:bidi="zh_TW"/>
+          </w:rPr>
+          <w:rPr>
+            <w:color w:val="0000EE"/>
+            <w:u w:val="single"/>
+          </w:rPr>
+          <w:t>但11:43</w:t>
+        </w:r>
+      </w:hyperlink>
+      <w:r>
+        <w:rPr>
+          <w:lang w:val="zh_TW" w:bidi="zh_TW"/>
+        </w:rPr>
+        <w:t>；</w:t>
+      </w:r>
+      <w:hyperlink r:id="rId77">
+        <w:r>
+          <w:rPr>
+            <w:lang w:val="zh_TW" w:bidi="zh_TW"/>
+          </w:rPr>
+          <w:rPr>
+            <w:color w:val="0000EE"/>
+            <w:u w:val="single"/>
+          </w:rPr>
+          <w:t>鴻3:9</w:t>
+        </w:r>
+      </w:hyperlink>
+      <w:r>
+        <w:rPr>
+          <w:lang w:val="zh_TW" w:bidi="zh_TW"/>
+        </w:rPr>
+        <w:t>）。有時埃及和這個群體聯合起來對抗以色列人，例如在羅波安和亞撒的時代（</w:t>
+      </w:r>
+      <w:hyperlink r:id="rId78">
+        <w:r>
+          <w:rPr>
+            <w:lang w:val="zh_TW" w:bidi="zh_TW"/>
+          </w:rPr>
+          <w:rPr>
+            <w:color w:val="0000EE"/>
+            <w:u w:val="single"/>
+          </w:rPr>
+          <w:t>代下12:3</w:t>
+        </w:r>
+      </w:hyperlink>
+      <w:r>
+        <w:rPr>
+          <w:lang w:val="zh_TW" w:bidi="zh_TW"/>
+        </w:rPr>
+        <w:t>，</w:t>
+      </w:r>
+      <w:hyperlink r:id="rId79">
+        <w:r>
+          <w:rPr>
+            <w:lang w:val="zh_TW" w:bidi="zh_TW"/>
+          </w:rPr>
+          <w:rPr>
+            <w:color w:val="0000EE"/>
+            <w:u w:val="single"/>
+          </w:rPr>
+          <w:t>16:8</w:t>
+        </w:r>
+      </w:hyperlink>
+      <w:r>
+        <w:rPr>
+          <w:lang w:val="zh_TW" w:bidi="zh_TW"/>
+        </w:rPr>
+        <w:t>）。</w:t>
+      </w:r>
+      <w:r>
+        <w:rPr>
+          <w:lang w:val="zh_TW" w:bidi="zh_TW"/>
+        </w:rPr>
+      </w:r>
+      <w:r>
+        <w:rPr>
+          <w:lang w:val="zh_TW" w:bidi="zh_TW"/>
+        </w:rPr>
+      </w:r>
+    </w:p>
+    <w:p>
+      <w:pPr/>
+      <w:r>
+        <w:rPr>
+          <w:lang w:val="zh_TW" w:bidi="zh_TW"/>
+        </w:rPr>
+      </w:r>
+    </w:p>
+    <w:p>
+      <w:pPr>
+        <w:pStyle w:val="Heading2"/>
+      </w:pPr>
+      <w:r>
+        <w:rPr>
+          <w:lang w:val="zh_TW" w:bidi="zh_TW"/>
+        </w:rPr>
+        <w:t>利河伯</w:t>
+      </w:r>
+      <w:r>
+        <w:rPr>
+          <w:lang w:val="zh_TW" w:bidi="zh_TW"/>
+        </w:rPr>
+      </w:r>
+    </w:p>
+    <w:p>
+      <w:pPr>
+        <w:pStyle w:val="ListNumber"/>
+        <w:numPr>
+          <w:ilvl w:val="0"/>
+          <w:numId w:val="16"/>
+        </w:numPr>
+        <w:spacing w:line="240" w:lineRule="auto"/>
+        <w:ind w:left="720"/>
+      </w:pPr>
+      <w:r>
+        <w:rPr>
+          <w:lang w:val="zh_TW" w:bidi="zh_TW"/>
+        </w:rPr>
+      </w:r>
+      <w:r>
+        <w:rPr>
+          <w:lang w:val="zh_TW" w:bidi="zh_TW"/>
+        </w:rPr>
+        <w:t>有些譯本將其譯為「Rehoboth-Ir（利河伯）」。在</w:t>
+      </w:r>
+      <w:hyperlink r:id="rId80">
+        <w:r>
+          <w:rPr>
+            <w:lang w:val="zh_TW" w:bidi="zh_TW"/>
+          </w:rPr>
+          <w:rPr>
+            <w:color w:val="0000EE"/>
+            <w:u w:val="single"/>
+          </w:rPr>
+          <w:t>創世記十章11節</w:t>
+        </w:r>
+      </w:hyperlink>
+      <w:r>
+        <w:rPr>
+          <w:lang w:val="zh_TW" w:bidi="zh_TW"/>
+        </w:rPr>
+        <w:t>中，這是一座由寧錄建造的城市。</w:t>
+      </w:r>
+      <w:r>
+        <w:rPr>
+          <w:i/>
+          <w:lang w:val="zh_TW" w:bidi="zh_TW"/>
+        </w:rPr>
+        <w:t>見</w:t>
+      </w:r>
+      <w:r>
+        <w:rPr>
+          <w:lang w:val="zh_TW" w:bidi="zh_TW"/>
+        </w:rPr>
+        <w:t>利河伯</w:t>
+      </w:r>
+      <w:r>
+        <w:rPr>
+          <w:lang w:val="zh_TW" w:bidi="zh_TW"/>
+        </w:rPr>
+        <w:t>。</w:t>
+      </w:r>
+    </w:p>
+    <w:p>
+      <w:pPr>
+        <w:pStyle w:val="ListNumber"/>
+        <w:spacing w:line="240" w:lineRule="auto"/>
+        <w:ind w:left="720"/>
+      </w:pPr>
+      <w:r>
+        <w:rPr>
+          <w:lang w:val="zh_TW" w:bidi="zh_TW"/>
+        </w:rPr>
+      </w:r>
+      <w:r>
+        <w:rPr>
+          <w:lang w:val="zh_TW" w:bidi="zh_TW"/>
+        </w:rPr>
+        <w:t>以撒挖掘的第三口井之所在地 （</w:t>
+      </w:r>
+      <w:hyperlink r:id="rId81">
+        <w:r>
+          <w:rPr>
+            <w:lang w:val="zh_TW" w:bidi="zh_TW"/>
+          </w:rPr>
+          <w:rPr>
+            <w:color w:val="0000EE"/>
+            <w:u w:val="single"/>
+          </w:rPr>
+          <w:t>創26:22</w:t>
+        </w:r>
+      </w:hyperlink>
+      <w:r>
+        <w:rPr>
+          <w:lang w:val="zh_TW" w:bidi="zh_TW"/>
+        </w:rPr>
+        <w:t>）。這一次，亞比米勒和基拉耳的牧人沒有對此井提出要求，於是以撒將這口井起名為「寬闊之地」或「空間」。這口井位於別是巴西南約20英里（32.2公里）處。</w:t>
+      </w:r>
+    </w:p>
+    <w:p>
+      <w:pPr>
+        <w:pStyle w:val="ListNumber"/>
+        <w:spacing w:line="240" w:lineRule="auto"/>
+        <w:ind w:left="720"/>
+      </w:pPr>
+      <w:r>
+        <w:rPr>
+          <w:lang w:val="zh_TW" w:bidi="zh_TW"/>
+        </w:rPr>
+      </w:r>
+      <w:r>
+        <w:rPr>
+          <w:lang w:val="zh_TW" w:bidi="zh_TW"/>
+        </w:rPr>
+        <w:t>以東的統治者</w:t>
+      </w:r>
+      <w:r>
+        <w:rPr>
+          <w:lang w:val="zh_TW" w:bidi="zh_TW"/>
+        </w:rPr>
+        <w:t>——</w:t>
+      </w:r>
+      <w:r>
+        <w:rPr>
+          <w:lang w:val="zh_TW" w:bidi="zh_TW"/>
+        </w:rPr>
+        <w:t>掃羅的家鄉（</w:t>
+      </w:r>
+      <w:hyperlink r:id="rId82">
+        <w:r>
+          <w:rPr>
+            <w:lang w:val="zh_TW" w:bidi="zh_TW"/>
+          </w:rPr>
+          <w:rPr>
+            <w:color w:val="0000EE"/>
+            <w:u w:val="single"/>
+          </w:rPr>
+          <w:t>創36:37</w:t>
+        </w:r>
+      </w:hyperlink>
+      <w:r>
+        <w:rPr>
+          <w:lang w:val="zh_TW" w:bidi="zh_TW"/>
+        </w:rPr>
+        <w:t>；</w:t>
+      </w:r>
+      <w:hyperlink r:id="rId83">
+        <w:r>
+          <w:rPr>
+            <w:lang w:val="zh_TW" w:bidi="zh_TW"/>
+          </w:rPr>
+          <w:rPr>
+            <w:color w:val="0000EE"/>
+            <w:u w:val="single"/>
+          </w:rPr>
+          <w:t>代上1:48</w:t>
+        </w:r>
+      </w:hyperlink>
+      <w:r>
+        <w:rPr>
+          <w:lang w:val="zh_TW" w:bidi="zh_TW"/>
+        </w:rPr>
+        <w:t>）。聖經將此地標記為「在河邊」，指的是幼發拉底河。因此，有些譯本會在文本中加入「幼發拉底」一詞。</w:t>
+      </w:r>
+      <w:r>
+        <w:rPr>
+          <w:lang w:val="zh_TW" w:bidi="zh_TW"/>
+        </w:rPr>
+      </w:r>
+      <w:r>
+        <w:rPr>
+          <w:lang w:val="zh_TW" w:bidi="zh_TW"/>
+        </w:rPr>
+      </w:r>
+    </w:p>
+    <w:p>
+      <w:pPr/>
+      <w:r>
+        <w:rPr>
+          <w:lang w:val="zh_TW" w:bidi="zh_TW"/>
+        </w:rPr>
+      </w:r>
+    </w:p>
+    <w:p>
+      <w:pPr>
+        <w:pStyle w:val="Heading2"/>
+      </w:pPr>
+      <w:r>
+        <w:rPr>
+          <w:lang w:val="zh_TW" w:bidi="zh_TW"/>
+        </w:rPr>
+        <w:t>利河伯</w:t>
+      </w:r>
+      <w:r>
+        <w:rPr>
+          <w:lang w:val="zh_TW" w:bidi="zh_TW"/>
+        </w:rPr>
+      </w:r>
+    </w:p>
+    <w:p>
+      <w:pPr/>
+      <w:r>
+        <w:rPr>
+          <w:lang w:val="zh_TW" w:bidi="zh_TW"/>
+        </w:rPr>
+      </w:r>
+      <w:r>
+        <w:rPr>
+          <w:lang w:val="zh_TW" w:bidi="zh_TW"/>
+        </w:rPr>
+        <w:t>這名字的意思是「城市的寬闊之地」。這是獵人寧錄（Nimrod；有些譯本指「亞述（Asshur）」）在亞述建造的第二座城市（</w:t>
+      </w:r>
+      <w:hyperlink r:id="rId80">
+        <w:r>
+          <w:rPr>
+            <w:lang w:val="zh_TW" w:bidi="zh_TW"/>
+          </w:rPr>
+          <w:rPr>
+            <w:color w:val="0000EE"/>
+            <w:u w:val="single"/>
+          </w:rPr>
+          <w:t>創10:11</w:t>
+        </w:r>
+      </w:hyperlink>
+      <w:r>
+        <w:rPr>
+          <w:lang w:val="zh_TW" w:bidi="zh_TW"/>
+        </w:rPr>
+        <w:t>；有些譯本譯為Rehoboth</w:t>
+      </w:r>
+      <w:r>
+        <w:rPr>
+          <w:lang w:val="zh_TW" w:bidi="zh_TW"/>
+        </w:rPr>
+        <w:t>〔</w:t>
+      </w:r>
+      <w:r>
+        <w:rPr>
+          <w:lang w:val="zh_TW" w:bidi="zh_TW"/>
+        </w:rPr>
+        <w:t>利河伯</w:t>
+      </w:r>
+      <w:r>
+        <w:rPr>
+          <w:lang w:val="zh_TW" w:bidi="zh_TW"/>
+        </w:rPr>
+        <w:t>〕</w:t>
+      </w:r>
+      <w:r>
+        <w:rPr>
+          <w:lang w:val="zh_TW" w:bidi="zh_TW"/>
+        </w:rPr>
+        <w:t>）。而</w:t>
+      </w:r>
+      <w:r>
+        <w:rPr>
+          <w:lang w:val="zh_TW" w:bidi="zh_TW"/>
+        </w:rPr>
+        <w:t>對於它是否是一個獨立的市鎮（尼尼微的郊區），或者——由於該城鎮的名稱未在亞述文獻中被提及——是否只是尼尼微城內的開放廣場或寬闊街道，學界意見不一。</w:t>
+      </w:r>
+      <w:r>
+        <w:rPr>
+          <w:lang w:val="zh_TW" w:bidi="zh_TW"/>
+        </w:rPr>
+      </w:r>
+      <w:r>
+        <w:rPr>
+          <w:lang w:val="zh_TW" w:bidi="zh_TW"/>
+        </w:rPr>
+      </w:r>
+    </w:p>
+    <w:p>
+      <w:pPr/>
+      <w:r>
+        <w:rPr>
+          <w:lang w:val="zh_TW" w:bidi="zh_TW"/>
+        </w:rPr>
+      </w:r>
+    </w:p>
+    <w:p>
+      <w:pPr>
+        <w:pStyle w:val="Heading2"/>
+      </w:pPr>
+      <w:r>
+        <w:rPr>
+          <w:lang w:val="zh_TW" w:bidi="zh_TW"/>
+        </w:rPr>
+        <w:t>利未（人名）</w:t>
+      </w:r>
+      <w:r>
+        <w:rPr>
+          <w:lang w:val="zh_TW" w:bidi="zh_TW"/>
+        </w:rPr>
+      </w:r>
+    </w:p>
+    <w:p>
+      <w:pPr>
+        <w:pStyle w:val="ListNumber"/>
+        <w:numPr>
+          <w:ilvl w:val="0"/>
+          <w:numId w:val="17"/>
+        </w:numPr>
+        <w:spacing w:line="240" w:lineRule="auto"/>
+        <w:ind w:left="720"/>
+      </w:pPr>
+      <w:r>
+        <w:rPr>
+          <w:lang w:val="zh_TW" w:bidi="zh_TW"/>
+        </w:rPr>
+      </w:r>
+      <w:r>
+        <w:rPr>
+          <w:lang w:val="zh_TW" w:bidi="zh_TW"/>
+        </w:rPr>
+        <w:t>雅各從利亞所生的第三個兒子（</w:t>
+      </w:r>
+      <w:hyperlink r:id="rId84">
+        <w:r>
+          <w:rPr>
+            <w:lang w:val="zh_TW" w:bidi="zh_TW"/>
+          </w:rPr>
+          <w:rPr>
+            <w:color w:val="0000EE"/>
+            <w:u w:val="single"/>
+          </w:rPr>
+          <w:t>創29:34</w:t>
+        </w:r>
+      </w:hyperlink>
+      <w:r>
+        <w:rPr>
+          <w:lang w:val="zh_TW" w:bidi="zh_TW"/>
+        </w:rPr>
+        <w:t>）。這個名稱詞源不詳。利未的名字與在示劍發生的悲劇有關，當時利未和西緬因妹妹底拿被赫人示劍侵犯，憤而為她雪恥，並將該城一切男丁殘忍的殺死。雅各譴責該行為，臨死前宣告了利未的審判（</w:t>
+      </w:r>
+      <w:hyperlink r:id="rId85">
+        <w:r>
+          <w:rPr>
+            <w:lang w:val="zh_TW" w:bidi="zh_TW"/>
+          </w:rPr>
+          <w:rPr>
+            <w:color w:val="0000EE"/>
+            <w:u w:val="single"/>
+          </w:rPr>
+          <w:t>49:5–7</w:t>
+        </w:r>
+      </w:hyperlink>
+      <w:r>
+        <w:rPr>
+          <w:lang w:val="zh_TW" w:bidi="zh_TW"/>
+        </w:rPr>
+        <w:t>）。照他的話說，利未的後裔要散住在眾支派中間。</w:t>
+        <w:br/>
+      </w:r>
+      <w:r>
+        <w:rPr>
+          <w:lang w:val="zh_TW" w:bidi="zh_TW"/>
+        </w:rPr>
+        <w:t>利未支派由利未的三個兒子組成：革順、哥轄和米拉利。摩西、亞倫和米利暗的族系皆源自哥轄（</w:t>
+      </w:r>
+      <w:hyperlink r:id="rId86">
+        <w:r>
+          <w:rPr>
+            <w:lang w:val="zh_TW" w:bidi="zh_TW"/>
+          </w:rPr>
+          <w:rPr>
+            <w:color w:val="0000EE"/>
+            <w:u w:val="single"/>
+          </w:rPr>
+          <w:t>出6:16</w:t>
+        </w:r>
+      </w:hyperlink>
+      <w:r>
+        <w:rPr>
+          <w:lang w:val="zh_TW" w:bidi="zh_TW"/>
+        </w:rPr>
+        <w:t>）。利未人在何烈山下金牛犢事件中對耶和華保持忠心 。他們因此獲賞，能在會幕（</w:t>
+      </w:r>
+      <w:hyperlink r:id="rId87">
+        <w:r>
+          <w:rPr>
+            <w:lang w:val="zh_TW" w:bidi="zh_TW"/>
+          </w:rPr>
+          <w:rPr>
+            <w:color w:val="0000EE"/>
+            <w:u w:val="single"/>
+          </w:rPr>
+          <w:t>32</w:t>
+        </w:r>
+      </w:hyperlink>
+      <w:r>
+        <w:rPr>
+          <w:lang w:val="zh_TW" w:bidi="zh_TW"/>
+        </w:rPr>
+        <w:t>章）內與周圍以及後來的聖殿內特別供職。</w:t>
+        <w:br/>
+      </w:r>
+      <w:r>
+        <w:rPr>
+          <w:i/>
+          <w:lang w:val="zh_TW" w:bidi="zh_TW"/>
+        </w:rPr>
+        <w:t>另見</w:t>
+      </w:r>
+      <w:r>
+        <w:rPr>
+          <w:lang w:val="zh_TW" w:bidi="zh_TW"/>
+        </w:rPr>
+        <w:t>利未支派</w:t>
+      </w:r>
+      <w:r>
+        <w:rPr>
+          <w:lang w:val="zh_TW" w:bidi="zh_TW"/>
+        </w:rPr>
+        <w:t>。</w:t>
+      </w:r>
+    </w:p>
+    <w:p>
+      <w:pPr>
+        <w:pStyle w:val="ListNumber"/>
+        <w:spacing w:line="240" w:lineRule="auto"/>
+        <w:ind w:left="720"/>
+      </w:pPr>
+      <w:r>
+        <w:rPr>
+          <w:lang w:val="zh_TW" w:bidi="zh_TW"/>
+        </w:rPr>
+      </w:r>
+      <w:r>
+        <w:rPr>
+          <w:lang w:val="zh_TW" w:bidi="zh_TW"/>
+        </w:rPr>
+        <w:t>迦百農的稅吏（</w:t>
+      </w:r>
+      <w:hyperlink r:id="rId88">
+        <w:r>
+          <w:rPr>
+            <w:lang w:val="zh_TW" w:bidi="zh_TW"/>
+          </w:rPr>
+          <w:rPr>
+            <w:color w:val="0000EE"/>
+            <w:u w:val="single"/>
+          </w:rPr>
+          <w:t>可2:14</w:t>
+        </w:r>
+      </w:hyperlink>
+      <w:r>
+        <w:rPr>
+          <w:lang w:val="zh_TW" w:bidi="zh_TW"/>
+        </w:rPr>
+        <w:t>）；又稱馬太的十二門徒之一（</w:t>
+      </w:r>
+      <w:hyperlink r:id="rId88">
+        <w:r>
+          <w:rPr>
+            <w:lang w:val="zh_TW" w:bidi="zh_TW"/>
+          </w:rPr>
+          <w:rPr>
+            <w:color w:val="0000EE"/>
+            <w:u w:val="single"/>
+          </w:rPr>
+          <w:t>可2:14</w:t>
+        </w:r>
+      </w:hyperlink>
+      <w:r>
+        <w:rPr>
+          <w:lang w:val="zh_TW" w:bidi="zh_TW"/>
+        </w:rPr>
+        <w:t xml:space="preserve">； </w:t>
+      </w:r>
+      <w:hyperlink r:id="rId89">
+        <w:r>
+          <w:rPr>
+            <w:lang w:val="zh_TW" w:bidi="zh_TW"/>
+          </w:rPr>
+          <w:rPr>
+            <w:color w:val="0000EE"/>
+            <w:u w:val="single"/>
+          </w:rPr>
+          <w:t>路5:27</w:t>
+        </w:r>
+      </w:hyperlink>
+      <w:r>
+        <w:rPr>
+          <w:lang w:val="zh_TW" w:bidi="zh_TW"/>
+        </w:rPr>
+        <w:t>；參見</w:t>
+      </w:r>
+      <w:hyperlink r:id="rId90">
+        <w:r>
+          <w:rPr>
+            <w:lang w:val="zh_TW" w:bidi="zh_TW"/>
+          </w:rPr>
+          <w:rPr>
+            <w:color w:val="0000EE"/>
+            <w:u w:val="single"/>
+          </w:rPr>
+          <w:t>太9:9</w:t>
+        </w:r>
+      </w:hyperlink>
+      <w:r>
+        <w:rPr>
+          <w:lang w:val="zh_TW" w:bidi="zh_TW"/>
+        </w:rPr>
+        <w:t>）</w:t>
+      </w:r>
+      <w:r>
+        <w:rPr>
+          <w:i/>
+          <w:lang w:val="zh_TW" w:bidi="zh_TW"/>
+        </w:rPr>
+        <w:t>見</w:t>
+      </w:r>
+      <w:r>
+        <w:rPr>
+          <w:lang w:val="zh_TW" w:bidi="zh_TW"/>
+        </w:rPr>
+        <w:t>馬太（人名）</w:t>
+      </w:r>
+      <w:r>
+        <w:rPr>
+          <w:lang w:val="zh_TW" w:bidi="zh_TW"/>
+        </w:rPr>
+        <w:t>。</w:t>
+      </w:r>
+    </w:p>
+    <w:p>
+      <w:pPr>
+        <w:pStyle w:val="ListNumber"/>
+        <w:spacing w:line="240" w:lineRule="auto"/>
+        <w:ind w:left="720"/>
+      </w:pPr>
+      <w:r>
+        <w:rPr>
+          <w:lang w:val="zh_TW" w:bidi="zh_TW"/>
+        </w:rPr>
+      </w:r>
+      <w:r>
+        <w:rPr>
+          <w:lang w:val="zh_TW" w:bidi="zh_TW"/>
+        </w:rPr>
+        <w:t>麥基的兒子並耶穌的祖先（</w:t>
+      </w:r>
+      <w:hyperlink r:id="rId91">
+        <w:r>
+          <w:rPr>
+            <w:lang w:val="zh_TW" w:bidi="zh_TW"/>
+          </w:rPr>
+          <w:rPr>
+            <w:color w:val="0000EE"/>
+            <w:u w:val="single"/>
+          </w:rPr>
+          <w:t>路3:24</w:t>
+        </w:r>
+      </w:hyperlink>
+      <w:r>
+        <w:rPr>
+          <w:lang w:val="zh_TW" w:bidi="zh_TW"/>
+        </w:rPr>
+        <w:t>）。</w:t>
+      </w:r>
+      <w:r>
+        <w:rPr>
+          <w:i/>
+          <w:lang w:val="zh_TW" w:bidi="zh_TW"/>
+        </w:rPr>
+        <w:t>見</w:t>
+      </w:r>
+      <w:r>
+        <w:rPr>
+          <w:lang w:val="zh_TW" w:bidi="zh_TW"/>
+        </w:rPr>
+        <w:t>耶穌基督的家譜</w:t>
+      </w:r>
+      <w:r>
+        <w:rPr>
+          <w:lang w:val="zh_TW" w:bidi="zh_TW"/>
+        </w:rPr>
+        <w:t>。</w:t>
+      </w:r>
+    </w:p>
+    <w:p>
+      <w:pPr>
+        <w:pStyle w:val="ListNumber"/>
+        <w:spacing w:line="240" w:lineRule="auto"/>
+        <w:ind w:left="720"/>
+      </w:pPr>
+      <w:r>
+        <w:rPr>
+          <w:lang w:val="zh_TW" w:bidi="zh_TW"/>
+        </w:rPr>
+      </w:r>
+      <w:r>
+        <w:rPr>
+          <w:lang w:val="zh_TW" w:bidi="zh_TW"/>
+        </w:rPr>
+        <w:t>西緬的兒子並耶穌的祖先（</w:t>
+      </w:r>
+      <w:hyperlink r:id="rId92">
+        <w:r>
+          <w:rPr>
+            <w:lang w:val="zh_TW" w:bidi="zh_TW"/>
+          </w:rPr>
+          <w:rPr>
+            <w:color w:val="0000EE"/>
+            <w:u w:val="single"/>
+          </w:rPr>
+          <w:t>路3:30</w:t>
+        </w:r>
+      </w:hyperlink>
+      <w:r>
+        <w:rPr>
+          <w:lang w:val="zh_TW" w:bidi="zh_TW"/>
+        </w:rPr>
+        <w:t>）。</w:t>
+      </w:r>
+      <w:r>
+        <w:rPr>
+          <w:i/>
+          <w:lang w:val="zh_TW" w:bidi="zh_TW"/>
+        </w:rPr>
+        <w:t>見</w:t>
+      </w:r>
+      <w:r>
+        <w:rPr>
+          <w:lang w:val="zh_TW" w:bidi="zh_TW"/>
+        </w:rPr>
+        <w:t>耶穌基督的家譜</w:t>
+      </w:r>
+      <w:r>
+        <w:rPr>
+          <w:lang w:val="zh_TW" w:bidi="zh_TW"/>
+        </w:rPr>
+        <w:t>。</w:t>
+      </w:r>
+      <w:r>
+        <w:rPr>
+          <w:lang w:val="zh_TW" w:bidi="zh_TW"/>
+        </w:rPr>
+      </w:r>
+      <w:r>
+        <w:rPr>
+          <w:lang w:val="zh_TW" w:bidi="zh_TW"/>
+        </w:rPr>
+      </w:r>
+    </w:p>
+    <w:p>
+      <w:pPr/>
+      <w:r>
+        <w:rPr>
+          <w:lang w:val="zh_TW" w:bidi="zh_TW"/>
+        </w:rPr>
+      </w:r>
+    </w:p>
+    <w:p>
+      <w:pPr>
+        <w:pStyle w:val="Heading2"/>
+      </w:pPr>
+      <w:r>
+        <w:rPr>
+          <w:lang w:val="zh_TW" w:bidi="zh_TW"/>
+        </w:rPr>
+        <w:t>利未支派</w:t>
+      </w:r>
+      <w:r>
+        <w:rPr>
+          <w:lang w:val="zh_TW" w:bidi="zh_TW"/>
+        </w:rPr>
+      </w:r>
+    </w:p>
+    <w:p>
+      <w:pPr>
+        <w:pStyle w:val="Heading3"/>
+      </w:pPr>
+      <w:r>
+        <w:rPr>
+          <w:lang w:val="zh_TW" w:bidi="zh_TW"/>
+        </w:rPr>
+        <w:t>利未支派的起源</w:t>
+      </w:r>
+    </w:p>
+    <w:p>
+      <w:pPr/>
+      <w:r>
+        <w:rPr>
+          <w:lang w:val="zh_TW" w:bidi="zh_TW"/>
+        </w:rPr>
+      </w:r>
+      <w:r>
+        <w:rPr>
+          <w:lang w:val="zh_TW" w:bidi="zh_TW"/>
+        </w:rPr>
+        <w:t>利未人是以色列眾支派之一。利未支派的名字來自利亞和雅各的第三個兒子利未（</w:t>
+      </w:r>
+      <w:hyperlink r:id="rId84">
+        <w:r>
+          <w:rPr>
+            <w:lang w:val="zh_TW" w:bidi="zh_TW"/>
+          </w:rPr>
+          <w:rPr>
+            <w:color w:val="0000EE"/>
+            <w:u w:val="single"/>
+          </w:rPr>
+          <w:t>創29:34</w:t>
+        </w:r>
+      </w:hyperlink>
+      <w:r>
+        <w:rPr>
+          <w:lang w:val="zh_TW" w:bidi="zh_TW"/>
+        </w:rPr>
+        <w:t>）。利未這個名字的意思是「聯合」。利亞希望自己為雅各生了三個兒子之後，雅各會更親近她、與她聯合。這種聯合的概念也出現在</w:t>
+      </w:r>
+      <w:hyperlink r:id="rId93">
+        <w:r>
+          <w:rPr>
+            <w:lang w:val="zh_TW" w:bidi="zh_TW"/>
+          </w:rPr>
+          <w:rPr>
+            <w:color w:val="0000EE"/>
+            <w:u w:val="single"/>
+          </w:rPr>
+          <w:t>民數記十八章2節</w:t>
+        </w:r>
+      </w:hyperlink>
+      <w:r>
+        <w:rPr>
+          <w:lang w:val="zh_TW" w:bidi="zh_TW"/>
+        </w:rPr>
+        <w:t>，那裡描述利未支派「聯合」亞倫，一同事奉。</w:t>
+      </w:r>
+    </w:p>
+    <w:p>
+      <w:pPr/>
+      <w:r>
+        <w:rPr>
+          <w:lang w:val="zh_TW" w:bidi="zh_TW"/>
+        </w:rPr>
+      </w:r>
+      <w:r>
+        <w:rPr>
+          <w:lang w:val="zh_TW" w:bidi="zh_TW"/>
+        </w:rPr>
+        <w:t>聖經第一次詳細提到利未，是在示劍發生的暴力事件中。當時，利未和西緬為了替妹妹底拿遭玷辱一事報仇，殺了城中的居民（</w:t>
+      </w:r>
+      <w:hyperlink r:id="rId94">
+        <w:r>
+          <w:rPr>
+            <w:lang w:val="zh_TW" w:bidi="zh_TW"/>
+          </w:rPr>
+          <w:rPr>
+            <w:color w:val="0000EE"/>
+            <w:u w:val="single"/>
+          </w:rPr>
+          <w:t>創34:25–29</w:t>
+        </w:r>
+      </w:hyperlink>
+      <w:r>
+        <w:rPr>
+          <w:lang w:val="zh_TW" w:bidi="zh_TW"/>
+        </w:rPr>
+        <w:t>）。因此，父親雅各責備他們（</w:t>
+      </w:r>
+      <w:hyperlink r:id="rId95">
+        <w:r>
+          <w:rPr>
+            <w:lang w:val="zh_TW" w:bidi="zh_TW"/>
+          </w:rPr>
+          <w:rPr>
+            <w:color w:val="0000EE"/>
+            <w:u w:val="single"/>
+          </w:rPr>
+          <w:t>創34:30</w:t>
+        </w:r>
+      </w:hyperlink>
+      <w:r>
+        <w:rPr>
+          <w:lang w:val="zh_TW" w:bidi="zh_TW"/>
+        </w:rPr>
+        <w:t>），雅各臨終時也咒詛他們，預言他們的後裔將分散在以色列中（</w:t>
+      </w:r>
+      <w:hyperlink r:id="rId85">
+        <w:r>
+          <w:rPr>
+            <w:lang w:val="zh_TW" w:bidi="zh_TW"/>
+          </w:rPr>
+          <w:rPr>
+            <w:color w:val="0000EE"/>
+            <w:u w:val="single"/>
+          </w:rPr>
+          <w:t>49:5–7</w:t>
+        </w:r>
+      </w:hyperlink>
+      <w:r>
+        <w:rPr>
+          <w:lang w:val="zh_TW" w:bidi="zh_TW"/>
+        </w:rPr>
+        <w:t>）。然而，儘管利未支派受到咒詛，後來仍成為神所揀選的祭司支派；至於西緬支派，後來則逐漸併入猶大支派之中。</w:t>
+      </w:r>
+    </w:p>
+    <w:p>
+      <w:pPr>
+        <w:pStyle w:val="Heading3"/>
+      </w:pPr>
+      <w:r>
+        <w:rPr>
+          <w:lang w:val="zh_TW" w:bidi="zh_TW"/>
+        </w:rPr>
+        <w:t>利未人的特殊角色</w:t>
+      </w:r>
+    </w:p>
+    <w:p>
+      <w:pPr/>
+      <w:r>
+        <w:rPr>
+          <w:lang w:val="zh_TW" w:bidi="zh_TW"/>
+        </w:rPr>
+      </w:r>
+      <w:r>
+        <w:rPr>
+          <w:lang w:val="zh_TW" w:bidi="zh_TW"/>
+        </w:rPr>
+        <w:t>起初，利未支派和其它支派一樣，並沒有特殊的宗教職分（</w:t>
+      </w:r>
+      <w:hyperlink r:id="rId96">
+        <w:r>
+          <w:rPr>
+            <w:lang w:val="zh_TW" w:bidi="zh_TW"/>
+          </w:rPr>
+          <w:rPr>
+            <w:color w:val="0000EE"/>
+            <w:u w:val="single"/>
+          </w:rPr>
+          <w:t>出2:1</w:t>
+        </w:r>
+      </w:hyperlink>
+      <w:r>
+        <w:rPr>
+          <w:lang w:val="zh_TW" w:bidi="zh_TW"/>
+        </w:rPr>
+        <w:t>）。然而，以色列人在金牛犢事件中悖逆神時，利未人表明了他們對神的忠心（</w:t>
+      </w:r>
+      <w:hyperlink r:id="rId97">
+        <w:r>
+          <w:rPr>
+            <w:lang w:val="zh_TW" w:bidi="zh_TW"/>
+          </w:rPr>
+          <w:rPr>
+            <w:color w:val="0000EE"/>
+            <w:u w:val="single"/>
+          </w:rPr>
+          <w:t>出32:25–29</w:t>
+        </w:r>
+      </w:hyperlink>
+      <w:r>
+        <w:rPr>
+          <w:lang w:val="zh_TW" w:bidi="zh_TW"/>
+        </w:rPr>
+        <w:t>）。神因他們的忠心，「與利未立約」（</w:t>
+      </w:r>
+      <w:hyperlink r:id="rId98">
+        <w:r>
+          <w:rPr>
+            <w:lang w:val="zh_TW" w:bidi="zh_TW"/>
+          </w:rPr>
+          <w:rPr>
+            <w:color w:val="0000EE"/>
+            <w:u w:val="single"/>
+          </w:rPr>
+          <w:t>民18:19</w:t>
+        </w:r>
+      </w:hyperlink>
+      <w:r>
+        <w:rPr>
+          <w:lang w:val="zh_TW" w:bidi="zh_TW"/>
+        </w:rPr>
+        <w:t>），並把他們分別出來承擔祭司職分（</w:t>
+      </w:r>
+      <w:hyperlink r:id="rId99">
+        <w:r>
+          <w:rPr>
+            <w:lang w:val="zh_TW" w:bidi="zh_TW"/>
+          </w:rPr>
+          <w:rPr>
+            <w:color w:val="0000EE"/>
+            <w:u w:val="single"/>
+          </w:rPr>
+          <w:t>民3:11–13</w:t>
+        </w:r>
+      </w:hyperlink>
+      <w:r>
+        <w:rPr>
+          <w:lang w:val="zh_TW" w:bidi="zh_TW"/>
+        </w:rPr>
+        <w:t>）。從此，利未人要在以色列中擔任祭司和宗教領袖。利未支派不像其它支派那樣分得特定的地業；耶和華自己要作他們的產業（</w:t>
+      </w:r>
+      <w:hyperlink r:id="rId100">
+        <w:r>
+          <w:rPr>
+            <w:lang w:val="zh_TW" w:bidi="zh_TW"/>
+          </w:rPr>
+          <w:rPr>
+            <w:color w:val="0000EE"/>
+            <w:u w:val="single"/>
+          </w:rPr>
+          <w:t>民18:20</w:t>
+        </w:r>
+      </w:hyperlink>
+      <w:r>
+        <w:rPr>
+          <w:lang w:val="zh_TW" w:bidi="zh_TW"/>
+        </w:rPr>
+        <w:t>）。不過，神仍賜給他們48座城，其中包括六座逃城；這些城分散在以色列各地（</w:t>
+      </w:r>
+      <w:hyperlink r:id="rId101">
+        <w:r>
+          <w:rPr>
+            <w:lang w:val="zh_TW" w:bidi="zh_TW"/>
+          </w:rPr>
+          <w:rPr>
+            <w:color w:val="0000EE"/>
+            <w:u w:val="single"/>
+          </w:rPr>
+          <w:t>書21:1–42</w:t>
+        </w:r>
+      </w:hyperlink>
+      <w:r>
+        <w:rPr>
+          <w:lang w:val="zh_TW" w:bidi="zh_TW"/>
+        </w:rPr>
+        <w:t>）。</w:t>
+      </w:r>
+    </w:p>
+    <w:p>
+      <w:pPr/>
+      <w:r>
+        <w:rPr>
+          <w:lang w:val="zh_TW" w:bidi="zh_TW"/>
+        </w:rPr>
+      </w:r>
+      <w:r>
+        <w:rPr>
+          <w:lang w:val="zh_TW" w:bidi="zh_TW"/>
+        </w:rPr>
+        <w:t>由於利未支派沒有自己的地業，因此他們要像寡婦、孤兒和寄居者一樣，依靠百姓所獻的禮物和十分之一來維生（</w:t>
+      </w:r>
+      <w:hyperlink r:id="rId102">
+        <w:r>
+          <w:rPr>
+            <w:lang w:val="zh_TW" w:bidi="zh_TW"/>
+          </w:rPr>
+          <w:rPr>
+            <w:color w:val="0000EE"/>
+            <w:u w:val="single"/>
+          </w:rPr>
+          <w:t>民18:21</w:t>
+        </w:r>
+      </w:hyperlink>
+      <w:r>
+        <w:rPr>
+          <w:lang w:val="zh_TW" w:bidi="zh_TW"/>
+        </w:rPr>
+        <w:t>），供應他們的生活所需，是神百姓的責任（</w:t>
+      </w:r>
+      <w:hyperlink r:id="rId103">
+        <w:r>
+          <w:rPr>
+            <w:lang w:val="zh_TW" w:bidi="zh_TW"/>
+          </w:rPr>
+          <w:rPr>
+            <w:color w:val="0000EE"/>
+            <w:u w:val="single"/>
+          </w:rPr>
+          <w:t>申14:29</w:t>
+        </w:r>
+      </w:hyperlink>
+      <w:r>
+        <w:rPr>
+          <w:lang w:val="zh_TW" w:bidi="zh_TW"/>
+        </w:rPr>
+        <w:t>）。因為利未是屬於神的支派，所以約押在替大衛數點百姓時，不願把利未人計算在內（</w:t>
+      </w:r>
+      <w:hyperlink r:id="rId104">
+        <w:r>
+          <w:rPr>
+            <w:lang w:val="zh_TW" w:bidi="zh_TW"/>
+          </w:rPr>
+          <w:rPr>
+            <w:color w:val="0000EE"/>
+            <w:u w:val="single"/>
+          </w:rPr>
+          <w:t>代上21:6</w:t>
         </w:r>
       </w:hyperlink>
       <w:r>
@@ -394,23 +3104,88 @@
         </w:rPr>
         <w:t>；參</w:t>
       </w:r>
-      <w:hyperlink r:id="rId19">
-        <w:r>
-          <w:rPr>
-            <w:lang w:val="zh_TW" w:bidi="zh_TW"/>
-          </w:rPr>
-          <w:rPr>
-            <w:color w:val="0000EE"/>
-            <w:u w:val="single"/>
-          </w:rPr>
-          <w:t>林後1:12</w:t>
-        </w:r>
-      </w:hyperlink>
-      <w:r>
-        <w:rPr>
-          <w:lang w:val="zh_TW" w:bidi="zh_TW"/>
-        </w:rPr>
-        <w:t>），但他並沒有詳細說明兩者之間的關係。</w:t>
+      <w:hyperlink r:id="rId105">
+        <w:r>
+          <w:rPr>
+            <w:lang w:val="zh_TW" w:bidi="zh_TW"/>
+          </w:rPr>
+          <w:rPr>
+            <w:color w:val="0000EE"/>
+            <w:u w:val="single"/>
+          </w:rPr>
+          <w:t>民1:49</w:t>
+        </w:r>
+      </w:hyperlink>
+      <w:r>
+        <w:rPr>
+          <w:lang w:val="zh_TW" w:bidi="zh_TW"/>
+        </w:rPr>
+        <w:t>）。除了宗教職分方面的事奉之外，利未人不參與爭戰（</w:t>
+      </w:r>
+      <w:hyperlink r:id="rId106">
+        <w:r>
+          <w:rPr>
+            <w:lang w:val="zh_TW" w:bidi="zh_TW"/>
+          </w:rPr>
+          <w:rPr>
+            <w:color w:val="0000EE"/>
+            <w:u w:val="single"/>
+          </w:rPr>
+          <w:t>代下20:21</w:t>
+        </w:r>
+      </w:hyperlink>
+      <w:r>
+        <w:rPr>
+          <w:lang w:val="zh_TW" w:bidi="zh_TW"/>
+        </w:rPr>
+        <w:t>）。他們負責看守和管理會幕（</w:t>
+      </w:r>
+      <w:hyperlink r:id="rId107">
+        <w:r>
+          <w:rPr>
+            <w:lang w:val="zh_TW" w:bidi="zh_TW"/>
+          </w:rPr>
+          <w:rPr>
+            <w:color w:val="0000EE"/>
+            <w:u w:val="single"/>
+          </w:rPr>
+          <w:t>民1:50–53</w:t>
+        </w:r>
+      </w:hyperlink>
+      <w:r>
+        <w:rPr>
+          <w:lang w:val="zh_TW" w:bidi="zh_TW"/>
+        </w:rPr>
+        <w:t>），後來則負責聖殿的事務（</w:t>
+      </w:r>
+      <w:hyperlink r:id="rId108">
+        <w:r>
+          <w:rPr>
+            <w:lang w:val="zh_TW" w:bidi="zh_TW"/>
+          </w:rPr>
+          <w:rPr>
+            <w:color w:val="0000EE"/>
+            <w:u w:val="single"/>
+          </w:rPr>
+          <w:t>代上23:25–32</w:t>
+        </w:r>
+      </w:hyperlink>
+      <w:r>
+        <w:rPr>
+          <w:lang w:val="zh_TW" w:bidi="zh_TW"/>
+        </w:rPr>
+        <w:t>）。</w:t>
+      </w:r>
+    </w:p>
+    <w:p>
+      <w:pPr>
+        <w:pStyle w:val="Heading3"/>
+      </w:pPr>
+      <w:r>
+        <w:rPr>
+          <w:lang w:val="zh_TW" w:bidi="zh_TW"/>
+        </w:rPr>
+        <w:t>職責與責任</w:t>
       </w:r>
     </w:p>
     <w:p>
@@ -424,72 +3199,104 @@
         <w:rPr>
           <w:lang w:val="zh_TW" w:bidi="zh_TW"/>
         </w:rPr>
-        <w:t>保羅為自己的事工，向哥林多教會辯護，要求他們憑著其判斷，看看他的行為是對是錯。他們應該能藉著自己的良心來作判斷（</w:t>
-      </w:r>
-      <w:hyperlink r:id="rId20">
-        <w:r>
-          <w:rPr>
-            <w:lang w:val="zh_TW" w:bidi="zh_TW"/>
-          </w:rPr>
-          <w:rPr>
-            <w:color w:val="0000EE"/>
-            <w:u w:val="single"/>
-          </w:rPr>
-          <w:t>林後4:1–2</w:t>
-        </w:r>
-      </w:hyperlink>
-      <w:r>
-        <w:rPr>
-          <w:lang w:val="zh_TW" w:bidi="zh_TW"/>
-        </w:rPr>
-        <w:t>）。保羅深信，神知道驅使他行事的動機，所以他盼望哥林多人也能藉著良心認出，這動機是出於「敬畏主」（</w:t>
-      </w:r>
-      <w:hyperlink r:id="rId21">
-        <w:r>
-          <w:rPr>
-            <w:lang w:val="zh_TW" w:bidi="zh_TW"/>
-          </w:rPr>
-          <w:rPr>
-            <w:color w:val="0000EE"/>
-            <w:u w:val="single"/>
-          </w:rPr>
-          <w:t>5:11</w:t>
-        </w:r>
-      </w:hyperlink>
-      <w:r>
-        <w:rPr>
-          <w:lang w:val="zh_TW" w:bidi="zh_TW"/>
-        </w:rPr>
-        <w:t>）。保羅寫信給提摩太時，把「無虧的良心」與「無偽的信心」相提並論（</w:t>
-      </w:r>
-      <w:hyperlink r:id="rId22">
-        <w:r>
-          <w:rPr>
-            <w:lang w:val="zh_TW" w:bidi="zh_TW"/>
-          </w:rPr>
-          <w:rPr>
-            <w:color w:val="0000EE"/>
-            <w:u w:val="single"/>
-          </w:rPr>
-          <w:t>提前1:5</w:t>
-        </w:r>
-      </w:hyperlink>
-      <w:r>
-        <w:rPr>
-          <w:lang w:val="zh_TW" w:bidi="zh_TW"/>
-        </w:rPr>
-        <w:t>）。當人不再照著基督信仰而活，他們的良心就可能「如同被熱鐵烙慣了一般」。這表示他們因不斷行惡，無法再分辨對錯（</w:t>
-      </w:r>
-      <w:hyperlink r:id="rId23">
-        <w:r>
-          <w:rPr>
-            <w:lang w:val="zh_TW" w:bidi="zh_TW"/>
-          </w:rPr>
-          <w:rPr>
-            <w:color w:val="0000EE"/>
-            <w:u w:val="single"/>
-          </w:rPr>
-          <w:t>4:2</w:t>
+        <w:t>聖經清楚區分利未支派中的三個層級：</w:t>
+      </w:r>
+    </w:p>
+    <w:p>
+      <w:pPr>
+        <w:pStyle w:val="ListBullet"/>
+        <w:spacing w:line="240" w:lineRule="auto"/>
+        <w:ind w:left="720"/>
+      </w:pPr>
+      <w:r>
+        <w:rPr>
+          <w:lang w:val="zh_TW" w:bidi="zh_TW"/>
+        </w:rPr>
+      </w:r>
+      <w:r>
+        <w:rPr>
+          <w:lang w:val="zh_TW" w:bidi="zh_TW"/>
+        </w:rPr>
+        <w:t>大祭司，</w:t>
+      </w:r>
+    </w:p>
+    <w:p>
+      <w:pPr>
+        <w:pStyle w:val="ListBullet"/>
+        <w:spacing w:line="240" w:lineRule="auto"/>
+        <w:ind w:left="720"/>
+      </w:pPr>
+      <w:r>
+        <w:rPr>
+          <w:lang w:val="zh_TW" w:bidi="zh_TW"/>
+        </w:rPr>
+      </w:r>
+      <w:r>
+        <w:rPr>
+          <w:lang w:val="zh_TW" w:bidi="zh_TW"/>
+        </w:rPr>
+        <w:t>其他祭司，以及</w:t>
+      </w:r>
+    </w:p>
+    <w:p>
+      <w:pPr>
+        <w:pStyle w:val="ListBullet"/>
+        <w:spacing w:line="240" w:lineRule="auto"/>
+        <w:ind w:left="720"/>
+      </w:pPr>
+      <w:r>
+        <w:rPr>
+          <w:lang w:val="zh_TW" w:bidi="zh_TW"/>
+        </w:rPr>
+      </w:r>
+      <w:r>
+        <w:rPr>
+          <w:lang w:val="zh_TW" w:bidi="zh_TW"/>
+        </w:rPr>
+        <w:t>負責較次要職務的利未人。</w:t>
+      </w:r>
+    </w:p>
+    <w:p>
+      <w:pPr/>
+      <w:r>
+        <w:rPr>
+          <w:lang w:val="zh_TW" w:bidi="zh_TW"/>
+        </w:rPr>
+      </w:r>
+      <w:r>
+        <w:rPr>
+          <w:lang w:val="zh_TW" w:bidi="zh_TW"/>
+        </w:rPr>
+        <w:t>早期，他們負責搬運和安置會幕（</w:t>
+      </w:r>
+      <w:hyperlink r:id="rId109">
+        <w:r>
+          <w:rPr>
+            <w:lang w:val="zh_TW" w:bidi="zh_TW"/>
+          </w:rPr>
+          <w:rPr>
+            <w:color w:val="0000EE"/>
+            <w:u w:val="single"/>
+          </w:rPr>
+          <w:t>民1:50–51</w:t>
+        </w:r>
+      </w:hyperlink>
+      <w:r>
+        <w:rPr>
+          <w:lang w:val="zh_TW" w:bidi="zh_TW"/>
+        </w:rPr>
+        <w:t>），也承擔其它職務。後來，他們又擔任守門人和樂師（</w:t>
+      </w:r>
+      <w:hyperlink r:id="rId110">
+        <w:r>
+          <w:rPr>
+            <w:lang w:val="zh_TW" w:bidi="zh_TW"/>
+          </w:rPr>
+          <w:rPr>
+            <w:color w:val="0000EE"/>
+            <w:u w:val="single"/>
+          </w:rPr>
+          <w:t>代上16:42</w:t>
         </w:r>
       </w:hyperlink>
       <w:r>
@@ -498,6 +3305,60 @@
         </w:rPr>
         <w:t>）。</w:t>
       </w:r>
+      <w:hyperlink r:id="rId111">
+        <w:r>
+          <w:rPr>
+            <w:lang w:val="zh_TW" w:bidi="zh_TW"/>
+          </w:rPr>
+          <w:rPr>
+            <w:color w:val="0000EE"/>
+            <w:u w:val="single"/>
+          </w:rPr>
+          <w:t>申命記三十三章8至11節</w:t>
+        </w:r>
+      </w:hyperlink>
+      <w:r>
+        <w:rPr>
+          <w:lang w:val="zh_TW" w:bidi="zh_TW"/>
+        </w:rPr>
+        <w:t>列出了利未人的職責。在那段經文中，屬靈上的幫助和教導與祭司職分同樣重要。因此，約沙法派遣他們教導律法，也就不足為奇了（</w:t>
+      </w:r>
+      <w:hyperlink r:id="rId112">
+        <w:r>
+          <w:rPr>
+            <w:lang w:val="zh_TW" w:bidi="zh_TW"/>
+          </w:rPr>
+          <w:rPr>
+            <w:color w:val="0000EE"/>
+            <w:u w:val="single"/>
+          </w:rPr>
+          <w:t>代下17:7–9</w:t>
+        </w:r>
+      </w:hyperlink>
+      <w:r>
+        <w:rPr>
+          <w:lang w:val="zh_TW" w:bidi="zh_TW"/>
+        </w:rPr>
+        <w:t>）。不過，一般人通常只是把他們視為祭司（</w:t>
+      </w:r>
+      <w:hyperlink r:id="rId113">
+        <w:r>
+          <w:rPr>
+            <w:lang w:val="zh_TW" w:bidi="zh_TW"/>
+          </w:rPr>
+          <w:rPr>
+            <w:color w:val="0000EE"/>
+            <w:u w:val="single"/>
+          </w:rPr>
+          <w:t>士17:13</w:t>
+        </w:r>
+      </w:hyperlink>
+      <w:r>
+        <w:rPr>
+          <w:lang w:val="zh_TW" w:bidi="zh_TW"/>
+        </w:rPr>
+        <w:t>）。</w:t>
+      </w:r>
     </w:p>
     <w:p>
       <w:pPr/>
@@ -510,54 +3371,408 @@
         <w:rPr>
           <w:lang w:val="zh_TW" w:bidi="zh_TW"/>
         </w:rPr>
-        <w:t>保羅在哥林多前書，回答可否吃祭偶像之物的問題。他談到良心如何判斷人過去與將來的行為（</w:t>
-      </w:r>
-      <w:hyperlink r:id="rId24">
-        <w:r>
-          <w:rPr>
-            <w:lang w:val="zh_TW" w:bidi="zh_TW"/>
-          </w:rPr>
-          <w:rPr>
-            <w:color w:val="0000EE"/>
-            <w:u w:val="single"/>
-          </w:rPr>
-          <w:t>林前8–10章</w:t>
-        </w:r>
-      </w:hyperlink>
-      <w:r>
-        <w:rPr>
-          <w:lang w:val="zh_TW" w:bidi="zh_TW"/>
-        </w:rPr>
-        <w:t>）。有哥林多信徒良心「軟弱」，因為他們認為吃祭過偶像的食物是錯的（</w:t>
-      </w:r>
-      <w:hyperlink r:id="rId25">
-        <w:r>
-          <w:rPr>
-            <w:lang w:val="zh_TW" w:bidi="zh_TW"/>
-          </w:rPr>
-          <w:rPr>
-            <w:color w:val="0000EE"/>
-            <w:u w:val="single"/>
-          </w:rPr>
-          <w:t>林前8:7</w:t>
-        </w:r>
-      </w:hyperlink>
-      <w:r>
-        <w:rPr>
-          <w:lang w:val="zh_TW" w:bidi="zh_TW"/>
-        </w:rPr>
-        <w:t>）。他們並不知道一切食物都可以吃，都是「潔淨」的（</w:t>
-      </w:r>
-      <w:hyperlink r:id="rId26">
-        <w:r>
-          <w:rPr>
-            <w:lang w:val="zh_TW" w:bidi="zh_TW"/>
-          </w:rPr>
-          <w:rPr>
-            <w:color w:val="0000EE"/>
-            <w:u w:val="single"/>
-          </w:rPr>
-          <w:t>羅14:20</w:t>
+        <w:t>利未人作為宗教領袖和教師，在以色列歷史中一直扮演著重要的角色。</w:t>
+      </w:r>
+      <w:hyperlink r:id="rId114">
+        <w:r>
+          <w:rPr>
+            <w:lang w:val="zh_TW" w:bidi="zh_TW"/>
+          </w:rPr>
+          <w:rPr>
+            <w:color w:val="0000EE"/>
+            <w:u w:val="single"/>
+          </w:rPr>
+          <w:t>耶利米書三十三章20至26節</w:t>
+        </w:r>
+      </w:hyperlink>
+      <w:r>
+        <w:rPr>
+          <w:lang w:val="zh_TW" w:bidi="zh_TW"/>
+        </w:rPr>
+        <w:t>和</w:t>
+      </w:r>
+      <w:hyperlink r:id="rId115">
+        <w:r>
+          <w:rPr>
+            <w:lang w:val="zh_TW" w:bidi="zh_TW"/>
+          </w:rPr>
+          <w:rPr>
+            <w:color w:val="0000EE"/>
+            <w:u w:val="single"/>
+          </w:rPr>
+          <w:t>瑪拉基書三章3至4節</w:t>
+        </w:r>
+      </w:hyperlink>
+      <w:r>
+        <w:rPr>
+          <w:lang w:val="zh_TW" w:bidi="zh_TW"/>
+        </w:rPr>
+        <w:t>都提到神與利未所立長久的約。巴比倫被擄歸回後，利未支派的人也歸回耶路撒冷（</w:t>
+      </w:r>
+      <w:hyperlink r:id="rId116">
+        <w:r>
+          <w:rPr>
+            <w:lang w:val="zh_TW" w:bidi="zh_TW"/>
+          </w:rPr>
+          <w:rPr>
+            <w:color w:val="0000EE"/>
+            <w:u w:val="single"/>
+          </w:rPr>
+          <w:t>拉2:36–42</w:t>
+        </w:r>
+      </w:hyperlink>
+      <w:r>
+        <w:rPr>
+          <w:lang w:val="zh_TW" w:bidi="zh_TW"/>
+        </w:rPr>
+        <w:t>），其中祭司家族的人所佔比例特別高。</w:t>
+      </w:r>
+    </w:p>
+    <w:p>
+      <w:pPr>
+        <w:pStyle w:val="Heading3"/>
+      </w:pPr>
+      <w:r>
+        <w:rPr>
+          <w:lang w:val="zh_TW" w:bidi="zh_TW"/>
+        </w:rPr>
+        <w:t>新約聖經中的利未人</w:t>
+      </w:r>
+    </w:p>
+    <w:p>
+      <w:pPr/>
+      <w:r>
+        <w:rPr>
+          <w:lang w:val="zh_TW" w:bidi="zh_TW"/>
+        </w:rPr>
+      </w:r>
+      <w:r>
+        <w:rPr>
+          <w:lang w:val="zh_TW" w:bidi="zh_TW"/>
+        </w:rPr>
+        <w:t>在新約聖經中，早期教會的重要人物巴拿巴是一位利未人（</w:t>
+      </w:r>
+      <w:hyperlink r:id="rId117">
+        <w:r>
+          <w:rPr>
+            <w:lang w:val="zh_TW" w:bidi="zh_TW"/>
+          </w:rPr>
+          <w:rPr>
+            <w:color w:val="0000EE"/>
+            <w:u w:val="single"/>
+          </w:rPr>
+          <w:t>徒4:36</w:t>
+        </w:r>
+      </w:hyperlink>
+      <w:r>
+        <w:rPr>
+          <w:lang w:val="zh_TW" w:bidi="zh_TW"/>
+        </w:rPr>
+        <w:t>）。即使到了今天，猶太人當中的姓氏利未（Levy），往往仍表示其家族自稱源自利未支派。</w:t>
+      </w:r>
+    </w:p>
+    <w:p>
+      <w:pPr/>
+      <w:r>
+        <w:rPr>
+          <w:lang w:val="zh_TW" w:bidi="zh_TW"/>
+        </w:rPr>
+      </w:r>
+      <w:r>
+        <w:rPr>
+          <w:i/>
+          <w:lang w:val="zh_TW" w:bidi="zh_TW"/>
+        </w:rPr>
+        <w:t>另見</w:t>
+      </w:r>
+      <w:r>
+        <w:rPr>
+          <w:lang w:val="zh_TW" w:bidi="zh_TW"/>
+        </w:rPr>
+        <w:t xml:space="preserve"> </w:t>
+      </w:r>
+      <w:r>
+        <w:rPr>
+          <w:lang w:val="zh_TW" w:bidi="zh_TW"/>
+        </w:rPr>
+        <w:t>祭司和利未人</w:t>
+      </w:r>
+      <w:r>
+        <w:rPr>
+          <w:lang w:val="zh_TW" w:bidi="zh_TW"/>
+        </w:rPr>
+        <w:t>。</w:t>
+      </w:r>
+      <w:r>
+        <w:rPr>
+          <w:lang w:val="zh_TW" w:bidi="zh_TW"/>
+        </w:rPr>
+      </w:r>
+      <w:r>
+        <w:rPr>
+          <w:lang w:val="zh_TW" w:bidi="zh_TW"/>
+        </w:rPr>
+      </w:r>
+    </w:p>
+    <w:p>
+      <w:pPr/>
+      <w:r>
+        <w:rPr>
+          <w:lang w:val="zh_TW" w:bidi="zh_TW"/>
+        </w:rPr>
+      </w:r>
+    </w:p>
+    <w:p>
+      <w:pPr>
+        <w:pStyle w:val="Heading2"/>
+      </w:pPr>
+      <w:r>
+        <w:rPr>
+          <w:lang w:val="zh_TW" w:bidi="zh_TW"/>
+        </w:rPr>
+        <w:t>利烏米族，利烏米人</w:t>
+      </w:r>
+      <w:r>
+        <w:rPr>
+          <w:lang w:val="zh_TW" w:bidi="zh_TW"/>
+        </w:rPr>
+      </w:r>
+    </w:p>
+    <w:p>
+      <w:pPr/>
+      <w:r>
+        <w:rPr>
+          <w:lang w:val="zh_TW" w:bidi="zh_TW"/>
+        </w:rPr>
+      </w:r>
+      <w:r>
+        <w:rPr>
+          <w:lang w:val="zh_TW" w:bidi="zh_TW"/>
+        </w:rPr>
+        <w:t>這是源於由底但三個兒子中的第三位的部族。底但是亞伯拉罕與基土拉的後裔，出自約珊的家系（</w:t>
+      </w:r>
+      <w:hyperlink r:id="rId56">
+        <w:r>
+          <w:rPr>
+            <w:lang w:val="zh_TW" w:bidi="zh_TW"/>
+          </w:rPr>
+          <w:rPr>
+            <w:color w:val="0000EE"/>
+            <w:u w:val="single"/>
+          </w:rPr>
+          <w:t>創25:3</w:t>
+        </w:r>
+      </w:hyperlink>
+      <w:r>
+        <w:rPr>
+          <w:lang w:val="zh_TW" w:bidi="zh_TW"/>
+        </w:rPr>
+        <w:t>）。這個部族很可能定居在阿拉伯的北部地區。</w:t>
+      </w:r>
+      <w:r>
+        <w:rPr>
+          <w:lang w:val="zh_TW" w:bidi="zh_TW"/>
+        </w:rPr>
+      </w:r>
+      <w:r>
+        <w:rPr>
+          <w:lang w:val="zh_TW" w:bidi="zh_TW"/>
+        </w:rPr>
+      </w:r>
+    </w:p>
+    <w:p>
+      <w:pPr/>
+      <w:r>
+        <w:rPr>
+          <w:lang w:val="zh_TW" w:bidi="zh_TW"/>
+        </w:rPr>
+      </w:r>
+    </w:p>
+    <w:p>
+      <w:pPr>
+        <w:pStyle w:val="Heading2"/>
+      </w:pPr>
+      <w:r>
+        <w:rPr>
+          <w:lang w:val="zh_TW" w:bidi="zh_TW"/>
+        </w:rPr>
+        <w:t>利鮮</w:t>
+      </w:r>
+      <w:r>
+        <w:rPr>
+          <w:lang w:val="zh_TW" w:bidi="zh_TW"/>
+        </w:rPr>
+      </w:r>
+    </w:p>
+    <w:p>
+      <w:pPr/>
+      <w:r>
+        <w:rPr>
+          <w:lang w:val="zh_TW" w:bidi="zh_TW"/>
+        </w:rPr>
+      </w:r>
+      <w:r>
+        <w:rPr>
+          <w:lang w:val="zh_TW" w:bidi="zh_TW"/>
+        </w:rPr>
+        <w:t>這是由寧錄在尼尼微和迦拉之間建造的城市（</w:t>
+      </w:r>
+      <w:hyperlink r:id="rId118">
+        <w:r>
+          <w:rPr>
+            <w:lang w:val="zh_TW" w:bidi="zh_TW"/>
+          </w:rPr>
+          <w:rPr>
+            <w:color w:val="0000EE"/>
+            <w:u w:val="single"/>
+          </w:rPr>
+          <w:t>創10:12</w:t>
+        </w:r>
+      </w:hyperlink>
+      <w:r>
+        <w:rPr>
+          <w:lang w:val="zh_TW" w:bidi="zh_TW"/>
+        </w:rPr>
+        <w:t>）。它是被稱為「那大城」之建築群的一部分，且可能是在尼尼微的一個郊區。一些解經家認為，它是位於尼尼微和迦拉之間的一處水利設施。</w:t>
+      </w:r>
+      <w:r>
+        <w:rPr>
+          <w:lang w:val="zh_TW" w:bidi="zh_TW"/>
+        </w:rPr>
+      </w:r>
+      <w:r>
+        <w:rPr>
+          <w:lang w:val="zh_TW" w:bidi="zh_TW"/>
+        </w:rPr>
+      </w:r>
+    </w:p>
+    <w:p>
+      <w:pPr/>
+      <w:r>
+        <w:rPr>
+          <w:lang w:val="zh_TW" w:bidi="zh_TW"/>
+        </w:rPr>
+      </w:r>
+    </w:p>
+    <w:p>
+      <w:pPr>
+        <w:pStyle w:val="Heading2"/>
+      </w:pPr>
+      <w:r>
+        <w:rPr>
+          <w:lang w:val="zh_TW" w:bidi="zh_TW"/>
+        </w:rPr>
+        <w:t>利亞</w:t>
+      </w:r>
+      <w:r>
+        <w:rPr>
+          <w:lang w:val="zh_TW" w:bidi="zh_TW"/>
+        </w:rPr>
+      </w:r>
+    </w:p>
+    <w:p>
+      <w:pPr/>
+      <w:r>
+        <w:rPr>
+          <w:lang w:val="zh_TW" w:bidi="zh_TW"/>
+        </w:rPr>
+      </w:r>
+      <w:r>
+        <w:rPr>
+          <w:lang w:val="zh_TW" w:bidi="zh_TW"/>
+        </w:rPr>
+        <w:t>利亞是拉班的女兒和拉結的姐姐。</w:t>
+      </w:r>
+    </w:p>
+    <w:p>
+      <w:pPr/>
+      <w:r>
+        <w:rPr>
+          <w:lang w:val="zh_TW" w:bidi="zh_TW"/>
+        </w:rPr>
+      </w:r>
+      <w:r>
+        <w:rPr>
+          <w:lang w:val="zh_TW" w:bidi="zh_TW"/>
+        </w:rPr>
+        <w:t>她是雅各的妻子，而雅各曾欺騙他的父親以撒，使以撒把原本給以掃的祝福給了他（</w:t>
+      </w:r>
+      <w:hyperlink r:id="rId119">
+        <w:r>
+          <w:rPr>
+            <w:lang w:val="zh_TW" w:bidi="zh_TW"/>
+          </w:rPr>
+          <w:rPr>
+            <w:color w:val="0000EE"/>
+            <w:u w:val="single"/>
+          </w:rPr>
+          <w:t>創27:5–40</w:t>
+        </w:r>
+      </w:hyperlink>
+      <w:r>
+        <w:rPr>
+          <w:lang w:val="zh_TW" w:bidi="zh_TW"/>
+        </w:rPr>
+        <w:t>）。雅各為了躲避以掃的怒氣並娶妻（</w:t>
+      </w:r>
+      <w:hyperlink r:id="rId120">
+        <w:r>
+          <w:rPr>
+            <w:lang w:val="zh_TW" w:bidi="zh_TW"/>
+          </w:rPr>
+          <w:rPr>
+            <w:color w:val="0000EE"/>
+            <w:u w:val="single"/>
+          </w:rPr>
+          <w:t>創27:46–28:2</w:t>
+        </w:r>
+      </w:hyperlink>
+      <w:r>
+        <w:rPr>
+          <w:lang w:val="zh_TW" w:bidi="zh_TW"/>
+        </w:rPr>
+        <w:t>），而前往他在美索不達米亞的母舅拉班那裡（</w:t>
+      </w:r>
+      <w:hyperlink r:id="rId121">
+        <w:r>
+          <w:rPr>
+            <w:lang w:val="zh_TW" w:bidi="zh_TW"/>
+          </w:rPr>
+          <w:rPr>
+            <w:color w:val="0000EE"/>
+            <w:u w:val="single"/>
+          </w:rPr>
+          <w:t>創27:43，</w:t>
+        </w:r>
+      </w:hyperlink>
+      <w:hyperlink r:id="rId122">
+        <w:r>
+          <w:rPr>
+            <w:lang w:val="zh_TW" w:bidi="zh_TW"/>
+          </w:rPr>
+          <w:rPr>
+            <w:color w:val="0000EE"/>
+            <w:u w:val="single"/>
+          </w:rPr>
+          <w:t>28:2</w:t>
+        </w:r>
+      </w:hyperlink>
+      <w:r>
+        <w:rPr>
+          <w:lang w:val="zh_TW" w:bidi="zh_TW"/>
+        </w:rPr>
+        <w:t>）。他愛上了拉班的小女兒拉結，並答應為拉班工作七年，以娶她為妻（</w:t>
+      </w:r>
+      <w:hyperlink r:id="rId123">
+        <w:r>
+          <w:rPr>
+            <w:lang w:val="zh_TW" w:bidi="zh_TW"/>
+          </w:rPr>
+          <w:rPr>
+            <w:color w:val="0000EE"/>
+            <w:u w:val="single"/>
+          </w:rPr>
+          <w:t>創29:17–18</w:t>
         </w:r>
       </w:hyperlink>
       <w:r>
@@ -565,6 +3780,753 @@
           <w:lang w:val="zh_TW" w:bidi="zh_TW"/>
         </w:rPr>
         <w:t>）。</w:t>
+      </w:r>
+    </w:p>
+    <w:p>
+      <w:pPr/>
+      <w:r>
+        <w:rPr>
+          <w:lang w:val="zh_TW" w:bidi="zh_TW"/>
+        </w:rPr>
+      </w:r>
+      <w:r>
+        <w:rPr>
+          <w:lang w:val="zh_TW" w:bidi="zh_TW"/>
+        </w:rPr>
+        <w:t>到成親的時候，拉班欺騙雅各，把年長的女兒利亞嫁給他，而不是拉結（</w:t>
+      </w:r>
+      <w:hyperlink r:id="rId124">
+        <w:r>
+          <w:rPr>
+            <w:lang w:val="zh_TW" w:bidi="zh_TW"/>
+          </w:rPr>
+          <w:rPr>
+            <w:color w:val="0000EE"/>
+            <w:u w:val="single"/>
+          </w:rPr>
+          <w:t>創29:21–25</w:t>
+        </w:r>
+      </w:hyperlink>
+      <w:r>
+        <w:rPr>
+          <w:lang w:val="zh_TW" w:bidi="zh_TW"/>
+        </w:rPr>
+        <w:t>）。拉班辯稱，必須先讓大女兒出嫁（</w:t>
+      </w:r>
+      <w:hyperlink r:id="rId125">
+        <w:r>
+          <w:rPr>
+            <w:lang w:val="zh_TW" w:bidi="zh_TW"/>
+          </w:rPr>
+          <w:rPr>
+            <w:color w:val="0000EE"/>
+            <w:u w:val="single"/>
+          </w:rPr>
+          <w:t>創29:26</w:t>
+        </w:r>
+      </w:hyperlink>
+      <w:r>
+        <w:rPr>
+          <w:lang w:val="zh_TW" w:bidi="zh_TW"/>
+        </w:rPr>
+        <w:t>）。經文形容利亞「眼睛沒有神氣」，拉結卻「生得美貌俊秀」（</w:t>
+      </w:r>
+      <w:hyperlink r:id="rId126">
+        <w:r>
+          <w:rPr>
+            <w:lang w:val="zh_TW" w:bidi="zh_TW"/>
+          </w:rPr>
+          <w:rPr>
+            <w:color w:val="0000EE"/>
+            <w:u w:val="single"/>
+          </w:rPr>
+          <w:t>創29:17</w:t>
+        </w:r>
+      </w:hyperlink>
+      <w:r>
+        <w:rPr>
+          <w:lang w:val="zh_TW" w:bidi="zh_TW"/>
+        </w:rPr>
+        <w:t>）。</w:t>
+      </w:r>
+    </w:p>
+    <w:p>
+      <w:pPr/>
+      <w:r>
+        <w:rPr>
+          <w:lang w:val="zh_TW" w:bidi="zh_TW"/>
+        </w:rPr>
+      </w:r>
+      <w:r>
+        <w:rPr>
+          <w:lang w:val="zh_TW" w:bidi="zh_TW"/>
+        </w:rPr>
+        <w:t>雅各為了娶他深愛的拉結，再為拉班工作七年（</w:t>
+      </w:r>
+      <w:hyperlink r:id="rId127">
+        <w:r>
+          <w:rPr>
+            <w:lang w:val="zh_TW" w:bidi="zh_TW"/>
+          </w:rPr>
+          <w:rPr>
+            <w:color w:val="0000EE"/>
+            <w:u w:val="single"/>
+          </w:rPr>
+          <w:t>創29:20</w:t>
+        </w:r>
+      </w:hyperlink>
+      <w:r>
+        <w:rPr>
+          <w:lang w:val="zh_TW" w:bidi="zh_TW"/>
+        </w:rPr>
+        <w:t>）。利亞不像拉結那樣得寵，但她在拉結還沒有生子以前，已經生了六個兒子和一個女兒（</w:t>
+      </w:r>
+      <w:hyperlink r:id="rId128">
+        <w:r>
+          <w:rPr>
+            <w:lang w:val="zh_TW" w:bidi="zh_TW"/>
+          </w:rPr>
+          <w:rPr>
+            <w:color w:val="0000EE"/>
+            <w:u w:val="single"/>
+          </w:rPr>
+          <w:t>創29:31–30:22</w:t>
+        </w:r>
+      </w:hyperlink>
+      <w:r>
+        <w:rPr>
+          <w:lang w:val="zh_TW" w:bidi="zh_TW"/>
+        </w:rPr>
+        <w:t>）：</w:t>
+      </w:r>
+    </w:p>
+    <w:p>
+      <w:pPr>
+        <w:pStyle w:val="ListNumber"/>
+        <w:numPr>
+          <w:ilvl w:val="0"/>
+          <w:numId w:val="18"/>
+        </w:numPr>
+        <w:spacing w:line="240" w:lineRule="auto"/>
+        <w:ind w:left="720"/>
+      </w:pPr>
+      <w:r>
+        <w:rPr>
+          <w:lang w:val="zh_TW" w:bidi="zh_TW"/>
+        </w:rPr>
+      </w:r>
+      <w:r>
+        <w:rPr>
+          <w:lang w:val="zh_TW" w:bidi="zh_TW"/>
+        </w:rPr>
+        <w:t>呂便</w:t>
+      </w:r>
+    </w:p>
+    <w:p>
+      <w:pPr>
+        <w:pStyle w:val="ListNumber"/>
+        <w:spacing w:line="240" w:lineRule="auto"/>
+        <w:ind w:left="720"/>
+      </w:pPr>
+      <w:r>
+        <w:rPr>
+          <w:lang w:val="zh_TW" w:bidi="zh_TW"/>
+        </w:rPr>
+      </w:r>
+      <w:r>
+        <w:rPr>
+          <w:lang w:val="zh_TW" w:bidi="zh_TW"/>
+        </w:rPr>
+        <w:t>西緬</w:t>
+      </w:r>
+    </w:p>
+    <w:p>
+      <w:pPr>
+        <w:pStyle w:val="ListNumber"/>
+        <w:spacing w:line="240" w:lineRule="auto"/>
+        <w:ind w:left="720"/>
+      </w:pPr>
+      <w:r>
+        <w:rPr>
+          <w:lang w:val="zh_TW" w:bidi="zh_TW"/>
+        </w:rPr>
+      </w:r>
+      <w:r>
+        <w:rPr>
+          <w:lang w:val="zh_TW" w:bidi="zh_TW"/>
+        </w:rPr>
+        <w:t>利未</w:t>
+      </w:r>
+    </w:p>
+    <w:p>
+      <w:pPr>
+        <w:pStyle w:val="ListNumber"/>
+        <w:spacing w:line="240" w:lineRule="auto"/>
+        <w:ind w:left="720"/>
+      </w:pPr>
+      <w:r>
+        <w:rPr>
+          <w:lang w:val="zh_TW" w:bidi="zh_TW"/>
+        </w:rPr>
+      </w:r>
+      <w:r>
+        <w:rPr>
+          <w:lang w:val="zh_TW" w:bidi="zh_TW"/>
+        </w:rPr>
+        <w:t>猶大</w:t>
+      </w:r>
+    </w:p>
+    <w:p>
+      <w:pPr>
+        <w:pStyle w:val="ListNumber"/>
+        <w:spacing w:line="240" w:lineRule="auto"/>
+        <w:ind w:left="720"/>
+      </w:pPr>
+      <w:r>
+        <w:rPr>
+          <w:lang w:val="zh_TW" w:bidi="zh_TW"/>
+        </w:rPr>
+      </w:r>
+      <w:r>
+        <w:rPr>
+          <w:lang w:val="zh_TW" w:bidi="zh_TW"/>
+        </w:rPr>
+        <w:t>以薩迦</w:t>
+      </w:r>
+    </w:p>
+    <w:p>
+      <w:pPr>
+        <w:pStyle w:val="ListNumber"/>
+        <w:spacing w:line="240" w:lineRule="auto"/>
+        <w:ind w:left="720"/>
+      </w:pPr>
+      <w:r>
+        <w:rPr>
+          <w:lang w:val="zh_TW" w:bidi="zh_TW"/>
+        </w:rPr>
+      </w:r>
+      <w:r>
+        <w:rPr>
+          <w:lang w:val="zh_TW" w:bidi="zh_TW"/>
+        </w:rPr>
+        <w:t>西布倫</w:t>
+      </w:r>
+    </w:p>
+    <w:p>
+      <w:pPr>
+        <w:pStyle w:val="ListNumber"/>
+        <w:spacing w:line="240" w:lineRule="auto"/>
+        <w:ind w:left="720"/>
+      </w:pPr>
+      <w:r>
+        <w:rPr>
+          <w:lang w:val="zh_TW" w:bidi="zh_TW"/>
+        </w:rPr>
+      </w:r>
+      <w:r>
+        <w:rPr>
+          <w:lang w:val="zh_TW" w:bidi="zh_TW"/>
+        </w:rPr>
+        <w:t>底拿</w:t>
+      </w:r>
+    </w:p>
+    <w:p>
+      <w:pPr/>
+      <w:r>
+        <w:rPr>
+          <w:lang w:val="zh_TW" w:bidi="zh_TW"/>
+        </w:rPr>
+      </w:r>
+      <w:r>
+        <w:rPr>
+          <w:lang w:val="zh_TW" w:bidi="zh_TW"/>
+        </w:rPr>
+        <w:t>拉結因不能生育而深感痛苦，她甚至為了懷孕而跟利亞交換了風茄──人們認為有助受孕的植物（</w:t>
+      </w:r>
+      <w:hyperlink r:id="rId129">
+        <w:r>
+          <w:rPr>
+            <w:lang w:val="zh_TW" w:bidi="zh_TW"/>
+          </w:rPr>
+          <w:rPr>
+            <w:color w:val="0000EE"/>
+            <w:u w:val="single"/>
+          </w:rPr>
+          <w:t>創30:14–17</w:t>
+        </w:r>
+      </w:hyperlink>
+      <w:r>
+        <w:rPr>
+          <w:lang w:val="zh_TW" w:bidi="zh_TW"/>
+        </w:rPr>
+        <w:t>）。</w:t>
+      </w:r>
+    </w:p>
+    <w:p>
+      <w:pPr/>
+      <w:r>
+        <w:rPr>
+          <w:lang w:val="zh_TW" w:bidi="zh_TW"/>
+        </w:rPr>
+      </w:r>
+      <w:r>
+        <w:rPr>
+          <w:lang w:val="zh_TW" w:bidi="zh_TW"/>
+        </w:rPr>
+        <w:t>利亞的眾兒子在以色列歷史上佔有重要地位。她的兒子利未成了祭司的先祖，而猶大成了君王家系的先祖，耶穌基督正是從這個家系而來（</w:t>
+      </w:r>
+      <w:hyperlink r:id="rId130">
+        <w:r>
+          <w:rPr>
+            <w:lang w:val="zh_TW" w:bidi="zh_TW"/>
+          </w:rPr>
+          <w:rPr>
+            <w:color w:val="0000EE"/>
+            <w:u w:val="single"/>
+          </w:rPr>
+          <w:t>創3:15，</w:t>
+        </w:r>
+      </w:hyperlink>
+      <w:hyperlink r:id="rId131">
+        <w:r>
+          <w:rPr>
+            <w:lang w:val="zh_TW" w:bidi="zh_TW"/>
+          </w:rPr>
+          <w:rPr>
+            <w:color w:val="0000EE"/>
+            <w:u w:val="single"/>
+          </w:rPr>
+          <w:t>12:2–3</w:t>
+        </w:r>
+      </w:hyperlink>
+      <w:r>
+        <w:rPr>
+          <w:lang w:val="zh_TW" w:bidi="zh_TW"/>
+        </w:rPr>
+        <w:t>；</w:t>
+      </w:r>
+      <w:hyperlink r:id="rId132">
+        <w:r>
+          <w:rPr>
+            <w:lang w:val="zh_TW" w:bidi="zh_TW"/>
+          </w:rPr>
+          <w:rPr>
+            <w:color w:val="0000EE"/>
+            <w:u w:val="single"/>
+          </w:rPr>
+          <w:t>撒下7:16</w:t>
+        </w:r>
+      </w:hyperlink>
+      <w:r>
+        <w:rPr>
+          <w:lang w:val="zh_TW" w:bidi="zh_TW"/>
+        </w:rPr>
+        <w:t>；</w:t>
+      </w:r>
+      <w:hyperlink r:id="rId133">
+        <w:r>
+          <w:rPr>
+            <w:lang w:val="zh_TW" w:bidi="zh_TW"/>
+          </w:rPr>
+          <w:rPr>
+            <w:color w:val="0000EE"/>
+            <w:u w:val="single"/>
+          </w:rPr>
+          <w:t>太1:1</w:t>
+        </w:r>
+      </w:hyperlink>
+      <w:r>
+        <w:rPr>
+          <w:lang w:val="zh_TW" w:bidi="zh_TW"/>
+        </w:rPr>
+        <w:t>）。</w:t>
+      </w:r>
+    </w:p>
+    <w:p>
+      <w:pPr/>
+      <w:r>
+        <w:rPr>
+          <w:lang w:val="zh_TW" w:bidi="zh_TW"/>
+        </w:rPr>
+      </w:r>
+      <w:r>
+        <w:rPr>
+          <w:i/>
+          <w:lang w:val="zh_TW" w:bidi="zh_TW"/>
+        </w:rPr>
+        <w:t>另見</w:t>
+      </w:r>
+      <w:r>
+        <w:rPr>
+          <w:lang w:val="zh_TW" w:bidi="zh_TW"/>
+        </w:rPr>
+        <w:t>雅各#1</w:t>
+      </w:r>
+      <w:r>
+        <w:rPr>
+          <w:lang w:val="zh_TW" w:bidi="zh_TW"/>
+        </w:rPr>
+        <w:t>。</w:t>
+      </w:r>
+      <w:r>
+        <w:rPr>
+          <w:lang w:val="zh_TW" w:bidi="zh_TW"/>
+        </w:rPr>
+      </w:r>
+      <w:r>
+        <w:rPr>
+          <w:lang w:val="zh_TW" w:bidi="zh_TW"/>
+        </w:rPr>
+      </w:r>
+    </w:p>
+    <w:p>
+      <w:pPr/>
+      <w:r>
+        <w:rPr>
+          <w:lang w:val="zh_TW" w:bidi="zh_TW"/>
+        </w:rPr>
+      </w:r>
+    </w:p>
+    <w:p>
+      <w:pPr>
+        <w:pStyle w:val="Heading2"/>
+      </w:pPr>
+      <w:r>
+        <w:rPr>
+          <w:lang w:val="zh_TW" w:bidi="zh_TW"/>
+        </w:rPr>
+        <w:t>栗樹</w:t>
+      </w:r>
+      <w:r>
+        <w:rPr>
+          <w:lang w:val="zh_TW" w:bidi="zh_TW"/>
+        </w:rPr>
+      </w:r>
+    </w:p>
+    <w:p>
+      <w:pPr/>
+      <w:r>
+        <w:rPr>
+          <w:lang w:val="zh_TW" w:bidi="zh_TW"/>
+        </w:rPr>
+      </w:r>
+      <w:r>
+        <w:rPr>
+          <w:lang w:val="zh_TW" w:bidi="zh_TW"/>
+        </w:rPr>
+        <w:t>有英文譯本把原產於巴勒斯坦的楓樹（plane tree）誤譯為栗樹（</w:t>
+      </w:r>
+      <w:hyperlink r:id="rId134">
+        <w:r>
+          <w:rPr>
+            <w:lang w:val="zh_TW" w:bidi="zh_TW"/>
+          </w:rPr>
+          <w:rPr>
+            <w:color w:val="0000EE"/>
+            <w:u w:val="single"/>
+          </w:rPr>
+          <w:t>創30:37</w:t>
+        </w:r>
+      </w:hyperlink>
+      <w:r>
+        <w:rPr>
+          <w:lang w:val="zh_TW" w:bidi="zh_TW"/>
+        </w:rPr>
+        <w:t>；</w:t>
+      </w:r>
+      <w:hyperlink r:id="rId135">
+        <w:r>
+          <w:rPr>
+            <w:lang w:val="zh_TW" w:bidi="zh_TW"/>
+          </w:rPr>
+          <w:rPr>
+            <w:color w:val="0000EE"/>
+            <w:u w:val="single"/>
+          </w:rPr>
+          <w:t>結31:8</w:t>
+        </w:r>
+      </w:hyperlink>
+      <w:r>
+        <w:rPr>
+          <w:lang w:val="zh_TW" w:bidi="zh_TW"/>
+        </w:rPr>
+        <w:t>）。</w:t>
+      </w:r>
+      <w:r>
+        <w:rPr>
+          <w:i/>
+          <w:lang w:val="zh_TW" w:bidi="zh_TW"/>
+        </w:rPr>
+        <w:t>見</w:t>
+      </w:r>
+      <w:r>
+        <w:rPr>
+          <w:lang w:val="zh_TW" w:bidi="zh_TW"/>
+        </w:rPr>
+        <w:t xml:space="preserve"> </w:t>
+      </w:r>
+      <w:r>
+        <w:rPr>
+          <w:lang w:val="zh_TW" w:bidi="zh_TW"/>
+        </w:rPr>
+        <w:t>植物（楓樹）</w:t>
+      </w:r>
+      <w:r>
+        <w:rPr>
+          <w:lang w:val="zh_TW" w:bidi="zh_TW"/>
+        </w:rPr>
+        <w:t>。</w:t>
+      </w:r>
+      <w:r>
+        <w:rPr>
+          <w:lang w:val="zh_TW" w:bidi="zh_TW"/>
+        </w:rPr>
+      </w:r>
+      <w:r>
+        <w:rPr>
+          <w:lang w:val="zh_TW" w:bidi="zh_TW"/>
+        </w:rPr>
+      </w:r>
+    </w:p>
+    <w:p>
+      <w:pPr/>
+      <w:r>
+        <w:rPr>
+          <w:lang w:val="zh_TW" w:bidi="zh_TW"/>
+        </w:rPr>
+      </w:r>
+    </w:p>
+    <w:p>
+      <w:pPr>
+        <w:pStyle w:val="Heading2"/>
+      </w:pPr>
+      <w:r>
+        <w:rPr>
+          <w:lang w:val="zh_TW" w:bidi="zh_TW"/>
+        </w:rPr>
+        <w:t>麗貝卡，利百加</w:t>
+      </w:r>
+      <w:r>
+        <w:rPr>
+          <w:lang w:val="zh_TW" w:bidi="zh_TW"/>
+        </w:rPr>
+      </w:r>
+    </w:p>
+    <w:p>
+      <w:pPr/>
+      <w:r>
+        <w:rPr>
+          <w:lang w:val="zh_TW" w:bidi="zh_TW"/>
+        </w:rPr>
+      </w:r>
+      <w:r>
+        <w:rPr>
+          <w:lang w:val="zh_TW" w:bidi="zh_TW"/>
+        </w:rPr>
+        <w:t>彼土利的女兒，也是族長以撒的妻子。她的名字意為「豐滿」或「選擇」，在創世記中出現了31次（主要在第</w:t>
+      </w:r>
+      <w:hyperlink r:id="rId136">
+        <w:r>
+          <w:rPr>
+            <w:lang w:val="zh_TW" w:bidi="zh_TW"/>
+          </w:rPr>
+          <w:rPr>
+            <w:color w:val="0000EE"/>
+            <w:u w:val="single"/>
+          </w:rPr>
+          <w:t>24–27</w:t>
+        </w:r>
+      </w:hyperlink>
+      <w:r>
+        <w:rPr>
+          <w:lang w:val="zh_TW" w:bidi="zh_TW"/>
+        </w:rPr>
+        <w:t>章），並在</w:t>
+      </w:r>
+      <w:hyperlink r:id="rId137">
+        <w:r>
+          <w:rPr>
+            <w:lang w:val="zh_TW" w:bidi="zh_TW"/>
+          </w:rPr>
+          <w:rPr>
+            <w:color w:val="0000EE"/>
+            <w:u w:val="single"/>
+          </w:rPr>
+          <w:t>羅馬書九章10節</w:t>
+        </w:r>
+      </w:hyperlink>
+      <w:r>
+        <w:rPr>
+          <w:lang w:val="zh_TW" w:bidi="zh_TW"/>
+        </w:rPr>
+        <w:t>中出現一次。</w:t>
+      </w:r>
+    </w:p>
+    <w:p>
+      <w:pPr/>
+      <w:r>
+        <w:rPr>
+          <w:lang w:val="zh_TW" w:bidi="zh_TW"/>
+        </w:rPr>
+      </w:r>
+      <w:r>
+        <w:rPr>
+          <w:lang w:val="zh_TW" w:bidi="zh_TW"/>
+        </w:rPr>
+        <w:t>利百加的父親是彼土利，而彼土利是密迦和拿鶴的兒子，拿鶴是亞伯拉罕的兄弟（</w:t>
+      </w:r>
+      <w:hyperlink r:id="rId138">
+        <w:r>
+          <w:rPr>
+            <w:lang w:val="zh_TW" w:bidi="zh_TW"/>
+          </w:rPr>
+          <w:rPr>
+            <w:color w:val="0000EE"/>
+            <w:u w:val="single"/>
+          </w:rPr>
+          <w:t>創22:20–23</w:t>
+        </w:r>
+      </w:hyperlink>
+      <w:r>
+        <w:rPr>
+          <w:lang w:val="zh_TW" w:bidi="zh_TW"/>
+        </w:rPr>
+        <w:t>）。亞伯拉罕是她的叔公，當然，最終也是她的公公。拉班是利亞和拉結的父親，也是利百加的哥哥。後來，利百加的兒子雅各娶了他的兩位表姐妹，這兩位是姐妹。</w:t>
+      </w:r>
+    </w:p>
+    <w:p>
+      <w:pPr/>
+      <w:r>
+        <w:rPr>
+          <w:lang w:val="zh_TW" w:bidi="zh_TW"/>
+        </w:rPr>
+      </w:r>
+      <w:hyperlink r:id="rId139">
+        <w:r>
+          <w:rPr>
+            <w:lang w:val="zh_TW" w:bidi="zh_TW"/>
+          </w:rPr>
+          <w:rPr>
+            <w:color w:val="0000EE"/>
+            <w:u w:val="single"/>
+          </w:rPr>
+          <w:t>創世記二十四章</w:t>
+        </w:r>
+      </w:hyperlink>
+      <w:r>
+        <w:rPr>
+          <w:lang w:val="zh_TW" w:bidi="zh_TW"/>
+        </w:rPr>
+        <w:t>記載了亞伯拉罕的僕人為以撒尋得妻子的過程。他遵從亞伯拉罕的指示，前往亞蘭·納哈拉音（美索不達米亞西北部），因為亞伯拉罕不希望他的兒子娶當地的迦南女子。僕人的禱告得到了回應，利百加不僅給他水喝，也給他的駱駝水喝。在款待了亞伯拉罕的僕人，並且收到聘禮後，利百加心甘情願地去見她的新丈夫。</w:t>
+      </w:r>
+    </w:p>
+    <w:p>
+      <w:pPr/>
+      <w:r>
+        <w:rPr>
+          <w:lang w:val="zh_TW" w:bidi="zh_TW"/>
+        </w:rPr>
+      </w:r>
+      <w:r>
+        <w:rPr>
+          <w:lang w:val="zh_TW" w:bidi="zh_TW"/>
+        </w:rPr>
+        <w:t>利百加生了雙胞胎，以掃和雅各（</w:t>
+      </w:r>
+      <w:hyperlink r:id="rId140">
+        <w:r>
+          <w:rPr>
+            <w:lang w:val="zh_TW" w:bidi="zh_TW"/>
+          </w:rPr>
+          <w:rPr>
+            <w:color w:val="0000EE"/>
+            <w:u w:val="single"/>
+          </w:rPr>
+          <w:t>25:20–27</w:t>
+        </w:r>
+      </w:hyperlink>
+      <w:r>
+        <w:rPr>
+          <w:lang w:val="zh_TW" w:bidi="zh_TW"/>
+        </w:rPr>
+        <w:t>）。她偏愛弟弟雅各勝過以掃，並和雅各一起欺騙她的丈夫以確保雅各能獲得長子的權利。她出主意，讓雅各摸上去、看上去、聞起來都像常在野外的以掃。此外，她還準備了以撒最喜愛的菜餚以促成此事（</w:t>
+      </w:r>
+      <w:hyperlink r:id="rId141">
+        <w:r>
+          <w:rPr>
+            <w:lang w:val="zh_TW" w:bidi="zh_TW"/>
+          </w:rPr>
+          <w:rPr>
+            <w:color w:val="0000EE"/>
+            <w:u w:val="single"/>
+          </w:rPr>
+          <w:t>27:5–17</w:t>
+        </w:r>
+      </w:hyperlink>
+      <w:r>
+        <w:rPr>
+          <w:lang w:val="zh_TW" w:bidi="zh_TW"/>
+        </w:rPr>
+        <w:t>）。</w:t>
+      </w:r>
+    </w:p>
+    <w:p>
+      <w:pPr/>
+      <w:r>
+        <w:rPr>
+          <w:lang w:val="zh_TW" w:bidi="zh_TW"/>
+        </w:rPr>
+      </w:r>
+      <w:r>
+        <w:rPr>
+          <w:lang w:val="zh_TW" w:bidi="zh_TW"/>
+        </w:rPr>
+        <w:t>聖經對她一生的記載不多，但記載她被埋葬在幔利附近麥比拉的洞中，與她的丈夫葬在一起（</w:t>
+      </w:r>
+      <w:hyperlink r:id="rId142">
+        <w:r>
+          <w:rPr>
+            <w:lang w:val="zh_TW" w:bidi="zh_TW"/>
+          </w:rPr>
+          <w:rPr>
+            <w:color w:val="0000EE"/>
+            <w:u w:val="single"/>
+          </w:rPr>
+          <w:t>49:31</w:t>
+        </w:r>
+      </w:hyperlink>
+      <w:r>
+        <w:rPr>
+          <w:lang w:val="zh_TW" w:bidi="zh_TW"/>
+        </w:rPr>
+        <w:t>）。</w:t>
+      </w:r>
+    </w:p>
+    <w:p>
+      <w:pPr/>
+      <w:r>
+        <w:rPr>
+          <w:lang w:val="zh_TW" w:bidi="zh_TW"/>
+        </w:rPr>
+      </w:r>
+      <w:r>
+        <w:rPr>
+          <w:i/>
+          <w:lang w:val="zh_TW" w:bidi="zh_TW"/>
+        </w:rPr>
+        <w:t>另見</w:t>
+      </w:r>
+      <w:r>
+        <w:rPr>
+          <w:lang w:val="zh_TW" w:bidi="zh_TW"/>
+        </w:rPr>
+        <w:t>以撒</w:t>
+      </w:r>
+      <w:r>
+        <w:rPr>
+          <w:lang w:val="zh_TW" w:bidi="zh_TW"/>
+        </w:rPr>
+        <w:t>。</w:t>
       </w:r>
       <w:r>
         <w:rPr>
@@ -2466,6 +6428,36 @@
   </w:num>
   <w:num w:numId="13" w16cid:durableId="592781308">
     <w:abstractNumId w:val="11"/>
+  </w:num>
+  <w:num w:numId="14">
+    <w:abstractNumId w:val="3"/>
+    <w:lvlOverride w:ilvl="0">
+      <w:startOverride w:val="1"/>
+    </w:lvlOverride>
+  </w:num>
+  <w:num w:numId="15">
+    <w:abstractNumId w:val="3"/>
+    <w:lvlOverride w:ilvl="0">
+      <w:startOverride w:val="1"/>
+    </w:lvlOverride>
+  </w:num>
+  <w:num w:numId="16">
+    <w:abstractNumId w:val="3"/>
+    <w:lvlOverride w:ilvl="0">
+      <w:startOverride w:val="1"/>
+    </w:lvlOverride>
+  </w:num>
+  <w:num w:numId="17">
+    <w:abstractNumId w:val="3"/>
+    <w:lvlOverride w:ilvl="0">
+      <w:startOverride w:val="1"/>
+    </w:lvlOverride>
+  </w:num>
+  <w:num w:numId="18">
+    <w:abstractNumId w:val="3"/>
+    <w:lvlOverride w:ilvl="0">
+      <w:startOverride w:val="1"/>
+    </w:lvlOverride>
   </w:num>
   <w:numIdMacAtCleanup w:val="10"/>
 </w:numbering>

--- a/zht/docx/091.content.docx
+++ b/zht/docx/091.content.docx
@@ -233,18 +233,12 @@
         </w:rPr>
         <w:t>聖經中僅在舊約中提到的地區，但其中的城市，包括泰爾和西頓，在新約中也有所提及。黎巴嫩通常指的是兩條平行的山脈，從靠近泰爾的地區開始，沿著地中海海岸向東北延伸。這兩條山脈分別為西面的黎巴嫩山脈和東面的外黎巴嫩山脈。黎巴嫩這個名字源自希伯來文詞根l-b-n，意思是「白色」，可能是指這些山脈的白色石灰岩或覆蓋山頂長達六個月的積雪（</w:t>
       </w:r>
-      <w:hyperlink r:id="rId13">
-        <w:r>
-          <w:rPr>
-            <w:lang w:val="zh_TW" w:bidi="zh_TW"/>
-          </w:rPr>
-          <w:rPr>
-            <w:color w:val="0000EE"/>
-            <w:u w:val="single"/>
-          </w:rPr>
-          <w:t>耶18:14</w:t>
-        </w:r>
-      </w:hyperlink>
+      <w:r>
+        <w:rPr>
+          <w:lang w:val="zh_TW" w:bidi="zh_TW"/>
+        </w:rPr>
+        <w:t>耶18:14</w:t>
+      </w:r>
       <w:r>
         <w:rPr>
           <w:lang w:val="zh_TW" w:bidi="zh_TW"/>
@@ -276,36 +270,24 @@
         </w:rPr>
         <w:t>黎巴嫩山脈在南端與加利利北部的山丘連接，外黎巴嫩山脈中的赫門山（西連、示尼珥）尤為顯著，海拔達9,230英尺（2,813.3米）。這兩條山脈之間隔著一條寬闊的山谷，即黎巴嫩山谷（</w:t>
       </w:r>
-      <w:hyperlink r:id="rId14">
-        <w:r>
-          <w:rPr>
-            <w:lang w:val="zh_TW" w:bidi="zh_TW"/>
-          </w:rPr>
-          <w:rPr>
-            <w:color w:val="0000EE"/>
-            <w:u w:val="single"/>
-          </w:rPr>
-          <w:t>書11:17</w:t>
-        </w:r>
-      </w:hyperlink>
+      <w:r>
+        <w:rPr>
+          <w:lang w:val="zh_TW" w:bidi="zh_TW"/>
+        </w:rPr>
+        <w:t>書11:17</w:t>
+      </w:r>
       <w:r>
         <w:rPr>
           <w:lang w:val="zh_TW" w:bidi="zh_TW"/>
         </w:rPr>
         <w:t>）或「哈馬口」（</w:t>
       </w:r>
-      <w:hyperlink r:id="rId15">
-        <w:r>
-          <w:rPr>
-            <w:lang w:val="zh_TW" w:bidi="zh_TW"/>
-          </w:rPr>
-          <w:rPr>
-            <w:color w:val="0000EE"/>
-            <w:u w:val="single"/>
-          </w:rPr>
-          <w:t>民34:8</w:t>
-        </w:r>
-      </w:hyperlink>
+      <w:r>
+        <w:rPr>
+          <w:lang w:val="zh_TW" w:bidi="zh_TW"/>
+        </w:rPr>
+        <w:t>民34:8</w:t>
+      </w:r>
       <w:r>
         <w:rPr>
           <w:lang w:val="zh_TW" w:bidi="zh_TW"/>
@@ -392,18 +374,12 @@
         </w:rPr>
         <w:t>在貝卡谷地的東邊是外黎巴嫩山脈，巴拉達河（Barada River）在此發源並向東流向大馬士革的肥沃綠洲。山脈南部的赫門山，腓尼基人稱之為西連，亞摩利人稱之為示尼珥（</w:t>
       </w:r>
-      <w:hyperlink r:id="rId16">
-        <w:r>
-          <w:rPr>
-            <w:lang w:val="zh_TW" w:bidi="zh_TW"/>
-          </w:rPr>
-          <w:rPr>
-            <w:color w:val="0000EE"/>
-            <w:u w:val="single"/>
-          </w:rPr>
-          <w:t>申3:9</w:t>
-        </w:r>
-      </w:hyperlink>
+      <w:r>
+        <w:rPr>
+          <w:lang w:val="zh_TW" w:bidi="zh_TW"/>
+        </w:rPr>
+        <w:t>申3:9</w:t>
+      </w:r>
       <w:r>
         <w:rPr>
           <w:lang w:val="zh_TW" w:bidi="zh_TW"/>
@@ -435,48 +411,30 @@
         </w:rPr>
         <w:t>黎巴嫩在古代以其豐富的杉木和松樹森林而聞名。沿海地區、貝卡谷地和山坡較低處適合種植橄欖樹、果樹和葡萄樹，並能耕種一些穀物。海中有一種腹足綱軟體動物，可以用來製取紅色或紫色染料。「腓尼基人」這個名字源自希臘文phoinos，即紅紫色。約公元前1500年，烏加列已經可以製造紫色染料的羊毛。腓尼基人幾個世紀來壟斷了這個產業。以色列人用大量的紫色染料來製作會幕的幔子（</w:t>
       </w:r>
-      <w:hyperlink r:id="rId17">
-        <w:r>
-          <w:rPr>
-            <w:lang w:val="zh_TW" w:bidi="zh_TW"/>
-          </w:rPr>
-          <w:rPr>
-            <w:color w:val="0000EE"/>
-            <w:u w:val="single"/>
-          </w:rPr>
-          <w:t>出26章</w:t>
-        </w:r>
-      </w:hyperlink>
+      <w:r>
+        <w:rPr>
+          <w:lang w:val="zh_TW" w:bidi="zh_TW"/>
+        </w:rPr>
+        <w:t>出26章</w:t>
+      </w:r>
       <w:r>
         <w:rPr>
           <w:lang w:val="zh_TW" w:bidi="zh_TW"/>
         </w:rPr>
         <w:t>）和祭司的衣服（</w:t>
       </w:r>
-      <w:hyperlink r:id="rId18">
-        <w:r>
-          <w:rPr>
-            <w:lang w:val="zh_TW" w:bidi="zh_TW"/>
-          </w:rPr>
-          <w:rPr>
-            <w:color w:val="0000EE"/>
-            <w:u w:val="single"/>
-          </w:rPr>
-          <w:t>出28:4–6，</w:t>
-        </w:r>
-      </w:hyperlink>
-      <w:hyperlink r:id="rId19">
-        <w:r>
-          <w:rPr>
-            <w:lang w:val="zh_TW" w:bidi="zh_TW"/>
-          </w:rPr>
-          <w:rPr>
-            <w:color w:val="0000EE"/>
-            <w:u w:val="single"/>
-          </w:rPr>
-          <w:t>39:1、28–29</w:t>
-        </w:r>
-      </w:hyperlink>
+      <w:r>
+        <w:rPr>
+          <w:lang w:val="zh_TW" w:bidi="zh_TW"/>
+        </w:rPr>
+        <w:t>出28:4–6，</w:t>
+      </w:r>
+      <w:r>
+        <w:rPr>
+          <w:lang w:val="zh_TW" w:bidi="zh_TW"/>
+        </w:rPr>
+        <w:t>39:1、28–29</w:t>
+      </w:r>
       <w:r>
         <w:rPr>
           <w:lang w:val="zh_TW" w:bidi="zh_TW"/>
@@ -497,126 +455,84 @@
         </w:rPr>
         <w:t>所羅門王與腓尼基建立了重要的貿易關係。為建造耶路撒冷的聖殿，他從泰爾王希蘭一世那裡取得了柏木和松木（</w:t>
       </w:r>
-      <w:hyperlink r:id="rId20">
-        <w:r>
-          <w:rPr>
-            <w:lang w:val="zh_TW" w:bidi="zh_TW"/>
-          </w:rPr>
-          <w:rPr>
-            <w:color w:val="0000EE"/>
-            <w:u w:val="single"/>
-          </w:rPr>
-          <w:t>王上5:6、9、14</w:t>
-        </w:r>
-      </w:hyperlink>
+      <w:r>
+        <w:rPr>
+          <w:lang w:val="zh_TW" w:bidi="zh_TW"/>
+        </w:rPr>
+        <w:t>王上5:6、9、14</w:t>
+      </w:r>
       <w:r>
         <w:rPr>
           <w:lang w:val="zh_TW" w:bidi="zh_TW"/>
         </w:rPr>
         <w:t>，</w:t>
       </w:r>
-      <w:hyperlink r:id="rId21">
-        <w:r>
-          <w:rPr>
-            <w:lang w:val="zh_TW" w:bidi="zh_TW"/>
-          </w:rPr>
-          <w:rPr>
-            <w:color w:val="0000EE"/>
-            <w:u w:val="single"/>
-          </w:rPr>
-          <w:t>7:2</w:t>
-        </w:r>
-      </w:hyperlink>
+      <w:r>
+        <w:rPr>
+          <w:lang w:val="zh_TW" w:bidi="zh_TW"/>
+        </w:rPr>
+        <w:t>7:2</w:t>
+      </w:r>
       <w:r>
         <w:rPr>
           <w:lang w:val="zh_TW" w:bidi="zh_TW"/>
         </w:rPr>
         <w:t>，</w:t>
       </w:r>
-      <w:hyperlink r:id="rId22">
-        <w:r>
-          <w:rPr>
-            <w:lang w:val="zh_TW" w:bidi="zh_TW"/>
-          </w:rPr>
-          <w:rPr>
-            <w:color w:val="0000EE"/>
-            <w:u w:val="single"/>
-          </w:rPr>
-          <w:t>10:17、21</w:t>
-        </w:r>
-      </w:hyperlink>
+      <w:r>
+        <w:rPr>
+          <w:lang w:val="zh_TW" w:bidi="zh_TW"/>
+        </w:rPr>
+        <w:t>10:17、21</w:t>
+      </w:r>
       <w:r>
         <w:rPr>
           <w:lang w:val="zh_TW" w:bidi="zh_TW"/>
         </w:rPr>
         <w:t>；</w:t>
       </w:r>
-      <w:hyperlink r:id="rId23">
-        <w:r>
-          <w:rPr>
-            <w:lang w:val="zh_TW" w:bidi="zh_TW"/>
-          </w:rPr>
-          <w:rPr>
-            <w:color w:val="0000EE"/>
-            <w:u w:val="single"/>
-          </w:rPr>
-          <w:t>代下2:8、16</w:t>
-        </w:r>
-      </w:hyperlink>
+      <w:r>
+        <w:rPr>
+          <w:lang w:val="zh_TW" w:bidi="zh_TW"/>
+        </w:rPr>
+        <w:t>代下2:8、16</w:t>
+      </w:r>
       <w:r>
         <w:rPr>
           <w:lang w:val="zh_TW" w:bidi="zh_TW"/>
         </w:rPr>
         <w:t>）。所羅門用麥子和橄欖油支付這些木材（</w:t>
       </w:r>
-      <w:hyperlink r:id="rId24">
-        <w:r>
-          <w:rPr>
-            <w:lang w:val="zh_TW" w:bidi="zh_TW"/>
-          </w:rPr>
-          <w:rPr>
-            <w:color w:val="0000EE"/>
-            <w:u w:val="single"/>
-          </w:rPr>
-          <w:t>王上5:11</w:t>
-        </w:r>
-      </w:hyperlink>
+      <w:r>
+        <w:rPr>
+          <w:lang w:val="zh_TW" w:bidi="zh_TW"/>
+        </w:rPr>
+        <w:t>王上5:11</w:t>
+      </w:r>
       <w:r>
         <w:rPr>
           <w:lang w:val="zh_TW" w:bidi="zh_TW"/>
         </w:rPr>
         <w:t>）。這些樹木被海運漂浮到所羅門的領土內，再從那裡運到耶路撒冷。黎巴嫩和外黎巴嫩的杉木和松木為推羅提供了造船的木材（</w:t>
       </w:r>
-      <w:hyperlink r:id="rId25">
-        <w:r>
-          <w:rPr>
-            <w:lang w:val="zh_TW" w:bidi="zh_TW"/>
-          </w:rPr>
-          <w:rPr>
-            <w:color w:val="0000EE"/>
-            <w:u w:val="single"/>
-          </w:rPr>
-          <w:t>結27:5</w:t>
-        </w:r>
-      </w:hyperlink>
+      <w:r>
+        <w:rPr>
+          <w:lang w:val="zh_TW" w:bidi="zh_TW"/>
+        </w:rPr>
+        <w:t>結27:5</w:t>
+      </w:r>
       <w:r>
         <w:rPr>
           <w:lang w:val="zh_TW" w:bidi="zh_TW"/>
         </w:rPr>
         <w:t>），為埃及提供了聖船和家具，並為重建耶路撒冷的第二聖殿提供了木材（</w:t>
       </w:r>
-      <w:hyperlink r:id="rId26">
-        <w:r>
-          <w:rPr>
-            <w:lang w:val="zh_TW" w:bidi="zh_TW"/>
-          </w:rPr>
-          <w:rPr>
-            <w:color w:val="0000EE"/>
-            <w:u w:val="single"/>
-          </w:rPr>
-          <w:t>拉3:7</w:t>
-        </w:r>
-      </w:hyperlink>
+      <w:r>
+        <w:rPr>
+          <w:lang w:val="zh_TW" w:bidi="zh_TW"/>
+        </w:rPr>
+        <w:t>拉3:7</w:t>
+      </w:r>
       <w:r>
         <w:rPr>
           <w:lang w:val="zh_TW" w:bidi="zh_TW"/>
@@ -637,18 +553,12 @@
         </w:rPr>
         <w:t>腓尼基人從黎巴嫩的港口與許多國進行貿易。他們掌握了造船技術，並將船隻用於和平與戰爭中。</w:t>
       </w:r>
-      <w:hyperlink r:id="rId27">
-        <w:r>
-          <w:rPr>
-            <w:lang w:val="zh_TW" w:bidi="zh_TW"/>
-          </w:rPr>
-          <w:rPr>
-            <w:color w:val="0000EE"/>
-            <w:u w:val="single"/>
-          </w:rPr>
-          <w:t>以西結書第二十七章</w:t>
-        </w:r>
-      </w:hyperlink>
+      <w:r>
+        <w:rPr>
+          <w:lang w:val="zh_TW" w:bidi="zh_TW"/>
+        </w:rPr>
+        <w:t>以西結書第二十七章</w:t>
+      </w:r>
       <w:r>
         <w:rPr>
           <w:lang w:val="zh_TW" w:bidi="zh_TW"/>
@@ -706,36 +616,24 @@
         </w:rPr>
         <w:t>一世（Tiglath-pileser I，約公元前1100年）開始，將大量的杉木作為貢品。尼布甲尼撒和巴比倫國同樣控制了黎巴嫩，並運走大量杉木來建造神廟和宮殿。以賽亞書（</w:t>
       </w:r>
-      <w:hyperlink r:id="rId28">
-        <w:r>
-          <w:rPr>
-            <w:lang w:val="zh_TW" w:bidi="zh_TW"/>
-          </w:rPr>
-          <w:rPr>
-            <w:color w:val="0000EE"/>
-            <w:u w:val="single"/>
-          </w:rPr>
-          <w:t>賽14:8</w:t>
-        </w:r>
-      </w:hyperlink>
+      <w:r>
+        <w:rPr>
+          <w:lang w:val="zh_TW" w:bidi="zh_TW"/>
+        </w:rPr>
+        <w:t>賽14:8</w:t>
+      </w:r>
       <w:r>
         <w:rPr>
           <w:lang w:val="zh_TW" w:bidi="zh_TW"/>
         </w:rPr>
         <w:t>）和哈巴谷書（</w:t>
       </w:r>
-      <w:hyperlink r:id="rId29">
-        <w:r>
-          <w:rPr>
-            <w:lang w:val="zh_TW" w:bidi="zh_TW"/>
-          </w:rPr>
-          <w:rPr>
-            <w:color w:val="0000EE"/>
-            <w:u w:val="single"/>
-          </w:rPr>
-          <w:t>哈2:17</w:t>
-        </w:r>
-      </w:hyperlink>
+      <w:r>
+        <w:rPr>
+          <w:lang w:val="zh_TW" w:bidi="zh_TW"/>
+        </w:rPr>
+        <w:t>哈2:17</w:t>
+      </w:r>
       <w:r>
         <w:rPr>
           <w:lang w:val="zh_TW" w:bidi="zh_TW"/>
@@ -756,342 +654,228 @@
         </w:rPr>
         <w:t>在新約時代，泰爾和西頓的城通常被一起提及（</w:t>
       </w:r>
-      <w:hyperlink r:id="rId30">
-        <w:r>
-          <w:rPr>
-            <w:lang w:val="zh_TW" w:bidi="zh_TW"/>
-          </w:rPr>
-          <w:rPr>
-            <w:color w:val="0000EE"/>
-            <w:u w:val="single"/>
-          </w:rPr>
-          <w:t>太15:21</w:t>
-        </w:r>
-      </w:hyperlink>
+      <w:r>
+        <w:rPr>
+          <w:lang w:val="zh_TW" w:bidi="zh_TW"/>
+        </w:rPr>
+        <w:t>太15:21</w:t>
+      </w:r>
       <w:r>
         <w:rPr>
           <w:lang w:val="zh_TW" w:bidi="zh_TW"/>
         </w:rPr>
         <w:t>；</w:t>
       </w:r>
-      <w:hyperlink r:id="rId31">
-        <w:r>
-          <w:rPr>
-            <w:lang w:val="zh_TW" w:bidi="zh_TW"/>
-          </w:rPr>
-          <w:rPr>
-            <w:color w:val="0000EE"/>
-            <w:u w:val="single"/>
-          </w:rPr>
-          <w:t>可3:8</w:t>
-        </w:r>
-      </w:hyperlink>
+      <w:r>
+        <w:rPr>
+          <w:lang w:val="zh_TW" w:bidi="zh_TW"/>
+        </w:rPr>
+        <w:t>可3:8</w:t>
+      </w:r>
       <w:r>
         <w:rPr>
           <w:lang w:val="zh_TW" w:bidi="zh_TW"/>
         </w:rPr>
         <w:t>，</w:t>
       </w:r>
-      <w:hyperlink r:id="rId32">
-        <w:r>
-          <w:rPr>
-            <w:lang w:val="zh_TW" w:bidi="zh_TW"/>
-          </w:rPr>
-          <w:rPr>
-            <w:color w:val="0000EE"/>
-            <w:u w:val="single"/>
-          </w:rPr>
-          <w:t>7:24、31</w:t>
-        </w:r>
-      </w:hyperlink>
+      <w:r>
+        <w:rPr>
+          <w:lang w:val="zh_TW" w:bidi="zh_TW"/>
+        </w:rPr>
+        <w:t>7:24、31</w:t>
+      </w:r>
       <w:r>
         <w:rPr>
           <w:lang w:val="zh_TW" w:bidi="zh_TW"/>
         </w:rPr>
         <w:t>；</w:t>
       </w:r>
-      <w:hyperlink r:id="rId33">
-        <w:r>
-          <w:rPr>
-            <w:lang w:val="zh_TW" w:bidi="zh_TW"/>
-          </w:rPr>
-          <w:rPr>
-            <w:color w:val="0000EE"/>
-            <w:u w:val="single"/>
-          </w:rPr>
-          <w:t>路6:17</w:t>
-        </w:r>
-      </w:hyperlink>
+      <w:r>
+        <w:rPr>
+          <w:lang w:val="zh_TW" w:bidi="zh_TW"/>
+        </w:rPr>
+        <w:t>路6:17</w:t>
+      </w:r>
       <w:r>
         <w:rPr>
           <w:lang w:val="zh_TW" w:bidi="zh_TW"/>
         </w:rPr>
         <w:t>，</w:t>
       </w:r>
-      <w:hyperlink r:id="rId34">
-        <w:r>
-          <w:rPr>
-            <w:lang w:val="zh_TW" w:bidi="zh_TW"/>
-          </w:rPr>
-          <w:rPr>
-            <w:color w:val="0000EE"/>
-            <w:u w:val="single"/>
-          </w:rPr>
-          <w:t>10:13–14</w:t>
-        </w:r>
-      </w:hyperlink>
+      <w:r>
+        <w:rPr>
+          <w:lang w:val="zh_TW" w:bidi="zh_TW"/>
+        </w:rPr>
+        <w:t>10:13–14</w:t>
+      </w:r>
       <w:r>
         <w:rPr>
           <w:lang w:val="zh_TW" w:bidi="zh_TW"/>
         </w:rPr>
         <w:t>；</w:t>
       </w:r>
-      <w:hyperlink r:id="rId35">
-        <w:r>
-          <w:rPr>
-            <w:lang w:val="zh_TW" w:bidi="zh_TW"/>
-          </w:rPr>
-          <w:rPr>
-            <w:color w:val="0000EE"/>
-            <w:u w:val="single"/>
-          </w:rPr>
-          <w:t>徒12:20</w:t>
-        </w:r>
-      </w:hyperlink>
+      <w:r>
+        <w:rPr>
+          <w:lang w:val="zh_TW" w:bidi="zh_TW"/>
+        </w:rPr>
+        <w:t>徒12:20</w:t>
+      </w:r>
       <w:r>
         <w:rPr>
           <w:lang w:val="zh_TW" w:bidi="zh_TW"/>
         </w:rPr>
         <w:t>），但有時也分別提及（</w:t>
       </w:r>
-      <w:hyperlink r:id="rId36">
-        <w:r>
-          <w:rPr>
-            <w:lang w:val="zh_TW" w:bidi="zh_TW"/>
-          </w:rPr>
-          <w:rPr>
-            <w:color w:val="0000EE"/>
-            <w:u w:val="single"/>
-          </w:rPr>
-          <w:t>徒21:3、7</w:t>
-        </w:r>
-      </w:hyperlink>
+      <w:r>
+        <w:rPr>
+          <w:lang w:val="zh_TW" w:bidi="zh_TW"/>
+        </w:rPr>
+        <w:t>徒21:3、7</w:t>
+      </w:r>
       <w:r>
         <w:rPr>
           <w:lang w:val="zh_TW" w:bidi="zh_TW"/>
         </w:rPr>
         <w:t>）。</w:t>
       </w:r>
-      <w:hyperlink r:id="rId37">
-        <w:r>
-          <w:rPr>
-            <w:lang w:val="zh_TW" w:bidi="zh_TW"/>
-          </w:rPr>
-          <w:rPr>
-            <w:color w:val="0000EE"/>
-            <w:u w:val="single"/>
-          </w:rPr>
-          <w:t>馬可福音七章26節</w:t>
-        </w:r>
-      </w:hyperlink>
+      <w:r>
+        <w:rPr>
+          <w:lang w:val="zh_TW" w:bidi="zh_TW"/>
+        </w:rPr>
+        <w:t>馬可福音七章26節</w:t>
+      </w:r>
       <w:r>
         <w:rPr>
           <w:lang w:val="zh_TW" w:bidi="zh_TW"/>
         </w:rPr>
         <w:t>中提到的一位希臘婦人是敘利亞腓尼基人。耶穌在祂事工期間曾在這些地區講道。在聖經詩歌中，黎巴嫩的高大香柏樹象徵著威嚴和力量（</w:t>
       </w:r>
-      <w:hyperlink r:id="rId38">
-        <w:r>
-          <w:rPr>
-            <w:lang w:val="zh_TW" w:bidi="zh_TW"/>
-          </w:rPr>
-          <w:rPr>
-            <w:color w:val="0000EE"/>
-            <w:u w:val="single"/>
-          </w:rPr>
-          <w:t>士9:15</w:t>
-        </w:r>
-      </w:hyperlink>
+      <w:r>
+        <w:rPr>
+          <w:lang w:val="zh_TW" w:bidi="zh_TW"/>
+        </w:rPr>
+        <w:t>士9:15</w:t>
+      </w:r>
       <w:r>
         <w:rPr>
           <w:lang w:val="zh_TW" w:bidi="zh_TW"/>
         </w:rPr>
         <w:t>；</w:t>
       </w:r>
-      <w:hyperlink r:id="rId39">
-        <w:r>
-          <w:rPr>
-            <w:lang w:val="zh_TW" w:bidi="zh_TW"/>
-          </w:rPr>
-          <w:rPr>
-            <w:color w:val="0000EE"/>
-            <w:u w:val="single"/>
-          </w:rPr>
-          <w:t>王下14:9</w:t>
-        </w:r>
-      </w:hyperlink>
+      <w:r>
+        <w:rPr>
+          <w:lang w:val="zh_TW" w:bidi="zh_TW"/>
+        </w:rPr>
+        <w:t>王下14:9</w:t>
+      </w:r>
       <w:r>
         <w:rPr>
           <w:lang w:val="zh_TW" w:bidi="zh_TW"/>
         </w:rPr>
         <w:t>；</w:t>
       </w:r>
-      <w:hyperlink r:id="rId40">
-        <w:r>
-          <w:rPr>
-            <w:lang w:val="zh_TW" w:bidi="zh_TW"/>
-          </w:rPr>
-          <w:rPr>
-            <w:color w:val="0000EE"/>
-            <w:u w:val="single"/>
-          </w:rPr>
-          <w:t>詩92:12</w:t>
-        </w:r>
-      </w:hyperlink>
+      <w:r>
+        <w:rPr>
+          <w:lang w:val="zh_TW" w:bidi="zh_TW"/>
+        </w:rPr>
+        <w:t>詩92:12</w:t>
+      </w:r>
       <w:r>
         <w:rPr>
           <w:lang w:val="zh_TW" w:bidi="zh_TW"/>
         </w:rPr>
         <w:t>，</w:t>
       </w:r>
-      <w:hyperlink r:id="rId41">
-        <w:r>
-          <w:rPr>
-            <w:lang w:val="zh_TW" w:bidi="zh_TW"/>
-          </w:rPr>
-          <w:rPr>
-            <w:color w:val="0000EE"/>
-            <w:u w:val="single"/>
-          </w:rPr>
-          <w:t>104:16</w:t>
-        </w:r>
-      </w:hyperlink>
+      <w:r>
+        <w:rPr>
+          <w:lang w:val="zh_TW" w:bidi="zh_TW"/>
+        </w:rPr>
+        <w:t>104:16</w:t>
+      </w:r>
       <w:r>
         <w:rPr>
           <w:lang w:val="zh_TW" w:bidi="zh_TW"/>
         </w:rPr>
         <w:t>；</w:t>
       </w:r>
-      <w:hyperlink r:id="rId42">
-        <w:r>
-          <w:rPr>
-            <w:lang w:val="zh_TW" w:bidi="zh_TW"/>
-          </w:rPr>
-          <w:rPr>
-            <w:color w:val="0000EE"/>
-            <w:u w:val="single"/>
-          </w:rPr>
-          <w:t>賽35:2</w:t>
-        </w:r>
-      </w:hyperlink>
+      <w:r>
+        <w:rPr>
+          <w:lang w:val="zh_TW" w:bidi="zh_TW"/>
+        </w:rPr>
+        <w:t>賽35:2</w:t>
+      </w:r>
       <w:r>
         <w:rPr>
           <w:lang w:val="zh_TW" w:bidi="zh_TW"/>
         </w:rPr>
         <w:t>，</w:t>
       </w:r>
-      <w:hyperlink r:id="rId43">
-        <w:r>
-          <w:rPr>
-            <w:lang w:val="zh_TW" w:bidi="zh_TW"/>
-          </w:rPr>
-          <w:rPr>
-            <w:color w:val="0000EE"/>
-            <w:u w:val="single"/>
-          </w:rPr>
-          <w:t>60:13</w:t>
-        </w:r>
-      </w:hyperlink>
+      <w:r>
+        <w:rPr>
+          <w:lang w:val="zh_TW" w:bidi="zh_TW"/>
+        </w:rPr>
+        <w:t>60:13</w:t>
+      </w:r>
       <w:r>
         <w:rPr>
           <w:lang w:val="zh_TW" w:bidi="zh_TW"/>
         </w:rPr>
         <w:t>）。它們也象徵著終將在神的震怒下被摧毀的世上驕傲（</w:t>
       </w:r>
-      <w:hyperlink r:id="rId44">
-        <w:r>
-          <w:rPr>
-            <w:lang w:val="zh_TW" w:bidi="zh_TW"/>
-          </w:rPr>
-          <w:rPr>
-            <w:color w:val="0000EE"/>
-            <w:u w:val="single"/>
-          </w:rPr>
-          <w:t>詩29:5</w:t>
-        </w:r>
-      </w:hyperlink>
+      <w:r>
+        <w:rPr>
+          <w:lang w:val="zh_TW" w:bidi="zh_TW"/>
+        </w:rPr>
+        <w:t>詩29:5</w:t>
+      </w:r>
       <w:r>
         <w:rPr>
           <w:lang w:val="zh_TW" w:bidi="zh_TW"/>
         </w:rPr>
         <w:t>；</w:t>
       </w:r>
-      <w:hyperlink r:id="rId45">
-        <w:r>
-          <w:rPr>
-            <w:lang w:val="zh_TW" w:bidi="zh_TW"/>
-          </w:rPr>
-          <w:rPr>
-            <w:color w:val="0000EE"/>
-            <w:u w:val="single"/>
-          </w:rPr>
-          <w:t>賽2:13</w:t>
-        </w:r>
-      </w:hyperlink>
+      <w:r>
+        <w:rPr>
+          <w:lang w:val="zh_TW" w:bidi="zh_TW"/>
+        </w:rPr>
+        <w:t>賽2:13</w:t>
+      </w:r>
       <w:r>
         <w:rPr>
           <w:lang w:val="zh_TW" w:bidi="zh_TW"/>
         </w:rPr>
         <w:t>，</w:t>
       </w:r>
-      <w:hyperlink r:id="rId46">
-        <w:r>
-          <w:rPr>
-            <w:lang w:val="zh_TW" w:bidi="zh_TW"/>
-          </w:rPr>
-          <w:rPr>
-            <w:color w:val="0000EE"/>
-            <w:u w:val="single"/>
-          </w:rPr>
-          <w:t>10:34</w:t>
-        </w:r>
-      </w:hyperlink>
+      <w:r>
+        <w:rPr>
+          <w:lang w:val="zh_TW" w:bidi="zh_TW"/>
+        </w:rPr>
+        <w:t>10:34</w:t>
+      </w:r>
       <w:r>
         <w:rPr>
           <w:lang w:val="zh_TW" w:bidi="zh_TW"/>
         </w:rPr>
         <w:t>；</w:t>
       </w:r>
-      <w:hyperlink r:id="rId47">
-        <w:r>
-          <w:rPr>
-            <w:lang w:val="zh_TW" w:bidi="zh_TW"/>
-          </w:rPr>
-          <w:rPr>
-            <w:color w:val="0000EE"/>
-            <w:u w:val="single"/>
-          </w:rPr>
-          <w:t>耶22:6</w:t>
-        </w:r>
-      </w:hyperlink>
+      <w:r>
+        <w:rPr>
+          <w:lang w:val="zh_TW" w:bidi="zh_TW"/>
+        </w:rPr>
+        <w:t>耶22:6</w:t>
+      </w:r>
       <w:r>
         <w:rPr>
           <w:lang w:val="zh_TW" w:bidi="zh_TW"/>
         </w:rPr>
         <w:t>；</w:t>
       </w:r>
-      <w:hyperlink r:id="rId48">
-        <w:r>
-          <w:rPr>
-            <w:lang w:val="zh_TW" w:bidi="zh_TW"/>
-          </w:rPr>
-          <w:rPr>
-            <w:color w:val="0000EE"/>
-            <w:u w:val="single"/>
-          </w:rPr>
-          <w:t>結31:3</w:t>
-        </w:r>
-      </w:hyperlink>
+      <w:r>
+        <w:rPr>
+          <w:lang w:val="zh_TW" w:bidi="zh_TW"/>
+        </w:rPr>
+        <w:t>結31:3</w:t>
+      </w:r>
       <w:r>
         <w:rPr>
           <w:lang w:val="zh_TW" w:bidi="zh_TW"/>
@@ -1154,126 +938,84 @@
         </w:rPr>
         <w:t>革順的兒子、利未的孫子，也是示每的兄弟（</w:t>
       </w:r>
-      <w:hyperlink r:id="rId49">
-        <w:r>
-          <w:rPr>
-            <w:lang w:val="zh_TW" w:bidi="zh_TW"/>
-          </w:rPr>
-          <w:rPr>
-            <w:color w:val="0000EE"/>
-            <w:u w:val="single"/>
-          </w:rPr>
-          <w:t>出6:17</w:t>
-        </w:r>
-      </w:hyperlink>
+      <w:r>
+        <w:rPr>
+          <w:lang w:val="zh_TW" w:bidi="zh_TW"/>
+        </w:rPr>
+        <w:t>出6:17</w:t>
+      </w:r>
       <w:r>
         <w:rPr>
           <w:lang w:val="zh_TW" w:bidi="zh_TW"/>
         </w:rPr>
         <w:t>；</w:t>
       </w:r>
-      <w:hyperlink r:id="rId50">
-        <w:r>
-          <w:rPr>
-            <w:lang w:val="zh_TW" w:bidi="zh_TW"/>
-          </w:rPr>
-          <w:rPr>
-            <w:color w:val="0000EE"/>
-            <w:u w:val="single"/>
-          </w:rPr>
-          <w:t>民3:18</w:t>
-        </w:r>
-      </w:hyperlink>
+      <w:r>
+        <w:rPr>
+          <w:lang w:val="zh_TW" w:bidi="zh_TW"/>
+        </w:rPr>
+        <w:t>民3:18</w:t>
+      </w:r>
       <w:r>
         <w:rPr>
           <w:lang w:val="zh_TW" w:bidi="zh_TW"/>
         </w:rPr>
         <w:t>；</w:t>
       </w:r>
-      <w:hyperlink r:id="rId51">
-        <w:r>
-          <w:rPr>
-            <w:lang w:val="zh_TW" w:bidi="zh_TW"/>
-          </w:rPr>
-          <w:rPr>
-            <w:color w:val="0000EE"/>
-            <w:u w:val="single"/>
-          </w:rPr>
-          <w:t>代上6:17</w:t>
-        </w:r>
-      </w:hyperlink>
+      <w:r>
+        <w:rPr>
+          <w:lang w:val="zh_TW" w:bidi="zh_TW"/>
+        </w:rPr>
+        <w:t>代上6:17</w:t>
+      </w:r>
       <w:r>
         <w:rPr>
           <w:lang w:val="zh_TW" w:bidi="zh_TW"/>
         </w:rPr>
         <w:t>、</w:t>
       </w:r>
-      <w:hyperlink r:id="rId51">
-        <w:r>
-          <w:rPr>
-            <w:lang w:val="zh_TW" w:bidi="zh_TW"/>
-          </w:rPr>
-          <w:rPr>
-            <w:color w:val="0000EE"/>
-            <w:u w:val="single"/>
-          </w:rPr>
-          <w:t>20</w:t>
-        </w:r>
-      </w:hyperlink>
+      <w:r>
+        <w:rPr>
+          <w:lang w:val="zh_TW" w:bidi="zh_TW"/>
+        </w:rPr>
+        <w:t>20</w:t>
+      </w:r>
       <w:r>
         <w:rPr>
           <w:lang w:val="zh_TW" w:bidi="zh_TW"/>
         </w:rPr>
         <w:t>）。立尼有三個兒子，是立尼族的祖先（</w:t>
       </w:r>
-      <w:hyperlink r:id="rId52">
-        <w:r>
-          <w:rPr>
-            <w:lang w:val="zh_TW" w:bidi="zh_TW"/>
-          </w:rPr>
-          <w:rPr>
-            <w:color w:val="0000EE"/>
-            <w:u w:val="single"/>
-          </w:rPr>
-          <w:t>民3:21</w:t>
-        </w:r>
-      </w:hyperlink>
+      <w:r>
+        <w:rPr>
+          <w:lang w:val="zh_TW" w:bidi="zh_TW"/>
+        </w:rPr>
+        <w:t>民3:21</w:t>
+      </w:r>
       <w:r>
         <w:rPr>
           <w:lang w:val="zh_TW" w:bidi="zh_TW"/>
         </w:rPr>
         <w:t>）。立尼在</w:t>
       </w:r>
-      <w:hyperlink r:id="rId53">
-        <w:r>
-          <w:rPr>
-            <w:lang w:val="zh_TW" w:bidi="zh_TW"/>
-          </w:rPr>
-          <w:rPr>
-            <w:color w:val="0000EE"/>
-            <w:u w:val="single"/>
-          </w:rPr>
-          <w:t>歷代志上二十三章7至9節</w:t>
-        </w:r>
-      </w:hyperlink>
+      <w:r>
+        <w:rPr>
+          <w:lang w:val="zh_TW" w:bidi="zh_TW"/>
+        </w:rPr>
+        <w:t>歷代志上二十三章7至9節</w:t>
+      </w:r>
       <w:r>
         <w:rPr>
           <w:lang w:val="zh_TW" w:bidi="zh_TW"/>
         </w:rPr>
         <w:t>和</w:t>
       </w:r>
-      <w:hyperlink r:id="rId54">
-        <w:r>
-          <w:rPr>
-            <w:lang w:val="zh_TW" w:bidi="zh_TW"/>
-          </w:rPr>
-          <w:rPr>
-            <w:color w:val="0000EE"/>
-            <w:u w:val="single"/>
-          </w:rPr>
-          <w:t>二十六章21節</w:t>
-        </w:r>
-      </w:hyperlink>
+      <w:r>
+        <w:rPr>
+          <w:lang w:val="zh_TW" w:bidi="zh_TW"/>
+        </w:rPr>
+        <w:t>二十六章21節</w:t>
+      </w:r>
       <w:r>
         <w:rPr>
           <w:lang w:val="zh_TW" w:bidi="zh_TW"/>
@@ -1298,18 +1040,12 @@
         </w:rPr>
         <w:t>抹利的兒子、示每的父親，並且是利未支派米拉利家族的後代（</w:t>
       </w:r>
-      <w:hyperlink r:id="rId55">
-        <w:r>
-          <w:rPr>
-            <w:lang w:val="zh_TW" w:bidi="zh_TW"/>
-          </w:rPr>
-          <w:rPr>
-            <w:color w:val="0000EE"/>
-            <w:u w:val="single"/>
-          </w:rPr>
-          <w:t>代上6:29</w:t>
-        </w:r>
-      </w:hyperlink>
+      <w:r>
+        <w:rPr>
+          <w:lang w:val="zh_TW" w:bidi="zh_TW"/>
+        </w:rPr>
+        <w:t>代上6:29</w:t>
+      </w:r>
       <w:r>
         <w:rPr>
           <w:lang w:val="zh_TW" w:bidi="zh_TW"/>
@@ -1364,18 +1100,12 @@
         </w:rPr>
         <w:t>源於底但三個兒子中的第二位的部族。底但是亞伯拉罕與基土拉的後裔，出自約珊的家系（</w:t>
       </w:r>
-      <w:hyperlink r:id="rId56">
-        <w:r>
-          <w:rPr>
-            <w:lang w:val="zh_TW" w:bidi="zh_TW"/>
-          </w:rPr>
-          <w:rPr>
-            <w:color w:val="0000EE"/>
-            <w:u w:val="single"/>
-          </w:rPr>
-          <w:t>創25:3</w:t>
-        </w:r>
-      </w:hyperlink>
+      <w:r>
+        <w:rPr>
+          <w:lang w:val="zh_TW" w:bidi="zh_TW"/>
+        </w:rPr>
+        <w:t>創25:3</w:t>
+      </w:r>
       <w:r>
         <w:rPr>
           <w:lang w:val="zh_TW" w:bidi="zh_TW"/>
@@ -1476,126 +1206,84 @@
         </w:rPr>
         <w:t>的靈魂（</w:t>
       </w:r>
-      <w:hyperlink r:id="rId57">
-        <w:r>
-          <w:rPr>
-            <w:lang w:val="zh_TW" w:bidi="zh_TW"/>
-          </w:rPr>
-          <w:rPr>
-            <w:color w:val="0000EE"/>
-            <w:u w:val="single"/>
-          </w:rPr>
-          <w:t>箴2:18</w:t>
-        </w:r>
-      </w:hyperlink>
+      <w:r>
+        <w:rPr>
+          <w:lang w:val="zh_TW" w:bidi="zh_TW"/>
+        </w:rPr>
+        <w:t>箴2:18</w:t>
+      </w:r>
       <w:r>
         <w:rPr>
           <w:lang w:val="zh_TW" w:bidi="zh_TW"/>
         </w:rPr>
         <w:t>，</w:t>
       </w:r>
-      <w:hyperlink r:id="rId58">
-        <w:r>
-          <w:rPr>
-            <w:lang w:val="zh_TW" w:bidi="zh_TW"/>
-          </w:rPr>
-          <w:rPr>
-            <w:color w:val="0000EE"/>
-            <w:u w:val="single"/>
-          </w:rPr>
-          <w:t>9:18</w:t>
-        </w:r>
-      </w:hyperlink>
+      <w:r>
+        <w:rPr>
+          <w:lang w:val="zh_TW" w:bidi="zh_TW"/>
+        </w:rPr>
+        <w:t>9:18</w:t>
+      </w:r>
       <w:r>
         <w:rPr>
           <w:lang w:val="zh_TW" w:bidi="zh_TW"/>
         </w:rPr>
         <w:t>，</w:t>
       </w:r>
-      <w:hyperlink r:id="rId59">
-        <w:r>
-          <w:rPr>
-            <w:lang w:val="zh_TW" w:bidi="zh_TW"/>
-          </w:rPr>
-          <w:rPr>
-            <w:color w:val="0000EE"/>
-            <w:u w:val="single"/>
-          </w:rPr>
-          <w:t>21:16</w:t>
-        </w:r>
-      </w:hyperlink>
+      <w:r>
+        <w:rPr>
+          <w:lang w:val="zh_TW" w:bidi="zh_TW"/>
+        </w:rPr>
+        <w:t>21:16</w:t>
+      </w:r>
       <w:r>
         <w:rPr>
           <w:lang w:val="zh_TW" w:bidi="zh_TW"/>
         </w:rPr>
         <w:t>）。陰間裡的利乏音受苦（</w:t>
       </w:r>
-      <w:hyperlink r:id="rId60">
-        <w:r>
-          <w:rPr>
-            <w:lang w:val="zh_TW" w:bidi="zh_TW"/>
-          </w:rPr>
-          <w:rPr>
-            <w:color w:val="0000EE"/>
-            <w:u w:val="single"/>
-          </w:rPr>
-          <w:t>伯26:5</w:t>
-        </w:r>
-      </w:hyperlink>
+      <w:r>
+        <w:rPr>
+          <w:lang w:val="zh_TW" w:bidi="zh_TW"/>
+        </w:rPr>
+        <w:t>伯26:5</w:t>
+      </w:r>
       <w:r>
         <w:rPr>
           <w:lang w:val="zh_TW" w:bidi="zh_TW"/>
         </w:rPr>
         <w:t>），他們與神隔絕（</w:t>
       </w:r>
-      <w:hyperlink r:id="rId61">
-        <w:r>
-          <w:rPr>
-            <w:lang w:val="zh_TW" w:bidi="zh_TW"/>
-          </w:rPr>
-          <w:rPr>
-            <w:color w:val="0000EE"/>
-            <w:u w:val="single"/>
-          </w:rPr>
-          <w:t>詩88:10–12</w:t>
-        </w:r>
-      </w:hyperlink>
+      <w:r>
+        <w:rPr>
+          <w:lang w:val="zh_TW" w:bidi="zh_TW"/>
+        </w:rPr>
+        <w:t>詩88:10–12</w:t>
+      </w:r>
       <w:r>
         <w:rPr>
           <w:lang w:val="zh_TW" w:bidi="zh_TW"/>
         </w:rPr>
         <w:t>），也與所有活著的人隔絕（</w:t>
       </w:r>
-      <w:hyperlink r:id="rId62">
-        <w:r>
-          <w:rPr>
-            <w:lang w:val="zh_TW" w:bidi="zh_TW"/>
-          </w:rPr>
-          <w:rPr>
-            <w:color w:val="0000EE"/>
-            <w:u w:val="single"/>
-          </w:rPr>
-          <w:t>賽26:14</w:t>
-        </w:r>
-      </w:hyperlink>
+      <w:r>
+        <w:rPr>
+          <w:lang w:val="zh_TW" w:bidi="zh_TW"/>
+        </w:rPr>
+        <w:t>賽26:14</w:t>
+      </w:r>
       <w:r>
         <w:rPr>
           <w:lang w:val="zh_TW" w:bidi="zh_TW"/>
         </w:rPr>
         <w:t>）。他們軟弱無力，像影子一樣，不像活著的人那樣強壯（</w:t>
       </w:r>
-      <w:hyperlink r:id="rId63">
-        <w:r>
-          <w:rPr>
-            <w:lang w:val="zh_TW" w:bidi="zh_TW"/>
-          </w:rPr>
-          <w:rPr>
-            <w:color w:val="0000EE"/>
-            <w:u w:val="single"/>
-          </w:rPr>
-          <w:t>賽14:9</w:t>
-        </w:r>
-      </w:hyperlink>
+      <w:r>
+        <w:rPr>
+          <w:lang w:val="zh_TW" w:bidi="zh_TW"/>
+        </w:rPr>
+        <w:t>賽14:9</w:t>
+      </w:r>
       <w:r>
         <w:rPr>
           <w:lang w:val="zh_TW" w:bidi="zh_TW"/>
@@ -1627,36 +1315,24 @@
         </w:rPr>
         <w:t>這個詞也用來描述一群在亞伯拉罕時代，住在迦南地、身材非常高大強壯的人。他們和蘇西人、以米人、何利人等其它古代族群一起，被基大老瑪和他的盟軍打敗（</w:t>
       </w:r>
-      <w:hyperlink r:id="rId64">
-        <w:r>
-          <w:rPr>
-            <w:lang w:val="zh_TW" w:bidi="zh_TW"/>
-          </w:rPr>
-          <w:rPr>
-            <w:color w:val="0000EE"/>
-            <w:u w:val="single"/>
-          </w:rPr>
-          <w:t>創14:5</w:t>
-        </w:r>
-      </w:hyperlink>
+      <w:r>
+        <w:rPr>
+          <w:lang w:val="zh_TW" w:bidi="zh_TW"/>
+        </w:rPr>
+        <w:t>創14:5</w:t>
+      </w:r>
       <w:r>
         <w:rPr>
           <w:lang w:val="zh_TW" w:bidi="zh_TW"/>
         </w:rPr>
         <w:t>）。當耶和華應許要把那塊土地賜給亞伯拉罕後裔的時候，他們是當時住在巴勒斯坦的九個民族之一（</w:t>
       </w:r>
-      <w:hyperlink r:id="rId65">
-        <w:r>
-          <w:rPr>
-            <w:lang w:val="zh_TW" w:bidi="zh_TW"/>
-          </w:rPr>
-          <w:rPr>
-            <w:color w:val="0000EE"/>
-            <w:u w:val="single"/>
-          </w:rPr>
-          <w:t>創15:20</w:t>
-        </w:r>
-      </w:hyperlink>
+      <w:r>
+        <w:rPr>
+          <w:lang w:val="zh_TW" w:bidi="zh_TW"/>
+        </w:rPr>
+        <w:t>創15:20</w:t>
+      </w:r>
       <w:r>
         <w:rPr>
           <w:lang w:val="zh_TW" w:bidi="zh_TW"/>
@@ -1670,36 +1346,24 @@
         </w:rPr>
         <w:t>其它民族對他們有不同的稱呼。摩押人稱他們為以米人，亞捫人則稱他們為散送冥。這些族群跟另一群巨人亞衲人一樣，體型都非常巨大且高大（</w:t>
       </w:r>
-      <w:hyperlink r:id="rId66">
-        <w:r>
-          <w:rPr>
-            <w:lang w:val="zh_TW" w:bidi="zh_TW"/>
-          </w:rPr>
-          <w:rPr>
-            <w:color w:val="0000EE"/>
-            <w:u w:val="single"/>
-          </w:rPr>
-          <w:t>申2:11</w:t>
-        </w:r>
-      </w:hyperlink>
+      <w:r>
+        <w:rPr>
+          <w:lang w:val="zh_TW" w:bidi="zh_TW"/>
+        </w:rPr>
+        <w:t>申2:11</w:t>
+      </w:r>
       <w:r>
         <w:rPr>
           <w:lang w:val="zh_TW" w:bidi="zh_TW"/>
         </w:rPr>
         <w:t>、</w:t>
       </w:r>
-      <w:hyperlink r:id="rId66">
-        <w:r>
-          <w:rPr>
-            <w:lang w:val="zh_TW" w:bidi="zh_TW"/>
-          </w:rPr>
-          <w:rPr>
-            <w:color w:val="0000EE"/>
-            <w:u w:val="single"/>
-          </w:rPr>
-          <w:t>20</w:t>
-        </w:r>
-      </w:hyperlink>
+      <w:r>
+        <w:rPr>
+          <w:lang w:val="zh_TW" w:bidi="zh_TW"/>
+        </w:rPr>
+        <w:t>20</w:t>
+      </w:r>
       <w:r>
         <w:rPr>
           <w:lang w:val="zh_TW" w:bidi="zh_TW"/>
@@ -1713,90 +1377,60 @@
         </w:rPr>
         <w:t>巴珊王噩是已知最後一位利乏音人的王。以色列人在摩西的領導下打敗了他，並奪取了他的土地（</w:t>
       </w:r>
-      <w:hyperlink r:id="rId67">
-        <w:r>
-          <w:rPr>
-            <w:lang w:val="zh_TW" w:bidi="zh_TW"/>
-          </w:rPr>
-          <w:rPr>
-            <w:color w:val="0000EE"/>
-            <w:u w:val="single"/>
-          </w:rPr>
-          <w:t>申3:11</w:t>
-        </w:r>
-      </w:hyperlink>
+      <w:r>
+        <w:rPr>
+          <w:lang w:val="zh_TW" w:bidi="zh_TW"/>
+        </w:rPr>
+        <w:t>申3:11</w:t>
+      </w:r>
       <w:r>
         <w:rPr>
           <w:lang w:val="zh_TW" w:bidi="zh_TW"/>
         </w:rPr>
         <w:t>；</w:t>
       </w:r>
-      <w:hyperlink r:id="rId68">
-        <w:r>
-          <w:rPr>
-            <w:lang w:val="zh_TW" w:bidi="zh_TW"/>
-          </w:rPr>
-          <w:rPr>
-            <w:color w:val="0000EE"/>
-            <w:u w:val="single"/>
-          </w:rPr>
-          <w:t>書12:4</w:t>
-        </w:r>
-      </w:hyperlink>
+      <w:r>
+        <w:rPr>
+          <w:lang w:val="zh_TW" w:bidi="zh_TW"/>
+        </w:rPr>
+        <w:t>書12:4</w:t>
+      </w:r>
       <w:r>
         <w:rPr>
           <w:lang w:val="zh_TW" w:bidi="zh_TW"/>
         </w:rPr>
         <w:t>，</w:t>
       </w:r>
-      <w:hyperlink r:id="rId69">
-        <w:r>
-          <w:rPr>
-            <w:lang w:val="zh_TW" w:bidi="zh_TW"/>
-          </w:rPr>
-          <w:rPr>
-            <w:color w:val="0000EE"/>
-            <w:u w:val="single"/>
-          </w:rPr>
-          <w:t>13:12</w:t>
-        </w:r>
-      </w:hyperlink>
+      <w:r>
+        <w:rPr>
+          <w:lang w:val="zh_TW" w:bidi="zh_TW"/>
+        </w:rPr>
+        <w:t>13:12</w:t>
+      </w:r>
       <w:r>
         <w:rPr>
           <w:lang w:val="zh_TW" w:bidi="zh_TW"/>
         </w:rPr>
         <w:t>）。後來有些與非利士人一同作戰的巨人，可能也是出自利乏音人的後代（</w:t>
       </w:r>
-      <w:hyperlink r:id="rId70">
-        <w:r>
-          <w:rPr>
-            <w:lang w:val="zh_TW" w:bidi="zh_TW"/>
-          </w:rPr>
-          <w:rPr>
-            <w:color w:val="0000EE"/>
-            <w:u w:val="single"/>
-          </w:rPr>
-          <w:t>撒下21</w:t>
-        </w:r>
-      </w:hyperlink>
+      <w:r>
+        <w:rPr>
+          <w:lang w:val="zh_TW" w:bidi="zh_TW"/>
+        </w:rPr>
+        <w:t>撒下21</w:t>
+      </w:r>
       <w:r>
         <w:rPr>
           <w:lang w:val="zh_TW" w:bidi="zh_TW"/>
         </w:rPr>
         <w:t>；</w:t>
       </w:r>
-      <w:hyperlink r:id="rId71">
-        <w:r>
-          <w:rPr>
-            <w:lang w:val="zh_TW" w:bidi="zh_TW"/>
-          </w:rPr>
-          <w:rPr>
-            <w:color w:val="0000EE"/>
-            <w:u w:val="single"/>
-          </w:rPr>
-          <w:t>代上20</w:t>
-        </w:r>
-      </w:hyperlink>
+      <w:r>
+        <w:rPr>
+          <w:lang w:val="zh_TW" w:bidi="zh_TW"/>
+        </w:rPr>
+        <w:t>代上20</w:t>
+      </w:r>
       <w:r>
         <w:rPr>
           <w:lang w:val="zh_TW" w:bidi="zh_TW"/>
@@ -1883,36 +1517,24 @@
         </w:rPr>
         <w:t>所出的非閃族後裔（</w:t>
       </w:r>
-      <w:hyperlink r:id="rId72">
-        <w:r>
-          <w:rPr>
-            <w:lang w:val="zh_TW" w:bidi="zh_TW"/>
-          </w:rPr>
-          <w:rPr>
-            <w:color w:val="0000EE"/>
-            <w:u w:val="single"/>
-          </w:rPr>
-          <w:t>創10:3</w:t>
-        </w:r>
-      </w:hyperlink>
+      <w:r>
+        <w:rPr>
+          <w:lang w:val="zh_TW" w:bidi="zh_TW"/>
+        </w:rPr>
+        <w:t>創10:3</w:t>
+      </w:r>
       <w:r>
         <w:rPr>
           <w:lang w:val="zh_TW" w:bidi="zh_TW"/>
         </w:rPr>
         <w:t>）。一段在</w:t>
       </w:r>
-      <w:hyperlink r:id="rId73">
-        <w:r>
-          <w:rPr>
-            <w:lang w:val="zh_TW" w:bidi="zh_TW"/>
-          </w:rPr>
-          <w:rPr>
-            <w:color w:val="0000EE"/>
-            <w:u w:val="single"/>
-          </w:rPr>
-          <w:t>歷代志上一章6節</w:t>
-        </w:r>
-      </w:hyperlink>
+      <w:r>
+        <w:rPr>
+          <w:lang w:val="zh_TW" w:bidi="zh_TW"/>
+        </w:rPr>
+        <w:t>歷代志上一章6節</w:t>
+      </w:r>
       <w:r>
         <w:rPr>
           <w:lang w:val="zh_TW" w:bidi="zh_TW"/>
@@ -1967,108 +1589,72 @@
         </w:rPr>
         <w:t>與埃及相關的幾個族群之一（</w:t>
       </w:r>
-      <w:hyperlink r:id="rId74">
-        <w:r>
-          <w:rPr>
-            <w:lang w:val="zh_TW" w:bidi="zh_TW"/>
-          </w:rPr>
-          <w:rPr>
-            <w:color w:val="0000EE"/>
-            <w:u w:val="single"/>
-          </w:rPr>
-          <w:t>創10:13</w:t>
-        </w:r>
-      </w:hyperlink>
+      <w:r>
+        <w:rPr>
+          <w:lang w:val="zh_TW" w:bidi="zh_TW"/>
+        </w:rPr>
+        <w:t>創10:13</w:t>
+      </w:r>
       <w:r>
         <w:rPr>
           <w:lang w:val="zh_TW" w:bidi="zh_TW"/>
         </w:rPr>
         <w:t>；</w:t>
       </w:r>
-      <w:hyperlink r:id="rId75">
-        <w:r>
-          <w:rPr>
-            <w:lang w:val="zh_TW" w:bidi="zh_TW"/>
-          </w:rPr>
-          <w:rPr>
-            <w:color w:val="0000EE"/>
-            <w:u w:val="single"/>
-          </w:rPr>
-          <w:t>代上1:11</w:t>
-        </w:r>
-      </w:hyperlink>
+      <w:r>
+        <w:rPr>
+          <w:lang w:val="zh_TW" w:bidi="zh_TW"/>
+        </w:rPr>
+        <w:t>代上1:11</w:t>
+      </w:r>
       <w:r>
         <w:rPr>
           <w:lang w:val="zh_TW" w:bidi="zh_TW"/>
         </w:rPr>
         <w:t>）。利哈比人可能是埃及附近某個身分未明的族群。許多學者（且很可能是正確的）認為他們與「路比人」（Lubim，即利比亞人）為同一族群。聖經中常見路比人與埃及結盟作戰的記載（</w:t>
       </w:r>
-      <w:hyperlink r:id="rId76">
-        <w:r>
-          <w:rPr>
-            <w:lang w:val="zh_TW" w:bidi="zh_TW"/>
-          </w:rPr>
-          <w:rPr>
-            <w:color w:val="0000EE"/>
-            <w:u w:val="single"/>
-          </w:rPr>
-          <w:t>但11:43</w:t>
-        </w:r>
-      </w:hyperlink>
+      <w:r>
+        <w:rPr>
+          <w:lang w:val="zh_TW" w:bidi="zh_TW"/>
+        </w:rPr>
+        <w:t>但11:43</w:t>
+      </w:r>
       <w:r>
         <w:rPr>
           <w:lang w:val="zh_TW" w:bidi="zh_TW"/>
         </w:rPr>
         <w:t>；</w:t>
       </w:r>
-      <w:hyperlink r:id="rId77">
-        <w:r>
-          <w:rPr>
-            <w:lang w:val="zh_TW" w:bidi="zh_TW"/>
-          </w:rPr>
-          <w:rPr>
-            <w:color w:val="0000EE"/>
-            <w:u w:val="single"/>
-          </w:rPr>
-          <w:t>鴻3:9</w:t>
-        </w:r>
-      </w:hyperlink>
+      <w:r>
+        <w:rPr>
+          <w:lang w:val="zh_TW" w:bidi="zh_TW"/>
+        </w:rPr>
+        <w:t>鴻3:9</w:t>
+      </w:r>
       <w:r>
         <w:rPr>
           <w:lang w:val="zh_TW" w:bidi="zh_TW"/>
         </w:rPr>
         <w:t>）。有時埃及和這個群體聯合起來對抗以色列人，例如在羅波安和亞撒的時代（</w:t>
       </w:r>
-      <w:hyperlink r:id="rId78">
-        <w:r>
-          <w:rPr>
-            <w:lang w:val="zh_TW" w:bidi="zh_TW"/>
-          </w:rPr>
-          <w:rPr>
-            <w:color w:val="0000EE"/>
-            <w:u w:val="single"/>
-          </w:rPr>
-          <w:t>代下12:3</w:t>
-        </w:r>
-      </w:hyperlink>
+      <w:r>
+        <w:rPr>
+          <w:lang w:val="zh_TW" w:bidi="zh_TW"/>
+        </w:rPr>
+        <w:t>代下12:3</w:t>
+      </w:r>
       <w:r>
         <w:rPr>
           <w:lang w:val="zh_TW" w:bidi="zh_TW"/>
         </w:rPr>
         <w:t>，</w:t>
       </w:r>
-      <w:hyperlink r:id="rId79">
-        <w:r>
-          <w:rPr>
-            <w:lang w:val="zh_TW" w:bidi="zh_TW"/>
-          </w:rPr>
-          <w:rPr>
-            <w:color w:val="0000EE"/>
-            <w:u w:val="single"/>
-          </w:rPr>
-          <w:t>16:8</w:t>
-        </w:r>
-      </w:hyperlink>
+      <w:r>
+        <w:rPr>
+          <w:lang w:val="zh_TW" w:bidi="zh_TW"/>
+        </w:rPr>
+        <w:t>16:8</w:t>
+      </w:r>
       <w:r>
         <w:rPr>
           <w:lang w:val="zh_TW" w:bidi="zh_TW"/>
@@ -2131,18 +1717,12 @@
         </w:rPr>
         <w:t>有些譯本將其譯為「Rehoboth-Ir（利河伯）」。在</w:t>
       </w:r>
-      <w:hyperlink r:id="rId80">
-        <w:r>
-          <w:rPr>
-            <w:lang w:val="zh_TW" w:bidi="zh_TW"/>
-          </w:rPr>
-          <w:rPr>
-            <w:color w:val="0000EE"/>
-            <w:u w:val="single"/>
-          </w:rPr>
-          <w:t>創世記十章11節</w:t>
-        </w:r>
-      </w:hyperlink>
+      <w:r>
+        <w:rPr>
+          <w:lang w:val="zh_TW" w:bidi="zh_TW"/>
+        </w:rPr>
+        <w:t>創世記十章11節</w:t>
+      </w:r>
       <w:r>
         <w:rPr>
           <w:lang w:val="zh_TW" w:bidi="zh_TW"/>
@@ -2186,18 +1766,12 @@
         </w:rPr>
         <w:t>以撒挖掘的第三口井之所在地 （</w:t>
       </w:r>
-      <w:hyperlink r:id="rId81">
-        <w:r>
-          <w:rPr>
-            <w:lang w:val="zh_TW" w:bidi="zh_TW"/>
-          </w:rPr>
-          <w:rPr>
-            <w:color w:val="0000EE"/>
-            <w:u w:val="single"/>
-          </w:rPr>
-          <w:t>創26:22</w:t>
-        </w:r>
-      </w:hyperlink>
+      <w:r>
+        <w:rPr>
+          <w:lang w:val="zh_TW" w:bidi="zh_TW"/>
+        </w:rPr>
+        <w:t>創26:22</w:t>
+      </w:r>
       <w:r>
         <w:rPr>
           <w:lang w:val="zh_TW" w:bidi="zh_TW"/>
@@ -2234,36 +1808,24 @@
         </w:rPr>
         <w:t>掃羅的家鄉（</w:t>
       </w:r>
-      <w:hyperlink r:id="rId82">
-        <w:r>
-          <w:rPr>
-            <w:lang w:val="zh_TW" w:bidi="zh_TW"/>
-          </w:rPr>
-          <w:rPr>
-            <w:color w:val="0000EE"/>
-            <w:u w:val="single"/>
-          </w:rPr>
-          <w:t>創36:37</w:t>
-        </w:r>
-      </w:hyperlink>
+      <w:r>
+        <w:rPr>
+          <w:lang w:val="zh_TW" w:bidi="zh_TW"/>
+        </w:rPr>
+        <w:t>創36:37</w:t>
+      </w:r>
       <w:r>
         <w:rPr>
           <w:lang w:val="zh_TW" w:bidi="zh_TW"/>
         </w:rPr>
         <w:t>；</w:t>
       </w:r>
-      <w:hyperlink r:id="rId83">
-        <w:r>
-          <w:rPr>
-            <w:lang w:val="zh_TW" w:bidi="zh_TW"/>
-          </w:rPr>
-          <w:rPr>
-            <w:color w:val="0000EE"/>
-            <w:u w:val="single"/>
-          </w:rPr>
-          <w:t>代上1:48</w:t>
-        </w:r>
-      </w:hyperlink>
+      <w:r>
+        <w:rPr>
+          <w:lang w:val="zh_TW" w:bidi="zh_TW"/>
+        </w:rPr>
+        <w:t>代上1:48</w:t>
+      </w:r>
       <w:r>
         <w:rPr>
           <w:lang w:val="zh_TW" w:bidi="zh_TW"/>
@@ -2318,18 +1880,12 @@
         </w:rPr>
         <w:t>這名字的意思是「城市的寬闊之地」。這是獵人寧錄（Nimrod；有些譯本指「亞述（Asshur）」）在亞述建造的第二座城市（</w:t>
       </w:r>
-      <w:hyperlink r:id="rId80">
-        <w:r>
-          <w:rPr>
-            <w:lang w:val="zh_TW" w:bidi="zh_TW"/>
-          </w:rPr>
-          <w:rPr>
-            <w:color w:val="0000EE"/>
-            <w:u w:val="single"/>
-          </w:rPr>
-          <w:t>創10:11</w:t>
-        </w:r>
-      </w:hyperlink>
+      <w:r>
+        <w:rPr>
+          <w:lang w:val="zh_TW" w:bidi="zh_TW"/>
+        </w:rPr>
+        <w:t>創10:11</w:t>
+      </w:r>
       <w:r>
         <w:rPr>
           <w:lang w:val="zh_TW" w:bidi="zh_TW"/>
@@ -2422,36 +1978,24 @@
         </w:rPr>
         <w:t>雅各從利亞所生的第三個兒子（</w:t>
       </w:r>
-      <w:hyperlink r:id="rId84">
-        <w:r>
-          <w:rPr>
-            <w:lang w:val="zh_TW" w:bidi="zh_TW"/>
-          </w:rPr>
-          <w:rPr>
-            <w:color w:val="0000EE"/>
-            <w:u w:val="single"/>
-          </w:rPr>
-          <w:t>創29:34</w:t>
-        </w:r>
-      </w:hyperlink>
+      <w:r>
+        <w:rPr>
+          <w:lang w:val="zh_TW" w:bidi="zh_TW"/>
+        </w:rPr>
+        <w:t>創29:34</w:t>
+      </w:r>
       <w:r>
         <w:rPr>
           <w:lang w:val="zh_TW" w:bidi="zh_TW"/>
         </w:rPr>
         <w:t>）。這個名稱詞源不詳。利未的名字與在示劍發生的悲劇有關，當時利未和西緬因妹妹底拿被赫人示劍侵犯，憤而為她雪恥，並將該城一切男丁殘忍的殺死。雅各譴責該行為，臨死前宣告了利未的審判（</w:t>
       </w:r>
-      <w:hyperlink r:id="rId85">
-        <w:r>
-          <w:rPr>
-            <w:lang w:val="zh_TW" w:bidi="zh_TW"/>
-          </w:rPr>
-          <w:rPr>
-            <w:color w:val="0000EE"/>
-            <w:u w:val="single"/>
-          </w:rPr>
-          <w:t>49:5–7</w:t>
-        </w:r>
-      </w:hyperlink>
+      <w:r>
+        <w:rPr>
+          <w:lang w:val="zh_TW" w:bidi="zh_TW"/>
+        </w:rPr>
+        <w:t>49:5–7</w:t>
+      </w:r>
       <w:r>
         <w:rPr>
           <w:lang w:val="zh_TW" w:bidi="zh_TW"/>
@@ -2465,36 +2009,24 @@
         </w:rPr>
         <w:t>利未支派由利未的三個兒子組成：革順、哥轄和米拉利。摩西、亞倫和米利暗的族系皆源自哥轄（</w:t>
       </w:r>
-      <w:hyperlink r:id="rId86">
-        <w:r>
-          <w:rPr>
-            <w:lang w:val="zh_TW" w:bidi="zh_TW"/>
-          </w:rPr>
-          <w:rPr>
-            <w:color w:val="0000EE"/>
-            <w:u w:val="single"/>
-          </w:rPr>
-          <w:t>出6:16</w:t>
-        </w:r>
-      </w:hyperlink>
+      <w:r>
+        <w:rPr>
+          <w:lang w:val="zh_TW" w:bidi="zh_TW"/>
+        </w:rPr>
+        <w:t>出6:16</w:t>
+      </w:r>
       <w:r>
         <w:rPr>
           <w:lang w:val="zh_TW" w:bidi="zh_TW"/>
         </w:rPr>
         <w:t>）。利未人在何烈山下金牛犢事件中對耶和華保持忠心 。他們因此獲賞，能在會幕（</w:t>
       </w:r>
-      <w:hyperlink r:id="rId87">
-        <w:r>
-          <w:rPr>
-            <w:lang w:val="zh_TW" w:bidi="zh_TW"/>
-          </w:rPr>
-          <w:rPr>
-            <w:color w:val="0000EE"/>
-            <w:u w:val="single"/>
-          </w:rPr>
-          <w:t>32</w:t>
-        </w:r>
-      </w:hyperlink>
+      <w:r>
+        <w:rPr>
+          <w:lang w:val="zh_TW" w:bidi="zh_TW"/>
+        </w:rPr>
+        <w:t>32</w:t>
+      </w:r>
       <w:r>
         <w:rPr>
           <w:lang w:val="zh_TW" w:bidi="zh_TW"/>
@@ -2539,72 +2071,48 @@
         </w:rPr>
         <w:t>迦百農的稅吏（</w:t>
       </w:r>
-      <w:hyperlink r:id="rId88">
-        <w:r>
-          <w:rPr>
-            <w:lang w:val="zh_TW" w:bidi="zh_TW"/>
-          </w:rPr>
-          <w:rPr>
-            <w:color w:val="0000EE"/>
-            <w:u w:val="single"/>
-          </w:rPr>
-          <w:t>可2:14</w:t>
-        </w:r>
-      </w:hyperlink>
+      <w:r>
+        <w:rPr>
+          <w:lang w:val="zh_TW" w:bidi="zh_TW"/>
+        </w:rPr>
+        <w:t>可2:14</w:t>
+      </w:r>
       <w:r>
         <w:rPr>
           <w:lang w:val="zh_TW" w:bidi="zh_TW"/>
         </w:rPr>
         <w:t>）；又稱馬太的十二門徒之一（</w:t>
       </w:r>
-      <w:hyperlink r:id="rId88">
-        <w:r>
-          <w:rPr>
-            <w:lang w:val="zh_TW" w:bidi="zh_TW"/>
-          </w:rPr>
-          <w:rPr>
-            <w:color w:val="0000EE"/>
-            <w:u w:val="single"/>
-          </w:rPr>
-          <w:t>可2:14</w:t>
-        </w:r>
-      </w:hyperlink>
+      <w:r>
+        <w:rPr>
+          <w:lang w:val="zh_TW" w:bidi="zh_TW"/>
+        </w:rPr>
+        <w:t>可2:14</w:t>
+      </w:r>
       <w:r>
         <w:rPr>
           <w:lang w:val="zh_TW" w:bidi="zh_TW"/>
         </w:rPr>
         <w:t xml:space="preserve">； </w:t>
       </w:r>
-      <w:hyperlink r:id="rId89">
-        <w:r>
-          <w:rPr>
-            <w:lang w:val="zh_TW" w:bidi="zh_TW"/>
-          </w:rPr>
-          <w:rPr>
-            <w:color w:val="0000EE"/>
-            <w:u w:val="single"/>
-          </w:rPr>
-          <w:t>路5:27</w:t>
-        </w:r>
-      </w:hyperlink>
+      <w:r>
+        <w:rPr>
+          <w:lang w:val="zh_TW" w:bidi="zh_TW"/>
+        </w:rPr>
+        <w:t>路5:27</w:t>
+      </w:r>
       <w:r>
         <w:rPr>
           <w:lang w:val="zh_TW" w:bidi="zh_TW"/>
         </w:rPr>
         <w:t>；參見</w:t>
       </w:r>
-      <w:hyperlink r:id="rId90">
-        <w:r>
-          <w:rPr>
-            <w:lang w:val="zh_TW" w:bidi="zh_TW"/>
-          </w:rPr>
-          <w:rPr>
-            <w:color w:val="0000EE"/>
-            <w:u w:val="single"/>
-          </w:rPr>
-          <w:t>太9:9</w:t>
-        </w:r>
-      </w:hyperlink>
+      <w:r>
+        <w:rPr>
+          <w:lang w:val="zh_TW" w:bidi="zh_TW"/>
+        </w:rPr>
+        <w:t>太9:9</w:t>
+      </w:r>
       <w:r>
         <w:rPr>
           <w:lang w:val="zh_TW" w:bidi="zh_TW"/>
@@ -2648,18 +2156,12 @@
         </w:rPr>
         <w:t>麥基的兒子並耶穌的祖先（</w:t>
       </w:r>
-      <w:hyperlink r:id="rId91">
-        <w:r>
-          <w:rPr>
-            <w:lang w:val="zh_TW" w:bidi="zh_TW"/>
-          </w:rPr>
-          <w:rPr>
-            <w:color w:val="0000EE"/>
-            <w:u w:val="single"/>
-          </w:rPr>
-          <w:t>路3:24</w:t>
-        </w:r>
-      </w:hyperlink>
+      <w:r>
+        <w:rPr>
+          <w:lang w:val="zh_TW" w:bidi="zh_TW"/>
+        </w:rPr>
+        <w:t>路3:24</w:t>
+      </w:r>
       <w:r>
         <w:rPr>
           <w:lang w:val="zh_TW" w:bidi="zh_TW"/>
@@ -2703,18 +2205,12 @@
         </w:rPr>
         <w:t>西緬的兒子並耶穌的祖先（</w:t>
       </w:r>
-      <w:hyperlink r:id="rId92">
-        <w:r>
-          <w:rPr>
-            <w:lang w:val="zh_TW" w:bidi="zh_TW"/>
-          </w:rPr>
-          <w:rPr>
-            <w:color w:val="0000EE"/>
-            <w:u w:val="single"/>
-          </w:rPr>
-          <w:t>路3:30</w:t>
-        </w:r>
-      </w:hyperlink>
+      <w:r>
+        <w:rPr>
+          <w:lang w:val="zh_TW" w:bidi="zh_TW"/>
+        </w:rPr>
+        <w:t>路3:30</w:t>
+      </w:r>
       <w:r>
         <w:rPr>
           <w:lang w:val="zh_TW" w:bidi="zh_TW"/>
@@ -2799,36 +2295,24 @@
         </w:rPr>
         <w:t>利未人是以色列眾支派之一。利未支派的名字來自利亞和雅各的第三個兒子利未（</w:t>
       </w:r>
-      <w:hyperlink r:id="rId84">
-        <w:r>
-          <w:rPr>
-            <w:lang w:val="zh_TW" w:bidi="zh_TW"/>
-          </w:rPr>
-          <w:rPr>
-            <w:color w:val="0000EE"/>
-            <w:u w:val="single"/>
-          </w:rPr>
-          <w:t>創29:34</w:t>
-        </w:r>
-      </w:hyperlink>
+      <w:r>
+        <w:rPr>
+          <w:lang w:val="zh_TW" w:bidi="zh_TW"/>
+        </w:rPr>
+        <w:t>創29:34</w:t>
+      </w:r>
       <w:r>
         <w:rPr>
           <w:lang w:val="zh_TW" w:bidi="zh_TW"/>
         </w:rPr>
         <w:t>）。利未這個名字的意思是「聯合」。利亞希望自己為雅各生了三個兒子之後，雅各會更親近她、與她聯合。這種聯合的概念也出現在</w:t>
       </w:r>
-      <w:hyperlink r:id="rId93">
-        <w:r>
-          <w:rPr>
-            <w:lang w:val="zh_TW" w:bidi="zh_TW"/>
-          </w:rPr>
-          <w:rPr>
-            <w:color w:val="0000EE"/>
-            <w:u w:val="single"/>
-          </w:rPr>
-          <w:t>民數記十八章2節</w:t>
-        </w:r>
-      </w:hyperlink>
+      <w:r>
+        <w:rPr>
+          <w:lang w:val="zh_TW" w:bidi="zh_TW"/>
+        </w:rPr>
+        <w:t>民數記十八章2節</w:t>
+      </w:r>
       <w:r>
         <w:rPr>
           <w:lang w:val="zh_TW" w:bidi="zh_TW"/>
@@ -2849,54 +2333,36 @@
         </w:rPr>
         <w:t>聖經第一次詳細提到利未，是在示劍發生的暴力事件中。當時，利未和西緬為了替妹妹底拿遭玷辱一事報仇，殺了城中的居民（</w:t>
       </w:r>
-      <w:hyperlink r:id="rId94">
-        <w:r>
-          <w:rPr>
-            <w:lang w:val="zh_TW" w:bidi="zh_TW"/>
-          </w:rPr>
-          <w:rPr>
-            <w:color w:val="0000EE"/>
-            <w:u w:val="single"/>
-          </w:rPr>
-          <w:t>創34:25–29</w:t>
-        </w:r>
-      </w:hyperlink>
+      <w:r>
+        <w:rPr>
+          <w:lang w:val="zh_TW" w:bidi="zh_TW"/>
+        </w:rPr>
+        <w:t>創34:25–29</w:t>
+      </w:r>
       <w:r>
         <w:rPr>
           <w:lang w:val="zh_TW" w:bidi="zh_TW"/>
         </w:rPr>
         <w:t>）。因此，父親雅各責備他們（</w:t>
       </w:r>
-      <w:hyperlink r:id="rId95">
-        <w:r>
-          <w:rPr>
-            <w:lang w:val="zh_TW" w:bidi="zh_TW"/>
-          </w:rPr>
-          <w:rPr>
-            <w:color w:val="0000EE"/>
-            <w:u w:val="single"/>
-          </w:rPr>
-          <w:t>創34:30</w:t>
-        </w:r>
-      </w:hyperlink>
+      <w:r>
+        <w:rPr>
+          <w:lang w:val="zh_TW" w:bidi="zh_TW"/>
+        </w:rPr>
+        <w:t>創34:30</w:t>
+      </w:r>
       <w:r>
         <w:rPr>
           <w:lang w:val="zh_TW" w:bidi="zh_TW"/>
         </w:rPr>
         <w:t>），雅各臨終時也咒詛他們，預言他們的後裔將分散在以色列中（</w:t>
       </w:r>
-      <w:hyperlink r:id="rId85">
-        <w:r>
-          <w:rPr>
-            <w:lang w:val="zh_TW" w:bidi="zh_TW"/>
-          </w:rPr>
-          <w:rPr>
-            <w:color w:val="0000EE"/>
-            <w:u w:val="single"/>
-          </w:rPr>
-          <w:t>49:5–7</w:t>
-        </w:r>
-      </w:hyperlink>
+      <w:r>
+        <w:rPr>
+          <w:lang w:val="zh_TW" w:bidi="zh_TW"/>
+        </w:rPr>
+        <w:t>49:5–7</w:t>
+      </w:r>
       <w:r>
         <w:rPr>
           <w:lang w:val="zh_TW" w:bidi="zh_TW"/>
@@ -2928,108 +2394,72 @@
         </w:rPr>
         <w:t>起初，利未支派和其它支派一樣，並沒有特殊的宗教職分（</w:t>
       </w:r>
-      <w:hyperlink r:id="rId96">
-        <w:r>
-          <w:rPr>
-            <w:lang w:val="zh_TW" w:bidi="zh_TW"/>
-          </w:rPr>
-          <w:rPr>
-            <w:color w:val="0000EE"/>
-            <w:u w:val="single"/>
-          </w:rPr>
-          <w:t>出2:1</w:t>
-        </w:r>
-      </w:hyperlink>
+      <w:r>
+        <w:rPr>
+          <w:lang w:val="zh_TW" w:bidi="zh_TW"/>
+        </w:rPr>
+        <w:t>出2:1</w:t>
+      </w:r>
       <w:r>
         <w:rPr>
           <w:lang w:val="zh_TW" w:bidi="zh_TW"/>
         </w:rPr>
         <w:t>）。然而，以色列人在金牛犢事件中悖逆神時，利未人表明了他們對神的忠心（</w:t>
       </w:r>
-      <w:hyperlink r:id="rId97">
-        <w:r>
-          <w:rPr>
-            <w:lang w:val="zh_TW" w:bidi="zh_TW"/>
-          </w:rPr>
-          <w:rPr>
-            <w:color w:val="0000EE"/>
-            <w:u w:val="single"/>
-          </w:rPr>
-          <w:t>出32:25–29</w:t>
-        </w:r>
-      </w:hyperlink>
+      <w:r>
+        <w:rPr>
+          <w:lang w:val="zh_TW" w:bidi="zh_TW"/>
+        </w:rPr>
+        <w:t>出32:25–29</w:t>
+      </w:r>
       <w:r>
         <w:rPr>
           <w:lang w:val="zh_TW" w:bidi="zh_TW"/>
         </w:rPr>
         <w:t>）。神因他們的忠心，「與利未立約」（</w:t>
       </w:r>
-      <w:hyperlink r:id="rId98">
-        <w:r>
-          <w:rPr>
-            <w:lang w:val="zh_TW" w:bidi="zh_TW"/>
-          </w:rPr>
-          <w:rPr>
-            <w:color w:val="0000EE"/>
-            <w:u w:val="single"/>
-          </w:rPr>
-          <w:t>民18:19</w:t>
-        </w:r>
-      </w:hyperlink>
+      <w:r>
+        <w:rPr>
+          <w:lang w:val="zh_TW" w:bidi="zh_TW"/>
+        </w:rPr>
+        <w:t>民18:19</w:t>
+      </w:r>
       <w:r>
         <w:rPr>
           <w:lang w:val="zh_TW" w:bidi="zh_TW"/>
         </w:rPr>
         <w:t>），並把他們分別出來承擔祭司職分（</w:t>
       </w:r>
-      <w:hyperlink r:id="rId99">
-        <w:r>
-          <w:rPr>
-            <w:lang w:val="zh_TW" w:bidi="zh_TW"/>
-          </w:rPr>
-          <w:rPr>
-            <w:color w:val="0000EE"/>
-            <w:u w:val="single"/>
-          </w:rPr>
-          <w:t>民3:11–13</w:t>
-        </w:r>
-      </w:hyperlink>
+      <w:r>
+        <w:rPr>
+          <w:lang w:val="zh_TW" w:bidi="zh_TW"/>
+        </w:rPr>
+        <w:t>民3:11–13</w:t>
+      </w:r>
       <w:r>
         <w:rPr>
           <w:lang w:val="zh_TW" w:bidi="zh_TW"/>
         </w:rPr>
         <w:t>）。從此，利未人要在以色列中擔任祭司和宗教領袖。利未支派不像其它支派那樣分得特定的地業；耶和華自己要作他們的產業（</w:t>
       </w:r>
-      <w:hyperlink r:id="rId100">
-        <w:r>
-          <w:rPr>
-            <w:lang w:val="zh_TW" w:bidi="zh_TW"/>
-          </w:rPr>
-          <w:rPr>
-            <w:color w:val="0000EE"/>
-            <w:u w:val="single"/>
-          </w:rPr>
-          <w:t>民18:20</w:t>
-        </w:r>
-      </w:hyperlink>
+      <w:r>
+        <w:rPr>
+          <w:lang w:val="zh_TW" w:bidi="zh_TW"/>
+        </w:rPr>
+        <w:t>民18:20</w:t>
+      </w:r>
       <w:r>
         <w:rPr>
           <w:lang w:val="zh_TW" w:bidi="zh_TW"/>
         </w:rPr>
         <w:t>）。不過，神仍賜給他們48座城，其中包括六座逃城；這些城分散在以色列各地（</w:t>
       </w:r>
-      <w:hyperlink r:id="rId101">
-        <w:r>
-          <w:rPr>
-            <w:lang w:val="zh_TW" w:bidi="zh_TW"/>
-          </w:rPr>
-          <w:rPr>
-            <w:color w:val="0000EE"/>
-            <w:u w:val="single"/>
-          </w:rPr>
-          <w:t>書21:1–42</w:t>
-        </w:r>
-      </w:hyperlink>
+      <w:r>
+        <w:rPr>
+          <w:lang w:val="zh_TW" w:bidi="zh_TW"/>
+        </w:rPr>
+        <w:t>書21:1–42</w:t>
+      </w:r>
       <w:r>
         <w:rPr>
           <w:lang w:val="zh_TW" w:bidi="zh_TW"/>
@@ -3050,126 +2480,84 @@
         </w:rPr>
         <w:t>由於利未支派沒有自己的地業，因此他們要像寡婦、孤兒和寄居者一樣，依靠百姓所獻的禮物和十分之一來維生（</w:t>
       </w:r>
-      <w:hyperlink r:id="rId102">
-        <w:r>
-          <w:rPr>
-            <w:lang w:val="zh_TW" w:bidi="zh_TW"/>
-          </w:rPr>
-          <w:rPr>
-            <w:color w:val="0000EE"/>
-            <w:u w:val="single"/>
-          </w:rPr>
-          <w:t>民18:21</w:t>
-        </w:r>
-      </w:hyperlink>
+      <w:r>
+        <w:rPr>
+          <w:lang w:val="zh_TW" w:bidi="zh_TW"/>
+        </w:rPr>
+        <w:t>民18:21</w:t>
+      </w:r>
       <w:r>
         <w:rPr>
           <w:lang w:val="zh_TW" w:bidi="zh_TW"/>
         </w:rPr>
         <w:t>），供應他們的生活所需，是神百姓的責任（</w:t>
       </w:r>
-      <w:hyperlink r:id="rId103">
-        <w:r>
-          <w:rPr>
-            <w:lang w:val="zh_TW" w:bidi="zh_TW"/>
-          </w:rPr>
-          <w:rPr>
-            <w:color w:val="0000EE"/>
-            <w:u w:val="single"/>
-          </w:rPr>
-          <w:t>申14:29</w:t>
-        </w:r>
-      </w:hyperlink>
+      <w:r>
+        <w:rPr>
+          <w:lang w:val="zh_TW" w:bidi="zh_TW"/>
+        </w:rPr>
+        <w:t>申14:29</w:t>
+      </w:r>
       <w:r>
         <w:rPr>
           <w:lang w:val="zh_TW" w:bidi="zh_TW"/>
         </w:rPr>
         <w:t>）。因為利未是屬於神的支派，所以約押在替大衛數點百姓時，不願把利未人計算在內（</w:t>
       </w:r>
-      <w:hyperlink r:id="rId104">
-        <w:r>
-          <w:rPr>
-            <w:lang w:val="zh_TW" w:bidi="zh_TW"/>
-          </w:rPr>
-          <w:rPr>
-            <w:color w:val="0000EE"/>
-            <w:u w:val="single"/>
-          </w:rPr>
-          <w:t>代上21:6</w:t>
-        </w:r>
-      </w:hyperlink>
+      <w:r>
+        <w:rPr>
+          <w:lang w:val="zh_TW" w:bidi="zh_TW"/>
+        </w:rPr>
+        <w:t>代上21:6</w:t>
+      </w:r>
       <w:r>
         <w:rPr>
           <w:lang w:val="zh_TW" w:bidi="zh_TW"/>
         </w:rPr>
         <w:t>；參</w:t>
       </w:r>
-      <w:hyperlink r:id="rId105">
-        <w:r>
-          <w:rPr>
-            <w:lang w:val="zh_TW" w:bidi="zh_TW"/>
-          </w:rPr>
-          <w:rPr>
-            <w:color w:val="0000EE"/>
-            <w:u w:val="single"/>
-          </w:rPr>
-          <w:t>民1:49</w:t>
-        </w:r>
-      </w:hyperlink>
+      <w:r>
+        <w:rPr>
+          <w:lang w:val="zh_TW" w:bidi="zh_TW"/>
+        </w:rPr>
+        <w:t>民1:49</w:t>
+      </w:r>
       <w:r>
         <w:rPr>
           <w:lang w:val="zh_TW" w:bidi="zh_TW"/>
         </w:rPr>
         <w:t>）。除了宗教職分方面的事奉之外，利未人不參與爭戰（</w:t>
       </w:r>
-      <w:hyperlink r:id="rId106">
-        <w:r>
-          <w:rPr>
-            <w:lang w:val="zh_TW" w:bidi="zh_TW"/>
-          </w:rPr>
-          <w:rPr>
-            <w:color w:val="0000EE"/>
-            <w:u w:val="single"/>
-          </w:rPr>
-          <w:t>代下20:21</w:t>
-        </w:r>
-      </w:hyperlink>
+      <w:r>
+        <w:rPr>
+          <w:lang w:val="zh_TW" w:bidi="zh_TW"/>
+        </w:rPr>
+        <w:t>代下20:21</w:t>
+      </w:r>
       <w:r>
         <w:rPr>
           <w:lang w:val="zh_TW" w:bidi="zh_TW"/>
         </w:rPr>
         <w:t>）。他們負責看守和管理會幕（</w:t>
       </w:r>
-      <w:hyperlink r:id="rId107">
-        <w:r>
-          <w:rPr>
-            <w:lang w:val="zh_TW" w:bidi="zh_TW"/>
-          </w:rPr>
-          <w:rPr>
-            <w:color w:val="0000EE"/>
-            <w:u w:val="single"/>
-          </w:rPr>
-          <w:t>民1:50–53</w:t>
-        </w:r>
-      </w:hyperlink>
+      <w:r>
+        <w:rPr>
+          <w:lang w:val="zh_TW" w:bidi="zh_TW"/>
+        </w:rPr>
+        <w:t>民1:50–53</w:t>
+      </w:r>
       <w:r>
         <w:rPr>
           <w:lang w:val="zh_TW" w:bidi="zh_TW"/>
         </w:rPr>
         <w:t>），後來則負責聖殿的事務（</w:t>
       </w:r>
-      <w:hyperlink r:id="rId108">
-        <w:r>
-          <w:rPr>
-            <w:lang w:val="zh_TW" w:bidi="zh_TW"/>
-          </w:rPr>
-          <w:rPr>
-            <w:color w:val="0000EE"/>
-            <w:u w:val="single"/>
-          </w:rPr>
-          <w:t>代上23:25–32</w:t>
-        </w:r>
-      </w:hyperlink>
+      <w:r>
+        <w:rPr>
+          <w:lang w:val="zh_TW" w:bidi="zh_TW"/>
+        </w:rPr>
+        <w:t>代上23:25–32</w:t>
+      </w:r>
       <w:r>
         <w:rPr>
           <w:lang w:val="zh_TW" w:bidi="zh_TW"/>
@@ -3269,90 +2657,60 @@
         </w:rPr>
         <w:t>早期，他們負責搬運和安置會幕（</w:t>
       </w:r>
-      <w:hyperlink r:id="rId109">
-        <w:r>
-          <w:rPr>
-            <w:lang w:val="zh_TW" w:bidi="zh_TW"/>
-          </w:rPr>
-          <w:rPr>
-            <w:color w:val="0000EE"/>
-            <w:u w:val="single"/>
-          </w:rPr>
-          <w:t>民1:50–51</w:t>
-        </w:r>
-      </w:hyperlink>
+      <w:r>
+        <w:rPr>
+          <w:lang w:val="zh_TW" w:bidi="zh_TW"/>
+        </w:rPr>
+        <w:t>民1:50–51</w:t>
+      </w:r>
       <w:r>
         <w:rPr>
           <w:lang w:val="zh_TW" w:bidi="zh_TW"/>
         </w:rPr>
         <w:t>），也承擔其它職務。後來，他們又擔任守門人和樂師（</w:t>
       </w:r>
-      <w:hyperlink r:id="rId110">
-        <w:r>
-          <w:rPr>
-            <w:lang w:val="zh_TW" w:bidi="zh_TW"/>
-          </w:rPr>
-          <w:rPr>
-            <w:color w:val="0000EE"/>
-            <w:u w:val="single"/>
-          </w:rPr>
-          <w:t>代上16:42</w:t>
-        </w:r>
-      </w:hyperlink>
+      <w:r>
+        <w:rPr>
+          <w:lang w:val="zh_TW" w:bidi="zh_TW"/>
+        </w:rPr>
+        <w:t>代上16:42</w:t>
+      </w:r>
       <w:r>
         <w:rPr>
           <w:lang w:val="zh_TW" w:bidi="zh_TW"/>
         </w:rPr>
         <w:t>）。</w:t>
       </w:r>
-      <w:hyperlink r:id="rId111">
-        <w:r>
-          <w:rPr>
-            <w:lang w:val="zh_TW" w:bidi="zh_TW"/>
-          </w:rPr>
-          <w:rPr>
-            <w:color w:val="0000EE"/>
-            <w:u w:val="single"/>
-          </w:rPr>
-          <w:t>申命記三十三章8至11節</w:t>
-        </w:r>
-      </w:hyperlink>
+      <w:r>
+        <w:rPr>
+          <w:lang w:val="zh_TW" w:bidi="zh_TW"/>
+        </w:rPr>
+        <w:t>申命記三十三章8至11節</w:t>
+      </w:r>
       <w:r>
         <w:rPr>
           <w:lang w:val="zh_TW" w:bidi="zh_TW"/>
         </w:rPr>
         <w:t>列出了利未人的職責。在那段經文中，屬靈上的幫助和教導與祭司職分同樣重要。因此，約沙法派遣他們教導律法，也就不足為奇了（</w:t>
       </w:r>
-      <w:hyperlink r:id="rId112">
-        <w:r>
-          <w:rPr>
-            <w:lang w:val="zh_TW" w:bidi="zh_TW"/>
-          </w:rPr>
-          <w:rPr>
-            <w:color w:val="0000EE"/>
-            <w:u w:val="single"/>
-          </w:rPr>
-          <w:t>代下17:7–9</w:t>
-        </w:r>
-      </w:hyperlink>
+      <w:r>
+        <w:rPr>
+          <w:lang w:val="zh_TW" w:bidi="zh_TW"/>
+        </w:rPr>
+        <w:t>代下17:7–9</w:t>
+      </w:r>
       <w:r>
         <w:rPr>
           <w:lang w:val="zh_TW" w:bidi="zh_TW"/>
         </w:rPr>
         <w:t>）。不過，一般人通常只是把他們視為祭司（</w:t>
       </w:r>
-      <w:hyperlink r:id="rId113">
-        <w:r>
-          <w:rPr>
-            <w:lang w:val="zh_TW" w:bidi="zh_TW"/>
-          </w:rPr>
-          <w:rPr>
-            <w:color w:val="0000EE"/>
-            <w:u w:val="single"/>
-          </w:rPr>
-          <w:t>士17:13</w:t>
-        </w:r>
-      </w:hyperlink>
+      <w:r>
+        <w:rPr>
+          <w:lang w:val="zh_TW" w:bidi="zh_TW"/>
+        </w:rPr>
+        <w:t>士17:13</w:t>
+      </w:r>
       <w:r>
         <w:rPr>
           <w:lang w:val="zh_TW" w:bidi="zh_TW"/>
@@ -3373,54 +2731,36 @@
         </w:rPr>
         <w:t>利未人作為宗教領袖和教師，在以色列歷史中一直扮演著重要的角色。</w:t>
       </w:r>
-      <w:hyperlink r:id="rId114">
-        <w:r>
-          <w:rPr>
-            <w:lang w:val="zh_TW" w:bidi="zh_TW"/>
-          </w:rPr>
-          <w:rPr>
-            <w:color w:val="0000EE"/>
-            <w:u w:val="single"/>
-          </w:rPr>
-          <w:t>耶利米書三十三章20至26節</w:t>
-        </w:r>
-      </w:hyperlink>
+      <w:r>
+        <w:rPr>
+          <w:lang w:val="zh_TW" w:bidi="zh_TW"/>
+        </w:rPr>
+        <w:t>耶利米書三十三章20至26節</w:t>
+      </w:r>
       <w:r>
         <w:rPr>
           <w:lang w:val="zh_TW" w:bidi="zh_TW"/>
         </w:rPr>
         <w:t>和</w:t>
       </w:r>
-      <w:hyperlink r:id="rId115">
-        <w:r>
-          <w:rPr>
-            <w:lang w:val="zh_TW" w:bidi="zh_TW"/>
-          </w:rPr>
-          <w:rPr>
-            <w:color w:val="0000EE"/>
-            <w:u w:val="single"/>
-          </w:rPr>
-          <w:t>瑪拉基書三章3至4節</w:t>
-        </w:r>
-      </w:hyperlink>
+      <w:r>
+        <w:rPr>
+          <w:lang w:val="zh_TW" w:bidi="zh_TW"/>
+        </w:rPr>
+        <w:t>瑪拉基書三章3至4節</w:t>
+      </w:r>
       <w:r>
         <w:rPr>
           <w:lang w:val="zh_TW" w:bidi="zh_TW"/>
         </w:rPr>
         <w:t>都提到神與利未所立長久的約。巴比倫被擄歸回後，利未支派的人也歸回耶路撒冷（</w:t>
       </w:r>
-      <w:hyperlink r:id="rId116">
-        <w:r>
-          <w:rPr>
-            <w:lang w:val="zh_TW" w:bidi="zh_TW"/>
-          </w:rPr>
-          <w:rPr>
-            <w:color w:val="0000EE"/>
-            <w:u w:val="single"/>
-          </w:rPr>
-          <w:t>拉2:36–42</w:t>
-        </w:r>
-      </w:hyperlink>
+      <w:r>
+        <w:rPr>
+          <w:lang w:val="zh_TW" w:bidi="zh_TW"/>
+        </w:rPr>
+        <w:t>拉2:36–42</w:t>
+      </w:r>
       <w:r>
         <w:rPr>
           <w:lang w:val="zh_TW" w:bidi="zh_TW"/>
@@ -3452,18 +2792,12 @@
         </w:rPr>
         <w:t>在新約聖經中，早期教會的重要人物巴拿巴是一位利未人（</w:t>
       </w:r>
-      <w:hyperlink r:id="rId117">
-        <w:r>
-          <w:rPr>
-            <w:lang w:val="zh_TW" w:bidi="zh_TW"/>
-          </w:rPr>
-          <w:rPr>
-            <w:color w:val="0000EE"/>
-            <w:u w:val="single"/>
-          </w:rPr>
-          <w:t>徒4:36</w:t>
-        </w:r>
-      </w:hyperlink>
+      <w:r>
+        <w:rPr>
+          <w:lang w:val="zh_TW" w:bidi="zh_TW"/>
+        </w:rPr>
+        <w:t>徒4:36</w:t>
+      </w:r>
       <w:r>
         <w:rPr>
           <w:lang w:val="zh_TW" w:bidi="zh_TW"/>
@@ -3551,18 +2885,12 @@
         </w:rPr>
         <w:t>這是源於由底但三個兒子中的第三位的部族。底但是亞伯拉罕與基土拉的後裔，出自約珊的家系（</w:t>
       </w:r>
-      <w:hyperlink r:id="rId56">
-        <w:r>
-          <w:rPr>
-            <w:lang w:val="zh_TW" w:bidi="zh_TW"/>
-          </w:rPr>
-          <w:rPr>
-            <w:color w:val="0000EE"/>
-            <w:u w:val="single"/>
-          </w:rPr>
-          <w:t>創25:3</w:t>
-        </w:r>
-      </w:hyperlink>
+      <w:r>
+        <w:rPr>
+          <w:lang w:val="zh_TW" w:bidi="zh_TW"/>
+        </w:rPr>
+        <w:t>創25:3</w:t>
+      </w:r>
       <w:r>
         <w:rPr>
           <w:lang w:val="zh_TW" w:bidi="zh_TW"/>
@@ -3617,18 +2945,12 @@
         </w:rPr>
         <w:t>這是由寧錄在尼尼微和迦拉之間建造的城市（</w:t>
       </w:r>
-      <w:hyperlink r:id="rId118">
-        <w:r>
-          <w:rPr>
-            <w:lang w:val="zh_TW" w:bidi="zh_TW"/>
-          </w:rPr>
-          <w:rPr>
-            <w:color w:val="0000EE"/>
-            <w:u w:val="single"/>
-          </w:rPr>
-          <w:t>創10:12</w:t>
-        </w:r>
-      </w:hyperlink>
+      <w:r>
+        <w:rPr>
+          <w:lang w:val="zh_TW" w:bidi="zh_TW"/>
+        </w:rPr>
+        <w:t>創10:12</w:t>
+      </w:r>
       <w:r>
         <w:rPr>
           <w:lang w:val="zh_TW" w:bidi="zh_TW"/>
@@ -3697,84 +3019,54 @@
         </w:rPr>
         <w:t>她是雅各的妻子，而雅各曾欺騙他的父親以撒，使以撒把原本給以掃的祝福給了他（</w:t>
       </w:r>
-      <w:hyperlink r:id="rId119">
-        <w:r>
-          <w:rPr>
-            <w:lang w:val="zh_TW" w:bidi="zh_TW"/>
-          </w:rPr>
-          <w:rPr>
-            <w:color w:val="0000EE"/>
-            <w:u w:val="single"/>
-          </w:rPr>
-          <w:t>創27:5–40</w:t>
-        </w:r>
-      </w:hyperlink>
+      <w:r>
+        <w:rPr>
+          <w:lang w:val="zh_TW" w:bidi="zh_TW"/>
+        </w:rPr>
+        <w:t>創27:5–40</w:t>
+      </w:r>
       <w:r>
         <w:rPr>
           <w:lang w:val="zh_TW" w:bidi="zh_TW"/>
         </w:rPr>
         <w:t>）。雅各為了躲避以掃的怒氣並娶妻（</w:t>
       </w:r>
-      <w:hyperlink r:id="rId120">
-        <w:r>
-          <w:rPr>
-            <w:lang w:val="zh_TW" w:bidi="zh_TW"/>
-          </w:rPr>
-          <w:rPr>
-            <w:color w:val="0000EE"/>
-            <w:u w:val="single"/>
-          </w:rPr>
-          <w:t>創27:46–28:2</w:t>
-        </w:r>
-      </w:hyperlink>
+      <w:r>
+        <w:rPr>
+          <w:lang w:val="zh_TW" w:bidi="zh_TW"/>
+        </w:rPr>
+        <w:t>創27:46–28:2</w:t>
+      </w:r>
       <w:r>
         <w:rPr>
           <w:lang w:val="zh_TW" w:bidi="zh_TW"/>
         </w:rPr>
         <w:t>），而前往他在美索不達米亞的母舅拉班那裡（</w:t>
       </w:r>
-      <w:hyperlink r:id="rId121">
-        <w:r>
-          <w:rPr>
-            <w:lang w:val="zh_TW" w:bidi="zh_TW"/>
-          </w:rPr>
-          <w:rPr>
-            <w:color w:val="0000EE"/>
-            <w:u w:val="single"/>
-          </w:rPr>
-          <w:t>創27:43，</w:t>
-        </w:r>
-      </w:hyperlink>
-      <w:hyperlink r:id="rId122">
-        <w:r>
-          <w:rPr>
-            <w:lang w:val="zh_TW" w:bidi="zh_TW"/>
-          </w:rPr>
-          <w:rPr>
-            <w:color w:val="0000EE"/>
-            <w:u w:val="single"/>
-          </w:rPr>
-          <w:t>28:2</w:t>
-        </w:r>
-      </w:hyperlink>
+      <w:r>
+        <w:rPr>
+          <w:lang w:val="zh_TW" w:bidi="zh_TW"/>
+        </w:rPr>
+        <w:t>創27:43，</w:t>
+      </w:r>
+      <w:r>
+        <w:rPr>
+          <w:lang w:val="zh_TW" w:bidi="zh_TW"/>
+        </w:rPr>
+        <w:t>28:2</w:t>
+      </w:r>
       <w:r>
         <w:rPr>
           <w:lang w:val="zh_TW" w:bidi="zh_TW"/>
         </w:rPr>
         <w:t>）。他愛上了拉班的小女兒拉結，並答應為拉班工作七年，以娶她為妻（</w:t>
       </w:r>
-      <w:hyperlink r:id="rId123">
-        <w:r>
-          <w:rPr>
-            <w:lang w:val="zh_TW" w:bidi="zh_TW"/>
-          </w:rPr>
-          <w:rPr>
-            <w:color w:val="0000EE"/>
-            <w:u w:val="single"/>
-          </w:rPr>
-          <w:t>創29:17–18</w:t>
-        </w:r>
-      </w:hyperlink>
+      <w:r>
+        <w:rPr>
+          <w:lang w:val="zh_TW" w:bidi="zh_TW"/>
+        </w:rPr>
+        <w:t>創29:17–18</w:t>
+      </w:r>
       <w:r>
         <w:rPr>
           <w:lang w:val="zh_TW" w:bidi="zh_TW"/>
@@ -3795,54 +3087,36 @@
         </w:rPr>
         <w:t>到成親的時候，拉班欺騙雅各，把年長的女兒利亞嫁給他，而不是拉結（</w:t>
       </w:r>
-      <w:hyperlink r:id="rId124">
-        <w:r>
-          <w:rPr>
-            <w:lang w:val="zh_TW" w:bidi="zh_TW"/>
-          </w:rPr>
-          <w:rPr>
-            <w:color w:val="0000EE"/>
-            <w:u w:val="single"/>
-          </w:rPr>
-          <w:t>創29:21–25</w:t>
-        </w:r>
-      </w:hyperlink>
+      <w:r>
+        <w:rPr>
+          <w:lang w:val="zh_TW" w:bidi="zh_TW"/>
+        </w:rPr>
+        <w:t>創29:21–25</w:t>
+      </w:r>
       <w:r>
         <w:rPr>
           <w:lang w:val="zh_TW" w:bidi="zh_TW"/>
         </w:rPr>
         <w:t>）。拉班辯稱，必須先讓大女兒出嫁（</w:t>
       </w:r>
-      <w:hyperlink r:id="rId125">
-        <w:r>
-          <w:rPr>
-            <w:lang w:val="zh_TW" w:bidi="zh_TW"/>
-          </w:rPr>
-          <w:rPr>
-            <w:color w:val="0000EE"/>
-            <w:u w:val="single"/>
-          </w:rPr>
-          <w:t>創29:26</w:t>
-        </w:r>
-      </w:hyperlink>
+      <w:r>
+        <w:rPr>
+          <w:lang w:val="zh_TW" w:bidi="zh_TW"/>
+        </w:rPr>
+        <w:t>創29:26</w:t>
+      </w:r>
       <w:r>
         <w:rPr>
           <w:lang w:val="zh_TW" w:bidi="zh_TW"/>
         </w:rPr>
         <w:t>）。經文形容利亞「眼睛沒有神氣」，拉結卻「生得美貌俊秀」（</w:t>
       </w:r>
-      <w:hyperlink r:id="rId126">
-        <w:r>
-          <w:rPr>
-            <w:lang w:val="zh_TW" w:bidi="zh_TW"/>
-          </w:rPr>
-          <w:rPr>
-            <w:color w:val="0000EE"/>
-            <w:u w:val="single"/>
-          </w:rPr>
-          <w:t>創29:17</w:t>
-        </w:r>
-      </w:hyperlink>
+      <w:r>
+        <w:rPr>
+          <w:lang w:val="zh_TW" w:bidi="zh_TW"/>
+        </w:rPr>
+        <w:t>創29:17</w:t>
+      </w:r>
       <w:r>
         <w:rPr>
           <w:lang w:val="zh_TW" w:bidi="zh_TW"/>
@@ -3863,36 +3137,24 @@
         </w:rPr>
         <w:t>雅各為了娶他深愛的拉結，再為拉班工作七年（</w:t>
       </w:r>
-      <w:hyperlink r:id="rId127">
-        <w:r>
-          <w:rPr>
-            <w:lang w:val="zh_TW" w:bidi="zh_TW"/>
-          </w:rPr>
-          <w:rPr>
-            <w:color w:val="0000EE"/>
-            <w:u w:val="single"/>
-          </w:rPr>
-          <w:t>創29:20</w:t>
-        </w:r>
-      </w:hyperlink>
+      <w:r>
+        <w:rPr>
+          <w:lang w:val="zh_TW" w:bidi="zh_TW"/>
+        </w:rPr>
+        <w:t>創29:20</w:t>
+      </w:r>
       <w:r>
         <w:rPr>
           <w:lang w:val="zh_TW" w:bidi="zh_TW"/>
         </w:rPr>
         <w:t>）。利亞不像拉結那樣得寵，但她在拉結還沒有生子以前，已經生了六個兒子和一個女兒（</w:t>
       </w:r>
-      <w:hyperlink r:id="rId128">
-        <w:r>
-          <w:rPr>
-            <w:lang w:val="zh_TW" w:bidi="zh_TW"/>
-          </w:rPr>
-          <w:rPr>
-            <w:color w:val="0000EE"/>
-            <w:u w:val="single"/>
-          </w:rPr>
-          <w:t>創29:31–30:22</w:t>
-        </w:r>
-      </w:hyperlink>
+      <w:r>
+        <w:rPr>
+          <w:lang w:val="zh_TW" w:bidi="zh_TW"/>
+        </w:rPr>
+        <w:t>創29:31–30:22</w:t>
+      </w:r>
       <w:r>
         <w:rPr>
           <w:lang w:val="zh_TW" w:bidi="zh_TW"/>
@@ -4043,18 +3305,12 @@
         </w:rPr>
         <w:t>拉結因不能生育而深感痛苦，她甚至為了懷孕而跟利亞交換了風茄──人們認為有助受孕的植物（</w:t>
       </w:r>
-      <w:hyperlink r:id="rId129">
-        <w:r>
-          <w:rPr>
-            <w:lang w:val="zh_TW" w:bidi="zh_TW"/>
-          </w:rPr>
-          <w:rPr>
-            <w:color w:val="0000EE"/>
-            <w:u w:val="single"/>
-          </w:rPr>
-          <w:t>創30:14–17</w:t>
-        </w:r>
-      </w:hyperlink>
+      <w:r>
+        <w:rPr>
+          <w:lang w:val="zh_TW" w:bidi="zh_TW"/>
+        </w:rPr>
+        <w:t>創30:14–17</w:t>
+      </w:r>
       <w:r>
         <w:rPr>
           <w:lang w:val="zh_TW" w:bidi="zh_TW"/>
@@ -4075,66 +3331,42 @@
         </w:rPr>
         <w:t>利亞的眾兒子在以色列歷史上佔有重要地位。她的兒子利未成了祭司的先祖，而猶大成了君王家系的先祖，耶穌基督正是從這個家系而來（</w:t>
       </w:r>
-      <w:hyperlink r:id="rId130">
-        <w:r>
-          <w:rPr>
-            <w:lang w:val="zh_TW" w:bidi="zh_TW"/>
-          </w:rPr>
-          <w:rPr>
-            <w:color w:val="0000EE"/>
-            <w:u w:val="single"/>
-          </w:rPr>
-          <w:t>創3:15，</w:t>
-        </w:r>
-      </w:hyperlink>
-      <w:hyperlink r:id="rId131">
-        <w:r>
-          <w:rPr>
-            <w:lang w:val="zh_TW" w:bidi="zh_TW"/>
-          </w:rPr>
-          <w:rPr>
-            <w:color w:val="0000EE"/>
-            <w:u w:val="single"/>
-          </w:rPr>
-          <w:t>12:2–3</w:t>
-        </w:r>
-      </w:hyperlink>
+      <w:r>
+        <w:rPr>
+          <w:lang w:val="zh_TW" w:bidi="zh_TW"/>
+        </w:rPr>
+        <w:t>創3:15，</w:t>
+      </w:r>
+      <w:r>
+        <w:rPr>
+          <w:lang w:val="zh_TW" w:bidi="zh_TW"/>
+        </w:rPr>
+        <w:t>12:2–3</w:t>
+      </w:r>
       <w:r>
         <w:rPr>
           <w:lang w:val="zh_TW" w:bidi="zh_TW"/>
         </w:rPr>
         <w:t>；</w:t>
       </w:r>
-      <w:hyperlink r:id="rId132">
-        <w:r>
-          <w:rPr>
-            <w:lang w:val="zh_TW" w:bidi="zh_TW"/>
-          </w:rPr>
-          <w:rPr>
-            <w:color w:val="0000EE"/>
-            <w:u w:val="single"/>
-          </w:rPr>
-          <w:t>撒下7:16</w:t>
-        </w:r>
-      </w:hyperlink>
+      <w:r>
+        <w:rPr>
+          <w:lang w:val="zh_TW" w:bidi="zh_TW"/>
+        </w:rPr>
+        <w:t>撒下7:16</w:t>
+      </w:r>
       <w:r>
         <w:rPr>
           <w:lang w:val="zh_TW" w:bidi="zh_TW"/>
         </w:rPr>
         <w:t>；</w:t>
       </w:r>
-      <w:hyperlink r:id="rId133">
-        <w:r>
-          <w:rPr>
-            <w:lang w:val="zh_TW" w:bidi="zh_TW"/>
-          </w:rPr>
-          <w:rPr>
-            <w:color w:val="0000EE"/>
-            <w:u w:val="single"/>
-          </w:rPr>
-          <w:t>太1:1</w:t>
-        </w:r>
-      </w:hyperlink>
+      <w:r>
+        <w:rPr>
+          <w:lang w:val="zh_TW" w:bidi="zh_TW"/>
+        </w:rPr>
+        <w:t>太1:1</w:t>
+      </w:r>
       <w:r>
         <w:rPr>
           <w:lang w:val="zh_TW" w:bidi="zh_TW"/>
@@ -4216,36 +3448,24 @@
         </w:rPr>
         <w:t>有英文譯本把原產於巴勒斯坦的楓樹（plane tree）誤譯為栗樹（</w:t>
       </w:r>
-      <w:hyperlink r:id="rId134">
-        <w:r>
-          <w:rPr>
-            <w:lang w:val="zh_TW" w:bidi="zh_TW"/>
-          </w:rPr>
-          <w:rPr>
-            <w:color w:val="0000EE"/>
-            <w:u w:val="single"/>
-          </w:rPr>
-          <w:t>創30:37</w:t>
-        </w:r>
-      </w:hyperlink>
+      <w:r>
+        <w:rPr>
+          <w:lang w:val="zh_TW" w:bidi="zh_TW"/>
+        </w:rPr>
+        <w:t>創30:37</w:t>
+      </w:r>
       <w:r>
         <w:rPr>
           <w:lang w:val="zh_TW" w:bidi="zh_TW"/>
         </w:rPr>
         <w:t>；</w:t>
       </w:r>
-      <w:hyperlink r:id="rId135">
-        <w:r>
-          <w:rPr>
-            <w:lang w:val="zh_TW" w:bidi="zh_TW"/>
-          </w:rPr>
-          <w:rPr>
-            <w:color w:val="0000EE"/>
-            <w:u w:val="single"/>
-          </w:rPr>
-          <w:t>結31:8</w:t>
-        </w:r>
-      </w:hyperlink>
+      <w:r>
+        <w:rPr>
+          <w:lang w:val="zh_TW" w:bidi="zh_TW"/>
+        </w:rPr>
+        <w:t>結31:8</w:t>
+      </w:r>
       <w:r>
         <w:rPr>
           <w:lang w:val="zh_TW" w:bidi="zh_TW"/>
@@ -4325,36 +3545,24 @@
         </w:rPr>
         <w:t>彼土利的女兒，也是族長以撒的妻子。她的名字意為「豐滿」或「選擇」，在創世記中出現了31次（主要在第</w:t>
       </w:r>
-      <w:hyperlink r:id="rId136">
-        <w:r>
-          <w:rPr>
-            <w:lang w:val="zh_TW" w:bidi="zh_TW"/>
-          </w:rPr>
-          <w:rPr>
-            <w:color w:val="0000EE"/>
-            <w:u w:val="single"/>
-          </w:rPr>
-          <w:t>24–27</w:t>
-        </w:r>
-      </w:hyperlink>
+      <w:r>
+        <w:rPr>
+          <w:lang w:val="zh_TW" w:bidi="zh_TW"/>
+        </w:rPr>
+        <w:t>24–27</w:t>
+      </w:r>
       <w:r>
         <w:rPr>
           <w:lang w:val="zh_TW" w:bidi="zh_TW"/>
         </w:rPr>
         <w:t>章），並在</w:t>
       </w:r>
-      <w:hyperlink r:id="rId137">
-        <w:r>
-          <w:rPr>
-            <w:lang w:val="zh_TW" w:bidi="zh_TW"/>
-          </w:rPr>
-          <w:rPr>
-            <w:color w:val="0000EE"/>
-            <w:u w:val="single"/>
-          </w:rPr>
-          <w:t>羅馬書九章10節</w:t>
-        </w:r>
-      </w:hyperlink>
+      <w:r>
+        <w:rPr>
+          <w:lang w:val="zh_TW" w:bidi="zh_TW"/>
+        </w:rPr>
+        <w:t>羅馬書九章10節</w:t>
+      </w:r>
       <w:r>
         <w:rPr>
           <w:lang w:val="zh_TW" w:bidi="zh_TW"/>
@@ -4375,18 +3583,12 @@
         </w:rPr>
         <w:t>利百加的父親是彼土利，而彼土利是密迦和拿鶴的兒子，拿鶴是亞伯拉罕的兄弟（</w:t>
       </w:r>
-      <w:hyperlink r:id="rId138">
-        <w:r>
-          <w:rPr>
-            <w:lang w:val="zh_TW" w:bidi="zh_TW"/>
-          </w:rPr>
-          <w:rPr>
-            <w:color w:val="0000EE"/>
-            <w:u w:val="single"/>
-          </w:rPr>
-          <w:t>創22:20–23</w:t>
-        </w:r>
-      </w:hyperlink>
+      <w:r>
+        <w:rPr>
+          <w:lang w:val="zh_TW" w:bidi="zh_TW"/>
+        </w:rPr>
+        <w:t>創22:20–23</w:t>
+      </w:r>
       <w:r>
         <w:rPr>
           <w:lang w:val="zh_TW" w:bidi="zh_TW"/>
@@ -4401,18 +3603,12 @@
           <w:lang w:val="zh_TW" w:bidi="zh_TW"/>
         </w:rPr>
       </w:r>
-      <w:hyperlink r:id="rId139">
-        <w:r>
-          <w:rPr>
-            <w:lang w:val="zh_TW" w:bidi="zh_TW"/>
-          </w:rPr>
-          <w:rPr>
-            <w:color w:val="0000EE"/>
-            <w:u w:val="single"/>
-          </w:rPr>
-          <w:t>創世記二十四章</w:t>
-        </w:r>
-      </w:hyperlink>
+      <w:r>
+        <w:rPr>
+          <w:lang w:val="zh_TW" w:bidi="zh_TW"/>
+        </w:rPr>
+        <w:t>創世記二十四章</w:t>
+      </w:r>
       <w:r>
         <w:rPr>
           <w:lang w:val="zh_TW" w:bidi="zh_TW"/>
@@ -4433,36 +3629,24 @@
         </w:rPr>
         <w:t>利百加生了雙胞胎，以掃和雅各（</w:t>
       </w:r>
-      <w:hyperlink r:id="rId140">
-        <w:r>
-          <w:rPr>
-            <w:lang w:val="zh_TW" w:bidi="zh_TW"/>
-          </w:rPr>
-          <w:rPr>
-            <w:color w:val="0000EE"/>
-            <w:u w:val="single"/>
-          </w:rPr>
-          <w:t>25:20–27</w:t>
-        </w:r>
-      </w:hyperlink>
+      <w:r>
+        <w:rPr>
+          <w:lang w:val="zh_TW" w:bidi="zh_TW"/>
+        </w:rPr>
+        <w:t>25:20–27</w:t>
+      </w:r>
       <w:r>
         <w:rPr>
           <w:lang w:val="zh_TW" w:bidi="zh_TW"/>
         </w:rPr>
         <w:t>）。她偏愛弟弟雅各勝過以掃，並和雅各一起欺騙她的丈夫以確保雅各能獲得長子的權利。她出主意，讓雅各摸上去、看上去、聞起來都像常在野外的以掃。此外，她還準備了以撒最喜愛的菜餚以促成此事（</w:t>
       </w:r>
-      <w:hyperlink r:id="rId141">
-        <w:r>
-          <w:rPr>
-            <w:lang w:val="zh_TW" w:bidi="zh_TW"/>
-          </w:rPr>
-          <w:rPr>
-            <w:color w:val="0000EE"/>
-            <w:u w:val="single"/>
-          </w:rPr>
-          <w:t>27:5–17</w:t>
-        </w:r>
-      </w:hyperlink>
+      <w:r>
+        <w:rPr>
+          <w:lang w:val="zh_TW" w:bidi="zh_TW"/>
+        </w:rPr>
+        <w:t>27:5–17</w:t>
+      </w:r>
       <w:r>
         <w:rPr>
           <w:lang w:val="zh_TW" w:bidi="zh_TW"/>
@@ -4483,18 +3667,12 @@
         </w:rPr>
         <w:t>聖經對她一生的記載不多，但記載她被埋葬在幔利附近麥比拉的洞中，與她的丈夫葬在一起（</w:t>
       </w:r>
-      <w:hyperlink r:id="rId142">
-        <w:r>
-          <w:rPr>
-            <w:lang w:val="zh_TW" w:bidi="zh_TW"/>
-          </w:rPr>
-          <w:rPr>
-            <w:color w:val="0000EE"/>
-            <w:u w:val="single"/>
-          </w:rPr>
-          <w:t>49:31</w:t>
-        </w:r>
-      </w:hyperlink>
+      <w:r>
+        <w:rPr>
+          <w:lang w:val="zh_TW" w:bidi="zh_TW"/>
+        </w:rPr>
+        <w:t>49:31</w:t>
+      </w:r>
       <w:r>
         <w:rPr>
           <w:lang w:val="zh_TW" w:bidi="zh_TW"/>
